--- a/Semester 3/Data Science/QB/unit5.docx
+++ b/Semester 3/Data Science/QB/unit5.docx
@@ -4,11 +4,13 @@
   <w:body>
     <w:p>
       <w:pPr>
-        <w:spacing w:before="100" w:beforeAutospacing="1" w:after="100" w:afterAutospacing="1" w:line="240" w:lineRule="auto"/>
+        <w:spacing w:after="0" w:line="240" w:lineRule="auto"/>
         <w:jc w:val="center"/>
         <w:outlineLvl w:val="2"/>
         <w:rPr>
           <w:rFonts w:eastAsia="Times New Roman" w:cstheme="minorHAnsi"/>
+          <w:sz w:val="16"/>
+          <w:szCs w:val="16"/>
           <w:lang w:eastAsia="en-IN"/>
         </w:rPr>
       </w:pPr>
@@ -17,8 +19,8 @@
           <w:rFonts w:eastAsia="Times New Roman" w:cstheme="minorHAnsi"/>
           <w:b/>
           <w:bCs/>
-          <w:sz w:val="36"/>
-          <w:szCs w:val="36"/>
+          <w:sz w:val="28"/>
+          <w:szCs w:val="16"/>
           <w:highlight w:val="yellow"/>
           <w:u w:val="single"/>
           <w:lang w:eastAsia="en-IN"/>
@@ -28,6 +30,8 @@
       <w:r>
         <w:rPr>
           <w:rFonts w:eastAsia="Times New Roman" w:cstheme="minorHAnsi"/>
+          <w:sz w:val="16"/>
+          <w:szCs w:val="16"/>
           <w:lang w:eastAsia="en-IN"/>
         </w:rPr>
         <w:pict>
@@ -37,152 +41,117 @@
     </w:p>
     <w:p>
       <w:pPr>
-        <w:spacing w:before="100" w:beforeAutospacing="1" w:after="100" w:afterAutospacing="1" w:line="240" w:lineRule="auto"/>
-        <w:outlineLvl w:val="2"/>
-        <w:rPr>
-          <w:rFonts w:eastAsia="Times New Roman" w:cstheme="minorHAnsi"/>
+        <w:spacing w:after="0" w:line="240" w:lineRule="auto"/>
+        <w:jc w:val="both"/>
+        <w:rPr>
+          <w:rFonts w:eastAsia="Times New Roman" w:cstheme="minorHAnsi"/>
+          <w:sz w:val="16"/>
+          <w:szCs w:val="16"/>
+          <w:lang w:eastAsia="en-IN"/>
+        </w:rPr>
+      </w:pPr>
+      <w:r>
+        <w:rPr>
+          <w:rFonts w:eastAsia="Times New Roman" w:cstheme="minorHAnsi"/>
+          <w:b/>
+          <w:sz w:val="16"/>
+          <w:szCs w:val="16"/>
+          <w:highlight w:val="yellow"/>
           <w:u w:val="single"/>
           <w:lang w:eastAsia="en-IN"/>
         </w:rPr>
-      </w:pPr>
+        <w:t>Frequent pattern mining</w:t>
+      </w:r>
+      <w:r>
+        <w:rPr>
+          <w:rFonts w:eastAsia="Times New Roman" w:cstheme="minorHAnsi"/>
+          <w:sz w:val="16"/>
+          <w:szCs w:val="16"/>
+          <w:lang w:eastAsia="en-IN"/>
+        </w:rPr>
+        <w:t xml:space="preserve"> is a key data mining technique used to discover </w:t>
+      </w:r>
       <w:r>
         <w:rPr>
           <w:rFonts w:eastAsia="Times New Roman" w:cstheme="minorHAnsi"/>
           <w:b/>
           <w:bCs/>
-          <w:highlight w:val="yellow"/>
-          <w:u w:val="single"/>
-          <w:lang w:eastAsia="en-IN"/>
-        </w:rPr>
-        <w:t xml:space="preserve">Q1. What is Frequent Pattern Mining? Explain Frequent </w:t>
-      </w:r>
-      <w:proofErr w:type="spellStart"/>
+          <w:sz w:val="16"/>
+          <w:szCs w:val="16"/>
+          <w:lang w:eastAsia="en-IN"/>
+        </w:rPr>
+        <w:t>frequent patterns, associations, correlations, or causal structures</w:t>
+      </w:r>
+      <w:r>
+        <w:rPr>
+          <w:rFonts w:eastAsia="Times New Roman" w:cstheme="minorHAnsi"/>
+          <w:sz w:val="16"/>
+          <w:szCs w:val="16"/>
+          <w:lang w:eastAsia="en-IN"/>
+        </w:rPr>
+        <w:t xml:space="preserve"> among sets of items in transactional or relational databases.</w:t>
+      </w:r>
+      <w:r>
+        <w:rPr>
+          <w:rFonts w:eastAsia="Times New Roman" w:cstheme="minorHAnsi"/>
+          <w:sz w:val="16"/>
+          <w:szCs w:val="16"/>
+          <w:lang w:eastAsia="en-IN"/>
+        </w:rPr>
+        <w:t xml:space="preserve"> </w:t>
+      </w:r>
+      <w:r>
+        <w:rPr>
+          <w:rFonts w:eastAsia="Times New Roman" w:cstheme="minorHAnsi"/>
+          <w:sz w:val="16"/>
+          <w:szCs w:val="16"/>
+          <w:lang w:eastAsia="en-IN"/>
+        </w:rPr>
+        <w:t xml:space="preserve">Its primary goal is to find itemsets that appear </w:t>
+      </w:r>
       <w:r>
         <w:rPr>
           <w:rFonts w:eastAsia="Times New Roman" w:cstheme="minorHAnsi"/>
           <w:b/>
           <w:bCs/>
-          <w:highlight w:val="yellow"/>
-          <w:u w:val="single"/>
-          <w:lang w:eastAsia="en-IN"/>
-        </w:rPr>
-        <w:t>Itemsets</w:t>
-      </w:r>
-      <w:proofErr w:type="spellEnd"/>
-      <w:r>
-        <w:rPr>
-          <w:rFonts w:eastAsia="Times New Roman" w:cstheme="minorHAnsi"/>
-          <w:b/>
-          <w:bCs/>
-          <w:highlight w:val="yellow"/>
-          <w:u w:val="single"/>
-          <w:lang w:eastAsia="en-IN"/>
-        </w:rPr>
-        <w:t xml:space="preserve">, Closed </w:t>
-      </w:r>
-      <w:proofErr w:type="spellStart"/>
-      <w:r>
-        <w:rPr>
-          <w:rFonts w:eastAsia="Times New Roman" w:cstheme="minorHAnsi"/>
-          <w:b/>
-          <w:bCs/>
-          <w:highlight w:val="yellow"/>
-          <w:u w:val="single"/>
-          <w:lang w:eastAsia="en-IN"/>
-        </w:rPr>
-        <w:t>Itemsets</w:t>
-      </w:r>
-      <w:proofErr w:type="spellEnd"/>
-      <w:r>
-        <w:rPr>
-          <w:rFonts w:eastAsia="Times New Roman" w:cstheme="minorHAnsi"/>
-          <w:b/>
-          <w:bCs/>
-          <w:highlight w:val="yellow"/>
-          <w:u w:val="single"/>
-          <w:lang w:eastAsia="en-IN"/>
-        </w:rPr>
-        <w:t>, and Association Rules with Example.</w:t>
+          <w:sz w:val="16"/>
+          <w:szCs w:val="16"/>
+          <w:lang w:eastAsia="en-IN"/>
+        </w:rPr>
+        <w:t>frequently together</w:t>
+      </w:r>
+      <w:r>
+        <w:rPr>
+          <w:rFonts w:eastAsia="Times New Roman" w:cstheme="minorHAnsi"/>
+          <w:sz w:val="16"/>
+          <w:szCs w:val="16"/>
+          <w:lang w:eastAsia="en-IN"/>
+        </w:rPr>
+        <w:t xml:space="preserve"> in a dataset.</w:t>
       </w:r>
     </w:p>
     <w:p>
       <w:pPr>
-        <w:spacing w:before="100" w:beforeAutospacing="1" w:after="100" w:afterAutospacing="1" w:line="240" w:lineRule="auto"/>
-        <w:rPr>
-          <w:rFonts w:eastAsia="Times New Roman" w:cstheme="minorHAnsi"/>
-          <w:lang w:eastAsia="en-IN"/>
-        </w:rPr>
-      </w:pPr>
-      <w:r>
-        <w:rPr>
-          <w:rFonts w:eastAsia="Times New Roman" w:cstheme="minorHAnsi"/>
-          <w:lang w:eastAsia="en-IN"/>
-        </w:rPr>
-        <w:t xml:space="preserve">Frequent pattern mining is a key data mining technique used to discover </w:t>
-      </w:r>
-      <w:r>
-        <w:rPr>
-          <w:rFonts w:eastAsia="Times New Roman" w:cstheme="minorHAnsi"/>
-          <w:b/>
-          <w:bCs/>
-          <w:lang w:eastAsia="en-IN"/>
-        </w:rPr>
-        <w:t>frequent patterns, associations, correlations, or causal structures</w:t>
-      </w:r>
-      <w:r>
-        <w:rPr>
-          <w:rFonts w:eastAsia="Times New Roman" w:cstheme="minorHAnsi"/>
-          <w:lang w:eastAsia="en-IN"/>
-        </w:rPr>
-        <w:t xml:space="preserve"> among sets of items in transactional or relational databases.</w:t>
-      </w:r>
-    </w:p>
-    <w:p>
-      <w:pPr>
-        <w:spacing w:before="100" w:beforeAutospacing="1" w:after="100" w:afterAutospacing="1" w:line="240" w:lineRule="auto"/>
-        <w:rPr>
-          <w:rFonts w:eastAsia="Times New Roman" w:cstheme="minorHAnsi"/>
-          <w:lang w:eastAsia="en-IN"/>
-        </w:rPr>
-      </w:pPr>
-      <w:r>
-        <w:rPr>
-          <w:rFonts w:eastAsia="Times New Roman" w:cstheme="minorHAnsi"/>
-          <w:lang w:eastAsia="en-IN"/>
-        </w:rPr>
-        <w:t xml:space="preserve">Its primary goal is to find </w:t>
-      </w:r>
-      <w:proofErr w:type="spellStart"/>
-      <w:r>
-        <w:rPr>
-          <w:rFonts w:eastAsia="Times New Roman" w:cstheme="minorHAnsi"/>
-          <w:lang w:eastAsia="en-IN"/>
-        </w:rPr>
-        <w:t>itemsets</w:t>
-      </w:r>
-      <w:proofErr w:type="spellEnd"/>
-      <w:r>
-        <w:rPr>
-          <w:rFonts w:eastAsia="Times New Roman" w:cstheme="minorHAnsi"/>
-          <w:lang w:eastAsia="en-IN"/>
-        </w:rPr>
-        <w:t xml:space="preserve"> that appear </w:t>
-      </w:r>
-      <w:r>
-        <w:rPr>
-          <w:rFonts w:eastAsia="Times New Roman" w:cstheme="minorHAnsi"/>
-          <w:b/>
-          <w:bCs/>
-          <w:lang w:eastAsia="en-IN"/>
-        </w:rPr>
-        <w:t>frequently together</w:t>
-      </w:r>
-      <w:r>
-        <w:rPr>
-          <w:rFonts w:eastAsia="Times New Roman" w:cstheme="minorHAnsi"/>
-          <w:lang w:eastAsia="en-IN"/>
-        </w:rPr>
-        <w:t xml:space="preserve"> in a dataset.</w:t>
+        <w:spacing w:after="0" w:line="240" w:lineRule="auto"/>
+        <w:jc w:val="both"/>
+        <w:outlineLvl w:val="2"/>
+        <w:rPr>
+          <w:rFonts w:eastAsia="Times New Roman" w:cstheme="minorHAnsi"/>
+          <w:sz w:val="16"/>
+          <w:szCs w:val="16"/>
+          <w:lang w:eastAsia="en-IN"/>
+        </w:rPr>
+      </w:pPr>
+      <w:r>
+        <w:rPr>
+          <w:rFonts w:eastAsia="Times New Roman" w:cstheme="minorHAnsi"/>
+          <w:sz w:val="16"/>
+          <w:szCs w:val="16"/>
+          <w:lang w:eastAsia="en-IN"/>
+        </w:rPr>
+        <w:pict>
+          <v:rect id="_x0000_i1026" style="width:0;height:1.5pt" o:hralign="center" o:hrstd="t" o:hr="t" fillcolor="#a0a0a0" stroked="f"/>
+        </w:pict>
       </w:r>
     </w:p>
     <w:tbl>
@@ -192,22 +161,25 @@
         <w:tblLook w:val="04A0" w:firstRow="1" w:lastRow="0" w:firstColumn="1" w:lastColumn="0" w:noHBand="0" w:noVBand="1"/>
       </w:tblPr>
       <w:tblGrid>
-        <w:gridCol w:w="1701"/>
-        <w:gridCol w:w="8981"/>
+        <w:gridCol w:w="1145"/>
+        <w:gridCol w:w="3950"/>
       </w:tblGrid>
       <w:tr>
         <w:tc>
           <w:tcPr>
             <w:tcW w:w="0" w:type="auto"/>
+            <w:shd w:val="clear" w:color="auto" w:fill="FFFF00"/>
             <w:hideMark/>
           </w:tcPr>
           <w:p>
             <w:pPr>
-              <w:jc w:val="center"/>
+              <w:jc w:val="both"/>
               <w:rPr>
                 <w:rFonts w:eastAsia="Times New Roman" w:cstheme="minorHAnsi"/>
                 <w:b/>
                 <w:bCs/>
+                <w:sz w:val="16"/>
+                <w:szCs w:val="16"/>
                 <w:lang w:eastAsia="en-IN"/>
               </w:rPr>
             </w:pPr>
@@ -216,6 +188,8 @@
                 <w:rFonts w:eastAsia="Times New Roman" w:cstheme="minorHAnsi"/>
                 <w:b/>
                 <w:bCs/>
+                <w:sz w:val="16"/>
+                <w:szCs w:val="16"/>
                 <w:lang w:eastAsia="en-IN"/>
               </w:rPr>
               <w:t>Term</w:t>
@@ -229,11 +203,13 @@
           </w:tcPr>
           <w:p>
             <w:pPr>
-              <w:jc w:val="center"/>
+              <w:jc w:val="both"/>
               <w:rPr>
                 <w:rFonts w:eastAsia="Times New Roman" w:cstheme="minorHAnsi"/>
                 <w:b/>
                 <w:bCs/>
+                <w:sz w:val="16"/>
+                <w:szCs w:val="16"/>
                 <w:lang w:eastAsia="en-IN"/>
               </w:rPr>
             </w:pPr>
@@ -242,6 +218,8 @@
                 <w:rFonts w:eastAsia="Times New Roman" w:cstheme="minorHAnsi"/>
                 <w:b/>
                 <w:bCs/>
+                <w:sz w:val="16"/>
+                <w:szCs w:val="16"/>
                 <w:lang w:eastAsia="en-IN"/>
               </w:rPr>
               <w:t>Explanation</w:t>
@@ -253,12 +231,16 @@
         <w:tc>
           <w:tcPr>
             <w:tcW w:w="0" w:type="auto"/>
+            <w:shd w:val="clear" w:color="auto" w:fill="FFFF00"/>
             <w:hideMark/>
           </w:tcPr>
           <w:p>
             <w:pPr>
-              <w:rPr>
-                <w:rFonts w:eastAsia="Times New Roman" w:cstheme="minorHAnsi"/>
+              <w:jc w:val="both"/>
+              <w:rPr>
+                <w:rFonts w:eastAsia="Times New Roman" w:cstheme="minorHAnsi"/>
+                <w:sz w:val="16"/>
+                <w:szCs w:val="16"/>
                 <w:lang w:eastAsia="en-IN"/>
               </w:rPr>
             </w:pPr>
@@ -267,21 +249,12 @@
                 <w:rFonts w:eastAsia="Times New Roman" w:cstheme="minorHAnsi"/>
                 <w:b/>
                 <w:bCs/>
-                <w:lang w:eastAsia="en-IN"/>
-              </w:rPr>
-              <w:t xml:space="preserve">Frequent </w:t>
-            </w:r>
-            <w:proofErr w:type="spellStart"/>
-            <w:r>
-              <w:rPr>
-                <w:rFonts w:eastAsia="Times New Roman" w:cstheme="minorHAnsi"/>
-                <w:b/>
-                <w:bCs/>
-                <w:lang w:eastAsia="en-IN"/>
-              </w:rPr>
-              <w:t>Itemsets</w:t>
-            </w:r>
-            <w:proofErr w:type="spellEnd"/>
+                <w:sz w:val="16"/>
+                <w:szCs w:val="16"/>
+                <w:lang w:eastAsia="en-IN"/>
+              </w:rPr>
+              <w:t>Frequent Itemsets</w:t>
+            </w:r>
           </w:p>
         </w:tc>
         <w:tc>
@@ -291,14 +264,19 @@
           </w:tcPr>
           <w:p>
             <w:pPr>
-              <w:rPr>
-                <w:rFonts w:eastAsia="Times New Roman" w:cstheme="minorHAnsi"/>
+              <w:jc w:val="both"/>
+              <w:rPr>
+                <w:rFonts w:eastAsia="Times New Roman" w:cstheme="minorHAnsi"/>
+                <w:sz w:val="16"/>
+                <w:szCs w:val="16"/>
                 <w:lang w:eastAsia="en-IN"/>
               </w:rPr>
             </w:pPr>
             <w:r>
               <w:rPr>
                 <w:rFonts w:eastAsia="Times New Roman" w:cstheme="minorHAnsi"/>
+                <w:sz w:val="16"/>
+                <w:szCs w:val="16"/>
                 <w:lang w:eastAsia="en-IN"/>
               </w:rPr>
               <w:t>Sets of items that appear together in transactions with frequency (support) above a threshold.</w:t>
@@ -310,12 +288,16 @@
         <w:tc>
           <w:tcPr>
             <w:tcW w:w="0" w:type="auto"/>
+            <w:shd w:val="clear" w:color="auto" w:fill="FFFF00"/>
             <w:hideMark/>
           </w:tcPr>
           <w:p>
             <w:pPr>
-              <w:rPr>
-                <w:rFonts w:eastAsia="Times New Roman" w:cstheme="minorHAnsi"/>
+              <w:jc w:val="both"/>
+              <w:rPr>
+                <w:rFonts w:eastAsia="Times New Roman" w:cstheme="minorHAnsi"/>
+                <w:sz w:val="16"/>
+                <w:szCs w:val="16"/>
                 <w:lang w:eastAsia="en-IN"/>
               </w:rPr>
             </w:pPr>
@@ -324,21 +306,12 @@
                 <w:rFonts w:eastAsia="Times New Roman" w:cstheme="minorHAnsi"/>
                 <w:b/>
                 <w:bCs/>
-                <w:lang w:eastAsia="en-IN"/>
-              </w:rPr>
-              <w:t xml:space="preserve">Closed </w:t>
-            </w:r>
-            <w:proofErr w:type="spellStart"/>
-            <w:r>
-              <w:rPr>
-                <w:rFonts w:eastAsia="Times New Roman" w:cstheme="minorHAnsi"/>
-                <w:b/>
-                <w:bCs/>
-                <w:lang w:eastAsia="en-IN"/>
-              </w:rPr>
-              <w:t>Itemsets</w:t>
-            </w:r>
-            <w:proofErr w:type="spellEnd"/>
+                <w:sz w:val="16"/>
+                <w:szCs w:val="16"/>
+                <w:lang w:eastAsia="en-IN"/>
+              </w:rPr>
+              <w:t>Closed Itemsets</w:t>
+            </w:r>
           </w:p>
         </w:tc>
         <w:tc>
@@ -348,33 +321,22 @@
           </w:tcPr>
           <w:p>
             <w:pPr>
-              <w:rPr>
-                <w:rFonts w:eastAsia="Times New Roman" w:cstheme="minorHAnsi"/>
+              <w:jc w:val="both"/>
+              <w:rPr>
+                <w:rFonts w:eastAsia="Times New Roman" w:cstheme="minorHAnsi"/>
+                <w:sz w:val="16"/>
+                <w:szCs w:val="16"/>
                 <w:lang w:eastAsia="en-IN"/>
               </w:rPr>
             </w:pPr>
             <w:r>
               <w:rPr>
                 <w:rFonts w:eastAsia="Times New Roman" w:cstheme="minorHAnsi"/>
-                <w:lang w:eastAsia="en-IN"/>
-              </w:rPr>
-              <w:t xml:space="preserve">Frequent </w:t>
-            </w:r>
-            <w:proofErr w:type="spellStart"/>
-            <w:r>
-              <w:rPr>
-                <w:rFonts w:eastAsia="Times New Roman" w:cstheme="minorHAnsi"/>
-                <w:lang w:eastAsia="en-IN"/>
-              </w:rPr>
-              <w:t>itemsets</w:t>
-            </w:r>
-            <w:proofErr w:type="spellEnd"/>
-            <w:r>
-              <w:rPr>
-                <w:rFonts w:eastAsia="Times New Roman" w:cstheme="minorHAnsi"/>
-                <w:lang w:eastAsia="en-IN"/>
-              </w:rPr>
-              <w:t xml:space="preserve"> where none of its supersets has the same support count. They represent maximal information without redundancy.</w:t>
+                <w:sz w:val="16"/>
+                <w:szCs w:val="16"/>
+                <w:lang w:eastAsia="en-IN"/>
+              </w:rPr>
+              <w:t>Frequent itemsets where none of its supersets has the same support count. They represent maximal information without redundancy.</w:t>
             </w:r>
           </w:p>
         </w:tc>
@@ -383,12 +345,16 @@
         <w:tc>
           <w:tcPr>
             <w:tcW w:w="0" w:type="auto"/>
+            <w:shd w:val="clear" w:color="auto" w:fill="FFFF00"/>
             <w:hideMark/>
           </w:tcPr>
           <w:p>
             <w:pPr>
-              <w:rPr>
-                <w:rFonts w:eastAsia="Times New Roman" w:cstheme="minorHAnsi"/>
+              <w:jc w:val="both"/>
+              <w:rPr>
+                <w:rFonts w:eastAsia="Times New Roman" w:cstheme="minorHAnsi"/>
+                <w:sz w:val="16"/>
+                <w:szCs w:val="16"/>
                 <w:lang w:eastAsia="en-IN"/>
               </w:rPr>
             </w:pPr>
@@ -397,6 +363,8 @@
                 <w:rFonts w:eastAsia="Times New Roman" w:cstheme="minorHAnsi"/>
                 <w:b/>
                 <w:bCs/>
+                <w:sz w:val="16"/>
+                <w:szCs w:val="16"/>
                 <w:lang w:eastAsia="en-IN"/>
               </w:rPr>
               <w:t>Association Rules</w:t>
@@ -410,14 +378,19 @@
           </w:tcPr>
           <w:p>
             <w:pPr>
-              <w:rPr>
-                <w:rFonts w:eastAsia="Times New Roman" w:cstheme="minorHAnsi"/>
+              <w:jc w:val="both"/>
+              <w:rPr>
+                <w:rFonts w:eastAsia="Times New Roman" w:cstheme="minorHAnsi"/>
+                <w:sz w:val="16"/>
+                <w:szCs w:val="16"/>
                 <w:lang w:eastAsia="en-IN"/>
               </w:rPr>
             </w:pPr>
             <w:r>
               <w:rPr>
                 <w:rFonts w:eastAsia="Times New Roman" w:cstheme="minorHAnsi"/>
+                <w:sz w:val="16"/>
+                <w:szCs w:val="16"/>
                 <w:lang w:eastAsia="en-IN"/>
               </w:rPr>
               <w:t>Implication expressions of the form A</w:t>
@@ -425,6 +398,8 @@
             <w:r>
               <w:rPr>
                 <w:rFonts w:ascii="Cambria Math" w:eastAsia="Times New Roman" w:hAnsi="Cambria Math" w:cs="Cambria Math"/>
+                <w:sz w:val="16"/>
+                <w:szCs w:val="16"/>
                 <w:lang w:eastAsia="en-IN"/>
               </w:rPr>
               <w:t>⇒</w:t>
@@ -432,57 +407,31 @@
             <w:r>
               <w:rPr>
                 <w:rFonts w:eastAsia="Times New Roman" w:cstheme="minorHAnsi"/>
-                <w:lang w:eastAsia="en-IN"/>
-              </w:rPr>
-              <w:t>BA \</w:t>
-            </w:r>
-            <w:proofErr w:type="spellStart"/>
-            <w:r>
-              <w:rPr>
-                <w:rFonts w:eastAsia="Times New Roman" w:cstheme="minorHAnsi"/>
-                <w:lang w:eastAsia="en-IN"/>
-              </w:rPr>
-              <w:t>Rightarrow</w:t>
-            </w:r>
-            <w:proofErr w:type="spellEnd"/>
-            <w:r>
-              <w:rPr>
-                <w:rFonts w:eastAsia="Times New Roman" w:cstheme="minorHAnsi"/>
-                <w:lang w:eastAsia="en-IN"/>
-              </w:rPr>
-              <w:t xml:space="preserve"> B, meaning if </w:t>
-            </w:r>
-            <w:proofErr w:type="spellStart"/>
-            <w:r>
-              <w:rPr>
-                <w:rFonts w:eastAsia="Times New Roman" w:cstheme="minorHAnsi"/>
-                <w:lang w:eastAsia="en-IN"/>
-              </w:rPr>
-              <w:t>itemset</w:t>
-            </w:r>
-            <w:proofErr w:type="spellEnd"/>
-            <w:r>
-              <w:rPr>
-                <w:rFonts w:eastAsia="Times New Roman" w:cstheme="minorHAnsi"/>
-                <w:lang w:eastAsia="en-IN"/>
-              </w:rPr>
-              <w:t xml:space="preserve"> AA occurs, then </w:t>
-            </w:r>
-            <w:proofErr w:type="spellStart"/>
-            <w:r>
-              <w:rPr>
-                <w:rFonts w:eastAsia="Times New Roman" w:cstheme="minorHAnsi"/>
-                <w:lang w:eastAsia="en-IN"/>
-              </w:rPr>
-              <w:t>itemset</w:t>
-            </w:r>
-            <w:proofErr w:type="spellEnd"/>
-            <w:r>
-              <w:rPr>
-                <w:rFonts w:eastAsia="Times New Roman" w:cstheme="minorHAnsi"/>
-                <w:lang w:eastAsia="en-IN"/>
-              </w:rPr>
-              <w:t xml:space="preserve"> BB is likely to occur as well.</w:t>
+                <w:sz w:val="16"/>
+                <w:szCs w:val="16"/>
+                <w:lang w:eastAsia="en-IN"/>
+              </w:rPr>
+              <w:t xml:space="preserve">B, meaning if itemset A occurs, </w:t>
+            </w:r>
+            <w:proofErr w:type="gramStart"/>
+            <w:r>
+              <w:rPr>
+                <w:rFonts w:eastAsia="Times New Roman" w:cstheme="minorHAnsi"/>
+                <w:sz w:val="16"/>
+                <w:szCs w:val="16"/>
+                <w:lang w:eastAsia="en-IN"/>
+              </w:rPr>
+              <w:t>then</w:t>
+            </w:r>
+            <w:proofErr w:type="gramEnd"/>
+            <w:r>
+              <w:rPr>
+                <w:rFonts w:eastAsia="Times New Roman" w:cstheme="minorHAnsi"/>
+                <w:sz w:val="16"/>
+                <w:szCs w:val="16"/>
+                <w:lang w:eastAsia="en-IN"/>
+              </w:rPr>
+              <w:t xml:space="preserve"> itemset B is likely to occur as well.</w:t>
             </w:r>
           </w:p>
         </w:tc>
@@ -490,12 +439,40 @@
     </w:tbl>
     <w:p>
       <w:pPr>
-        <w:spacing w:before="100" w:beforeAutospacing="1" w:after="100" w:afterAutospacing="1" w:line="240" w:lineRule="auto"/>
+        <w:spacing w:after="0" w:line="240" w:lineRule="auto"/>
+        <w:jc w:val="both"/>
+        <w:outlineLvl w:val="2"/>
+        <w:rPr>
+          <w:rFonts w:eastAsia="Times New Roman" w:cstheme="minorHAnsi"/>
+          <w:sz w:val="16"/>
+          <w:szCs w:val="16"/>
+          <w:lang w:eastAsia="en-IN"/>
+        </w:rPr>
+      </w:pPr>
+      <w:r>
+        <w:rPr>
+          <w:rFonts w:eastAsia="Times New Roman" w:cstheme="minorHAnsi"/>
+          <w:sz w:val="16"/>
+          <w:szCs w:val="16"/>
+          <w:lang w:eastAsia="en-IN"/>
+        </w:rPr>
+        <w:pict>
+          <v:rect id="_x0000_i1027" style="width:0;height:1.5pt" o:hralign="center" o:hrstd="t" o:hr="t" fillcolor="#a0a0a0" stroked="f"/>
+        </w:pict>
+      </w:r>
+    </w:p>
+    <w:p>
+      <w:pPr>
+        <w:spacing w:after="0" w:line="240" w:lineRule="auto"/>
+        <w:jc w:val="both"/>
         <w:outlineLvl w:val="2"/>
         <w:rPr>
           <w:rFonts w:eastAsia="Times New Roman" w:cstheme="minorHAnsi"/>
           <w:b/>
           <w:bCs/>
+          <w:sz w:val="16"/>
+          <w:szCs w:val="16"/>
+          <w:u w:val="single"/>
           <w:lang w:eastAsia="en-IN"/>
         </w:rPr>
       </w:pPr>
@@ -504,6 +481,10 @@
           <w:rFonts w:eastAsia="Times New Roman" w:cstheme="minorHAnsi"/>
           <w:b/>
           <w:bCs/>
+          <w:sz w:val="16"/>
+          <w:szCs w:val="16"/>
+          <w:highlight w:val="yellow"/>
+          <w:u w:val="single"/>
           <w:lang w:eastAsia="en-IN"/>
         </w:rPr>
         <w:t>Example:</w:t>
@@ -513,6 +494,10 @@
           <w:rFonts w:eastAsia="Times New Roman" w:cstheme="minorHAnsi"/>
           <w:b/>
           <w:bCs/>
+          <w:sz w:val="16"/>
+          <w:szCs w:val="16"/>
+          <w:highlight w:val="yellow"/>
+          <w:u w:val="single"/>
           <w:lang w:eastAsia="en-IN"/>
         </w:rPr>
         <w:t xml:space="preserve"> </w:t>
@@ -520,6 +505,10 @@
       <w:r>
         <w:rPr>
           <w:rFonts w:eastAsia="Times New Roman" w:cstheme="minorHAnsi"/>
+          <w:sz w:val="16"/>
+          <w:szCs w:val="16"/>
+          <w:highlight w:val="yellow"/>
+          <w:u w:val="single"/>
           <w:lang w:eastAsia="en-IN"/>
         </w:rPr>
         <w:t>Consider a transaction dataset:</w:t>
@@ -533,8 +522,8 @@
         <w:tblLook w:val="04A0" w:firstRow="1" w:lastRow="0" w:firstColumn="1" w:lastColumn="0" w:noHBand="0" w:noVBand="1"/>
       </w:tblPr>
       <w:tblGrid>
-        <w:gridCol w:w="1532"/>
-        <w:gridCol w:w="2455"/>
+        <w:gridCol w:w="1174"/>
+        <w:gridCol w:w="1844"/>
       </w:tblGrid>
       <w:tr>
         <w:trPr>
@@ -547,11 +536,13 @@
           </w:tcPr>
           <w:p>
             <w:pPr>
-              <w:jc w:val="center"/>
+              <w:jc w:val="both"/>
               <w:rPr>
                 <w:rFonts w:eastAsia="Times New Roman" w:cstheme="minorHAnsi"/>
                 <w:b/>
                 <w:bCs/>
+                <w:sz w:val="16"/>
+                <w:szCs w:val="16"/>
                 <w:lang w:eastAsia="en-IN"/>
               </w:rPr>
             </w:pPr>
@@ -560,6 +551,8 @@
                 <w:rFonts w:eastAsia="Times New Roman" w:cstheme="minorHAnsi"/>
                 <w:b/>
                 <w:bCs/>
+                <w:sz w:val="16"/>
+                <w:szCs w:val="16"/>
                 <w:lang w:eastAsia="en-IN"/>
               </w:rPr>
               <w:t>Transaction ID</w:t>
@@ -573,11 +566,13 @@
           </w:tcPr>
           <w:p>
             <w:pPr>
-              <w:jc w:val="center"/>
+              <w:jc w:val="both"/>
               <w:rPr>
                 <w:rFonts w:eastAsia="Times New Roman" w:cstheme="minorHAnsi"/>
                 <w:b/>
                 <w:bCs/>
+                <w:sz w:val="16"/>
+                <w:szCs w:val="16"/>
                 <w:lang w:eastAsia="en-IN"/>
               </w:rPr>
             </w:pPr>
@@ -586,6 +581,8 @@
                 <w:rFonts w:eastAsia="Times New Roman" w:cstheme="minorHAnsi"/>
                 <w:b/>
                 <w:bCs/>
+                <w:sz w:val="16"/>
+                <w:szCs w:val="16"/>
                 <w:lang w:eastAsia="en-IN"/>
               </w:rPr>
               <w:t>Items Bought</w:t>
@@ -604,14 +601,19 @@
           </w:tcPr>
           <w:p>
             <w:pPr>
-              <w:rPr>
-                <w:rFonts w:eastAsia="Times New Roman" w:cstheme="minorHAnsi"/>
+              <w:jc w:val="both"/>
+              <w:rPr>
+                <w:rFonts w:eastAsia="Times New Roman" w:cstheme="minorHAnsi"/>
+                <w:sz w:val="16"/>
+                <w:szCs w:val="16"/>
                 <w:lang w:eastAsia="en-IN"/>
               </w:rPr>
             </w:pPr>
             <w:r>
               <w:rPr>
                 <w:rFonts w:eastAsia="Times New Roman" w:cstheme="minorHAnsi"/>
+                <w:sz w:val="16"/>
+                <w:szCs w:val="16"/>
                 <w:lang w:eastAsia="en-IN"/>
               </w:rPr>
               <w:t>1</w:t>
@@ -625,14 +627,19 @@
           </w:tcPr>
           <w:p>
             <w:pPr>
-              <w:rPr>
-                <w:rFonts w:eastAsia="Times New Roman" w:cstheme="minorHAnsi"/>
+              <w:jc w:val="both"/>
+              <w:rPr>
+                <w:rFonts w:eastAsia="Times New Roman" w:cstheme="minorHAnsi"/>
+                <w:sz w:val="16"/>
+                <w:szCs w:val="16"/>
                 <w:lang w:eastAsia="en-IN"/>
               </w:rPr>
             </w:pPr>
             <w:r>
               <w:rPr>
                 <w:rFonts w:eastAsia="Times New Roman" w:cstheme="minorHAnsi"/>
+                <w:sz w:val="16"/>
+                <w:szCs w:val="16"/>
                 <w:lang w:eastAsia="en-IN"/>
               </w:rPr>
               <w:t>Bread, Milk</w:t>
@@ -651,14 +658,19 @@
           </w:tcPr>
           <w:p>
             <w:pPr>
-              <w:rPr>
-                <w:rFonts w:eastAsia="Times New Roman" w:cstheme="minorHAnsi"/>
+              <w:jc w:val="both"/>
+              <w:rPr>
+                <w:rFonts w:eastAsia="Times New Roman" w:cstheme="minorHAnsi"/>
+                <w:sz w:val="16"/>
+                <w:szCs w:val="16"/>
                 <w:lang w:eastAsia="en-IN"/>
               </w:rPr>
             </w:pPr>
             <w:r>
               <w:rPr>
                 <w:rFonts w:eastAsia="Times New Roman" w:cstheme="minorHAnsi"/>
+                <w:sz w:val="16"/>
+                <w:szCs w:val="16"/>
                 <w:lang w:eastAsia="en-IN"/>
               </w:rPr>
               <w:t>2</w:t>
@@ -672,14 +684,19 @@
           </w:tcPr>
           <w:p>
             <w:pPr>
-              <w:rPr>
-                <w:rFonts w:eastAsia="Times New Roman" w:cstheme="minorHAnsi"/>
+              <w:jc w:val="both"/>
+              <w:rPr>
+                <w:rFonts w:eastAsia="Times New Roman" w:cstheme="minorHAnsi"/>
+                <w:sz w:val="16"/>
+                <w:szCs w:val="16"/>
                 <w:lang w:eastAsia="en-IN"/>
               </w:rPr>
             </w:pPr>
             <w:r>
               <w:rPr>
                 <w:rFonts w:eastAsia="Times New Roman" w:cstheme="minorHAnsi"/>
+                <w:sz w:val="16"/>
+                <w:szCs w:val="16"/>
                 <w:lang w:eastAsia="en-IN"/>
               </w:rPr>
               <w:t>Bread, Diaper, Beer</w:t>
@@ -698,14 +715,19 @@
           </w:tcPr>
           <w:p>
             <w:pPr>
-              <w:rPr>
-                <w:rFonts w:eastAsia="Times New Roman" w:cstheme="minorHAnsi"/>
+              <w:jc w:val="both"/>
+              <w:rPr>
+                <w:rFonts w:eastAsia="Times New Roman" w:cstheme="minorHAnsi"/>
+                <w:sz w:val="16"/>
+                <w:szCs w:val="16"/>
                 <w:lang w:eastAsia="en-IN"/>
               </w:rPr>
             </w:pPr>
             <w:r>
               <w:rPr>
                 <w:rFonts w:eastAsia="Times New Roman" w:cstheme="minorHAnsi"/>
+                <w:sz w:val="16"/>
+                <w:szCs w:val="16"/>
                 <w:lang w:eastAsia="en-IN"/>
               </w:rPr>
               <w:t>3</w:t>
@@ -719,14 +741,19 @@
           </w:tcPr>
           <w:p>
             <w:pPr>
-              <w:rPr>
-                <w:rFonts w:eastAsia="Times New Roman" w:cstheme="minorHAnsi"/>
+              <w:jc w:val="both"/>
+              <w:rPr>
+                <w:rFonts w:eastAsia="Times New Roman" w:cstheme="minorHAnsi"/>
+                <w:sz w:val="16"/>
+                <w:szCs w:val="16"/>
                 <w:lang w:eastAsia="en-IN"/>
               </w:rPr>
             </w:pPr>
             <w:r>
               <w:rPr>
                 <w:rFonts w:eastAsia="Times New Roman" w:cstheme="minorHAnsi"/>
+                <w:sz w:val="16"/>
+                <w:szCs w:val="16"/>
                 <w:lang w:eastAsia="en-IN"/>
               </w:rPr>
               <w:t>Milk, Diaper, Beer</w:t>
@@ -745,14 +772,19 @@
           </w:tcPr>
           <w:p>
             <w:pPr>
-              <w:rPr>
-                <w:rFonts w:eastAsia="Times New Roman" w:cstheme="minorHAnsi"/>
+              <w:jc w:val="both"/>
+              <w:rPr>
+                <w:rFonts w:eastAsia="Times New Roman" w:cstheme="minorHAnsi"/>
+                <w:sz w:val="16"/>
+                <w:szCs w:val="16"/>
                 <w:lang w:eastAsia="en-IN"/>
               </w:rPr>
             </w:pPr>
             <w:r>
               <w:rPr>
                 <w:rFonts w:eastAsia="Times New Roman" w:cstheme="minorHAnsi"/>
+                <w:sz w:val="16"/>
+                <w:szCs w:val="16"/>
                 <w:lang w:eastAsia="en-IN"/>
               </w:rPr>
               <w:t>4</w:t>
@@ -766,14 +798,19 @@
           </w:tcPr>
           <w:p>
             <w:pPr>
-              <w:rPr>
-                <w:rFonts w:eastAsia="Times New Roman" w:cstheme="minorHAnsi"/>
+              <w:jc w:val="both"/>
+              <w:rPr>
+                <w:rFonts w:eastAsia="Times New Roman" w:cstheme="minorHAnsi"/>
+                <w:sz w:val="16"/>
+                <w:szCs w:val="16"/>
                 <w:lang w:eastAsia="en-IN"/>
               </w:rPr>
             </w:pPr>
             <w:r>
               <w:rPr>
                 <w:rFonts w:eastAsia="Times New Roman" w:cstheme="minorHAnsi"/>
+                <w:sz w:val="16"/>
+                <w:szCs w:val="16"/>
                 <w:lang w:eastAsia="en-IN"/>
               </w:rPr>
               <w:t>Bread, Milk, Diaper</w:t>
@@ -792,14 +829,19 @@
           </w:tcPr>
           <w:p>
             <w:pPr>
-              <w:rPr>
-                <w:rFonts w:eastAsia="Times New Roman" w:cstheme="minorHAnsi"/>
+              <w:jc w:val="both"/>
+              <w:rPr>
+                <w:rFonts w:eastAsia="Times New Roman" w:cstheme="minorHAnsi"/>
+                <w:sz w:val="16"/>
+                <w:szCs w:val="16"/>
                 <w:lang w:eastAsia="en-IN"/>
               </w:rPr>
             </w:pPr>
             <w:r>
               <w:rPr>
                 <w:rFonts w:eastAsia="Times New Roman" w:cstheme="minorHAnsi"/>
+                <w:sz w:val="16"/>
+                <w:szCs w:val="16"/>
                 <w:lang w:eastAsia="en-IN"/>
               </w:rPr>
               <w:t>5</w:t>
@@ -813,14 +855,19 @@
           </w:tcPr>
           <w:p>
             <w:pPr>
-              <w:rPr>
-                <w:rFonts w:eastAsia="Times New Roman" w:cstheme="minorHAnsi"/>
+              <w:jc w:val="both"/>
+              <w:rPr>
+                <w:rFonts w:eastAsia="Times New Roman" w:cstheme="minorHAnsi"/>
+                <w:sz w:val="16"/>
+                <w:szCs w:val="16"/>
                 <w:lang w:eastAsia="en-IN"/>
               </w:rPr>
             </w:pPr>
             <w:r>
               <w:rPr>
                 <w:rFonts w:eastAsia="Times New Roman" w:cstheme="minorHAnsi"/>
+                <w:sz w:val="16"/>
+                <w:szCs w:val="16"/>
                 <w:lang w:eastAsia="en-IN"/>
               </w:rPr>
               <w:t>Bread, Milk, Diaper, Beer</w:t>
@@ -831,13 +878,18 @@
     </w:tbl>
     <w:p>
       <w:pPr>
+        <w:pStyle w:val="ListParagraph"/>
         <w:numPr>
           <w:ilvl w:val="0"/>
-          <w:numId w:val="1"/>
+          <w:numId w:val="16"/>
         </w:numPr>
-        <w:spacing w:before="100" w:beforeAutospacing="1" w:after="100" w:afterAutospacing="1" w:line="240" w:lineRule="auto"/>
-        <w:rPr>
-          <w:rFonts w:eastAsia="Times New Roman" w:cstheme="minorHAnsi"/>
+        <w:spacing w:after="0" w:line="240" w:lineRule="auto"/>
+        <w:ind w:left="142" w:hanging="142"/>
+        <w:jc w:val="both"/>
+        <w:rPr>
+          <w:rFonts w:eastAsia="Times New Roman" w:cstheme="minorHAnsi"/>
+          <w:sz w:val="16"/>
+          <w:szCs w:val="16"/>
           <w:lang w:eastAsia="en-IN"/>
         </w:rPr>
       </w:pPr>
@@ -846,362 +898,214 @@
           <w:rFonts w:eastAsia="Times New Roman" w:cstheme="minorHAnsi"/>
           <w:b/>
           <w:bCs/>
-          <w:lang w:eastAsia="en-IN"/>
-        </w:rPr>
-        <w:t xml:space="preserve">Frequent </w:t>
-      </w:r>
-      <w:proofErr w:type="spellStart"/>
+          <w:sz w:val="16"/>
+          <w:szCs w:val="16"/>
+          <w:lang w:eastAsia="en-IN"/>
+        </w:rPr>
+        <w:t>Frequent Itemset:</w:t>
+      </w:r>
+      <w:r>
+        <w:rPr>
+          <w:rFonts w:eastAsia="Times New Roman" w:cstheme="minorHAnsi"/>
+          <w:sz w:val="16"/>
+          <w:szCs w:val="16"/>
+          <w:lang w:eastAsia="en-IN"/>
+        </w:rPr>
+        <w:t xml:space="preserve"> {Bread, Milk} appears </w:t>
+      </w:r>
+      <w:r>
+        <w:rPr>
+          <w:rFonts w:eastAsia="Times New Roman" w:cstheme="minorHAnsi"/>
+          <w:sz w:val="16"/>
+          <w:szCs w:val="16"/>
+          <w:lang w:eastAsia="en-IN"/>
+        </w:rPr>
+        <w:t xml:space="preserve">3 times </w:t>
+      </w:r>
+      <w:r>
+        <w:rPr>
+          <w:rFonts w:eastAsia="Times New Roman" w:cstheme="minorHAnsi"/>
+          <w:sz w:val="16"/>
+          <w:szCs w:val="16"/>
+          <w:lang w:eastAsia="en-IN"/>
+        </w:rPr>
+        <w:t>(support = 3/5 = 60%)</w:t>
+      </w:r>
+    </w:p>
+    <w:p>
+      <w:pPr>
+        <w:pStyle w:val="ListParagraph"/>
+        <w:numPr>
+          <w:ilvl w:val="0"/>
+          <w:numId w:val="16"/>
+        </w:numPr>
+        <w:spacing w:after="0" w:line="240" w:lineRule="auto"/>
+        <w:ind w:left="142" w:hanging="142"/>
+        <w:jc w:val="both"/>
+        <w:rPr>
+          <w:rFonts w:eastAsia="Times New Roman" w:cstheme="minorHAnsi"/>
+          <w:sz w:val="16"/>
+          <w:szCs w:val="16"/>
+          <w:lang w:eastAsia="en-IN"/>
+        </w:rPr>
+      </w:pPr>
       <w:r>
         <w:rPr>
           <w:rFonts w:eastAsia="Times New Roman" w:cstheme="minorHAnsi"/>
           <w:b/>
           <w:bCs/>
-          <w:lang w:eastAsia="en-IN"/>
-        </w:rPr>
-        <w:t>Itemset</w:t>
-      </w:r>
-      <w:proofErr w:type="spellEnd"/>
+          <w:sz w:val="16"/>
+          <w:szCs w:val="16"/>
+          <w:lang w:eastAsia="en-IN"/>
+        </w:rPr>
+        <w:t>Closed Itemset:</w:t>
+      </w:r>
+      <w:r>
+        <w:rPr>
+          <w:rFonts w:eastAsia="Times New Roman" w:cstheme="minorHAnsi"/>
+          <w:sz w:val="16"/>
+          <w:szCs w:val="16"/>
+          <w:lang w:eastAsia="en-IN"/>
+        </w:rPr>
+        <w:t xml:space="preserve"> {Bread, Milk, </w:t>
+      </w:r>
+      <w:proofErr w:type="gramStart"/>
+      <w:r>
+        <w:rPr>
+          <w:rFonts w:eastAsia="Times New Roman" w:cstheme="minorHAnsi"/>
+          <w:sz w:val="16"/>
+          <w:szCs w:val="16"/>
+          <w:lang w:eastAsia="en-IN"/>
+        </w:rPr>
+        <w:t>Diaper</w:t>
+      </w:r>
+      <w:proofErr w:type="gramEnd"/>
+      <w:r>
+        <w:rPr>
+          <w:rFonts w:eastAsia="Times New Roman" w:cstheme="minorHAnsi"/>
+          <w:sz w:val="16"/>
+          <w:szCs w:val="16"/>
+          <w:lang w:eastAsia="en-IN"/>
+        </w:rPr>
+        <w:t xml:space="preserve">} appears </w:t>
+      </w:r>
+      <w:r>
+        <w:rPr>
+          <w:rFonts w:eastAsia="Times New Roman" w:cstheme="minorHAnsi"/>
+          <w:sz w:val="16"/>
+          <w:szCs w:val="16"/>
+          <w:lang w:eastAsia="en-IN"/>
+        </w:rPr>
+        <w:t xml:space="preserve">2 times </w:t>
+      </w:r>
+      <w:r>
+        <w:rPr>
+          <w:rFonts w:eastAsia="Times New Roman" w:cstheme="minorHAnsi"/>
+          <w:sz w:val="16"/>
+          <w:szCs w:val="16"/>
+          <w:lang w:eastAsia="en-IN"/>
+        </w:rPr>
+        <w:t>(support = 2/5 = 40%) and none of its supersets have same support.</w:t>
+      </w:r>
+    </w:p>
+    <w:p>
+      <w:pPr>
+        <w:pStyle w:val="ListParagraph"/>
+        <w:numPr>
+          <w:ilvl w:val="0"/>
+          <w:numId w:val="16"/>
+        </w:numPr>
+        <w:spacing w:after="0" w:line="240" w:lineRule="auto"/>
+        <w:ind w:left="142" w:hanging="142"/>
+        <w:jc w:val="both"/>
+        <w:rPr>
+          <w:rFonts w:eastAsia="Times New Roman" w:cstheme="minorHAnsi"/>
+          <w:sz w:val="16"/>
+          <w:szCs w:val="16"/>
+          <w:lang w:eastAsia="en-IN"/>
+        </w:rPr>
+      </w:pPr>
       <w:r>
         <w:rPr>
           <w:rFonts w:eastAsia="Times New Roman" w:cstheme="minorHAnsi"/>
           <w:b/>
           <w:bCs/>
-          <w:lang w:eastAsia="en-IN"/>
-        </w:rPr>
-        <w:t>:</w:t>
-      </w:r>
-      <w:r>
-        <w:rPr>
-          <w:rFonts w:eastAsia="Times New Roman" w:cstheme="minorHAnsi"/>
-          <w:lang w:eastAsia="en-IN"/>
-        </w:rPr>
-        <w:t xml:space="preserve"> {Bread, Milk} appears in transactions 1, 4, 5 (support = 3/5 = 60%)</w:t>
+          <w:sz w:val="16"/>
+          <w:szCs w:val="16"/>
+          <w:lang w:eastAsia="en-IN"/>
+        </w:rPr>
+        <w:t>Association Rule:</w:t>
+      </w:r>
+      <w:r>
+        <w:rPr>
+          <w:rFonts w:eastAsia="Times New Roman" w:cstheme="minorHAnsi"/>
+          <w:sz w:val="16"/>
+          <w:szCs w:val="16"/>
+          <w:lang w:eastAsia="en-IN"/>
+        </w:rPr>
+        <w:t xml:space="preserve"> {Diaper} </w:t>
+      </w:r>
+      <w:r>
+        <w:rPr>
+          <w:rFonts w:ascii="Cambria Math" w:eastAsia="Times New Roman" w:hAnsi="Cambria Math" w:cs="Cambria Math"/>
+          <w:sz w:val="16"/>
+          <w:szCs w:val="16"/>
+          <w:lang w:eastAsia="en-IN"/>
+        </w:rPr>
+        <w:t>⇒</w:t>
+      </w:r>
+      <w:r>
+        <w:rPr>
+          <w:rFonts w:eastAsia="Times New Roman" w:cstheme="minorHAnsi"/>
+          <w:sz w:val="16"/>
+          <w:szCs w:val="16"/>
+          <w:lang w:eastAsia="en-IN"/>
+        </w:rPr>
+        <w:t xml:space="preserve"> {Beer} with support = 3/5 = 60% and confidence = </w:t>
+      </w:r>
+      <w:proofErr w:type="gramStart"/>
+      <w:r>
+        <w:rPr>
+          <w:rFonts w:eastAsia="Times New Roman" w:cstheme="minorHAnsi"/>
+          <w:sz w:val="16"/>
+          <w:szCs w:val="16"/>
+          <w:lang w:eastAsia="en-IN"/>
+        </w:rPr>
+        <w:t>support(</w:t>
+      </w:r>
+      <w:proofErr w:type="gramEnd"/>
+      <w:r>
+        <w:rPr>
+          <w:rFonts w:eastAsia="Times New Roman" w:cstheme="minorHAnsi"/>
+          <w:sz w:val="16"/>
+          <w:szCs w:val="16"/>
+          <w:lang w:eastAsia="en-IN"/>
+        </w:rPr>
+        <w:t>{Diaper, Beer}) / support({Diaper}) = 3/4 = 75%.</w:t>
       </w:r>
     </w:p>
     <w:p>
       <w:pPr>
-        <w:numPr>
-          <w:ilvl w:val="0"/>
-          <w:numId w:val="1"/>
-        </w:numPr>
-        <w:spacing w:before="100" w:beforeAutospacing="1" w:after="100" w:afterAutospacing="1" w:line="240" w:lineRule="auto"/>
-        <w:rPr>
-          <w:rFonts w:eastAsia="Times New Roman" w:cstheme="minorHAnsi"/>
-          <w:lang w:eastAsia="en-IN"/>
-        </w:rPr>
-      </w:pPr>
-      <w:r>
-        <w:rPr>
-          <w:rFonts w:eastAsia="Times New Roman" w:cstheme="minorHAnsi"/>
-          <w:b/>
-          <w:bCs/>
-          <w:lang w:eastAsia="en-IN"/>
-        </w:rPr>
-        <w:t xml:space="preserve">Closed </w:t>
-      </w:r>
-      <w:proofErr w:type="spellStart"/>
-      <w:r>
-        <w:rPr>
-          <w:rFonts w:eastAsia="Times New Roman" w:cstheme="minorHAnsi"/>
-          <w:b/>
-          <w:bCs/>
-          <w:lang w:eastAsia="en-IN"/>
-        </w:rPr>
-        <w:t>Itemset</w:t>
-      </w:r>
-      <w:proofErr w:type="spellEnd"/>
-      <w:r>
-        <w:rPr>
-          <w:rFonts w:eastAsia="Times New Roman" w:cstheme="minorHAnsi"/>
-          <w:b/>
-          <w:bCs/>
-          <w:lang w:eastAsia="en-IN"/>
-        </w:rPr>
-        <w:t>:</w:t>
-      </w:r>
-      <w:r>
-        <w:rPr>
-          <w:rFonts w:eastAsia="Times New Roman" w:cstheme="minorHAnsi"/>
-          <w:lang w:eastAsia="en-IN"/>
-        </w:rPr>
-        <w:t xml:space="preserve"> {Bread, Milk, </w:t>
-      </w:r>
-      <w:proofErr w:type="gramStart"/>
-      <w:r>
-        <w:rPr>
-          <w:rFonts w:eastAsia="Times New Roman" w:cstheme="minorHAnsi"/>
-          <w:lang w:eastAsia="en-IN"/>
-        </w:rPr>
-        <w:t>Diaper</w:t>
-      </w:r>
-      <w:proofErr w:type="gramEnd"/>
-      <w:r>
-        <w:rPr>
-          <w:rFonts w:eastAsia="Times New Roman" w:cstheme="minorHAnsi"/>
-          <w:lang w:eastAsia="en-IN"/>
-        </w:rPr>
-        <w:t>} appears in transactions 4 and 5 (support = 2/5 = 40%) and none of its supersets have same support.</w:t>
-      </w:r>
-    </w:p>
-    <w:p>
-      <w:pPr>
-        <w:numPr>
-          <w:ilvl w:val="0"/>
-          <w:numId w:val="1"/>
-        </w:numPr>
-        <w:spacing w:before="100" w:beforeAutospacing="1" w:after="100" w:afterAutospacing="1" w:line="240" w:lineRule="auto"/>
-        <w:rPr>
-          <w:rFonts w:eastAsia="Times New Roman" w:cstheme="minorHAnsi"/>
-          <w:lang w:eastAsia="en-IN"/>
-        </w:rPr>
-      </w:pPr>
-      <w:r>
-        <w:rPr>
-          <w:rFonts w:eastAsia="Times New Roman" w:cstheme="minorHAnsi"/>
-          <w:b/>
-          <w:bCs/>
-          <w:lang w:eastAsia="en-IN"/>
-        </w:rPr>
-        <w:t>Association Rule:</w:t>
-      </w:r>
-      <w:r>
-        <w:rPr>
-          <w:rFonts w:eastAsia="Times New Roman" w:cstheme="minorHAnsi"/>
-          <w:lang w:eastAsia="en-IN"/>
-        </w:rPr>
-        <w:t xml:space="preserve"> {Diaper} </w:t>
-      </w:r>
-      <w:r>
-        <w:rPr>
-          <w:rFonts w:ascii="Cambria Math" w:eastAsia="Times New Roman" w:hAnsi="Cambria Math" w:cs="Cambria Math"/>
-          <w:lang w:eastAsia="en-IN"/>
-        </w:rPr>
-        <w:t>⇒</w:t>
-      </w:r>
-      <w:r>
-        <w:rPr>
-          <w:rFonts w:eastAsia="Times New Roman" w:cstheme="minorHAnsi"/>
-          <w:lang w:eastAsia="en-IN"/>
-        </w:rPr>
-        <w:t xml:space="preserve"> {Beer} with support = 3/5 = 60% and confidence = support({Diaper, Beer}) / support({Diaper}) = 3/4 = 75%.</w:t>
-      </w:r>
-    </w:p>
-    <w:p>
-      <w:pPr>
-        <w:spacing w:before="100" w:beforeAutospacing="1" w:after="100" w:afterAutospacing="1" w:line="240" w:lineRule="auto"/>
-        <w:outlineLvl w:val="2"/>
-        <w:rPr>
-          <w:rFonts w:eastAsia="Times New Roman" w:cstheme="minorHAnsi"/>
-          <w:b/>
-          <w:bCs/>
-          <w:lang w:eastAsia="en-IN"/>
-        </w:rPr>
-      </w:pPr>
-      <w:r>
-        <w:rPr>
-          <w:rFonts w:eastAsia="Times New Roman" w:cstheme="minorHAnsi"/>
-          <w:b/>
-          <w:bCs/>
-          <w:lang w:eastAsia="en-IN"/>
-        </w:rPr>
-        <w:t>Summary:</w:t>
-      </w:r>
-    </w:p>
-    <w:p>
-      <w:pPr>
-        <w:numPr>
-          <w:ilvl w:val="0"/>
-          <w:numId w:val="2"/>
-        </w:numPr>
-        <w:spacing w:before="100" w:beforeAutospacing="1" w:after="100" w:afterAutospacing="1" w:line="240" w:lineRule="auto"/>
-        <w:rPr>
-          <w:rFonts w:eastAsia="Times New Roman" w:cstheme="minorHAnsi"/>
-          <w:lang w:eastAsia="en-IN"/>
-        </w:rPr>
-      </w:pPr>
-      <w:r>
-        <w:rPr>
-          <w:rFonts w:eastAsia="Times New Roman" w:cstheme="minorHAnsi"/>
-          <w:b/>
-          <w:bCs/>
-          <w:lang w:eastAsia="en-IN"/>
-        </w:rPr>
-        <w:t xml:space="preserve">Frequent </w:t>
-      </w:r>
-      <w:proofErr w:type="spellStart"/>
-      <w:r>
-        <w:rPr>
-          <w:rFonts w:eastAsia="Times New Roman" w:cstheme="minorHAnsi"/>
-          <w:b/>
-          <w:bCs/>
-          <w:lang w:eastAsia="en-IN"/>
-        </w:rPr>
-        <w:t>Itemsets</w:t>
-      </w:r>
-      <w:proofErr w:type="spellEnd"/>
-      <w:r>
-        <w:rPr>
-          <w:rFonts w:eastAsia="Times New Roman" w:cstheme="minorHAnsi"/>
-          <w:lang w:eastAsia="en-IN"/>
-        </w:rPr>
-        <w:t xml:space="preserve"> are the foundation of association rule mining.</w:t>
-      </w:r>
-    </w:p>
-    <w:p>
-      <w:pPr>
-        <w:numPr>
-          <w:ilvl w:val="0"/>
-          <w:numId w:val="2"/>
-        </w:numPr>
-        <w:spacing w:before="100" w:beforeAutospacing="1" w:after="100" w:afterAutospacing="1" w:line="240" w:lineRule="auto"/>
-        <w:rPr>
-          <w:rFonts w:eastAsia="Times New Roman" w:cstheme="minorHAnsi"/>
-          <w:lang w:eastAsia="en-IN"/>
-        </w:rPr>
-      </w:pPr>
-      <w:r>
-        <w:rPr>
-          <w:rFonts w:eastAsia="Times New Roman" w:cstheme="minorHAnsi"/>
-          <w:b/>
-          <w:bCs/>
-          <w:lang w:eastAsia="en-IN"/>
-        </w:rPr>
-        <w:t xml:space="preserve">Closed </w:t>
-      </w:r>
-      <w:proofErr w:type="spellStart"/>
-      <w:r>
-        <w:rPr>
-          <w:rFonts w:eastAsia="Times New Roman" w:cstheme="minorHAnsi"/>
-          <w:b/>
-          <w:bCs/>
-          <w:lang w:eastAsia="en-IN"/>
-        </w:rPr>
-        <w:t>Itemsets</w:t>
-      </w:r>
-      <w:proofErr w:type="spellEnd"/>
-      <w:r>
-        <w:rPr>
-          <w:rFonts w:eastAsia="Times New Roman" w:cstheme="minorHAnsi"/>
-          <w:lang w:eastAsia="en-IN"/>
-        </w:rPr>
-        <w:t xml:space="preserve"> provide a compact representation avoiding redundancy.</w:t>
-      </w:r>
-    </w:p>
-    <w:p>
-      <w:pPr>
-        <w:numPr>
-          <w:ilvl w:val="0"/>
-          <w:numId w:val="2"/>
-        </w:numPr>
-        <w:spacing w:before="100" w:beforeAutospacing="1" w:after="100" w:afterAutospacing="1" w:line="240" w:lineRule="auto"/>
-        <w:rPr>
-          <w:rFonts w:eastAsia="Times New Roman" w:cstheme="minorHAnsi"/>
-          <w:lang w:eastAsia="en-IN"/>
-        </w:rPr>
-      </w:pPr>
-      <w:r>
-        <w:rPr>
-          <w:rFonts w:eastAsia="Times New Roman" w:cstheme="minorHAnsi"/>
-          <w:b/>
-          <w:bCs/>
-          <w:lang w:eastAsia="en-IN"/>
-        </w:rPr>
-        <w:t>Association Rules</w:t>
-      </w:r>
-      <w:r>
-        <w:rPr>
-          <w:rFonts w:eastAsia="Times New Roman" w:cstheme="minorHAnsi"/>
-          <w:lang w:eastAsia="en-IN"/>
-        </w:rPr>
-        <w:t xml:space="preserve"> help discover meaningful relationships between items in large datasets.</w:t>
-      </w:r>
-    </w:p>
-    <w:p>
-      <w:pPr>
         <w:spacing w:after="0" w:line="240" w:lineRule="auto"/>
-        <w:rPr>
-          <w:rFonts w:eastAsia="Times New Roman" w:cstheme="minorHAnsi"/>
-          <w:lang w:eastAsia="en-IN"/>
-        </w:rPr>
-      </w:pPr>
-      <w:r>
-        <w:rPr>
-          <w:rFonts w:eastAsia="Times New Roman" w:cstheme="minorHAnsi"/>
+        <w:jc w:val="both"/>
+        <w:rPr>
+          <w:rFonts w:eastAsia="Times New Roman" w:cstheme="minorHAnsi"/>
+          <w:sz w:val="16"/>
+          <w:szCs w:val="16"/>
+          <w:lang w:eastAsia="en-IN"/>
+        </w:rPr>
+      </w:pPr>
+      <w:r>
+        <w:rPr>
+          <w:rFonts w:eastAsia="Times New Roman" w:cstheme="minorHAnsi"/>
+          <w:sz w:val="16"/>
+          <w:szCs w:val="16"/>
           <w:lang w:eastAsia="en-IN"/>
         </w:rPr>
         <w:pict>
-          <v:rect id="_x0000_i1026" style="width:0;height:1.5pt" o:hralign="center" o:hrstd="t" o:hr="t" fillcolor="#a0a0a0" stroked="f"/>
+          <v:rect id="_x0000_i1028" style="width:0;height:1.5pt" o:hralign="center" o:hrstd="t" o:hr="t" fillcolor="#a0a0a0" stroked="f"/>
         </w:pict>
       </w:r>
-    </w:p>
-    <w:p>
-      <w:pPr>
-        <w:spacing w:after="0" w:line="240" w:lineRule="auto"/>
-        <w:rPr>
-          <w:rFonts w:eastAsia="Times New Roman" w:cstheme="minorHAnsi"/>
-          <w:b/>
-          <w:bCs/>
-          <w:u w:val="single"/>
-          <w:lang w:eastAsia="en-IN"/>
-        </w:rPr>
-      </w:pPr>
-      <w:r>
-        <w:rPr>
-          <w:rFonts w:eastAsia="Times New Roman" w:cstheme="minorHAnsi"/>
-          <w:b/>
-          <w:bCs/>
-          <w:highlight w:val="yellow"/>
-          <w:u w:val="single"/>
-          <w:lang w:eastAsia="en-IN"/>
-        </w:rPr>
-        <w:t xml:space="preserve">Q2. Write Down the Difference Between </w:t>
-      </w:r>
-      <w:proofErr w:type="spellStart"/>
-      <w:r>
-        <w:rPr>
-          <w:rFonts w:eastAsia="Times New Roman" w:cstheme="minorHAnsi"/>
-          <w:b/>
-          <w:bCs/>
-          <w:highlight w:val="yellow"/>
-          <w:u w:val="single"/>
-          <w:lang w:eastAsia="en-IN"/>
-        </w:rPr>
-        <w:t>Apriori</w:t>
-      </w:r>
-      <w:proofErr w:type="spellEnd"/>
-      <w:r>
-        <w:rPr>
-          <w:rFonts w:eastAsia="Times New Roman" w:cstheme="minorHAnsi"/>
-          <w:b/>
-          <w:bCs/>
-          <w:highlight w:val="yellow"/>
-          <w:u w:val="single"/>
-          <w:lang w:eastAsia="en-IN"/>
-        </w:rPr>
-        <w:t xml:space="preserve"> and </w:t>
-      </w:r>
-      <w:proofErr w:type="spellStart"/>
-      <w:r>
-        <w:rPr>
-          <w:rFonts w:eastAsia="Times New Roman" w:cstheme="minorHAnsi"/>
-          <w:b/>
-          <w:bCs/>
-          <w:highlight w:val="yellow"/>
-          <w:u w:val="single"/>
-          <w:lang w:eastAsia="en-IN"/>
-        </w:rPr>
-        <w:t>Eclat</w:t>
-      </w:r>
-      <w:proofErr w:type="spellEnd"/>
-    </w:p>
-    <w:p>
-      <w:pPr>
-        <w:spacing w:after="0" w:line="240" w:lineRule="auto"/>
-        <w:rPr>
-          <w:rFonts w:eastAsia="Times New Roman" w:cstheme="minorHAnsi"/>
-          <w:lang w:eastAsia="en-IN"/>
-        </w:rPr>
-      </w:pPr>
     </w:p>
     <w:tbl>
       <w:tblPr>
@@ -1210,23 +1114,864 @@
         <w:tblLook w:val="04A0" w:firstRow="1" w:lastRow="0" w:firstColumn="1" w:lastColumn="0" w:noHBand="0" w:noVBand="1"/>
       </w:tblPr>
       <w:tblGrid>
-        <w:gridCol w:w="2008"/>
-        <w:gridCol w:w="4576"/>
-        <w:gridCol w:w="4098"/>
+        <w:gridCol w:w="2518"/>
+        <w:gridCol w:w="2577"/>
+      </w:tblGrid>
+      <w:tr>
+        <w:tc>
+          <w:tcPr>
+            <w:tcW w:w="2518" w:type="dxa"/>
+            <w:shd w:val="clear" w:color="auto" w:fill="FFFF00"/>
+            <w:hideMark/>
+          </w:tcPr>
+          <w:p>
+            <w:pPr>
+              <w:jc w:val="both"/>
+              <w:rPr>
+                <w:rFonts w:eastAsia="Times New Roman" w:cstheme="minorHAnsi"/>
+                <w:b/>
+                <w:bCs/>
+                <w:sz w:val="16"/>
+                <w:szCs w:val="16"/>
+                <w:lang w:eastAsia="en-IN"/>
+              </w:rPr>
+            </w:pPr>
+            <w:r>
+              <w:rPr>
+                <w:rFonts w:eastAsia="Times New Roman" w:cstheme="minorHAnsi"/>
+                <w:b/>
+                <w:bCs/>
+                <w:sz w:val="16"/>
+                <w:szCs w:val="16"/>
+                <w:lang w:eastAsia="en-IN"/>
+              </w:rPr>
+              <w:t>Apriori Algorithm</w:t>
+            </w:r>
+          </w:p>
+        </w:tc>
+        <w:tc>
+          <w:tcPr>
+            <w:tcW w:w="2577" w:type="dxa"/>
+            <w:shd w:val="clear" w:color="auto" w:fill="FFFF00"/>
+            <w:hideMark/>
+          </w:tcPr>
+          <w:p>
+            <w:pPr>
+              <w:jc w:val="both"/>
+              <w:rPr>
+                <w:rFonts w:eastAsia="Times New Roman" w:cstheme="minorHAnsi"/>
+                <w:b/>
+                <w:bCs/>
+                <w:sz w:val="16"/>
+                <w:szCs w:val="16"/>
+                <w:lang w:eastAsia="en-IN"/>
+              </w:rPr>
+            </w:pPr>
+            <w:proofErr w:type="spellStart"/>
+            <w:r>
+              <w:rPr>
+                <w:rFonts w:eastAsia="Times New Roman" w:cstheme="minorHAnsi"/>
+                <w:b/>
+                <w:bCs/>
+                <w:sz w:val="16"/>
+                <w:szCs w:val="16"/>
+                <w:lang w:eastAsia="en-IN"/>
+              </w:rPr>
+              <w:t>Eclat</w:t>
+            </w:r>
+            <w:proofErr w:type="spellEnd"/>
+            <w:r>
+              <w:rPr>
+                <w:rFonts w:eastAsia="Times New Roman" w:cstheme="minorHAnsi"/>
+                <w:b/>
+                <w:bCs/>
+                <w:sz w:val="16"/>
+                <w:szCs w:val="16"/>
+                <w:lang w:eastAsia="en-IN"/>
+              </w:rPr>
+              <w:t xml:space="preserve"> Algorithm</w:t>
+            </w:r>
+          </w:p>
+        </w:tc>
+      </w:tr>
+      <w:tr>
+        <w:tc>
+          <w:tcPr>
+            <w:tcW w:w="2518" w:type="dxa"/>
+            <w:hideMark/>
+          </w:tcPr>
+          <w:p>
+            <w:pPr>
+              <w:jc w:val="both"/>
+              <w:rPr>
+                <w:rFonts w:eastAsia="Times New Roman" w:cstheme="minorHAnsi"/>
+                <w:sz w:val="16"/>
+                <w:szCs w:val="16"/>
+                <w:lang w:eastAsia="en-IN"/>
+              </w:rPr>
+            </w:pPr>
+            <w:r>
+              <w:rPr>
+                <w:rFonts w:eastAsia="Times New Roman" w:cstheme="minorHAnsi"/>
+                <w:sz w:val="16"/>
+                <w:szCs w:val="16"/>
+                <w:lang w:eastAsia="en-IN"/>
+              </w:rPr>
+              <w:t xml:space="preserve">Uses a </w:t>
+            </w:r>
+            <w:r>
+              <w:rPr>
+                <w:rFonts w:eastAsia="Times New Roman" w:cstheme="minorHAnsi"/>
+                <w:b/>
+                <w:bCs/>
+                <w:sz w:val="16"/>
+                <w:szCs w:val="16"/>
+                <w:lang w:eastAsia="en-IN"/>
+              </w:rPr>
+              <w:t>breadth-first search</w:t>
+            </w:r>
+            <w:r>
+              <w:rPr>
+                <w:rFonts w:eastAsia="Times New Roman" w:cstheme="minorHAnsi"/>
+                <w:sz w:val="16"/>
+                <w:szCs w:val="16"/>
+                <w:lang w:eastAsia="en-IN"/>
+              </w:rPr>
+              <w:t xml:space="preserve"> to generate candidate itemsets</w:t>
+            </w:r>
+          </w:p>
+        </w:tc>
+        <w:tc>
+          <w:tcPr>
+            <w:tcW w:w="2577" w:type="dxa"/>
+            <w:hideMark/>
+          </w:tcPr>
+          <w:p>
+            <w:pPr>
+              <w:jc w:val="both"/>
+              <w:rPr>
+                <w:rFonts w:eastAsia="Times New Roman" w:cstheme="minorHAnsi"/>
+                <w:sz w:val="16"/>
+                <w:szCs w:val="16"/>
+                <w:lang w:eastAsia="en-IN"/>
+              </w:rPr>
+            </w:pPr>
+            <w:r>
+              <w:rPr>
+                <w:rFonts w:eastAsia="Times New Roman" w:cstheme="minorHAnsi"/>
+                <w:sz w:val="16"/>
+                <w:szCs w:val="16"/>
+                <w:lang w:eastAsia="en-IN"/>
+              </w:rPr>
+              <w:t xml:space="preserve">Uses a </w:t>
+            </w:r>
+            <w:r>
+              <w:rPr>
+                <w:rFonts w:eastAsia="Times New Roman" w:cstheme="minorHAnsi"/>
+                <w:b/>
+                <w:bCs/>
+                <w:sz w:val="16"/>
+                <w:szCs w:val="16"/>
+                <w:lang w:eastAsia="en-IN"/>
+              </w:rPr>
+              <w:t>depth-first search</w:t>
+            </w:r>
+            <w:r>
+              <w:rPr>
+                <w:rFonts w:eastAsia="Times New Roman" w:cstheme="minorHAnsi"/>
+                <w:sz w:val="16"/>
+                <w:szCs w:val="16"/>
+                <w:lang w:eastAsia="en-IN"/>
+              </w:rPr>
+              <w:t xml:space="preserve"> to explore itemsets recursively</w:t>
+            </w:r>
+          </w:p>
+        </w:tc>
+      </w:tr>
+      <w:tr>
+        <w:tc>
+          <w:tcPr>
+            <w:tcW w:w="2518" w:type="dxa"/>
+            <w:hideMark/>
+          </w:tcPr>
+          <w:p>
+            <w:pPr>
+              <w:jc w:val="both"/>
+              <w:rPr>
+                <w:rFonts w:eastAsia="Times New Roman" w:cstheme="minorHAnsi"/>
+                <w:sz w:val="16"/>
+                <w:szCs w:val="16"/>
+                <w:lang w:eastAsia="en-IN"/>
+              </w:rPr>
+            </w:pPr>
+            <w:r>
+              <w:rPr>
+                <w:rFonts w:eastAsia="Times New Roman" w:cstheme="minorHAnsi"/>
+                <w:sz w:val="16"/>
+                <w:szCs w:val="16"/>
+                <w:lang w:eastAsia="en-IN"/>
+              </w:rPr>
+              <w:t>Works on horizontal data format (transaction list)</w:t>
+            </w:r>
+          </w:p>
+        </w:tc>
+        <w:tc>
+          <w:tcPr>
+            <w:tcW w:w="2577" w:type="dxa"/>
+            <w:hideMark/>
+          </w:tcPr>
+          <w:p>
+            <w:pPr>
+              <w:jc w:val="both"/>
+              <w:rPr>
+                <w:rFonts w:eastAsia="Times New Roman" w:cstheme="minorHAnsi"/>
+                <w:sz w:val="16"/>
+                <w:szCs w:val="16"/>
+                <w:lang w:eastAsia="en-IN"/>
+              </w:rPr>
+            </w:pPr>
+            <w:r>
+              <w:rPr>
+                <w:rFonts w:eastAsia="Times New Roman" w:cstheme="minorHAnsi"/>
+                <w:sz w:val="16"/>
+                <w:szCs w:val="16"/>
+                <w:lang w:eastAsia="en-IN"/>
+              </w:rPr>
+              <w:t>Works on vertical data format (tid-lists or transaction IDs)</w:t>
+            </w:r>
+          </w:p>
+        </w:tc>
+      </w:tr>
+      <w:tr>
+        <w:tc>
+          <w:tcPr>
+            <w:tcW w:w="2518" w:type="dxa"/>
+            <w:hideMark/>
+          </w:tcPr>
+          <w:p>
+            <w:pPr>
+              <w:jc w:val="both"/>
+              <w:rPr>
+                <w:rFonts w:eastAsia="Times New Roman" w:cstheme="minorHAnsi"/>
+                <w:sz w:val="16"/>
+                <w:szCs w:val="16"/>
+                <w:lang w:eastAsia="en-IN"/>
+              </w:rPr>
+            </w:pPr>
+            <w:r>
+              <w:rPr>
+                <w:rFonts w:eastAsia="Times New Roman" w:cstheme="minorHAnsi"/>
+                <w:sz w:val="16"/>
+                <w:szCs w:val="16"/>
+                <w:lang w:eastAsia="en-IN"/>
+              </w:rPr>
+              <w:t>Generates candidate itemsets explicitly</w:t>
+            </w:r>
+          </w:p>
+        </w:tc>
+        <w:tc>
+          <w:tcPr>
+            <w:tcW w:w="2577" w:type="dxa"/>
+            <w:hideMark/>
+          </w:tcPr>
+          <w:p>
+            <w:pPr>
+              <w:jc w:val="both"/>
+              <w:rPr>
+                <w:rFonts w:eastAsia="Times New Roman" w:cstheme="minorHAnsi"/>
+                <w:sz w:val="16"/>
+                <w:szCs w:val="16"/>
+                <w:lang w:eastAsia="en-IN"/>
+              </w:rPr>
+            </w:pPr>
+            <w:r>
+              <w:rPr>
+                <w:rFonts w:eastAsia="Times New Roman" w:cstheme="minorHAnsi"/>
+                <w:sz w:val="16"/>
+                <w:szCs w:val="16"/>
+                <w:lang w:eastAsia="en-IN"/>
+              </w:rPr>
+              <w:t>Uses intersections of tid-lists to find frequent itemsets</w:t>
+            </w:r>
+          </w:p>
+        </w:tc>
+      </w:tr>
+      <w:tr>
+        <w:tc>
+          <w:tcPr>
+            <w:tcW w:w="2518" w:type="dxa"/>
+            <w:hideMark/>
+          </w:tcPr>
+          <w:p>
+            <w:pPr>
+              <w:jc w:val="both"/>
+              <w:rPr>
+                <w:rFonts w:eastAsia="Times New Roman" w:cstheme="minorHAnsi"/>
+                <w:sz w:val="16"/>
+                <w:szCs w:val="16"/>
+                <w:lang w:eastAsia="en-IN"/>
+              </w:rPr>
+            </w:pPr>
+            <w:r>
+              <w:rPr>
+                <w:rFonts w:eastAsia="Times New Roman" w:cstheme="minorHAnsi"/>
+                <w:sz w:val="16"/>
+                <w:szCs w:val="16"/>
+                <w:lang w:eastAsia="en-IN"/>
+              </w:rPr>
+              <w:t>Generally higher</w:t>
+            </w:r>
+            <w:r>
+              <w:rPr>
+                <w:rFonts w:eastAsia="Times New Roman" w:cstheme="minorHAnsi"/>
+                <w:sz w:val="16"/>
+                <w:szCs w:val="16"/>
+                <w:lang w:eastAsia="en-IN"/>
+              </w:rPr>
+              <w:t xml:space="preserve"> memory usage</w:t>
+            </w:r>
+            <w:r>
+              <w:rPr>
+                <w:rFonts w:eastAsia="Times New Roman" w:cstheme="minorHAnsi"/>
+                <w:sz w:val="16"/>
+                <w:szCs w:val="16"/>
+                <w:lang w:eastAsia="en-IN"/>
+              </w:rPr>
+              <w:t xml:space="preserve"> due to candidate generation</w:t>
+            </w:r>
+          </w:p>
+        </w:tc>
+        <w:tc>
+          <w:tcPr>
+            <w:tcW w:w="2577" w:type="dxa"/>
+            <w:hideMark/>
+          </w:tcPr>
+          <w:p>
+            <w:pPr>
+              <w:jc w:val="both"/>
+              <w:rPr>
+                <w:rFonts w:eastAsia="Times New Roman" w:cstheme="minorHAnsi"/>
+                <w:sz w:val="16"/>
+                <w:szCs w:val="16"/>
+                <w:lang w:eastAsia="en-IN"/>
+              </w:rPr>
+            </w:pPr>
+            <w:r>
+              <w:rPr>
+                <w:rFonts w:eastAsia="Times New Roman" w:cstheme="minorHAnsi"/>
+                <w:sz w:val="16"/>
+                <w:szCs w:val="16"/>
+                <w:lang w:eastAsia="en-IN"/>
+              </w:rPr>
+              <w:t>More memory efficient due to tid-lists and recursion</w:t>
+            </w:r>
+          </w:p>
+        </w:tc>
+      </w:tr>
+      <w:tr>
+        <w:tc>
+          <w:tcPr>
+            <w:tcW w:w="2518" w:type="dxa"/>
+            <w:hideMark/>
+          </w:tcPr>
+          <w:p>
+            <w:pPr>
+              <w:jc w:val="both"/>
+              <w:rPr>
+                <w:rFonts w:eastAsia="Times New Roman" w:cstheme="minorHAnsi"/>
+                <w:sz w:val="16"/>
+                <w:szCs w:val="16"/>
+                <w:lang w:eastAsia="en-IN"/>
+              </w:rPr>
+            </w:pPr>
+            <w:r>
+              <w:rPr>
+                <w:rFonts w:eastAsia="Times New Roman" w:cstheme="minorHAnsi"/>
+                <w:sz w:val="16"/>
+                <w:szCs w:val="16"/>
+                <w:lang w:eastAsia="en-IN"/>
+              </w:rPr>
+              <w:t>Slower due to multiple scans of database and candidate generation</w:t>
+            </w:r>
+          </w:p>
+        </w:tc>
+        <w:tc>
+          <w:tcPr>
+            <w:tcW w:w="2577" w:type="dxa"/>
+            <w:hideMark/>
+          </w:tcPr>
+          <w:p>
+            <w:pPr>
+              <w:jc w:val="both"/>
+              <w:rPr>
+                <w:rFonts w:eastAsia="Times New Roman" w:cstheme="minorHAnsi"/>
+                <w:sz w:val="16"/>
+                <w:szCs w:val="16"/>
+                <w:lang w:eastAsia="en-IN"/>
+              </w:rPr>
+            </w:pPr>
+            <w:r>
+              <w:rPr>
+                <w:rFonts w:eastAsia="Times New Roman" w:cstheme="minorHAnsi"/>
+                <w:sz w:val="16"/>
+                <w:szCs w:val="16"/>
+                <w:lang w:eastAsia="en-IN"/>
+              </w:rPr>
+              <w:t>Faster for dense datasets due to efficient intersection operations</w:t>
+            </w:r>
+          </w:p>
+        </w:tc>
+      </w:tr>
+      <w:tr>
+        <w:tc>
+          <w:tcPr>
+            <w:tcW w:w="2518" w:type="dxa"/>
+            <w:hideMark/>
+          </w:tcPr>
+          <w:p>
+            <w:pPr>
+              <w:jc w:val="both"/>
+              <w:rPr>
+                <w:rFonts w:eastAsia="Times New Roman" w:cstheme="minorHAnsi"/>
+                <w:sz w:val="16"/>
+                <w:szCs w:val="16"/>
+                <w:lang w:eastAsia="en-IN"/>
+              </w:rPr>
+            </w:pPr>
+            <w:r>
+              <w:rPr>
+                <w:rFonts w:eastAsia="Times New Roman" w:cstheme="minorHAnsi"/>
+                <w:sz w:val="16"/>
+                <w:szCs w:val="16"/>
+                <w:lang w:eastAsia="en-IN"/>
+              </w:rPr>
+              <w:t>High computational cost in candidate generation and pruning</w:t>
+            </w:r>
+          </w:p>
+        </w:tc>
+        <w:tc>
+          <w:tcPr>
+            <w:tcW w:w="2577" w:type="dxa"/>
+            <w:hideMark/>
+          </w:tcPr>
+          <w:p>
+            <w:pPr>
+              <w:jc w:val="both"/>
+              <w:rPr>
+                <w:rFonts w:eastAsia="Times New Roman" w:cstheme="minorHAnsi"/>
+                <w:sz w:val="16"/>
+                <w:szCs w:val="16"/>
+                <w:lang w:eastAsia="en-IN"/>
+              </w:rPr>
+            </w:pPr>
+            <w:r>
+              <w:rPr>
+                <w:rFonts w:eastAsia="Times New Roman" w:cstheme="minorHAnsi"/>
+                <w:sz w:val="16"/>
+                <w:szCs w:val="16"/>
+                <w:lang w:eastAsia="en-IN"/>
+              </w:rPr>
+              <w:t>More efficient in handling large datasets</w:t>
+            </w:r>
+          </w:p>
+        </w:tc>
+      </w:tr>
+      <w:tr>
+        <w:tc>
+          <w:tcPr>
+            <w:tcW w:w="2518" w:type="dxa"/>
+          </w:tcPr>
+          <w:p>
+            <w:pPr>
+              <w:jc w:val="both"/>
+              <w:rPr>
+                <w:rFonts w:eastAsia="Times New Roman" w:cstheme="minorHAnsi"/>
+                <w:sz w:val="16"/>
+                <w:szCs w:val="16"/>
+                <w:lang w:eastAsia="en-IN"/>
+              </w:rPr>
+            </w:pPr>
+            <w:r>
+              <w:rPr>
+                <w:rFonts w:eastAsia="Times New Roman" w:cstheme="minorHAnsi"/>
+                <w:sz w:val="16"/>
+                <w:szCs w:val="16"/>
+                <w:lang w:eastAsia="en-IN"/>
+              </w:rPr>
+              <w:t>Easier to implement</w:t>
+            </w:r>
+          </w:p>
+        </w:tc>
+        <w:tc>
+          <w:tcPr>
+            <w:tcW w:w="2577" w:type="dxa"/>
+          </w:tcPr>
+          <w:p>
+            <w:pPr>
+              <w:jc w:val="both"/>
+              <w:rPr>
+                <w:rFonts w:eastAsia="Times New Roman" w:cstheme="minorHAnsi"/>
+                <w:sz w:val="16"/>
+                <w:szCs w:val="16"/>
+                <w:lang w:eastAsia="en-IN"/>
+              </w:rPr>
+            </w:pPr>
+            <w:r>
+              <w:rPr>
+                <w:rFonts w:eastAsia="Times New Roman" w:cstheme="minorHAnsi"/>
+                <w:sz w:val="16"/>
+                <w:szCs w:val="16"/>
+                <w:lang w:eastAsia="en-IN"/>
+              </w:rPr>
+              <w:t>com</w:t>
+            </w:r>
+            <w:r>
+              <w:rPr>
+                <w:rFonts w:eastAsia="Times New Roman" w:cstheme="minorHAnsi"/>
+                <w:sz w:val="16"/>
+                <w:szCs w:val="16"/>
+                <w:lang w:eastAsia="en-IN"/>
+              </w:rPr>
+              <w:t>plex due to recursive process</w:t>
+            </w:r>
+          </w:p>
+        </w:tc>
+      </w:tr>
+    </w:tbl>
+    <w:p>
+      <w:pPr>
+        <w:spacing w:after="0" w:line="240" w:lineRule="auto"/>
+        <w:jc w:val="both"/>
+        <w:rPr>
+          <w:rFonts w:eastAsia="Times New Roman" w:cstheme="minorHAnsi"/>
+          <w:sz w:val="16"/>
+          <w:szCs w:val="16"/>
+          <w:lang w:eastAsia="en-IN"/>
+        </w:rPr>
+      </w:pPr>
+      <w:r>
+        <w:rPr>
+          <w:rFonts w:eastAsia="Times New Roman" w:cstheme="minorHAnsi"/>
+          <w:sz w:val="16"/>
+          <w:szCs w:val="16"/>
+          <w:lang w:eastAsia="en-IN"/>
+        </w:rPr>
+        <w:pict>
+          <v:rect id="_x0000_i1029" style="width:0;height:1.5pt" o:hralign="center" o:hrstd="t" o:hr="t" fillcolor="#a0a0a0" stroked="f"/>
+        </w:pict>
+      </w:r>
+    </w:p>
+    <w:p>
+      <w:pPr>
+        <w:spacing w:after="0" w:line="240" w:lineRule="auto"/>
+        <w:jc w:val="both"/>
+        <w:rPr>
+          <w:rFonts w:eastAsia="Times New Roman" w:cstheme="minorHAnsi"/>
+          <w:sz w:val="16"/>
+          <w:szCs w:val="16"/>
+          <w:lang w:eastAsia="en-IN"/>
+        </w:rPr>
+      </w:pPr>
+      <w:r>
+        <w:rPr>
+          <w:rFonts w:eastAsia="Times New Roman" w:cstheme="minorHAnsi"/>
+          <w:b/>
+          <w:sz w:val="16"/>
+          <w:szCs w:val="16"/>
+          <w:highlight w:val="yellow"/>
+          <w:u w:val="single"/>
+          <w:lang w:eastAsia="en-IN"/>
+        </w:rPr>
+        <w:t>FP-Growth</w:t>
+      </w:r>
+      <w:r>
+        <w:rPr>
+          <w:rFonts w:eastAsia="Times New Roman" w:cstheme="minorHAnsi"/>
+          <w:sz w:val="16"/>
+          <w:szCs w:val="16"/>
+          <w:lang w:eastAsia="en-IN"/>
+        </w:rPr>
+        <w:t xml:space="preserve"> is </w:t>
+      </w:r>
+      <w:r>
+        <w:rPr>
+          <w:rFonts w:eastAsia="Times New Roman" w:cstheme="minorHAnsi"/>
+          <w:b/>
+          <w:bCs/>
+          <w:sz w:val="16"/>
+          <w:szCs w:val="16"/>
+          <w:lang w:eastAsia="en-IN"/>
+        </w:rPr>
+        <w:t>frequent pattern mining</w:t>
+      </w:r>
+      <w:r>
+        <w:rPr>
+          <w:rFonts w:eastAsia="Times New Roman" w:cstheme="minorHAnsi"/>
+          <w:sz w:val="16"/>
+          <w:szCs w:val="16"/>
+          <w:lang w:eastAsia="en-IN"/>
+        </w:rPr>
+        <w:t xml:space="preserve"> algorithm that </w:t>
+      </w:r>
+      <w:r>
+        <w:rPr>
+          <w:rFonts w:eastAsia="Times New Roman" w:cstheme="minorHAnsi"/>
+          <w:b/>
+          <w:bCs/>
+          <w:sz w:val="16"/>
+          <w:szCs w:val="16"/>
+          <w:lang w:eastAsia="en-IN"/>
+        </w:rPr>
+        <w:t>efficiently discovers frequent itemsets</w:t>
+      </w:r>
+      <w:r>
+        <w:rPr>
+          <w:rFonts w:eastAsia="Times New Roman" w:cstheme="minorHAnsi"/>
+          <w:sz w:val="16"/>
+          <w:szCs w:val="16"/>
+          <w:lang w:eastAsia="en-IN"/>
+        </w:rPr>
+        <w:t xml:space="preserve"> without candidate generation. It uses a </w:t>
+      </w:r>
+      <w:r>
+        <w:rPr>
+          <w:rFonts w:eastAsia="Times New Roman" w:cstheme="minorHAnsi"/>
+          <w:b/>
+          <w:bCs/>
+          <w:sz w:val="16"/>
+          <w:szCs w:val="16"/>
+          <w:lang w:eastAsia="en-IN"/>
+        </w:rPr>
+        <w:t>compact data structure called FP-Tree (Frequent Pattern Tree)</w:t>
+      </w:r>
+      <w:r>
+        <w:rPr>
+          <w:rFonts w:eastAsia="Times New Roman" w:cstheme="minorHAnsi"/>
+          <w:sz w:val="16"/>
+          <w:szCs w:val="16"/>
+          <w:lang w:eastAsia="en-IN"/>
+        </w:rPr>
+        <w:t xml:space="preserve"> to represent the database, and mines the frequent patterns directly from this tree.</w:t>
+      </w:r>
+    </w:p>
+    <w:p>
+      <w:pPr>
+        <w:spacing w:after="0" w:line="240" w:lineRule="auto"/>
+        <w:jc w:val="both"/>
+        <w:outlineLvl w:val="2"/>
+        <w:rPr>
+          <w:rFonts w:eastAsia="Times New Roman" w:cstheme="minorHAnsi"/>
+          <w:b/>
+          <w:bCs/>
+          <w:sz w:val="16"/>
+          <w:szCs w:val="16"/>
+          <w:lang w:eastAsia="en-IN"/>
+        </w:rPr>
+      </w:pPr>
+      <w:r>
+        <w:rPr>
+          <w:rFonts w:eastAsia="Times New Roman" w:cstheme="minorHAnsi"/>
+          <w:b/>
+          <w:bCs/>
+          <w:sz w:val="16"/>
+          <w:szCs w:val="16"/>
+          <w:lang w:eastAsia="en-IN"/>
+        </w:rPr>
+        <w:t>How FP-Growth Works:</w:t>
+      </w:r>
+    </w:p>
+    <w:p>
+      <w:pPr>
+        <w:numPr>
+          <w:ilvl w:val="0"/>
+          <w:numId w:val="4"/>
+        </w:numPr>
+        <w:spacing w:after="0" w:line="240" w:lineRule="auto"/>
+        <w:jc w:val="both"/>
+        <w:rPr>
+          <w:rFonts w:eastAsia="Times New Roman" w:cstheme="minorHAnsi"/>
+          <w:sz w:val="16"/>
+          <w:szCs w:val="16"/>
+          <w:lang w:eastAsia="en-IN"/>
+        </w:rPr>
+      </w:pPr>
+      <w:r>
+        <w:rPr>
+          <w:rFonts w:eastAsia="Times New Roman" w:cstheme="minorHAnsi"/>
+          <w:b/>
+          <w:bCs/>
+          <w:sz w:val="16"/>
+          <w:szCs w:val="16"/>
+          <w:lang w:eastAsia="en-IN"/>
+        </w:rPr>
+        <w:t>Build FP-Tree:</w:t>
+      </w:r>
+      <w:r>
+        <w:rPr>
+          <w:rFonts w:eastAsia="Times New Roman" w:cstheme="minorHAnsi"/>
+          <w:sz w:val="16"/>
+          <w:szCs w:val="16"/>
+          <w:lang w:eastAsia="en-IN"/>
+        </w:rPr>
+        <w:t xml:space="preserve"> </w:t>
+      </w:r>
+      <w:r>
+        <w:rPr>
+          <w:rFonts w:eastAsia="Times New Roman" w:cstheme="minorHAnsi"/>
+          <w:sz w:val="16"/>
+          <w:szCs w:val="16"/>
+          <w:lang w:eastAsia="en-IN"/>
+        </w:rPr>
+        <w:t>Scan the database once to find frequent items (above minimum support).</w:t>
+      </w:r>
+      <w:r>
+        <w:rPr>
+          <w:rFonts w:eastAsia="Times New Roman" w:cstheme="minorHAnsi"/>
+          <w:sz w:val="16"/>
+          <w:szCs w:val="16"/>
+          <w:lang w:eastAsia="en-IN"/>
+        </w:rPr>
+        <w:t xml:space="preserve"> </w:t>
+      </w:r>
+      <w:r>
+        <w:rPr>
+          <w:rFonts w:eastAsia="Times New Roman" w:cstheme="minorHAnsi"/>
+          <w:sz w:val="16"/>
+          <w:szCs w:val="16"/>
+          <w:lang w:eastAsia="en-IN"/>
+        </w:rPr>
+        <w:t>Sort frequent items in descending order of support.</w:t>
+      </w:r>
+      <w:r>
+        <w:rPr>
+          <w:rFonts w:eastAsia="Times New Roman" w:cstheme="minorHAnsi"/>
+          <w:sz w:val="16"/>
+          <w:szCs w:val="16"/>
+          <w:lang w:eastAsia="en-IN"/>
+        </w:rPr>
+        <w:t xml:space="preserve"> </w:t>
+      </w:r>
+      <w:r>
+        <w:rPr>
+          <w:rFonts w:eastAsia="Times New Roman" w:cstheme="minorHAnsi"/>
+          <w:sz w:val="16"/>
+          <w:szCs w:val="16"/>
+          <w:lang w:eastAsia="en-IN"/>
+        </w:rPr>
+        <w:t>Create an FP-Tree by inserting transactions, sharing common prefixes.</w:t>
+      </w:r>
+    </w:p>
+    <w:p>
+      <w:pPr>
+        <w:numPr>
+          <w:ilvl w:val="0"/>
+          <w:numId w:val="4"/>
+        </w:numPr>
+        <w:spacing w:after="0" w:line="240" w:lineRule="auto"/>
+        <w:jc w:val="both"/>
+        <w:rPr>
+          <w:rFonts w:eastAsia="Times New Roman" w:cstheme="minorHAnsi"/>
+          <w:sz w:val="16"/>
+          <w:szCs w:val="16"/>
+          <w:lang w:eastAsia="en-IN"/>
+        </w:rPr>
+      </w:pPr>
+      <w:r>
+        <w:rPr>
+          <w:rFonts w:eastAsia="Times New Roman" w:cstheme="minorHAnsi"/>
+          <w:b/>
+          <w:bCs/>
+          <w:sz w:val="16"/>
+          <w:szCs w:val="16"/>
+          <w:lang w:eastAsia="en-IN"/>
+        </w:rPr>
+        <w:t>Mine FP-Tree:</w:t>
+      </w:r>
+      <w:r>
+        <w:rPr>
+          <w:rFonts w:eastAsia="Times New Roman" w:cstheme="minorHAnsi"/>
+          <w:sz w:val="16"/>
+          <w:szCs w:val="16"/>
+          <w:lang w:eastAsia="en-IN"/>
+        </w:rPr>
+        <w:t xml:space="preserve"> </w:t>
+      </w:r>
+      <w:r>
+        <w:rPr>
+          <w:rFonts w:eastAsia="Times New Roman" w:cstheme="minorHAnsi"/>
+          <w:sz w:val="16"/>
+          <w:szCs w:val="16"/>
+          <w:lang w:eastAsia="en-IN"/>
+        </w:rPr>
+        <w:t>Extract frequent itemsets by recursively exploring conditional FP-Trees (</w:t>
+      </w:r>
+      <w:proofErr w:type="spellStart"/>
+      <w:r>
+        <w:rPr>
+          <w:rFonts w:eastAsia="Times New Roman" w:cstheme="minorHAnsi"/>
+          <w:sz w:val="16"/>
+          <w:szCs w:val="16"/>
+          <w:lang w:eastAsia="en-IN"/>
+        </w:rPr>
+        <w:t>subtrees</w:t>
+      </w:r>
+      <w:proofErr w:type="spellEnd"/>
+      <w:r>
+        <w:rPr>
+          <w:rFonts w:eastAsia="Times New Roman" w:cstheme="minorHAnsi"/>
+          <w:sz w:val="16"/>
+          <w:szCs w:val="16"/>
+          <w:lang w:eastAsia="en-IN"/>
+        </w:rPr>
+        <w:t xml:space="preserve"> conditioned on a particular item).</w:t>
+      </w:r>
+    </w:p>
+    <w:p>
+      <w:pPr>
+        <w:spacing w:after="0" w:line="240" w:lineRule="auto"/>
+        <w:jc w:val="both"/>
+        <w:rPr>
+          <w:rFonts w:eastAsia="Times New Roman" w:cstheme="minorHAnsi"/>
+          <w:sz w:val="16"/>
+          <w:szCs w:val="16"/>
+          <w:lang w:eastAsia="en-IN"/>
+        </w:rPr>
+      </w:pPr>
+      <w:r>
+        <w:rPr>
+          <w:lang w:eastAsia="en-IN"/>
+        </w:rPr>
+        <w:pict>
+          <v:rect id="_x0000_i1030" style="width:0;height:1.5pt" o:hralign="center" o:hrstd="t" o:hr="t" fillcolor="#a0a0a0" stroked="f"/>
+        </w:pict>
+      </w:r>
+    </w:p>
+    <w:tbl>
+      <w:tblPr>
+        <w:tblStyle w:val="TableGrid"/>
+        <w:tblW w:w="0" w:type="auto"/>
+        <w:tblLook w:val="04A0" w:firstRow="1" w:lastRow="0" w:firstColumn="1" w:lastColumn="0" w:noHBand="0" w:noVBand="1"/>
+      </w:tblPr>
+      <w:tblGrid>
+        <w:gridCol w:w="2297"/>
+        <w:gridCol w:w="2798"/>
       </w:tblGrid>
       <w:tr>
         <w:tc>
           <w:tcPr>
             <w:tcW w:w="0" w:type="auto"/>
+            <w:shd w:val="clear" w:color="auto" w:fill="FFFF00"/>
             <w:hideMark/>
           </w:tcPr>
           <w:p>
             <w:pPr>
-              <w:jc w:val="center"/>
+              <w:jc w:val="both"/>
               <w:rPr>
                 <w:rFonts w:eastAsia="Times New Roman" w:cstheme="minorHAnsi"/>
                 <w:b/>
                 <w:bCs/>
+                <w:sz w:val="16"/>
+                <w:szCs w:val="16"/>
                 <w:lang w:eastAsia="en-IN"/>
               </w:rPr>
             </w:pPr>
@@ -1235,83 +1980,42 @@
                 <w:rFonts w:eastAsia="Times New Roman" w:cstheme="minorHAnsi"/>
                 <w:b/>
                 <w:bCs/>
-                <w:lang w:eastAsia="en-IN"/>
-              </w:rPr>
-              <w:t>Criteria</w:t>
+                <w:sz w:val="16"/>
+                <w:szCs w:val="16"/>
+                <w:lang w:eastAsia="en-IN"/>
+              </w:rPr>
+              <w:t>FP-Growth</w:t>
             </w:r>
           </w:p>
         </w:tc>
         <w:tc>
           <w:tcPr>
             <w:tcW w:w="0" w:type="auto"/>
+            <w:shd w:val="clear" w:color="auto" w:fill="FFFF00"/>
             <w:hideMark/>
           </w:tcPr>
           <w:p>
             <w:pPr>
-              <w:jc w:val="center"/>
+              <w:jc w:val="both"/>
               <w:rPr>
                 <w:rFonts w:eastAsia="Times New Roman" w:cstheme="minorHAnsi"/>
                 <w:b/>
                 <w:bCs/>
+                <w:sz w:val="16"/>
+                <w:szCs w:val="16"/>
                 <w:lang w:eastAsia="en-IN"/>
               </w:rPr>
             </w:pPr>
-            <w:proofErr w:type="spellStart"/>
             <w:r>
               <w:rPr>
                 <w:rFonts w:eastAsia="Times New Roman" w:cstheme="minorHAnsi"/>
                 <w:b/>
                 <w:bCs/>
+                <w:sz w:val="16"/>
+                <w:szCs w:val="16"/>
                 <w:lang w:eastAsia="en-IN"/>
               </w:rPr>
               <w:t>Apriori</w:t>
-            </w:r>
-            <w:proofErr w:type="spellEnd"/>
-            <w:r>
-              <w:rPr>
-                <w:rFonts w:eastAsia="Times New Roman" w:cstheme="minorHAnsi"/>
-                <w:b/>
-                <w:bCs/>
-                <w:lang w:eastAsia="en-IN"/>
-              </w:rPr>
-              <w:t xml:space="preserve"> Algorithm</w:t>
-            </w:r>
-          </w:p>
-        </w:tc>
-        <w:tc>
-          <w:tcPr>
-            <w:tcW w:w="0" w:type="auto"/>
-            <w:hideMark/>
-          </w:tcPr>
-          <w:p>
-            <w:pPr>
-              <w:jc w:val="center"/>
-              <w:rPr>
-                <w:rFonts w:eastAsia="Times New Roman" w:cstheme="minorHAnsi"/>
-                <w:b/>
-                <w:bCs/>
-                <w:lang w:eastAsia="en-IN"/>
-              </w:rPr>
-            </w:pPr>
-            <w:proofErr w:type="spellStart"/>
-            <w:r>
-              <w:rPr>
-                <w:rFonts w:eastAsia="Times New Roman" w:cstheme="minorHAnsi"/>
-                <w:b/>
-                <w:bCs/>
-                <w:lang w:eastAsia="en-IN"/>
-              </w:rPr>
-              <w:t>Eclat</w:t>
-            </w:r>
-            <w:proofErr w:type="spellEnd"/>
-            <w:r>
-              <w:rPr>
-                <w:rFonts w:eastAsia="Times New Roman" w:cstheme="minorHAnsi"/>
-                <w:b/>
-                <w:bCs/>
-                <w:lang w:eastAsia="en-IN"/>
-              </w:rPr>
-              <w:t xml:space="preserve"> Algorithm</w:t>
             </w:r>
           </w:p>
         </w:tc>
@@ -1324,19 +2028,22 @@
           </w:tcPr>
           <w:p>
             <w:pPr>
-              <w:rPr>
-                <w:rFonts w:eastAsia="Times New Roman" w:cstheme="minorHAnsi"/>
+              <w:jc w:val="both"/>
+              <w:rPr>
+                <w:rFonts w:eastAsia="Times New Roman" w:cstheme="minorHAnsi"/>
+                <w:sz w:val="16"/>
+                <w:szCs w:val="16"/>
                 <w:lang w:eastAsia="en-IN"/>
               </w:rPr>
             </w:pPr>
             <w:r>
               <w:rPr>
                 <w:rFonts w:eastAsia="Times New Roman" w:cstheme="minorHAnsi"/>
-                <w:b/>
-                <w:bCs/>
-                <w:lang w:eastAsia="en-IN"/>
-              </w:rPr>
-              <w:t>Approach</w:t>
+                <w:sz w:val="16"/>
+                <w:szCs w:val="16"/>
+                <w:lang w:eastAsia="en-IN"/>
+              </w:rPr>
+              <w:t>No candidate generation</w:t>
             </w:r>
           </w:p>
         </w:tc>
@@ -1347,102 +2054,22 @@
           </w:tcPr>
           <w:p>
             <w:pPr>
-              <w:rPr>
-                <w:rFonts w:eastAsia="Times New Roman" w:cstheme="minorHAnsi"/>
+              <w:jc w:val="both"/>
+              <w:rPr>
+                <w:rFonts w:eastAsia="Times New Roman" w:cstheme="minorHAnsi"/>
+                <w:sz w:val="16"/>
+                <w:szCs w:val="16"/>
                 <w:lang w:eastAsia="en-IN"/>
               </w:rPr>
             </w:pPr>
             <w:r>
               <w:rPr>
                 <w:rFonts w:eastAsia="Times New Roman" w:cstheme="minorHAnsi"/>
-                <w:lang w:eastAsia="en-IN"/>
-              </w:rPr>
-              <w:t xml:space="preserve">Uses a </w:t>
-            </w:r>
-            <w:r>
-              <w:rPr>
-                <w:rFonts w:eastAsia="Times New Roman" w:cstheme="minorHAnsi"/>
-                <w:b/>
-                <w:bCs/>
-                <w:lang w:eastAsia="en-IN"/>
-              </w:rPr>
-              <w:t>breadth-first search</w:t>
-            </w:r>
-            <w:r>
-              <w:rPr>
-                <w:rFonts w:eastAsia="Times New Roman" w:cstheme="minorHAnsi"/>
-                <w:lang w:eastAsia="en-IN"/>
-              </w:rPr>
-              <w:t xml:space="preserve"> to generate candidate </w:t>
-            </w:r>
-            <w:proofErr w:type="spellStart"/>
-            <w:r>
-              <w:rPr>
-                <w:rFonts w:eastAsia="Times New Roman" w:cstheme="minorHAnsi"/>
-                <w:lang w:eastAsia="en-IN"/>
-              </w:rPr>
-              <w:t>itemsets</w:t>
-            </w:r>
-            <w:proofErr w:type="spellEnd"/>
-            <w:r>
-              <w:rPr>
-                <w:rFonts w:eastAsia="Times New Roman" w:cstheme="minorHAnsi"/>
-                <w:lang w:eastAsia="en-IN"/>
-              </w:rPr>
-              <w:t xml:space="preserve"> level by level</w:t>
-            </w:r>
-          </w:p>
-        </w:tc>
-        <w:tc>
-          <w:tcPr>
-            <w:tcW w:w="0" w:type="auto"/>
-            <w:hideMark/>
-          </w:tcPr>
-          <w:p>
-            <w:pPr>
-              <w:rPr>
-                <w:rFonts w:eastAsia="Times New Roman" w:cstheme="minorHAnsi"/>
-                <w:lang w:eastAsia="en-IN"/>
-              </w:rPr>
-            </w:pPr>
-            <w:r>
-              <w:rPr>
-                <w:rFonts w:eastAsia="Times New Roman" w:cstheme="minorHAnsi"/>
-                <w:lang w:eastAsia="en-IN"/>
-              </w:rPr>
-              <w:t xml:space="preserve">Uses a </w:t>
-            </w:r>
-            <w:r>
-              <w:rPr>
-                <w:rFonts w:eastAsia="Times New Roman" w:cstheme="minorHAnsi"/>
-                <w:b/>
-                <w:bCs/>
-                <w:lang w:eastAsia="en-IN"/>
-              </w:rPr>
-              <w:t>depth-first search</w:t>
-            </w:r>
-            <w:r>
-              <w:rPr>
-                <w:rFonts w:eastAsia="Times New Roman" w:cstheme="minorHAnsi"/>
-                <w:lang w:eastAsia="en-IN"/>
-              </w:rPr>
-              <w:t xml:space="preserve"> to explore </w:t>
-            </w:r>
-            <w:proofErr w:type="spellStart"/>
-            <w:r>
-              <w:rPr>
-                <w:rFonts w:eastAsia="Times New Roman" w:cstheme="minorHAnsi"/>
-                <w:lang w:eastAsia="en-IN"/>
-              </w:rPr>
-              <w:t>itemsets</w:t>
-            </w:r>
-            <w:proofErr w:type="spellEnd"/>
-            <w:r>
-              <w:rPr>
-                <w:rFonts w:eastAsia="Times New Roman" w:cstheme="minorHAnsi"/>
-                <w:lang w:eastAsia="en-IN"/>
-              </w:rPr>
-              <w:t xml:space="preserve"> recursively</w:t>
+                <w:sz w:val="16"/>
+                <w:szCs w:val="16"/>
+                <w:lang w:eastAsia="en-IN"/>
+              </w:rPr>
+              <w:t>Generates large numbers of candidate itemsets</w:t>
             </w:r>
           </w:p>
         </w:tc>
@@ -1455,19 +2082,40 @@
           </w:tcPr>
           <w:p>
             <w:pPr>
-              <w:rPr>
-                <w:rFonts w:eastAsia="Times New Roman" w:cstheme="minorHAnsi"/>
+              <w:jc w:val="both"/>
+              <w:rPr>
+                <w:rFonts w:eastAsia="Times New Roman" w:cstheme="minorHAnsi"/>
+                <w:sz w:val="16"/>
+                <w:szCs w:val="16"/>
                 <w:lang w:eastAsia="en-IN"/>
               </w:rPr>
             </w:pPr>
             <w:r>
               <w:rPr>
                 <w:rFonts w:eastAsia="Times New Roman" w:cstheme="minorHAnsi"/>
-                <w:b/>
-                <w:bCs/>
-                <w:lang w:eastAsia="en-IN"/>
-              </w:rPr>
-              <w:t>Data Representation</w:t>
+                <w:sz w:val="16"/>
+                <w:szCs w:val="16"/>
+                <w:lang w:eastAsia="en-IN"/>
+              </w:rPr>
+              <w:t xml:space="preserve">Requires only </w:t>
+            </w:r>
+            <w:r>
+              <w:rPr>
+                <w:rFonts w:eastAsia="Times New Roman" w:cstheme="minorHAnsi"/>
+                <w:sz w:val="16"/>
+                <w:szCs w:val="16"/>
+                <w:lang w:eastAsia="en-IN"/>
+              </w:rPr>
+              <w:t xml:space="preserve">2 database </w:t>
+            </w:r>
+            <w:r>
+              <w:rPr>
+                <w:rFonts w:eastAsia="Times New Roman" w:cstheme="minorHAnsi"/>
+                <w:sz w:val="16"/>
+                <w:szCs w:val="16"/>
+                <w:lang w:eastAsia="en-IN"/>
+              </w:rPr>
+              <w:t>scans</w:t>
             </w:r>
           </w:p>
         </w:tc>
@@ -1478,54 +2126,22 @@
           </w:tcPr>
           <w:p>
             <w:pPr>
-              <w:rPr>
-                <w:rFonts w:eastAsia="Times New Roman" w:cstheme="minorHAnsi"/>
+              <w:jc w:val="both"/>
+              <w:rPr>
+                <w:rFonts w:eastAsia="Times New Roman" w:cstheme="minorHAnsi"/>
+                <w:sz w:val="16"/>
+                <w:szCs w:val="16"/>
                 <w:lang w:eastAsia="en-IN"/>
               </w:rPr>
             </w:pPr>
             <w:r>
               <w:rPr>
                 <w:rFonts w:eastAsia="Times New Roman" w:cstheme="minorHAnsi"/>
-                <w:lang w:eastAsia="en-IN"/>
-              </w:rPr>
-              <w:t>Works on horizontal data format (transaction list)</w:t>
-            </w:r>
-          </w:p>
-        </w:tc>
-        <w:tc>
-          <w:tcPr>
-            <w:tcW w:w="0" w:type="auto"/>
-            <w:hideMark/>
-          </w:tcPr>
-          <w:p>
-            <w:pPr>
-              <w:rPr>
-                <w:rFonts w:eastAsia="Times New Roman" w:cstheme="minorHAnsi"/>
-                <w:lang w:eastAsia="en-IN"/>
-              </w:rPr>
-            </w:pPr>
-            <w:r>
-              <w:rPr>
-                <w:rFonts w:eastAsia="Times New Roman" w:cstheme="minorHAnsi"/>
-                <w:lang w:eastAsia="en-IN"/>
-              </w:rPr>
-              <w:t>Works on vertical data format (</w:t>
-            </w:r>
-            <w:proofErr w:type="spellStart"/>
-            <w:r>
-              <w:rPr>
-                <w:rFonts w:eastAsia="Times New Roman" w:cstheme="minorHAnsi"/>
-                <w:lang w:eastAsia="en-IN"/>
-              </w:rPr>
-              <w:t>tid</w:t>
-            </w:r>
-            <w:proofErr w:type="spellEnd"/>
-            <w:r>
-              <w:rPr>
-                <w:rFonts w:eastAsia="Times New Roman" w:cstheme="minorHAnsi"/>
-                <w:lang w:eastAsia="en-IN"/>
-              </w:rPr>
-              <w:t>-lists or transaction IDs)</w:t>
+                <w:sz w:val="16"/>
+                <w:szCs w:val="16"/>
+                <w:lang w:eastAsia="en-IN"/>
+              </w:rPr>
+              <w:t>Multiple for each level of itemsets</w:t>
             </w:r>
           </w:p>
         </w:tc>
@@ -1538,19 +2154,22 @@
           </w:tcPr>
           <w:p>
             <w:pPr>
-              <w:rPr>
-                <w:rFonts w:eastAsia="Times New Roman" w:cstheme="minorHAnsi"/>
+              <w:jc w:val="both"/>
+              <w:rPr>
+                <w:rFonts w:eastAsia="Times New Roman" w:cstheme="minorHAnsi"/>
+                <w:sz w:val="16"/>
+                <w:szCs w:val="16"/>
                 <w:lang w:eastAsia="en-IN"/>
               </w:rPr>
             </w:pPr>
             <w:r>
               <w:rPr>
                 <w:rFonts w:eastAsia="Times New Roman" w:cstheme="minorHAnsi"/>
-                <w:b/>
-                <w:bCs/>
-                <w:lang w:eastAsia="en-IN"/>
-              </w:rPr>
-              <w:t>Candidate Generation</w:t>
+                <w:sz w:val="16"/>
+                <w:szCs w:val="16"/>
+                <w:lang w:eastAsia="en-IN"/>
+              </w:rPr>
+              <w:t>Uses compact FP-Tree to compress data</w:t>
             </w:r>
           </w:p>
         </w:tc>
@@ -1561,80 +2180,23 @@
           </w:tcPr>
           <w:p>
             <w:pPr>
-              <w:rPr>
-                <w:rFonts w:eastAsia="Times New Roman" w:cstheme="minorHAnsi"/>
+              <w:jc w:val="both"/>
+              <w:rPr>
+                <w:rFonts w:eastAsia="Times New Roman" w:cstheme="minorHAnsi"/>
+                <w:sz w:val="16"/>
+                <w:szCs w:val="16"/>
                 <w:lang w:eastAsia="en-IN"/>
               </w:rPr>
             </w:pPr>
             <w:r>
               <w:rPr>
                 <w:rFonts w:eastAsia="Times New Roman" w:cstheme="minorHAnsi"/>
-                <w:lang w:eastAsia="en-IN"/>
-              </w:rPr>
-              <w:t xml:space="preserve">Generates candidate </w:t>
-            </w:r>
-            <w:proofErr w:type="spellStart"/>
-            <w:r>
-              <w:rPr>
-                <w:rFonts w:eastAsia="Times New Roman" w:cstheme="minorHAnsi"/>
-                <w:lang w:eastAsia="en-IN"/>
-              </w:rPr>
-              <w:t>itemsets</w:t>
-            </w:r>
-            <w:proofErr w:type="spellEnd"/>
-            <w:r>
-              <w:rPr>
-                <w:rFonts w:eastAsia="Times New Roman" w:cstheme="minorHAnsi"/>
-                <w:lang w:eastAsia="en-IN"/>
-              </w:rPr>
-              <w:t xml:space="preserve"> explicitly</w:t>
-            </w:r>
-          </w:p>
-        </w:tc>
-        <w:tc>
-          <w:tcPr>
-            <w:tcW w:w="0" w:type="auto"/>
-            <w:hideMark/>
-          </w:tcPr>
-          <w:p>
-            <w:pPr>
-              <w:rPr>
-                <w:rFonts w:eastAsia="Times New Roman" w:cstheme="minorHAnsi"/>
-                <w:lang w:eastAsia="en-IN"/>
-              </w:rPr>
-            </w:pPr>
-            <w:r>
-              <w:rPr>
-                <w:rFonts w:eastAsia="Times New Roman" w:cstheme="minorHAnsi"/>
-                <w:lang w:eastAsia="en-IN"/>
-              </w:rPr>
-              <w:t xml:space="preserve">Uses intersections of </w:t>
-            </w:r>
-            <w:proofErr w:type="spellStart"/>
-            <w:r>
-              <w:rPr>
-                <w:rFonts w:eastAsia="Times New Roman" w:cstheme="minorHAnsi"/>
-                <w:lang w:eastAsia="en-IN"/>
-              </w:rPr>
-              <w:t>tid</w:t>
-            </w:r>
-            <w:proofErr w:type="spellEnd"/>
-            <w:r>
-              <w:rPr>
-                <w:rFonts w:eastAsia="Times New Roman" w:cstheme="minorHAnsi"/>
-                <w:lang w:eastAsia="en-IN"/>
-              </w:rPr>
-              <w:t xml:space="preserve">-lists to find frequent </w:t>
-            </w:r>
-            <w:proofErr w:type="spellStart"/>
-            <w:r>
-              <w:rPr>
-                <w:rFonts w:eastAsia="Times New Roman" w:cstheme="minorHAnsi"/>
-                <w:lang w:eastAsia="en-IN"/>
-              </w:rPr>
-              <w:t>itemsets</w:t>
-            </w:r>
-            <w:proofErr w:type="spellEnd"/>
+                <w:sz w:val="16"/>
+                <w:szCs w:val="16"/>
+                <w:lang w:eastAsia="en-IN"/>
+              </w:rPr>
+              <w:t>Uses simple list-based representation</w:t>
+            </w:r>
           </w:p>
         </w:tc>
       </w:tr>
@@ -1646,19 +2208,22 @@
           </w:tcPr>
           <w:p>
             <w:pPr>
-              <w:rPr>
-                <w:rFonts w:eastAsia="Times New Roman" w:cstheme="minorHAnsi"/>
+              <w:jc w:val="both"/>
+              <w:rPr>
+                <w:rFonts w:eastAsia="Times New Roman" w:cstheme="minorHAnsi"/>
+                <w:sz w:val="16"/>
+                <w:szCs w:val="16"/>
                 <w:lang w:eastAsia="en-IN"/>
               </w:rPr>
             </w:pPr>
             <w:r>
               <w:rPr>
                 <w:rFonts w:eastAsia="Times New Roman" w:cstheme="minorHAnsi"/>
-                <w:b/>
-                <w:bCs/>
-                <w:lang w:eastAsia="en-IN"/>
-              </w:rPr>
-              <w:t>Memory Usage</w:t>
+                <w:sz w:val="16"/>
+                <w:szCs w:val="16"/>
+                <w:lang w:eastAsia="en-IN"/>
+              </w:rPr>
+              <w:t>Faster and more scalable for large datasets</w:t>
             </w:r>
           </w:p>
         </w:tc>
@@ -1669,54 +2234,22 @@
           </w:tcPr>
           <w:p>
             <w:pPr>
-              <w:rPr>
-                <w:rFonts w:eastAsia="Times New Roman" w:cstheme="minorHAnsi"/>
+              <w:jc w:val="both"/>
+              <w:rPr>
+                <w:rFonts w:eastAsia="Times New Roman" w:cstheme="minorHAnsi"/>
+                <w:sz w:val="16"/>
+                <w:szCs w:val="16"/>
                 <w:lang w:eastAsia="en-IN"/>
               </w:rPr>
             </w:pPr>
             <w:r>
               <w:rPr>
                 <w:rFonts w:eastAsia="Times New Roman" w:cstheme="minorHAnsi"/>
-                <w:lang w:eastAsia="en-IN"/>
-              </w:rPr>
-              <w:t>Generally higher due to candidate generation</w:t>
-            </w:r>
-          </w:p>
-        </w:tc>
-        <w:tc>
-          <w:tcPr>
-            <w:tcW w:w="0" w:type="auto"/>
-            <w:hideMark/>
-          </w:tcPr>
-          <w:p>
-            <w:pPr>
-              <w:rPr>
-                <w:rFonts w:eastAsia="Times New Roman" w:cstheme="minorHAnsi"/>
-                <w:lang w:eastAsia="en-IN"/>
-              </w:rPr>
-            </w:pPr>
-            <w:r>
-              <w:rPr>
-                <w:rFonts w:eastAsia="Times New Roman" w:cstheme="minorHAnsi"/>
-                <w:lang w:eastAsia="en-IN"/>
-              </w:rPr>
-              <w:t xml:space="preserve">More memory efficient due to </w:t>
-            </w:r>
-            <w:proofErr w:type="spellStart"/>
-            <w:r>
-              <w:rPr>
-                <w:rFonts w:eastAsia="Times New Roman" w:cstheme="minorHAnsi"/>
-                <w:lang w:eastAsia="en-IN"/>
-              </w:rPr>
-              <w:t>tid</w:t>
-            </w:r>
-            <w:proofErr w:type="spellEnd"/>
-            <w:r>
-              <w:rPr>
-                <w:rFonts w:eastAsia="Times New Roman" w:cstheme="minorHAnsi"/>
-                <w:lang w:eastAsia="en-IN"/>
-              </w:rPr>
-              <w:t>-lists and recursion</w:t>
+                <w:sz w:val="16"/>
+                <w:szCs w:val="16"/>
+                <w:lang w:eastAsia="en-IN"/>
+              </w:rPr>
+              <w:t>Slower due to expensive candidate generation</w:t>
             </w:r>
           </w:p>
         </w:tc>
@@ -1729,19 +2262,22 @@
           </w:tcPr>
           <w:p>
             <w:pPr>
-              <w:rPr>
-                <w:rFonts w:eastAsia="Times New Roman" w:cstheme="minorHAnsi"/>
+              <w:jc w:val="both"/>
+              <w:rPr>
+                <w:rFonts w:eastAsia="Times New Roman" w:cstheme="minorHAnsi"/>
+                <w:sz w:val="16"/>
+                <w:szCs w:val="16"/>
                 <w:lang w:eastAsia="en-IN"/>
               </w:rPr>
             </w:pPr>
             <w:r>
               <w:rPr>
                 <w:rFonts w:eastAsia="Times New Roman" w:cstheme="minorHAnsi"/>
-                <w:b/>
-                <w:bCs/>
-                <w:lang w:eastAsia="en-IN"/>
-              </w:rPr>
-              <w:t>Performance</w:t>
+                <w:sz w:val="16"/>
+                <w:szCs w:val="16"/>
+                <w:lang w:eastAsia="en-IN"/>
+              </w:rPr>
+              <w:t>More memory efficient with compressed data</w:t>
             </w:r>
           </w:p>
         </w:tc>
@@ -1752,38 +2288,22 @@
           </w:tcPr>
           <w:p>
             <w:pPr>
-              <w:rPr>
-                <w:rFonts w:eastAsia="Times New Roman" w:cstheme="minorHAnsi"/>
+              <w:jc w:val="both"/>
+              <w:rPr>
+                <w:rFonts w:eastAsia="Times New Roman" w:cstheme="minorHAnsi"/>
+                <w:sz w:val="16"/>
+                <w:szCs w:val="16"/>
                 <w:lang w:eastAsia="en-IN"/>
               </w:rPr>
             </w:pPr>
             <w:r>
               <w:rPr>
                 <w:rFonts w:eastAsia="Times New Roman" w:cstheme="minorHAnsi"/>
-                <w:lang w:eastAsia="en-IN"/>
-              </w:rPr>
-              <w:t>Slower due to multiple scans of database and candidate generation</w:t>
-            </w:r>
-          </w:p>
-        </w:tc>
-        <w:tc>
-          <w:tcPr>
-            <w:tcW w:w="0" w:type="auto"/>
-            <w:hideMark/>
-          </w:tcPr>
-          <w:p>
-            <w:pPr>
-              <w:rPr>
-                <w:rFonts w:eastAsia="Times New Roman" w:cstheme="minorHAnsi"/>
-                <w:lang w:eastAsia="en-IN"/>
-              </w:rPr>
-            </w:pPr>
-            <w:r>
-              <w:rPr>
-                <w:rFonts w:eastAsia="Times New Roman" w:cstheme="minorHAnsi"/>
-                <w:lang w:eastAsia="en-IN"/>
-              </w:rPr>
-              <w:t>Faster for dense datasets due to efficient intersection operations</w:t>
+                <w:sz w:val="16"/>
+                <w:szCs w:val="16"/>
+                <w:lang w:eastAsia="en-IN"/>
+              </w:rPr>
+              <w:t>Uses more memory for candidates and support counts</w:t>
             </w:r>
           </w:p>
         </w:tc>
@@ -1796,19 +2316,22 @@
           </w:tcPr>
           <w:p>
             <w:pPr>
-              <w:rPr>
-                <w:rFonts w:eastAsia="Times New Roman" w:cstheme="minorHAnsi"/>
+              <w:jc w:val="both"/>
+              <w:rPr>
+                <w:rFonts w:eastAsia="Times New Roman" w:cstheme="minorHAnsi"/>
+                <w:sz w:val="16"/>
+                <w:szCs w:val="16"/>
                 <w:lang w:eastAsia="en-IN"/>
               </w:rPr>
             </w:pPr>
             <w:r>
               <w:rPr>
                 <w:rFonts w:eastAsia="Times New Roman" w:cstheme="minorHAnsi"/>
-                <w:b/>
-                <w:bCs/>
-                <w:lang w:eastAsia="en-IN"/>
-              </w:rPr>
-              <w:t>Complexity</w:t>
+                <w:sz w:val="16"/>
+                <w:szCs w:val="16"/>
+                <w:lang w:eastAsia="en-IN"/>
+              </w:rPr>
+              <w:t>Handles dense and long transactions better</w:t>
             </w:r>
           </w:p>
         </w:tc>
@@ -1819,230 +2342,22 @@
           </w:tcPr>
           <w:p>
             <w:pPr>
-              <w:rPr>
-                <w:rFonts w:eastAsia="Times New Roman" w:cstheme="minorHAnsi"/>
+              <w:jc w:val="both"/>
+              <w:rPr>
+                <w:rFonts w:eastAsia="Times New Roman" w:cstheme="minorHAnsi"/>
+                <w:sz w:val="16"/>
+                <w:szCs w:val="16"/>
                 <w:lang w:eastAsia="en-IN"/>
               </w:rPr>
             </w:pPr>
             <w:r>
               <w:rPr>
                 <w:rFonts w:eastAsia="Times New Roman" w:cstheme="minorHAnsi"/>
-                <w:lang w:eastAsia="en-IN"/>
-              </w:rPr>
-              <w:t xml:space="preserve">High computational cost in candidate generation </w:t>
-            </w:r>
-            <w:r>
-              <w:rPr>
-                <w:rFonts w:eastAsia="Times New Roman" w:cstheme="minorHAnsi"/>
-                <w:lang w:eastAsia="en-IN"/>
-              </w:rPr>
-              <w:lastRenderedPageBreak/>
-              <w:t>and pruning</w:t>
-            </w:r>
-          </w:p>
-        </w:tc>
-        <w:tc>
-          <w:tcPr>
-            <w:tcW w:w="0" w:type="auto"/>
-            <w:hideMark/>
-          </w:tcPr>
-          <w:p>
-            <w:pPr>
-              <w:rPr>
-                <w:rFonts w:eastAsia="Times New Roman" w:cstheme="minorHAnsi"/>
-                <w:lang w:eastAsia="en-IN"/>
-              </w:rPr>
-            </w:pPr>
-            <w:r>
-              <w:rPr>
-                <w:rFonts w:eastAsia="Times New Roman" w:cstheme="minorHAnsi"/>
-                <w:lang w:eastAsia="en-IN"/>
-              </w:rPr>
-              <w:lastRenderedPageBreak/>
-              <w:t>More efficient in handling large datasets</w:t>
-            </w:r>
-          </w:p>
-        </w:tc>
-      </w:tr>
-      <w:tr>
-        <w:tc>
-          <w:tcPr>
-            <w:tcW w:w="0" w:type="auto"/>
-            <w:hideMark/>
-          </w:tcPr>
-          <w:p>
-            <w:pPr>
-              <w:rPr>
-                <w:rFonts w:eastAsia="Times New Roman" w:cstheme="minorHAnsi"/>
-                <w:lang w:eastAsia="en-IN"/>
-              </w:rPr>
-            </w:pPr>
-            <w:r>
-              <w:rPr>
-                <w:rFonts w:eastAsia="Times New Roman" w:cstheme="minorHAnsi"/>
-                <w:b/>
-                <w:bCs/>
-                <w:lang w:eastAsia="en-IN"/>
-              </w:rPr>
-              <w:lastRenderedPageBreak/>
-              <w:t>Pruning</w:t>
-            </w:r>
-          </w:p>
-        </w:tc>
-        <w:tc>
-          <w:tcPr>
-            <w:tcW w:w="0" w:type="auto"/>
-            <w:hideMark/>
-          </w:tcPr>
-          <w:p>
-            <w:pPr>
-              <w:rPr>
-                <w:rFonts w:eastAsia="Times New Roman" w:cstheme="minorHAnsi"/>
-                <w:lang w:eastAsia="en-IN"/>
-              </w:rPr>
-            </w:pPr>
-            <w:r>
-              <w:rPr>
-                <w:rFonts w:eastAsia="Times New Roman" w:cstheme="minorHAnsi"/>
-                <w:lang w:eastAsia="en-IN"/>
-              </w:rPr>
-              <w:t xml:space="preserve">Uses </w:t>
-            </w:r>
-            <w:proofErr w:type="spellStart"/>
-            <w:r>
-              <w:rPr>
-                <w:rFonts w:eastAsia="Times New Roman" w:cstheme="minorHAnsi"/>
-                <w:lang w:eastAsia="en-IN"/>
-              </w:rPr>
-              <w:t>Apriori</w:t>
-            </w:r>
-            <w:proofErr w:type="spellEnd"/>
-            <w:r>
-              <w:rPr>
-                <w:rFonts w:eastAsia="Times New Roman" w:cstheme="minorHAnsi"/>
-                <w:lang w:eastAsia="en-IN"/>
-              </w:rPr>
-              <w:t xml:space="preserve"> property: all subsets of a frequent </w:t>
-            </w:r>
-            <w:proofErr w:type="spellStart"/>
-            <w:r>
-              <w:rPr>
-                <w:rFonts w:eastAsia="Times New Roman" w:cstheme="minorHAnsi"/>
-                <w:lang w:eastAsia="en-IN"/>
-              </w:rPr>
-              <w:t>itemset</w:t>
-            </w:r>
-            <w:proofErr w:type="spellEnd"/>
-            <w:r>
-              <w:rPr>
-                <w:rFonts w:eastAsia="Times New Roman" w:cstheme="minorHAnsi"/>
-                <w:lang w:eastAsia="en-IN"/>
-              </w:rPr>
-              <w:t xml:space="preserve"> must be frequent</w:t>
-            </w:r>
-          </w:p>
-        </w:tc>
-        <w:tc>
-          <w:tcPr>
-            <w:tcW w:w="0" w:type="auto"/>
-            <w:hideMark/>
-          </w:tcPr>
-          <w:p>
-            <w:pPr>
-              <w:rPr>
-                <w:rFonts w:eastAsia="Times New Roman" w:cstheme="minorHAnsi"/>
-                <w:lang w:eastAsia="en-IN"/>
-              </w:rPr>
-            </w:pPr>
-            <w:r>
-              <w:rPr>
-                <w:rFonts w:eastAsia="Times New Roman" w:cstheme="minorHAnsi"/>
-                <w:lang w:eastAsia="en-IN"/>
-              </w:rPr>
-              <w:t xml:space="preserve">Prunes candidates using </w:t>
-            </w:r>
-            <w:proofErr w:type="spellStart"/>
-            <w:r>
-              <w:rPr>
-                <w:rFonts w:eastAsia="Times New Roman" w:cstheme="minorHAnsi"/>
-                <w:lang w:eastAsia="en-IN"/>
-              </w:rPr>
-              <w:t>tid</w:t>
-            </w:r>
-            <w:proofErr w:type="spellEnd"/>
-            <w:r>
-              <w:rPr>
-                <w:rFonts w:eastAsia="Times New Roman" w:cstheme="minorHAnsi"/>
-                <w:lang w:eastAsia="en-IN"/>
-              </w:rPr>
-              <w:t>-list intersections</w:t>
-            </w:r>
-          </w:p>
-        </w:tc>
-      </w:tr>
-      <w:tr>
-        <w:tc>
-          <w:tcPr>
-            <w:tcW w:w="0" w:type="auto"/>
-            <w:hideMark/>
-          </w:tcPr>
-          <w:p>
-            <w:pPr>
-              <w:rPr>
-                <w:rFonts w:eastAsia="Times New Roman" w:cstheme="minorHAnsi"/>
-                <w:lang w:eastAsia="en-IN"/>
-              </w:rPr>
-            </w:pPr>
-            <w:r>
-              <w:rPr>
-                <w:rFonts w:eastAsia="Times New Roman" w:cstheme="minorHAnsi"/>
-                <w:b/>
-                <w:bCs/>
-                <w:lang w:eastAsia="en-IN"/>
-              </w:rPr>
-              <w:t>Implementation</w:t>
-            </w:r>
-          </w:p>
-        </w:tc>
-        <w:tc>
-          <w:tcPr>
-            <w:tcW w:w="0" w:type="auto"/>
-            <w:hideMark/>
-          </w:tcPr>
-          <w:p>
-            <w:pPr>
-              <w:rPr>
-                <w:rFonts w:eastAsia="Times New Roman" w:cstheme="minorHAnsi"/>
-                <w:lang w:eastAsia="en-IN"/>
-              </w:rPr>
-            </w:pPr>
-            <w:r>
-              <w:rPr>
-                <w:rFonts w:eastAsia="Times New Roman" w:cstheme="minorHAnsi"/>
-                <w:lang w:eastAsia="en-IN"/>
-              </w:rPr>
-              <w:t>Easier to implement</w:t>
-            </w:r>
-          </w:p>
-        </w:tc>
-        <w:tc>
-          <w:tcPr>
-            <w:tcW w:w="0" w:type="auto"/>
-            <w:hideMark/>
-          </w:tcPr>
-          <w:p>
-            <w:pPr>
-              <w:rPr>
-                <w:rFonts w:eastAsia="Times New Roman" w:cstheme="minorHAnsi"/>
-                <w:lang w:eastAsia="en-IN"/>
-              </w:rPr>
-            </w:pPr>
-            <w:r>
-              <w:rPr>
-                <w:rFonts w:eastAsia="Times New Roman" w:cstheme="minorHAnsi"/>
-                <w:lang w:eastAsia="en-IN"/>
-              </w:rPr>
-              <w:t>Slightly complex due to recursive processing</w:t>
+                <w:sz w:val="16"/>
+                <w:szCs w:val="16"/>
+                <w:lang w:eastAsia="en-IN"/>
+              </w:rPr>
+              <w:t>Struggles with dense datasets and long frequent patterns</w:t>
             </w:r>
           </w:p>
         </w:tc>
@@ -2051,148 +2366,265 @@
     <w:p>
       <w:pPr>
         <w:spacing w:after="0" w:line="240" w:lineRule="auto"/>
-        <w:rPr>
-          <w:rFonts w:eastAsia="Times New Roman" w:cstheme="minorHAnsi"/>
-          <w:lang w:eastAsia="en-IN"/>
-        </w:rPr>
-      </w:pPr>
-      <w:r>
-        <w:rPr>
-          <w:rFonts w:eastAsia="Times New Roman" w:cstheme="minorHAnsi"/>
+        <w:jc w:val="both"/>
+        <w:rPr>
+          <w:rFonts w:eastAsia="Times New Roman" w:cstheme="minorHAnsi"/>
+          <w:sz w:val="16"/>
+          <w:szCs w:val="16"/>
+          <w:lang w:eastAsia="en-IN"/>
+        </w:rPr>
+      </w:pPr>
+      <w:r>
+        <w:rPr>
+          <w:rFonts w:eastAsia="Times New Roman" w:cstheme="minorHAnsi"/>
+          <w:sz w:val="16"/>
+          <w:szCs w:val="16"/>
           <w:lang w:eastAsia="en-IN"/>
         </w:rPr>
         <w:pict>
-          <v:rect id="_x0000_i1027" style="width:0;height:1.5pt" o:hralign="center" o:hrstd="t" o:hr="t" fillcolor="#a0a0a0" stroked="f"/>
+          <v:rect id="_x0000_i1031" style="width:0;height:1.5pt" o:hralign="center" o:hrstd="t" o:hr="t" fillcolor="#a0a0a0" stroked="f"/>
         </w:pict>
       </w:r>
     </w:p>
     <w:p>
       <w:pPr>
         <w:spacing w:after="0" w:line="240" w:lineRule="auto"/>
-        <w:rPr>
-          <w:rFonts w:eastAsia="Times New Roman" w:cstheme="minorHAnsi"/>
-          <w:lang w:eastAsia="en-IN"/>
-        </w:rPr>
-      </w:pPr>
+        <w:jc w:val="both"/>
+        <w:rPr>
+          <w:rFonts w:eastAsia="Times New Roman" w:cstheme="minorHAnsi"/>
+          <w:sz w:val="16"/>
+          <w:szCs w:val="16"/>
+          <w:lang w:eastAsia="en-IN"/>
+        </w:rPr>
+      </w:pPr>
+      <w:r>
+        <w:rPr>
+          <w:rFonts w:eastAsia="Times New Roman" w:cstheme="minorHAnsi"/>
+          <w:b/>
+          <w:sz w:val="16"/>
+          <w:szCs w:val="16"/>
+          <w:highlight w:val="yellow"/>
+          <w:u w:val="single"/>
+          <w:lang w:eastAsia="en-IN"/>
+        </w:rPr>
+        <w:t>Apriori</w:t>
+      </w:r>
+      <w:r>
+        <w:rPr>
+          <w:rFonts w:eastAsia="Times New Roman" w:cstheme="minorHAnsi"/>
+          <w:sz w:val="16"/>
+          <w:szCs w:val="16"/>
+          <w:lang w:eastAsia="en-IN"/>
+        </w:rPr>
+        <w:t xml:space="preserve"> is a classical algorithm used for </w:t>
+      </w:r>
       <w:r>
         <w:rPr>
           <w:rFonts w:eastAsia="Times New Roman" w:cstheme="minorHAnsi"/>
           <w:b/>
           <w:bCs/>
-          <w:highlight w:val="yellow"/>
-          <w:u w:val="single"/>
-          <w:lang w:eastAsia="en-IN"/>
-        </w:rPr>
-        <w:t xml:space="preserve">Q3. Define FP-Growth. What Are the Advantages of FP-Growth over </w:t>
-      </w:r>
-      <w:proofErr w:type="spellStart"/>
+          <w:sz w:val="16"/>
+          <w:szCs w:val="16"/>
+          <w:lang w:eastAsia="en-IN"/>
+        </w:rPr>
+        <w:t>frequent itemset mining</w:t>
+      </w:r>
+      <w:r>
+        <w:rPr>
+          <w:rFonts w:eastAsia="Times New Roman" w:cstheme="minorHAnsi"/>
+          <w:sz w:val="16"/>
+          <w:szCs w:val="16"/>
+          <w:lang w:eastAsia="en-IN"/>
+        </w:rPr>
+        <w:t xml:space="preserve"> and </w:t>
+      </w:r>
       <w:r>
         <w:rPr>
           <w:rFonts w:eastAsia="Times New Roman" w:cstheme="minorHAnsi"/>
           <w:b/>
           <w:bCs/>
-          <w:highlight w:val="yellow"/>
-          <w:u w:val="single"/>
-          <w:lang w:eastAsia="en-IN"/>
-        </w:rPr>
-        <w:t>Apriori</w:t>
-      </w:r>
-      <w:proofErr w:type="spellEnd"/>
+          <w:sz w:val="16"/>
+          <w:szCs w:val="16"/>
+          <w:lang w:eastAsia="en-IN"/>
+        </w:rPr>
+        <w:t>association rule learning</w:t>
+      </w:r>
+      <w:r>
+        <w:rPr>
+          <w:rFonts w:eastAsia="Times New Roman" w:cstheme="minorHAnsi"/>
+          <w:sz w:val="16"/>
+          <w:szCs w:val="16"/>
+          <w:lang w:eastAsia="en-IN"/>
+        </w:rPr>
+        <w:t xml:space="preserve"> over transactional databases. It works on the principle that </w:t>
+      </w:r>
       <w:r>
         <w:rPr>
           <w:rFonts w:eastAsia="Times New Roman" w:cstheme="minorHAnsi"/>
           <w:b/>
           <w:bCs/>
-          <w:highlight w:val="yellow"/>
-          <w:u w:val="single"/>
-          <w:lang w:eastAsia="en-IN"/>
-        </w:rPr>
-        <w:t xml:space="preserve"> Algorithm?</w:t>
+          <w:sz w:val="16"/>
+          <w:szCs w:val="16"/>
+          <w:lang w:eastAsia="en-IN"/>
+        </w:rPr>
+        <w:t>all subsets of a frequent itemset must also be frequent</w:t>
+      </w:r>
+      <w:r>
+        <w:rPr>
+          <w:rFonts w:eastAsia="Times New Roman" w:cstheme="minorHAnsi"/>
+          <w:sz w:val="16"/>
+          <w:szCs w:val="16"/>
+          <w:lang w:eastAsia="en-IN"/>
+        </w:rPr>
+        <w:t xml:space="preserve"> (Apriori property).</w:t>
       </w:r>
     </w:p>
     <w:p>
       <w:pPr>
-        <w:spacing w:before="100" w:beforeAutospacing="1" w:after="100" w:afterAutospacing="1" w:line="240" w:lineRule="auto"/>
-        <w:rPr>
-          <w:rFonts w:eastAsia="Times New Roman" w:cstheme="minorHAnsi"/>
-          <w:lang w:eastAsia="en-IN"/>
-        </w:rPr>
-      </w:pPr>
-      <w:r>
-        <w:rPr>
-          <w:rFonts w:eastAsia="Times New Roman" w:cstheme="minorHAnsi"/>
-          <w:lang w:eastAsia="en-IN"/>
-        </w:rPr>
-        <w:t xml:space="preserve">FP-Growth is a </w:t>
-      </w:r>
-      <w:r>
+        <w:spacing w:after="0" w:line="240" w:lineRule="auto"/>
+        <w:jc w:val="both"/>
+        <w:rPr>
+          <w:rFonts w:eastAsia="Times New Roman" w:cstheme="minorHAnsi"/>
+          <w:sz w:val="16"/>
+          <w:szCs w:val="16"/>
+          <w:lang w:eastAsia="en-IN"/>
+        </w:rPr>
+      </w:pPr>
+      <w:r>
+        <w:rPr>
+          <w:rFonts w:eastAsia="Times New Roman" w:cstheme="minorHAnsi"/>
+          <w:sz w:val="16"/>
+          <w:szCs w:val="16"/>
+          <w:lang w:eastAsia="en-IN"/>
+        </w:rPr>
+        <w:pict>
+          <v:rect id="_x0000_i1032" style="width:0;height:1.5pt" o:hralign="center" o:hrstd="t" o:hr="t" fillcolor="#a0a0a0" stroked="f"/>
+        </w:pict>
+      </w:r>
+    </w:p>
+    <w:p>
+      <w:pPr>
+        <w:spacing w:after="0" w:line="240" w:lineRule="auto"/>
+        <w:jc w:val="both"/>
+        <w:outlineLvl w:val="2"/>
         <w:rPr>
           <w:rFonts w:eastAsia="Times New Roman" w:cstheme="minorHAnsi"/>
           <w:b/>
           <w:bCs/>
-          <w:lang w:eastAsia="en-IN"/>
-        </w:rPr>
-        <w:t>frequent pattern mining</w:t>
-      </w:r>
-      <w:r>
-        <w:rPr>
-          <w:rFonts w:eastAsia="Times New Roman" w:cstheme="minorHAnsi"/>
-          <w:lang w:eastAsia="en-IN"/>
-        </w:rPr>
-        <w:t xml:space="preserve"> algorithm that </w:t>
-      </w:r>
+          <w:sz w:val="16"/>
+          <w:szCs w:val="16"/>
+          <w:lang w:eastAsia="en-IN"/>
+        </w:rPr>
+      </w:pPr>
       <w:r>
         <w:rPr>
           <w:rFonts w:eastAsia="Times New Roman" w:cstheme="minorHAnsi"/>
           <w:b/>
           <w:bCs/>
-          <w:lang w:eastAsia="en-IN"/>
-        </w:rPr>
-        <w:t xml:space="preserve">efficiently discovers frequent </w:t>
-      </w:r>
-      <w:proofErr w:type="spellStart"/>
+          <w:sz w:val="16"/>
+          <w:szCs w:val="16"/>
+          <w:lang w:eastAsia="en-IN"/>
+        </w:rPr>
+        <w:t>Working Steps</w:t>
+      </w:r>
       <w:r>
         <w:rPr>
           <w:rFonts w:eastAsia="Times New Roman" w:cstheme="minorHAnsi"/>
           <w:b/>
           <w:bCs/>
-          <w:lang w:eastAsia="en-IN"/>
-        </w:rPr>
-        <w:t>itemsets</w:t>
-      </w:r>
-      <w:proofErr w:type="spellEnd"/>
-      <w:r>
-        <w:rPr>
-          <w:rFonts w:eastAsia="Times New Roman" w:cstheme="minorHAnsi"/>
-          <w:lang w:eastAsia="en-IN"/>
-        </w:rPr>
-        <w:t xml:space="preserve"> without candidate generation. It uses a </w:t>
-      </w:r>
+          <w:sz w:val="16"/>
+          <w:szCs w:val="16"/>
+          <w:lang w:eastAsia="en-IN"/>
+        </w:rPr>
+        <w:t xml:space="preserve"> of </w:t>
+      </w:r>
+      <w:proofErr w:type="spellStart"/>
       <w:r>
         <w:rPr>
           <w:rFonts w:eastAsia="Times New Roman" w:cstheme="minorHAnsi"/>
           <w:b/>
           <w:bCs/>
-          <w:lang w:eastAsia="en-IN"/>
-        </w:rPr>
-        <w:t>compact data structure called FP-Tree (Frequent Pattern Tree)</w:t>
-      </w:r>
-      <w:r>
-        <w:rPr>
-          <w:rFonts w:eastAsia="Times New Roman" w:cstheme="minorHAnsi"/>
-          <w:lang w:eastAsia="en-IN"/>
-        </w:rPr>
-        <w:t xml:space="preserve"> to represent the database, and mines the frequent patterns directly from this tree.</w:t>
+          <w:sz w:val="16"/>
+          <w:szCs w:val="16"/>
+          <w:lang w:eastAsia="en-IN"/>
+        </w:rPr>
+        <w:t>apriori</w:t>
+      </w:r>
+      <w:proofErr w:type="spellEnd"/>
+      <w:r>
+        <w:rPr>
+          <w:rFonts w:eastAsia="Times New Roman" w:cstheme="minorHAnsi"/>
+          <w:b/>
+          <w:bCs/>
+          <w:sz w:val="16"/>
+          <w:szCs w:val="16"/>
+          <w:lang w:eastAsia="en-IN"/>
+        </w:rPr>
+        <w:t>:</w:t>
       </w:r>
     </w:p>
     <w:p>
       <w:pPr>
-        <w:spacing w:before="100" w:beforeAutospacing="1" w:after="100" w:afterAutospacing="1" w:line="240" w:lineRule="auto"/>
-        <w:outlineLvl w:val="2"/>
+        <w:pStyle w:val="ListParagraph"/>
+        <w:numPr>
+          <w:ilvl w:val="0"/>
+          <w:numId w:val="17"/>
+        </w:numPr>
+        <w:spacing w:after="0" w:line="240" w:lineRule="auto"/>
+        <w:ind w:left="142" w:hanging="142"/>
+        <w:jc w:val="both"/>
+        <w:rPr>
+          <w:rFonts w:eastAsia="Times New Roman" w:cstheme="minorHAnsi"/>
+          <w:sz w:val="16"/>
+          <w:szCs w:val="16"/>
+          <w:lang w:eastAsia="en-IN"/>
+        </w:rPr>
+      </w:pPr>
+      <w:r>
         <w:rPr>
           <w:rFonts w:eastAsia="Times New Roman" w:cstheme="minorHAnsi"/>
           <w:b/>
           <w:bCs/>
+          <w:sz w:val="16"/>
+          <w:szCs w:val="16"/>
+          <w:lang w:eastAsia="en-IN"/>
+        </w:rPr>
+        <w:lastRenderedPageBreak/>
+        <w:t>Scan the database</w:t>
+      </w:r>
+      <w:r>
+        <w:rPr>
+          <w:rFonts w:eastAsia="Times New Roman" w:cstheme="minorHAnsi"/>
+          <w:sz w:val="16"/>
+          <w:szCs w:val="16"/>
+          <w:lang w:eastAsia="en-IN"/>
+        </w:rPr>
+        <w:t xml:space="preserve"> </w:t>
+      </w:r>
+      <w:r>
+        <w:rPr>
+          <w:rFonts w:eastAsia="Times New Roman" w:cstheme="minorHAnsi"/>
+          <w:sz w:val="16"/>
+          <w:szCs w:val="16"/>
+          <w:lang w:eastAsia="en-IN"/>
+        </w:rPr>
+        <w:t>to find all frequent 1-itemsets.</w:t>
+      </w:r>
+    </w:p>
+    <w:p>
+      <w:pPr>
+        <w:pStyle w:val="ListParagraph"/>
+        <w:numPr>
+          <w:ilvl w:val="0"/>
+          <w:numId w:val="17"/>
+        </w:numPr>
+        <w:spacing w:after="0" w:line="240" w:lineRule="auto"/>
+        <w:ind w:left="142" w:hanging="142"/>
+        <w:jc w:val="both"/>
+        <w:rPr>
+          <w:rFonts w:eastAsia="Times New Roman" w:cstheme="minorHAnsi"/>
+          <w:sz w:val="16"/>
+          <w:szCs w:val="16"/>
           <w:lang w:eastAsia="en-IN"/>
         </w:rPr>
       </w:pPr>
@@ -2201,20 +2633,36 @@
           <w:rFonts w:eastAsia="Times New Roman" w:cstheme="minorHAnsi"/>
           <w:b/>
           <w:bCs/>
-          <w:lang w:eastAsia="en-IN"/>
-        </w:rPr>
-        <w:t>How FP-Growth Works:</w:t>
+          <w:sz w:val="16"/>
+          <w:szCs w:val="16"/>
+          <w:lang w:eastAsia="en-IN"/>
+        </w:rPr>
+        <w:t>Generate candidate (k)-itemsets</w:t>
+      </w:r>
+      <w:r>
+        <w:rPr>
+          <w:rFonts w:eastAsia="Times New Roman" w:cstheme="minorHAnsi"/>
+          <w:sz w:val="16"/>
+          <w:szCs w:val="16"/>
+          <w:lang w:eastAsia="en-IN"/>
+        </w:rPr>
+        <w:t xml:space="preserve"> from frequent (k-1)-itemsets using self-join.</w:t>
       </w:r>
     </w:p>
     <w:p>
       <w:pPr>
+        <w:pStyle w:val="ListParagraph"/>
         <w:numPr>
           <w:ilvl w:val="0"/>
-          <w:numId w:val="4"/>
+          <w:numId w:val="17"/>
         </w:numPr>
-        <w:spacing w:before="100" w:beforeAutospacing="1" w:after="100" w:afterAutospacing="1" w:line="240" w:lineRule="auto"/>
-        <w:rPr>
-          <w:rFonts w:eastAsia="Times New Roman" w:cstheme="minorHAnsi"/>
+        <w:spacing w:after="0" w:line="240" w:lineRule="auto"/>
+        <w:ind w:left="142" w:hanging="142"/>
+        <w:jc w:val="both"/>
+        <w:rPr>
+          <w:rFonts w:eastAsia="Times New Roman" w:cstheme="minorHAnsi"/>
+          <w:sz w:val="16"/>
+          <w:szCs w:val="16"/>
           <w:lang w:eastAsia="en-IN"/>
         </w:rPr>
       </w:pPr>
@@ -2223,62 +2671,36 @@
           <w:rFonts w:eastAsia="Times New Roman" w:cstheme="minorHAnsi"/>
           <w:b/>
           <w:bCs/>
-          <w:lang w:eastAsia="en-IN"/>
-        </w:rPr>
-        <w:t>Build FP-Tree:</w:t>
-      </w:r>
-      <w:r>
-        <w:rPr>
-          <w:rFonts w:eastAsia="Times New Roman" w:cstheme="minorHAnsi"/>
-          <w:lang w:eastAsia="en-IN"/>
-        </w:rPr>
-        <w:t xml:space="preserve"> </w:t>
-      </w:r>
-      <w:r>
-        <w:rPr>
-          <w:rFonts w:eastAsia="Times New Roman" w:cstheme="minorHAnsi"/>
-          <w:lang w:eastAsia="en-IN"/>
-        </w:rPr>
-        <w:t>Scan the database once to find frequent items (above minimum support).</w:t>
-      </w:r>
-      <w:r>
-        <w:rPr>
-          <w:rFonts w:eastAsia="Times New Roman" w:cstheme="minorHAnsi"/>
-          <w:lang w:eastAsia="en-IN"/>
-        </w:rPr>
-        <w:t xml:space="preserve"> </w:t>
-      </w:r>
-      <w:r>
-        <w:rPr>
-          <w:rFonts w:eastAsia="Times New Roman" w:cstheme="minorHAnsi"/>
-          <w:lang w:eastAsia="en-IN"/>
-        </w:rPr>
-        <w:t>Sort frequent items in descending order of support.</w:t>
-      </w:r>
-      <w:r>
-        <w:rPr>
-          <w:rFonts w:eastAsia="Times New Roman" w:cstheme="minorHAnsi"/>
-          <w:lang w:eastAsia="en-IN"/>
-        </w:rPr>
-        <w:t xml:space="preserve"> </w:t>
-      </w:r>
-      <w:r>
-        <w:rPr>
-          <w:rFonts w:eastAsia="Times New Roman" w:cstheme="minorHAnsi"/>
-          <w:lang w:eastAsia="en-IN"/>
-        </w:rPr>
-        <w:t>Create an FP-Tree by inserting transactions, sharing common prefixes.</w:t>
+          <w:sz w:val="16"/>
+          <w:szCs w:val="16"/>
+          <w:lang w:eastAsia="en-IN"/>
+        </w:rPr>
+        <w:t>Prune</w:t>
+      </w:r>
+      <w:r>
+        <w:rPr>
+          <w:rFonts w:eastAsia="Times New Roman" w:cstheme="minorHAnsi"/>
+          <w:sz w:val="16"/>
+          <w:szCs w:val="16"/>
+          <w:lang w:eastAsia="en-IN"/>
+        </w:rPr>
+        <w:t xml:space="preserve"> candidate itemsets whose subsets are not frequent.</w:t>
       </w:r>
     </w:p>
     <w:p>
       <w:pPr>
+        <w:pStyle w:val="ListParagraph"/>
         <w:numPr>
           <w:ilvl w:val="0"/>
-          <w:numId w:val="4"/>
+          <w:numId w:val="17"/>
         </w:numPr>
-        <w:spacing w:before="100" w:beforeAutospacing="1" w:after="100" w:afterAutospacing="1" w:line="240" w:lineRule="auto"/>
-        <w:rPr>
-          <w:rFonts w:eastAsia="Times New Roman" w:cstheme="minorHAnsi"/>
+        <w:spacing w:after="0" w:line="240" w:lineRule="auto"/>
+        <w:ind w:left="142" w:hanging="142"/>
+        <w:jc w:val="both"/>
+        <w:rPr>
+          <w:rFonts w:eastAsia="Times New Roman" w:cstheme="minorHAnsi"/>
+          <w:sz w:val="16"/>
+          <w:szCs w:val="16"/>
           <w:lang w:eastAsia="en-IN"/>
         </w:rPr>
       </w:pPr>
@@ -2287,65 +2709,74 @@
           <w:rFonts w:eastAsia="Times New Roman" w:cstheme="minorHAnsi"/>
           <w:b/>
           <w:bCs/>
-          <w:lang w:eastAsia="en-IN"/>
-        </w:rPr>
-        <w:t>Mine FP-Tree:</w:t>
-      </w:r>
-      <w:r>
-        <w:rPr>
-          <w:rFonts w:eastAsia="Times New Roman" w:cstheme="minorHAnsi"/>
-          <w:lang w:eastAsia="en-IN"/>
-        </w:rPr>
-        <w:t xml:space="preserve"> </w:t>
-      </w:r>
-      <w:r>
-        <w:rPr>
-          <w:rFonts w:eastAsia="Times New Roman" w:cstheme="minorHAnsi"/>
-          <w:lang w:eastAsia="en-IN"/>
-        </w:rPr>
-        <w:t xml:space="preserve">Extract frequent </w:t>
-      </w:r>
-      <w:proofErr w:type="spellStart"/>
-      <w:r>
-        <w:rPr>
-          <w:rFonts w:eastAsia="Times New Roman" w:cstheme="minorHAnsi"/>
-          <w:lang w:eastAsia="en-IN"/>
-        </w:rPr>
-        <w:t>itemsets</w:t>
-      </w:r>
-      <w:proofErr w:type="spellEnd"/>
-      <w:r>
-        <w:rPr>
-          <w:rFonts w:eastAsia="Times New Roman" w:cstheme="minorHAnsi"/>
-          <w:lang w:eastAsia="en-IN"/>
-        </w:rPr>
-        <w:t xml:space="preserve"> by recursively exploring conditional FP-Trees (</w:t>
-      </w:r>
-      <w:proofErr w:type="spellStart"/>
-      <w:r>
-        <w:rPr>
-          <w:rFonts w:eastAsia="Times New Roman" w:cstheme="minorHAnsi"/>
-          <w:lang w:eastAsia="en-IN"/>
-        </w:rPr>
-        <w:t>subtrees</w:t>
-      </w:r>
-      <w:proofErr w:type="spellEnd"/>
-      <w:r>
-        <w:rPr>
-          <w:rFonts w:eastAsia="Times New Roman" w:cstheme="minorHAnsi"/>
-          <w:lang w:eastAsia="en-IN"/>
-        </w:rPr>
-        <w:t xml:space="preserve"> conditioned on a particular item).</w:t>
+          <w:sz w:val="16"/>
+          <w:szCs w:val="16"/>
+          <w:lang w:eastAsia="en-IN"/>
+        </w:rPr>
+        <w:t>Scan the database</w:t>
+      </w:r>
+      <w:r>
+        <w:rPr>
+          <w:rFonts w:eastAsia="Times New Roman" w:cstheme="minorHAnsi"/>
+          <w:sz w:val="16"/>
+          <w:szCs w:val="16"/>
+          <w:lang w:eastAsia="en-IN"/>
+        </w:rPr>
+        <w:t xml:space="preserve"> to count the support of candidates.</w:t>
       </w:r>
     </w:p>
     <w:p>
       <w:pPr>
-        <w:spacing w:before="100" w:beforeAutospacing="1" w:after="100" w:afterAutospacing="1" w:line="240" w:lineRule="auto"/>
-        <w:outlineLvl w:val="2"/>
+        <w:pStyle w:val="ListParagraph"/>
+        <w:numPr>
+          <w:ilvl w:val="0"/>
+          <w:numId w:val="17"/>
+        </w:numPr>
+        <w:spacing w:after="0" w:line="240" w:lineRule="auto"/>
+        <w:ind w:left="142" w:hanging="142"/>
+        <w:jc w:val="both"/>
+        <w:rPr>
+          <w:rFonts w:eastAsia="Times New Roman" w:cstheme="minorHAnsi"/>
+          <w:sz w:val="16"/>
+          <w:szCs w:val="16"/>
+          <w:lang w:eastAsia="en-IN"/>
+        </w:rPr>
+      </w:pPr>
+      <w:r>
         <w:rPr>
           <w:rFonts w:eastAsia="Times New Roman" w:cstheme="minorHAnsi"/>
           <w:b/>
           <w:bCs/>
+          <w:sz w:val="16"/>
+          <w:szCs w:val="16"/>
+          <w:lang w:eastAsia="en-IN"/>
+        </w:rPr>
+        <w:t>Select frequent k-itemsets</w:t>
+      </w:r>
+      <w:r>
+        <w:rPr>
+          <w:rFonts w:eastAsia="Times New Roman" w:cstheme="minorHAnsi"/>
+          <w:sz w:val="16"/>
+          <w:szCs w:val="16"/>
+          <w:lang w:eastAsia="en-IN"/>
+        </w:rPr>
+        <w:t xml:space="preserve"> with support ≥ minimum support.</w:t>
+      </w:r>
+    </w:p>
+    <w:p>
+      <w:pPr>
+        <w:pStyle w:val="ListParagraph"/>
+        <w:numPr>
+          <w:ilvl w:val="0"/>
+          <w:numId w:val="17"/>
+        </w:numPr>
+        <w:spacing w:after="0" w:line="240" w:lineRule="auto"/>
+        <w:ind w:left="142" w:hanging="142"/>
+        <w:jc w:val="both"/>
+        <w:rPr>
+          <w:rFonts w:eastAsia="Times New Roman" w:cstheme="minorHAnsi"/>
+          <w:sz w:val="16"/>
+          <w:szCs w:val="16"/>
           <w:lang w:eastAsia="en-IN"/>
         </w:rPr>
       </w:pPr>
@@ -2354,592 +2785,71 @@
           <w:rFonts w:eastAsia="Times New Roman" w:cstheme="minorHAnsi"/>
           <w:b/>
           <w:bCs/>
-          <w:lang w:eastAsia="en-IN"/>
-        </w:rPr>
-        <w:t xml:space="preserve">Advantages of FP-Growth over </w:t>
-      </w:r>
-      <w:proofErr w:type="spellStart"/>
+          <w:sz w:val="16"/>
+          <w:szCs w:val="16"/>
+          <w:lang w:eastAsia="en-IN"/>
+        </w:rPr>
+        <w:t>Repeat steps 2-5</w:t>
+      </w:r>
+      <w:r>
+        <w:rPr>
+          <w:rFonts w:eastAsia="Times New Roman" w:cstheme="minorHAnsi"/>
+          <w:sz w:val="16"/>
+          <w:szCs w:val="16"/>
+          <w:lang w:eastAsia="en-IN"/>
+        </w:rPr>
+        <w:t xml:space="preserve"> until no more frequent itemsets are found.</w:t>
+      </w:r>
+    </w:p>
+    <w:p>
+      <w:pPr>
+        <w:pStyle w:val="ListParagraph"/>
+        <w:numPr>
+          <w:ilvl w:val="0"/>
+          <w:numId w:val="17"/>
+        </w:numPr>
+        <w:spacing w:after="0" w:line="240" w:lineRule="auto"/>
+        <w:ind w:left="142" w:hanging="142"/>
+        <w:jc w:val="both"/>
+        <w:rPr>
+          <w:rFonts w:eastAsia="Times New Roman" w:cstheme="minorHAnsi"/>
+          <w:sz w:val="16"/>
+          <w:szCs w:val="16"/>
+          <w:lang w:eastAsia="en-IN"/>
+        </w:rPr>
+      </w:pPr>
       <w:r>
         <w:rPr>
           <w:rFonts w:eastAsia="Times New Roman" w:cstheme="minorHAnsi"/>
           <w:b/>
           <w:bCs/>
-          <w:lang w:eastAsia="en-IN"/>
-        </w:rPr>
-        <w:t>Apriori</w:t>
-      </w:r>
-      <w:proofErr w:type="spellEnd"/>
-      <w:r>
+          <w:sz w:val="16"/>
+          <w:szCs w:val="16"/>
+          <w:lang w:eastAsia="en-IN"/>
+        </w:rPr>
+        <w:t>Generate association rules</w:t>
+      </w:r>
+      <w:r>
+        <w:rPr>
+          <w:rFonts w:eastAsia="Times New Roman" w:cstheme="minorHAnsi"/>
+          <w:sz w:val="16"/>
+          <w:szCs w:val="16"/>
+          <w:lang w:eastAsia="en-IN"/>
+        </w:rPr>
+        <w:t xml:space="preserve"> from frequent itemsets with confidence ≥ minimum confidence.</w:t>
+      </w:r>
+    </w:p>
+    <w:p>
+      <w:pPr>
+        <w:spacing w:after="0" w:line="240" w:lineRule="auto"/>
+        <w:jc w:val="both"/>
+        <w:outlineLvl w:val="2"/>
         <w:rPr>
           <w:rFonts w:eastAsia="Times New Roman" w:cstheme="minorHAnsi"/>
           <w:b/>
           <w:bCs/>
-          <w:lang w:eastAsia="en-IN"/>
-        </w:rPr>
-        <w:t>:</w:t>
-      </w:r>
-    </w:p>
-    <w:tbl>
-      <w:tblPr>
-        <w:tblStyle w:val="TableGrid"/>
-        <w:tblW w:w="0" w:type="auto"/>
-        <w:tblLook w:val="04A0" w:firstRow="1" w:lastRow="0" w:firstColumn="1" w:lastColumn="0" w:noHBand="0" w:noVBand="1"/>
-      </w:tblPr>
-      <w:tblGrid>
-        <w:gridCol w:w="2097"/>
-        <w:gridCol w:w="3849"/>
-        <w:gridCol w:w="4736"/>
-      </w:tblGrid>
-      <w:tr>
-        <w:tc>
-          <w:tcPr>
-            <w:tcW w:w="0" w:type="auto"/>
-            <w:hideMark/>
-          </w:tcPr>
-          <w:p>
-            <w:pPr>
-              <w:jc w:val="center"/>
-              <w:rPr>
-                <w:rFonts w:eastAsia="Times New Roman" w:cstheme="minorHAnsi"/>
-                <w:b/>
-                <w:bCs/>
-                <w:lang w:eastAsia="en-IN"/>
-              </w:rPr>
-            </w:pPr>
-            <w:r>
-              <w:rPr>
-                <w:rFonts w:eastAsia="Times New Roman" w:cstheme="minorHAnsi"/>
-                <w:b/>
-                <w:bCs/>
-                <w:lang w:eastAsia="en-IN"/>
-              </w:rPr>
-              <w:t>Feature</w:t>
-            </w:r>
-          </w:p>
-        </w:tc>
-        <w:tc>
-          <w:tcPr>
-            <w:tcW w:w="0" w:type="auto"/>
-            <w:hideMark/>
-          </w:tcPr>
-          <w:p>
-            <w:pPr>
-              <w:jc w:val="center"/>
-              <w:rPr>
-                <w:rFonts w:eastAsia="Times New Roman" w:cstheme="minorHAnsi"/>
-                <w:b/>
-                <w:bCs/>
-                <w:lang w:eastAsia="en-IN"/>
-              </w:rPr>
-            </w:pPr>
-            <w:r>
-              <w:rPr>
-                <w:rFonts w:eastAsia="Times New Roman" w:cstheme="minorHAnsi"/>
-                <w:b/>
-                <w:bCs/>
-                <w:lang w:eastAsia="en-IN"/>
-              </w:rPr>
-              <w:t>FP-Growth</w:t>
-            </w:r>
-          </w:p>
-        </w:tc>
-        <w:tc>
-          <w:tcPr>
-            <w:tcW w:w="0" w:type="auto"/>
-            <w:hideMark/>
-          </w:tcPr>
-          <w:p>
-            <w:pPr>
-              <w:jc w:val="center"/>
-              <w:rPr>
-                <w:rFonts w:eastAsia="Times New Roman" w:cstheme="minorHAnsi"/>
-                <w:b/>
-                <w:bCs/>
-                <w:lang w:eastAsia="en-IN"/>
-              </w:rPr>
-            </w:pPr>
-            <w:proofErr w:type="spellStart"/>
-            <w:r>
-              <w:rPr>
-                <w:rFonts w:eastAsia="Times New Roman" w:cstheme="minorHAnsi"/>
-                <w:b/>
-                <w:bCs/>
-                <w:lang w:eastAsia="en-IN"/>
-              </w:rPr>
-              <w:t>Apriori</w:t>
-            </w:r>
-            <w:proofErr w:type="spellEnd"/>
-          </w:p>
-        </w:tc>
-      </w:tr>
-      <w:tr>
-        <w:tc>
-          <w:tcPr>
-            <w:tcW w:w="0" w:type="auto"/>
-            <w:hideMark/>
-          </w:tcPr>
-          <w:p>
-            <w:pPr>
-              <w:rPr>
-                <w:rFonts w:eastAsia="Times New Roman" w:cstheme="minorHAnsi"/>
-                <w:lang w:eastAsia="en-IN"/>
-              </w:rPr>
-            </w:pPr>
-            <w:r>
-              <w:rPr>
-                <w:rFonts w:eastAsia="Times New Roman" w:cstheme="minorHAnsi"/>
-                <w:b/>
-                <w:bCs/>
-                <w:lang w:eastAsia="en-IN"/>
-              </w:rPr>
-              <w:t>Candidate Generation</w:t>
-            </w:r>
-          </w:p>
-        </w:tc>
-        <w:tc>
-          <w:tcPr>
-            <w:tcW w:w="0" w:type="auto"/>
-            <w:hideMark/>
-          </w:tcPr>
-          <w:p>
-            <w:pPr>
-              <w:rPr>
-                <w:rFonts w:eastAsia="Times New Roman" w:cstheme="minorHAnsi"/>
-                <w:lang w:eastAsia="en-IN"/>
-              </w:rPr>
-            </w:pPr>
-            <w:r>
-              <w:rPr>
-                <w:rFonts w:eastAsia="Times New Roman" w:cstheme="minorHAnsi"/>
-                <w:lang w:eastAsia="en-IN"/>
-              </w:rPr>
-              <w:t>No candidate generation</w:t>
-            </w:r>
-          </w:p>
-        </w:tc>
-        <w:tc>
-          <w:tcPr>
-            <w:tcW w:w="0" w:type="auto"/>
-            <w:hideMark/>
-          </w:tcPr>
-          <w:p>
-            <w:pPr>
-              <w:rPr>
-                <w:rFonts w:eastAsia="Times New Roman" w:cstheme="minorHAnsi"/>
-                <w:lang w:eastAsia="en-IN"/>
-              </w:rPr>
-            </w:pPr>
-            <w:r>
-              <w:rPr>
-                <w:rFonts w:eastAsia="Times New Roman" w:cstheme="minorHAnsi"/>
-                <w:lang w:eastAsia="en-IN"/>
-              </w:rPr>
-              <w:t xml:space="preserve">Generates large numbers of candidate </w:t>
-            </w:r>
-            <w:proofErr w:type="spellStart"/>
-            <w:r>
-              <w:rPr>
-                <w:rFonts w:eastAsia="Times New Roman" w:cstheme="minorHAnsi"/>
-                <w:lang w:eastAsia="en-IN"/>
-              </w:rPr>
-              <w:t>itemsets</w:t>
-            </w:r>
-            <w:proofErr w:type="spellEnd"/>
-          </w:p>
-        </w:tc>
-      </w:tr>
-      <w:tr>
-        <w:tc>
-          <w:tcPr>
-            <w:tcW w:w="0" w:type="auto"/>
-            <w:hideMark/>
-          </w:tcPr>
-          <w:p>
-            <w:pPr>
-              <w:rPr>
-                <w:rFonts w:eastAsia="Times New Roman" w:cstheme="minorHAnsi"/>
-                <w:lang w:eastAsia="en-IN"/>
-              </w:rPr>
-            </w:pPr>
-            <w:r>
-              <w:rPr>
-                <w:rFonts w:eastAsia="Times New Roman" w:cstheme="minorHAnsi"/>
-                <w:b/>
-                <w:bCs/>
-                <w:lang w:eastAsia="en-IN"/>
-              </w:rPr>
-              <w:t>Database Scans</w:t>
-            </w:r>
-          </w:p>
-        </w:tc>
-        <w:tc>
-          <w:tcPr>
-            <w:tcW w:w="0" w:type="auto"/>
-            <w:hideMark/>
-          </w:tcPr>
-          <w:p>
-            <w:pPr>
-              <w:rPr>
-                <w:rFonts w:eastAsia="Times New Roman" w:cstheme="minorHAnsi"/>
-                <w:lang w:eastAsia="en-IN"/>
-              </w:rPr>
-            </w:pPr>
-            <w:r>
-              <w:rPr>
-                <w:rFonts w:eastAsia="Times New Roman" w:cstheme="minorHAnsi"/>
-                <w:lang w:eastAsia="en-IN"/>
-              </w:rPr>
-              <w:t>Requires only two scans</w:t>
-            </w:r>
-          </w:p>
-        </w:tc>
-        <w:tc>
-          <w:tcPr>
-            <w:tcW w:w="0" w:type="auto"/>
-            <w:hideMark/>
-          </w:tcPr>
-          <w:p>
-            <w:pPr>
-              <w:rPr>
-                <w:rFonts w:eastAsia="Times New Roman" w:cstheme="minorHAnsi"/>
-                <w:lang w:eastAsia="en-IN"/>
-              </w:rPr>
-            </w:pPr>
-            <w:r>
-              <w:rPr>
-                <w:rFonts w:eastAsia="Times New Roman" w:cstheme="minorHAnsi"/>
-                <w:lang w:eastAsia="en-IN"/>
-              </w:rPr>
-              <w:t xml:space="preserve">Multiple scans for each level of </w:t>
-            </w:r>
-            <w:proofErr w:type="spellStart"/>
-            <w:r>
-              <w:rPr>
-                <w:rFonts w:eastAsia="Times New Roman" w:cstheme="minorHAnsi"/>
-                <w:lang w:eastAsia="en-IN"/>
-              </w:rPr>
-              <w:t>itemsets</w:t>
-            </w:r>
-            <w:proofErr w:type="spellEnd"/>
-          </w:p>
-        </w:tc>
-      </w:tr>
-      <w:tr>
-        <w:tc>
-          <w:tcPr>
-            <w:tcW w:w="0" w:type="auto"/>
-            <w:hideMark/>
-          </w:tcPr>
-          <w:p>
-            <w:pPr>
-              <w:rPr>
-                <w:rFonts w:eastAsia="Times New Roman" w:cstheme="minorHAnsi"/>
-                <w:lang w:eastAsia="en-IN"/>
-              </w:rPr>
-            </w:pPr>
-            <w:r>
-              <w:rPr>
-                <w:rFonts w:eastAsia="Times New Roman" w:cstheme="minorHAnsi"/>
-                <w:b/>
-                <w:bCs/>
-                <w:lang w:eastAsia="en-IN"/>
-              </w:rPr>
-              <w:t>Data Structure</w:t>
-            </w:r>
-          </w:p>
-        </w:tc>
-        <w:tc>
-          <w:tcPr>
-            <w:tcW w:w="0" w:type="auto"/>
-            <w:hideMark/>
-          </w:tcPr>
-          <w:p>
-            <w:pPr>
-              <w:rPr>
-                <w:rFonts w:eastAsia="Times New Roman" w:cstheme="minorHAnsi"/>
-                <w:lang w:eastAsia="en-IN"/>
-              </w:rPr>
-            </w:pPr>
-            <w:r>
-              <w:rPr>
-                <w:rFonts w:eastAsia="Times New Roman" w:cstheme="minorHAnsi"/>
-                <w:lang w:eastAsia="en-IN"/>
-              </w:rPr>
-              <w:t>Uses compact FP-Tree to compress data</w:t>
-            </w:r>
-          </w:p>
-        </w:tc>
-        <w:tc>
-          <w:tcPr>
-            <w:tcW w:w="0" w:type="auto"/>
-            <w:hideMark/>
-          </w:tcPr>
-          <w:p>
-            <w:pPr>
-              <w:rPr>
-                <w:rFonts w:eastAsia="Times New Roman" w:cstheme="minorHAnsi"/>
-                <w:lang w:eastAsia="en-IN"/>
-              </w:rPr>
-            </w:pPr>
-            <w:r>
-              <w:rPr>
-                <w:rFonts w:eastAsia="Times New Roman" w:cstheme="minorHAnsi"/>
-                <w:lang w:eastAsia="en-IN"/>
-              </w:rPr>
-              <w:t>Uses simple list-based representation</w:t>
-            </w:r>
-          </w:p>
-        </w:tc>
-      </w:tr>
-      <w:tr>
-        <w:tc>
-          <w:tcPr>
-            <w:tcW w:w="0" w:type="auto"/>
-            <w:hideMark/>
-          </w:tcPr>
-          <w:p>
-            <w:pPr>
-              <w:rPr>
-                <w:rFonts w:eastAsia="Times New Roman" w:cstheme="minorHAnsi"/>
-                <w:lang w:eastAsia="en-IN"/>
-              </w:rPr>
-            </w:pPr>
-            <w:r>
-              <w:rPr>
-                <w:rFonts w:eastAsia="Times New Roman" w:cstheme="minorHAnsi"/>
-                <w:b/>
-                <w:bCs/>
-                <w:lang w:eastAsia="en-IN"/>
-              </w:rPr>
-              <w:t>Performance</w:t>
-            </w:r>
-          </w:p>
-        </w:tc>
-        <w:tc>
-          <w:tcPr>
-            <w:tcW w:w="0" w:type="auto"/>
-            <w:hideMark/>
-          </w:tcPr>
-          <w:p>
-            <w:pPr>
-              <w:rPr>
-                <w:rFonts w:eastAsia="Times New Roman" w:cstheme="minorHAnsi"/>
-                <w:lang w:eastAsia="en-IN"/>
-              </w:rPr>
-            </w:pPr>
-            <w:r>
-              <w:rPr>
-                <w:rFonts w:eastAsia="Times New Roman" w:cstheme="minorHAnsi"/>
-                <w:lang w:eastAsia="en-IN"/>
-              </w:rPr>
-              <w:t>Faster and more scalable for large datasets</w:t>
-            </w:r>
-          </w:p>
-        </w:tc>
-        <w:tc>
-          <w:tcPr>
-            <w:tcW w:w="0" w:type="auto"/>
-            <w:hideMark/>
-          </w:tcPr>
-          <w:p>
-            <w:pPr>
-              <w:rPr>
-                <w:rFonts w:eastAsia="Times New Roman" w:cstheme="minorHAnsi"/>
-                <w:lang w:eastAsia="en-IN"/>
-              </w:rPr>
-            </w:pPr>
-            <w:r>
-              <w:rPr>
-                <w:rFonts w:eastAsia="Times New Roman" w:cstheme="minorHAnsi"/>
-                <w:lang w:eastAsia="en-IN"/>
-              </w:rPr>
-              <w:t>Slower due to expensive candidate generation</w:t>
-            </w:r>
-          </w:p>
-        </w:tc>
-      </w:tr>
-      <w:tr>
-        <w:tc>
-          <w:tcPr>
-            <w:tcW w:w="0" w:type="auto"/>
-            <w:hideMark/>
-          </w:tcPr>
-          <w:p>
-            <w:pPr>
-              <w:rPr>
-                <w:rFonts w:eastAsia="Times New Roman" w:cstheme="minorHAnsi"/>
-                <w:lang w:eastAsia="en-IN"/>
-              </w:rPr>
-            </w:pPr>
-            <w:r>
-              <w:rPr>
-                <w:rFonts w:eastAsia="Times New Roman" w:cstheme="minorHAnsi"/>
-                <w:b/>
-                <w:bCs/>
-                <w:lang w:eastAsia="en-IN"/>
-              </w:rPr>
-              <w:t>Memory Efficiency</w:t>
-            </w:r>
-          </w:p>
-        </w:tc>
-        <w:tc>
-          <w:tcPr>
-            <w:tcW w:w="0" w:type="auto"/>
-            <w:hideMark/>
-          </w:tcPr>
-          <w:p>
-            <w:pPr>
-              <w:rPr>
-                <w:rFonts w:eastAsia="Times New Roman" w:cstheme="minorHAnsi"/>
-                <w:lang w:eastAsia="en-IN"/>
-              </w:rPr>
-            </w:pPr>
-            <w:r>
-              <w:rPr>
-                <w:rFonts w:eastAsia="Times New Roman" w:cstheme="minorHAnsi"/>
-                <w:lang w:eastAsia="en-IN"/>
-              </w:rPr>
-              <w:t>More memory efficient with compressed data</w:t>
-            </w:r>
-          </w:p>
-        </w:tc>
-        <w:tc>
-          <w:tcPr>
-            <w:tcW w:w="0" w:type="auto"/>
-            <w:hideMark/>
-          </w:tcPr>
-          <w:p>
-            <w:pPr>
-              <w:rPr>
-                <w:rFonts w:eastAsia="Times New Roman" w:cstheme="minorHAnsi"/>
-                <w:lang w:eastAsia="en-IN"/>
-              </w:rPr>
-            </w:pPr>
-            <w:r>
-              <w:rPr>
-                <w:rFonts w:eastAsia="Times New Roman" w:cstheme="minorHAnsi"/>
-                <w:lang w:eastAsia="en-IN"/>
-              </w:rPr>
-              <w:t>Uses more memory for candidates and support counts</w:t>
-            </w:r>
-          </w:p>
-        </w:tc>
-      </w:tr>
-      <w:tr>
-        <w:tc>
-          <w:tcPr>
-            <w:tcW w:w="0" w:type="auto"/>
-            <w:hideMark/>
-          </w:tcPr>
-          <w:p>
-            <w:pPr>
-              <w:rPr>
-                <w:rFonts w:eastAsia="Times New Roman" w:cstheme="minorHAnsi"/>
-                <w:lang w:eastAsia="en-IN"/>
-              </w:rPr>
-            </w:pPr>
-            <w:r>
-              <w:rPr>
-                <w:rFonts w:eastAsia="Times New Roman" w:cstheme="minorHAnsi"/>
-                <w:b/>
-                <w:bCs/>
-                <w:lang w:eastAsia="en-IN"/>
-              </w:rPr>
-              <w:t>Complexity</w:t>
-            </w:r>
-          </w:p>
-        </w:tc>
-        <w:tc>
-          <w:tcPr>
-            <w:tcW w:w="0" w:type="auto"/>
-            <w:hideMark/>
-          </w:tcPr>
-          <w:p>
-            <w:pPr>
-              <w:rPr>
-                <w:rFonts w:eastAsia="Times New Roman" w:cstheme="minorHAnsi"/>
-                <w:lang w:eastAsia="en-IN"/>
-              </w:rPr>
-            </w:pPr>
-            <w:r>
-              <w:rPr>
-                <w:rFonts w:eastAsia="Times New Roman" w:cstheme="minorHAnsi"/>
-                <w:lang w:eastAsia="en-IN"/>
-              </w:rPr>
-              <w:t>Handles dense and long transactions better</w:t>
-            </w:r>
-          </w:p>
-        </w:tc>
-        <w:tc>
-          <w:tcPr>
-            <w:tcW w:w="0" w:type="auto"/>
-            <w:hideMark/>
-          </w:tcPr>
-          <w:p>
-            <w:pPr>
-              <w:rPr>
-                <w:rFonts w:eastAsia="Times New Roman" w:cstheme="minorHAnsi"/>
-                <w:lang w:eastAsia="en-IN"/>
-              </w:rPr>
-            </w:pPr>
-            <w:r>
-              <w:rPr>
-                <w:rFonts w:eastAsia="Times New Roman" w:cstheme="minorHAnsi"/>
-                <w:lang w:eastAsia="en-IN"/>
-              </w:rPr>
-              <w:t>Struggles with dense datasets and long frequent patterns</w:t>
-            </w:r>
-          </w:p>
-        </w:tc>
-      </w:tr>
-    </w:tbl>
-    <w:p>
-      <w:pPr>
-        <w:spacing w:before="100" w:beforeAutospacing="1" w:after="100" w:afterAutospacing="1" w:line="240" w:lineRule="auto"/>
-        <w:rPr>
-          <w:rFonts w:eastAsia="Times New Roman" w:cstheme="minorHAnsi"/>
-          <w:lang w:eastAsia="en-IN"/>
-        </w:rPr>
-      </w:pPr>
-      <w:r>
-        <w:rPr>
-          <w:rFonts w:eastAsia="Times New Roman" w:cstheme="minorHAnsi"/>
-          <w:lang w:eastAsia="en-IN"/>
-        </w:rPr>
-        <w:t xml:space="preserve">FP-Growth is a highly efficient frequent pattern mining algorithm that overcomes </w:t>
-      </w:r>
-      <w:proofErr w:type="spellStart"/>
-      <w:r>
-        <w:rPr>
-          <w:rFonts w:eastAsia="Times New Roman" w:cstheme="minorHAnsi"/>
-          <w:lang w:eastAsia="en-IN"/>
-        </w:rPr>
-        <w:t>Apriori’s</w:t>
-      </w:r>
-      <w:proofErr w:type="spellEnd"/>
-      <w:r>
-        <w:rPr>
-          <w:rFonts w:eastAsia="Times New Roman" w:cstheme="minorHAnsi"/>
-          <w:lang w:eastAsia="en-IN"/>
-        </w:rPr>
-        <w:t xml:space="preserve"> limitations by avoiding candidate generation and compressing data into a compact tree structure, resulting in improved speed and scalability.</w:t>
-      </w:r>
-      <w:r>
-        <w:rPr>
-          <w:rFonts w:eastAsia="Times New Roman" w:cstheme="minorHAnsi"/>
-          <w:lang w:eastAsia="en-IN"/>
-        </w:rPr>
-        <w:pict>
-          <v:rect id="_x0000_i1028" style="width:0;height:1.5pt" o:hralign="center" o:hrstd="t" o:hr="t" fillcolor="#a0a0a0" stroked="f"/>
-        </w:pict>
-      </w:r>
-    </w:p>
-    <w:p>
-      <w:pPr>
-        <w:spacing w:before="100" w:beforeAutospacing="1" w:after="100" w:afterAutospacing="1" w:line="240" w:lineRule="auto"/>
-        <w:rPr>
-          <w:rFonts w:eastAsia="Times New Roman" w:cstheme="minorHAnsi"/>
-          <w:u w:val="single"/>
+          <w:sz w:val="16"/>
+          <w:szCs w:val="16"/>
           <w:lang w:eastAsia="en-IN"/>
         </w:rPr>
       </w:pPr>
@@ -2948,501 +2858,19 @@
           <w:rFonts w:eastAsia="Times New Roman" w:cstheme="minorHAnsi"/>
           <w:b/>
           <w:bCs/>
-          <w:highlight w:val="yellow"/>
-          <w:u w:val="single"/>
-          <w:lang w:eastAsia="en-IN"/>
-        </w:rPr>
-        <w:t xml:space="preserve">Q4. Explain </w:t>
-      </w:r>
-      <w:proofErr w:type="spellStart"/>
+          <w:sz w:val="16"/>
+          <w:szCs w:val="16"/>
+          <w:lang w:eastAsia="en-IN"/>
+        </w:rPr>
+        <w:t>Example:</w:t>
+      </w:r>
       <w:r>
         <w:rPr>
           <w:rFonts w:eastAsia="Times New Roman" w:cstheme="minorHAnsi"/>
           <w:b/>
           <w:bCs/>
-          <w:highlight w:val="yellow"/>
-          <w:u w:val="single"/>
-          <w:lang w:eastAsia="en-IN"/>
-        </w:rPr>
-        <w:t>Apriori</w:t>
-      </w:r>
-      <w:proofErr w:type="spellEnd"/>
-      <w:r>
-        <w:rPr>
-          <w:rFonts w:eastAsia="Times New Roman" w:cstheme="minorHAnsi"/>
-          <w:b/>
-          <w:bCs/>
-          <w:highlight w:val="yellow"/>
-          <w:u w:val="single"/>
-          <w:lang w:eastAsia="en-IN"/>
-        </w:rPr>
-        <w:t xml:space="preserve"> Algorithm with Example</w:t>
-      </w:r>
-    </w:p>
-    <w:p>
-      <w:pPr>
-        <w:spacing w:before="100" w:beforeAutospacing="1" w:after="100" w:afterAutospacing="1" w:line="240" w:lineRule="auto"/>
-        <w:rPr>
-          <w:rFonts w:eastAsia="Times New Roman" w:cstheme="minorHAnsi"/>
-          <w:lang w:eastAsia="en-IN"/>
-        </w:rPr>
-      </w:pPr>
-      <w:proofErr w:type="spellStart"/>
-      <w:r>
-        <w:rPr>
-          <w:rFonts w:eastAsia="Times New Roman" w:cstheme="minorHAnsi"/>
-          <w:lang w:eastAsia="en-IN"/>
-        </w:rPr>
-        <w:t>Apriori</w:t>
-      </w:r>
-      <w:proofErr w:type="spellEnd"/>
-      <w:r>
-        <w:rPr>
-          <w:rFonts w:eastAsia="Times New Roman" w:cstheme="minorHAnsi"/>
-          <w:lang w:eastAsia="en-IN"/>
-        </w:rPr>
-        <w:t xml:space="preserve"> is a classical algorithm used for </w:t>
-      </w:r>
-      <w:r>
-        <w:rPr>
-          <w:rFonts w:eastAsia="Times New Roman" w:cstheme="minorHAnsi"/>
-          <w:b/>
-          <w:bCs/>
-          <w:lang w:eastAsia="en-IN"/>
-        </w:rPr>
-        <w:t xml:space="preserve">frequent </w:t>
-      </w:r>
-      <w:proofErr w:type="spellStart"/>
-      <w:r>
-        <w:rPr>
-          <w:rFonts w:eastAsia="Times New Roman" w:cstheme="minorHAnsi"/>
-          <w:b/>
-          <w:bCs/>
-          <w:lang w:eastAsia="en-IN"/>
-        </w:rPr>
-        <w:t>itemset</w:t>
-      </w:r>
-      <w:proofErr w:type="spellEnd"/>
-      <w:r>
-        <w:rPr>
-          <w:rFonts w:eastAsia="Times New Roman" w:cstheme="minorHAnsi"/>
-          <w:b/>
-          <w:bCs/>
-          <w:lang w:eastAsia="en-IN"/>
-        </w:rPr>
-        <w:t xml:space="preserve"> mining</w:t>
-      </w:r>
-      <w:r>
-        <w:rPr>
-          <w:rFonts w:eastAsia="Times New Roman" w:cstheme="minorHAnsi"/>
-          <w:lang w:eastAsia="en-IN"/>
-        </w:rPr>
-        <w:t xml:space="preserve"> and </w:t>
-      </w:r>
-      <w:r>
-        <w:rPr>
-          <w:rFonts w:eastAsia="Times New Roman" w:cstheme="minorHAnsi"/>
-          <w:b/>
-          <w:bCs/>
-          <w:lang w:eastAsia="en-IN"/>
-        </w:rPr>
-        <w:t>association rule learning</w:t>
-      </w:r>
-      <w:r>
-        <w:rPr>
-          <w:rFonts w:eastAsia="Times New Roman" w:cstheme="minorHAnsi"/>
-          <w:lang w:eastAsia="en-IN"/>
-        </w:rPr>
-        <w:t xml:space="preserve"> over transactional databases. It works on the principle that </w:t>
-      </w:r>
-      <w:r>
-        <w:rPr>
-          <w:rFonts w:eastAsia="Times New Roman" w:cstheme="minorHAnsi"/>
-          <w:b/>
-          <w:bCs/>
-          <w:lang w:eastAsia="en-IN"/>
-        </w:rPr>
-        <w:t xml:space="preserve">all subsets of a frequent </w:t>
-      </w:r>
-      <w:proofErr w:type="spellStart"/>
-      <w:r>
-        <w:rPr>
-          <w:rFonts w:eastAsia="Times New Roman" w:cstheme="minorHAnsi"/>
-          <w:b/>
-          <w:bCs/>
-          <w:lang w:eastAsia="en-IN"/>
-        </w:rPr>
-        <w:t>itemset</w:t>
-      </w:r>
-      <w:proofErr w:type="spellEnd"/>
-      <w:r>
-        <w:rPr>
-          <w:rFonts w:eastAsia="Times New Roman" w:cstheme="minorHAnsi"/>
-          <w:b/>
-          <w:bCs/>
-          <w:lang w:eastAsia="en-IN"/>
-        </w:rPr>
-        <w:t xml:space="preserve"> must also be frequent</w:t>
-      </w:r>
-      <w:r>
-        <w:rPr>
-          <w:rFonts w:eastAsia="Times New Roman" w:cstheme="minorHAnsi"/>
-          <w:lang w:eastAsia="en-IN"/>
-        </w:rPr>
-        <w:t xml:space="preserve"> (</w:t>
-      </w:r>
-      <w:proofErr w:type="spellStart"/>
-      <w:r>
-        <w:rPr>
-          <w:rFonts w:eastAsia="Times New Roman" w:cstheme="minorHAnsi"/>
-          <w:lang w:eastAsia="en-IN"/>
-        </w:rPr>
-        <w:t>Apriori</w:t>
-      </w:r>
-      <w:proofErr w:type="spellEnd"/>
-      <w:r>
-        <w:rPr>
-          <w:rFonts w:eastAsia="Times New Roman" w:cstheme="minorHAnsi"/>
-          <w:lang w:eastAsia="en-IN"/>
-        </w:rPr>
-        <w:t xml:space="preserve"> property).</w:t>
-      </w:r>
-    </w:p>
-    <w:p>
-      <w:pPr>
-        <w:spacing w:after="0" w:line="240" w:lineRule="auto"/>
-        <w:outlineLvl w:val="2"/>
-        <w:rPr>
-          <w:rFonts w:eastAsia="Times New Roman" w:cstheme="minorHAnsi"/>
-          <w:b/>
-          <w:bCs/>
-          <w:lang w:eastAsia="en-IN"/>
-        </w:rPr>
-      </w:pPr>
-      <w:r>
-        <w:rPr>
-          <w:rFonts w:eastAsia="Times New Roman" w:cstheme="minorHAnsi"/>
-          <w:b/>
-          <w:bCs/>
-          <w:lang w:eastAsia="en-IN"/>
-        </w:rPr>
-        <w:t>Working Steps:</w:t>
-      </w:r>
-    </w:p>
-    <w:p>
-      <w:pPr>
-        <w:numPr>
-          <w:ilvl w:val="0"/>
-          <w:numId w:val="5"/>
-        </w:numPr>
-        <w:spacing w:after="0" w:line="240" w:lineRule="auto"/>
-        <w:rPr>
-          <w:rFonts w:eastAsia="Times New Roman" w:cstheme="minorHAnsi"/>
-          <w:lang w:eastAsia="en-IN"/>
-        </w:rPr>
-      </w:pPr>
-      <w:r>
-        <w:rPr>
-          <w:rFonts w:eastAsia="Times New Roman" w:cstheme="minorHAnsi"/>
-          <w:b/>
-          <w:bCs/>
-          <w:lang w:eastAsia="en-IN"/>
-        </w:rPr>
-        <w:t>Scan the database</w:t>
-      </w:r>
-      <w:r>
-        <w:rPr>
-          <w:rFonts w:eastAsia="Times New Roman" w:cstheme="minorHAnsi"/>
-          <w:lang w:eastAsia="en-IN"/>
-        </w:rPr>
-        <w:t xml:space="preserve"> to find all frequent 1-itemsets (items with support ≥ minimum support).</w:t>
-      </w:r>
-    </w:p>
-    <w:p>
-      <w:pPr>
-        <w:numPr>
-          <w:ilvl w:val="0"/>
-          <w:numId w:val="5"/>
-        </w:numPr>
-        <w:spacing w:before="100" w:beforeAutospacing="1" w:after="100" w:afterAutospacing="1" w:line="240" w:lineRule="auto"/>
-        <w:rPr>
-          <w:rFonts w:eastAsia="Times New Roman" w:cstheme="minorHAnsi"/>
-          <w:lang w:eastAsia="en-IN"/>
-        </w:rPr>
-      </w:pPr>
-      <w:r>
-        <w:rPr>
-          <w:rFonts w:eastAsia="Times New Roman" w:cstheme="minorHAnsi"/>
-          <w:b/>
-          <w:bCs/>
-          <w:lang w:eastAsia="en-IN"/>
-        </w:rPr>
-        <w:t>Generate candidate (k)-</w:t>
-      </w:r>
-      <w:proofErr w:type="spellStart"/>
-      <w:r>
-        <w:rPr>
-          <w:rFonts w:eastAsia="Times New Roman" w:cstheme="minorHAnsi"/>
-          <w:b/>
-          <w:bCs/>
-          <w:lang w:eastAsia="en-IN"/>
-        </w:rPr>
-        <w:t>itemsets</w:t>
-      </w:r>
-      <w:proofErr w:type="spellEnd"/>
-      <w:r>
-        <w:rPr>
-          <w:rFonts w:eastAsia="Times New Roman" w:cstheme="minorHAnsi"/>
-          <w:lang w:eastAsia="en-IN"/>
-        </w:rPr>
-        <w:t xml:space="preserve"> from frequent (k-1)-</w:t>
-      </w:r>
-      <w:proofErr w:type="spellStart"/>
-      <w:r>
-        <w:rPr>
-          <w:rFonts w:eastAsia="Times New Roman" w:cstheme="minorHAnsi"/>
-          <w:lang w:eastAsia="en-IN"/>
-        </w:rPr>
-        <w:t>itemsets</w:t>
-      </w:r>
-      <w:proofErr w:type="spellEnd"/>
-      <w:r>
-        <w:rPr>
-          <w:rFonts w:eastAsia="Times New Roman" w:cstheme="minorHAnsi"/>
-          <w:lang w:eastAsia="en-IN"/>
-        </w:rPr>
-        <w:t xml:space="preserve"> using self-join.</w:t>
-      </w:r>
-    </w:p>
-    <w:p>
-      <w:pPr>
-        <w:numPr>
-          <w:ilvl w:val="0"/>
-          <w:numId w:val="5"/>
-        </w:numPr>
-        <w:spacing w:before="100" w:beforeAutospacing="1" w:after="100" w:afterAutospacing="1" w:line="240" w:lineRule="auto"/>
-        <w:rPr>
-          <w:rFonts w:eastAsia="Times New Roman" w:cstheme="minorHAnsi"/>
-          <w:lang w:eastAsia="en-IN"/>
-        </w:rPr>
-      </w:pPr>
-      <w:r>
-        <w:rPr>
-          <w:rFonts w:eastAsia="Times New Roman" w:cstheme="minorHAnsi"/>
-          <w:b/>
-          <w:bCs/>
-          <w:lang w:eastAsia="en-IN"/>
-        </w:rPr>
-        <w:t>Prune</w:t>
-      </w:r>
-      <w:r>
-        <w:rPr>
-          <w:rFonts w:eastAsia="Times New Roman" w:cstheme="minorHAnsi"/>
-          <w:lang w:eastAsia="en-IN"/>
-        </w:rPr>
-        <w:t xml:space="preserve"> candidate </w:t>
-      </w:r>
-      <w:proofErr w:type="spellStart"/>
-      <w:r>
-        <w:rPr>
-          <w:rFonts w:eastAsia="Times New Roman" w:cstheme="minorHAnsi"/>
-          <w:lang w:eastAsia="en-IN"/>
-        </w:rPr>
-        <w:t>itemsets</w:t>
-      </w:r>
-      <w:proofErr w:type="spellEnd"/>
-      <w:r>
-        <w:rPr>
-          <w:rFonts w:eastAsia="Times New Roman" w:cstheme="minorHAnsi"/>
-          <w:lang w:eastAsia="en-IN"/>
-        </w:rPr>
-        <w:t xml:space="preserve"> whose subsets are not frequent.</w:t>
-      </w:r>
-    </w:p>
-    <w:p>
-      <w:pPr>
-        <w:numPr>
-          <w:ilvl w:val="0"/>
-          <w:numId w:val="5"/>
-        </w:numPr>
-        <w:spacing w:before="100" w:beforeAutospacing="1" w:after="100" w:afterAutospacing="1" w:line="240" w:lineRule="auto"/>
-        <w:rPr>
-          <w:rFonts w:eastAsia="Times New Roman" w:cstheme="minorHAnsi"/>
-          <w:lang w:eastAsia="en-IN"/>
-        </w:rPr>
-      </w:pPr>
-      <w:r>
-        <w:rPr>
-          <w:rFonts w:eastAsia="Times New Roman" w:cstheme="minorHAnsi"/>
-          <w:b/>
-          <w:bCs/>
-          <w:lang w:eastAsia="en-IN"/>
-        </w:rPr>
-        <w:t>Scan the database</w:t>
-      </w:r>
-      <w:r>
-        <w:rPr>
-          <w:rFonts w:eastAsia="Times New Roman" w:cstheme="minorHAnsi"/>
-          <w:lang w:eastAsia="en-IN"/>
-        </w:rPr>
-        <w:t xml:space="preserve"> to count the support of candidates.</w:t>
-      </w:r>
-    </w:p>
-    <w:p>
-      <w:pPr>
-        <w:numPr>
-          <w:ilvl w:val="0"/>
-          <w:numId w:val="5"/>
-        </w:numPr>
-        <w:spacing w:before="100" w:beforeAutospacing="1" w:after="100" w:afterAutospacing="1" w:line="240" w:lineRule="auto"/>
-        <w:rPr>
-          <w:rFonts w:eastAsia="Times New Roman" w:cstheme="minorHAnsi"/>
-          <w:lang w:eastAsia="en-IN"/>
-        </w:rPr>
-      </w:pPr>
-      <w:r>
-        <w:rPr>
-          <w:rFonts w:eastAsia="Times New Roman" w:cstheme="minorHAnsi"/>
-          <w:b/>
-          <w:bCs/>
-          <w:lang w:eastAsia="en-IN"/>
-        </w:rPr>
-        <w:t>Select frequent k-</w:t>
-      </w:r>
-      <w:proofErr w:type="spellStart"/>
-      <w:r>
-        <w:rPr>
-          <w:rFonts w:eastAsia="Times New Roman" w:cstheme="minorHAnsi"/>
-          <w:b/>
-          <w:bCs/>
-          <w:lang w:eastAsia="en-IN"/>
-        </w:rPr>
-        <w:t>itemsets</w:t>
-      </w:r>
-      <w:proofErr w:type="spellEnd"/>
-      <w:r>
-        <w:rPr>
-          <w:rFonts w:eastAsia="Times New Roman" w:cstheme="minorHAnsi"/>
-          <w:lang w:eastAsia="en-IN"/>
-        </w:rPr>
-        <w:t xml:space="preserve"> with support ≥ minimum support.</w:t>
-      </w:r>
-    </w:p>
-    <w:p>
-      <w:pPr>
-        <w:numPr>
-          <w:ilvl w:val="0"/>
-          <w:numId w:val="5"/>
-        </w:numPr>
-        <w:spacing w:before="100" w:beforeAutospacing="1" w:after="100" w:afterAutospacing="1" w:line="240" w:lineRule="auto"/>
-        <w:rPr>
-          <w:rFonts w:eastAsia="Times New Roman" w:cstheme="minorHAnsi"/>
-          <w:lang w:eastAsia="en-IN"/>
-        </w:rPr>
-      </w:pPr>
-      <w:r>
-        <w:rPr>
-          <w:rFonts w:eastAsia="Times New Roman" w:cstheme="minorHAnsi"/>
-          <w:b/>
-          <w:bCs/>
-          <w:lang w:eastAsia="en-IN"/>
-        </w:rPr>
-        <w:t>Repeat steps 2-5</w:t>
-      </w:r>
-      <w:r>
-        <w:rPr>
-          <w:rFonts w:eastAsia="Times New Roman" w:cstheme="minorHAnsi"/>
-          <w:lang w:eastAsia="en-IN"/>
-        </w:rPr>
-        <w:t xml:space="preserve"> until no more frequent </w:t>
-      </w:r>
-      <w:proofErr w:type="spellStart"/>
-      <w:r>
-        <w:rPr>
-          <w:rFonts w:eastAsia="Times New Roman" w:cstheme="minorHAnsi"/>
-          <w:lang w:eastAsia="en-IN"/>
-        </w:rPr>
-        <w:t>itemsets</w:t>
-      </w:r>
-      <w:proofErr w:type="spellEnd"/>
-      <w:r>
-        <w:rPr>
-          <w:rFonts w:eastAsia="Times New Roman" w:cstheme="minorHAnsi"/>
-          <w:lang w:eastAsia="en-IN"/>
-        </w:rPr>
-        <w:t xml:space="preserve"> are found.</w:t>
-      </w:r>
-    </w:p>
-    <w:p>
-      <w:pPr>
-        <w:numPr>
-          <w:ilvl w:val="0"/>
-          <w:numId w:val="5"/>
-        </w:numPr>
-        <w:spacing w:before="100" w:beforeAutospacing="1" w:after="100" w:afterAutospacing="1" w:line="240" w:lineRule="auto"/>
-        <w:rPr>
-          <w:rFonts w:eastAsia="Times New Roman" w:cstheme="minorHAnsi"/>
-          <w:lang w:eastAsia="en-IN"/>
-        </w:rPr>
-      </w:pPr>
-      <w:r>
-        <w:rPr>
-          <w:rFonts w:eastAsia="Times New Roman" w:cstheme="minorHAnsi"/>
-          <w:b/>
-          <w:bCs/>
-          <w:lang w:eastAsia="en-IN"/>
-        </w:rPr>
-        <w:t>Generate association rules</w:t>
-      </w:r>
-      <w:r>
-        <w:rPr>
-          <w:rFonts w:eastAsia="Times New Roman" w:cstheme="minorHAnsi"/>
-          <w:lang w:eastAsia="en-IN"/>
-        </w:rPr>
-        <w:t xml:space="preserve"> from frequent </w:t>
-      </w:r>
-      <w:proofErr w:type="spellStart"/>
-      <w:r>
-        <w:rPr>
-          <w:rFonts w:eastAsia="Times New Roman" w:cstheme="minorHAnsi"/>
-          <w:lang w:eastAsia="en-IN"/>
-        </w:rPr>
-        <w:t>itemsets</w:t>
-      </w:r>
-      <w:proofErr w:type="spellEnd"/>
-      <w:r>
-        <w:rPr>
-          <w:rFonts w:eastAsia="Times New Roman" w:cstheme="minorHAnsi"/>
-          <w:lang w:eastAsia="en-IN"/>
-        </w:rPr>
-        <w:t xml:space="preserve"> with confidence ≥ minimum confidence.</w:t>
-      </w:r>
-    </w:p>
-    <w:p>
-      <w:pPr>
-        <w:spacing w:before="100" w:beforeAutospacing="1" w:after="0" w:line="240" w:lineRule="auto"/>
-        <w:outlineLvl w:val="2"/>
-        <w:rPr>
-          <w:rFonts w:eastAsia="Times New Roman" w:cstheme="minorHAnsi"/>
-          <w:b/>
-          <w:bCs/>
-          <w:lang w:eastAsia="en-IN"/>
-        </w:rPr>
-      </w:pPr>
-      <w:r>
-        <w:rPr>
-          <w:rFonts w:eastAsia="Times New Roman" w:cstheme="minorHAnsi"/>
-          <w:b/>
-          <w:bCs/>
-          <w:lang w:eastAsia="en-IN"/>
-        </w:rPr>
-        <w:t>Example:</w:t>
-      </w:r>
-      <w:r>
-        <w:rPr>
-          <w:rFonts w:eastAsia="Times New Roman" w:cstheme="minorHAnsi"/>
-          <w:b/>
-          <w:bCs/>
+          <w:sz w:val="16"/>
+          <w:szCs w:val="16"/>
           <w:lang w:eastAsia="en-IN"/>
         </w:rPr>
         <w:t xml:space="preserve"> </w:t>
@@ -3450,6 +2878,8 @@
       <w:r>
         <w:rPr>
           <w:rFonts w:eastAsia="Times New Roman" w:cstheme="minorHAnsi"/>
+          <w:sz w:val="16"/>
+          <w:szCs w:val="16"/>
           <w:lang w:eastAsia="en-IN"/>
         </w:rPr>
         <w:t>Consider a dataset with transactions:</w:t>
@@ -3463,8 +2893,8 @@
         <w:tblLook w:val="04A0" w:firstRow="1" w:lastRow="0" w:firstColumn="1" w:lastColumn="0" w:noHBand="0" w:noVBand="1"/>
       </w:tblPr>
       <w:tblGrid>
-        <w:gridCol w:w="1532"/>
-        <w:gridCol w:w="2455"/>
+        <w:gridCol w:w="1174"/>
+        <w:gridCol w:w="1844"/>
       </w:tblGrid>
       <w:tr>
         <w:trPr>
@@ -3477,11 +2907,13 @@
           </w:tcPr>
           <w:p>
             <w:pPr>
-              <w:jc w:val="center"/>
+              <w:jc w:val="both"/>
               <w:rPr>
                 <w:rFonts w:eastAsia="Times New Roman" w:cstheme="minorHAnsi"/>
                 <w:b/>
                 <w:bCs/>
+                <w:sz w:val="16"/>
+                <w:szCs w:val="16"/>
                 <w:lang w:eastAsia="en-IN"/>
               </w:rPr>
             </w:pPr>
@@ -3490,6 +2922,8 @@
                 <w:rFonts w:eastAsia="Times New Roman" w:cstheme="minorHAnsi"/>
                 <w:b/>
                 <w:bCs/>
+                <w:sz w:val="16"/>
+                <w:szCs w:val="16"/>
                 <w:lang w:eastAsia="en-IN"/>
               </w:rPr>
               <w:t>Transaction ID</w:t>
@@ -3503,11 +2937,13 @@
           </w:tcPr>
           <w:p>
             <w:pPr>
-              <w:jc w:val="center"/>
+              <w:jc w:val="both"/>
               <w:rPr>
                 <w:rFonts w:eastAsia="Times New Roman" w:cstheme="minorHAnsi"/>
                 <w:b/>
                 <w:bCs/>
+                <w:sz w:val="16"/>
+                <w:szCs w:val="16"/>
                 <w:lang w:eastAsia="en-IN"/>
               </w:rPr>
             </w:pPr>
@@ -3516,6 +2952,8 @@
                 <w:rFonts w:eastAsia="Times New Roman" w:cstheme="minorHAnsi"/>
                 <w:b/>
                 <w:bCs/>
+                <w:sz w:val="16"/>
+                <w:szCs w:val="16"/>
                 <w:lang w:eastAsia="en-IN"/>
               </w:rPr>
               <w:t>Items Bought</w:t>
@@ -3534,14 +2972,19 @@
           </w:tcPr>
           <w:p>
             <w:pPr>
-              <w:rPr>
-                <w:rFonts w:eastAsia="Times New Roman" w:cstheme="minorHAnsi"/>
+              <w:jc w:val="both"/>
+              <w:rPr>
+                <w:rFonts w:eastAsia="Times New Roman" w:cstheme="minorHAnsi"/>
+                <w:sz w:val="16"/>
+                <w:szCs w:val="16"/>
                 <w:lang w:eastAsia="en-IN"/>
               </w:rPr>
             </w:pPr>
             <w:r>
               <w:rPr>
                 <w:rFonts w:eastAsia="Times New Roman" w:cstheme="minorHAnsi"/>
+                <w:sz w:val="16"/>
+                <w:szCs w:val="16"/>
                 <w:lang w:eastAsia="en-IN"/>
               </w:rPr>
               <w:t>1</w:t>
@@ -3555,14 +2998,19 @@
           </w:tcPr>
           <w:p>
             <w:pPr>
-              <w:rPr>
-                <w:rFonts w:eastAsia="Times New Roman" w:cstheme="minorHAnsi"/>
+              <w:jc w:val="both"/>
+              <w:rPr>
+                <w:rFonts w:eastAsia="Times New Roman" w:cstheme="minorHAnsi"/>
+                <w:sz w:val="16"/>
+                <w:szCs w:val="16"/>
                 <w:lang w:eastAsia="en-IN"/>
               </w:rPr>
             </w:pPr>
             <w:r>
               <w:rPr>
                 <w:rFonts w:eastAsia="Times New Roman" w:cstheme="minorHAnsi"/>
+                <w:sz w:val="16"/>
+                <w:szCs w:val="16"/>
                 <w:lang w:eastAsia="en-IN"/>
               </w:rPr>
               <w:t>Bread, Milk</w:t>
@@ -3581,14 +3029,19 @@
           </w:tcPr>
           <w:p>
             <w:pPr>
-              <w:rPr>
-                <w:rFonts w:eastAsia="Times New Roman" w:cstheme="minorHAnsi"/>
+              <w:jc w:val="both"/>
+              <w:rPr>
+                <w:rFonts w:eastAsia="Times New Roman" w:cstheme="minorHAnsi"/>
+                <w:sz w:val="16"/>
+                <w:szCs w:val="16"/>
                 <w:lang w:eastAsia="en-IN"/>
               </w:rPr>
             </w:pPr>
             <w:r>
               <w:rPr>
                 <w:rFonts w:eastAsia="Times New Roman" w:cstheme="minorHAnsi"/>
+                <w:sz w:val="16"/>
+                <w:szCs w:val="16"/>
                 <w:lang w:eastAsia="en-IN"/>
               </w:rPr>
               <w:t>2</w:t>
@@ -3602,14 +3055,19 @@
           </w:tcPr>
           <w:p>
             <w:pPr>
-              <w:rPr>
-                <w:rFonts w:eastAsia="Times New Roman" w:cstheme="minorHAnsi"/>
+              <w:jc w:val="both"/>
+              <w:rPr>
+                <w:rFonts w:eastAsia="Times New Roman" w:cstheme="minorHAnsi"/>
+                <w:sz w:val="16"/>
+                <w:szCs w:val="16"/>
                 <w:lang w:eastAsia="en-IN"/>
               </w:rPr>
             </w:pPr>
             <w:r>
               <w:rPr>
                 <w:rFonts w:eastAsia="Times New Roman" w:cstheme="minorHAnsi"/>
+                <w:sz w:val="16"/>
+                <w:szCs w:val="16"/>
                 <w:lang w:eastAsia="en-IN"/>
               </w:rPr>
               <w:t>Bread, Diaper, Beer</w:t>
@@ -3628,17 +3086,21 @@
           </w:tcPr>
           <w:p>
             <w:pPr>
-              <w:rPr>
-                <w:rFonts w:eastAsia="Times New Roman" w:cstheme="minorHAnsi"/>
+              <w:jc w:val="both"/>
+              <w:rPr>
+                <w:rFonts w:eastAsia="Times New Roman" w:cstheme="minorHAnsi"/>
+                <w:sz w:val="16"/>
+                <w:szCs w:val="16"/>
                 <w:lang w:eastAsia="en-IN"/>
               </w:rPr>
             </w:pPr>
             <w:r>
               <w:rPr>
                 <w:rFonts w:eastAsia="Times New Roman" w:cstheme="minorHAnsi"/>
-                <w:lang w:eastAsia="en-IN"/>
-              </w:rPr>
-              <w:lastRenderedPageBreak/>
+                <w:sz w:val="16"/>
+                <w:szCs w:val="16"/>
+                <w:lang w:eastAsia="en-IN"/>
+              </w:rPr>
               <w:t>3</w:t>
             </w:r>
           </w:p>
@@ -3650,14 +3112,19 @@
           </w:tcPr>
           <w:p>
             <w:pPr>
-              <w:rPr>
-                <w:rFonts w:eastAsia="Times New Roman" w:cstheme="minorHAnsi"/>
+              <w:jc w:val="both"/>
+              <w:rPr>
+                <w:rFonts w:eastAsia="Times New Roman" w:cstheme="minorHAnsi"/>
+                <w:sz w:val="16"/>
+                <w:szCs w:val="16"/>
                 <w:lang w:eastAsia="en-IN"/>
               </w:rPr>
             </w:pPr>
             <w:r>
               <w:rPr>
                 <w:rFonts w:eastAsia="Times New Roman" w:cstheme="minorHAnsi"/>
+                <w:sz w:val="16"/>
+                <w:szCs w:val="16"/>
                 <w:lang w:eastAsia="en-IN"/>
               </w:rPr>
               <w:t>Milk, Diaper, Beer</w:t>
@@ -3676,14 +3143,19 @@
           </w:tcPr>
           <w:p>
             <w:pPr>
-              <w:rPr>
-                <w:rFonts w:eastAsia="Times New Roman" w:cstheme="minorHAnsi"/>
+              <w:jc w:val="both"/>
+              <w:rPr>
+                <w:rFonts w:eastAsia="Times New Roman" w:cstheme="minorHAnsi"/>
+                <w:sz w:val="16"/>
+                <w:szCs w:val="16"/>
                 <w:lang w:eastAsia="en-IN"/>
               </w:rPr>
             </w:pPr>
             <w:r>
               <w:rPr>
                 <w:rFonts w:eastAsia="Times New Roman" w:cstheme="minorHAnsi"/>
+                <w:sz w:val="16"/>
+                <w:szCs w:val="16"/>
                 <w:lang w:eastAsia="en-IN"/>
               </w:rPr>
               <w:t>4</w:t>
@@ -3697,14 +3169,19 @@
           </w:tcPr>
           <w:p>
             <w:pPr>
-              <w:rPr>
-                <w:rFonts w:eastAsia="Times New Roman" w:cstheme="minorHAnsi"/>
+              <w:jc w:val="both"/>
+              <w:rPr>
+                <w:rFonts w:eastAsia="Times New Roman" w:cstheme="minorHAnsi"/>
+                <w:sz w:val="16"/>
+                <w:szCs w:val="16"/>
                 <w:lang w:eastAsia="en-IN"/>
               </w:rPr>
             </w:pPr>
             <w:r>
               <w:rPr>
                 <w:rFonts w:eastAsia="Times New Roman" w:cstheme="minorHAnsi"/>
+                <w:sz w:val="16"/>
+                <w:szCs w:val="16"/>
                 <w:lang w:eastAsia="en-IN"/>
               </w:rPr>
               <w:t>Bread, Milk, Diaper</w:t>
@@ -3723,14 +3200,19 @@
           </w:tcPr>
           <w:p>
             <w:pPr>
-              <w:rPr>
-                <w:rFonts w:eastAsia="Times New Roman" w:cstheme="minorHAnsi"/>
+              <w:jc w:val="both"/>
+              <w:rPr>
+                <w:rFonts w:eastAsia="Times New Roman" w:cstheme="minorHAnsi"/>
+                <w:sz w:val="16"/>
+                <w:szCs w:val="16"/>
                 <w:lang w:eastAsia="en-IN"/>
               </w:rPr>
             </w:pPr>
             <w:r>
               <w:rPr>
                 <w:rFonts w:eastAsia="Times New Roman" w:cstheme="minorHAnsi"/>
+                <w:sz w:val="16"/>
+                <w:szCs w:val="16"/>
                 <w:lang w:eastAsia="en-IN"/>
               </w:rPr>
               <w:t>5</w:t>
@@ -3744,14 +3226,19 @@
           </w:tcPr>
           <w:p>
             <w:pPr>
-              <w:rPr>
-                <w:rFonts w:eastAsia="Times New Roman" w:cstheme="minorHAnsi"/>
+              <w:jc w:val="both"/>
+              <w:rPr>
+                <w:rFonts w:eastAsia="Times New Roman" w:cstheme="minorHAnsi"/>
+                <w:sz w:val="16"/>
+                <w:szCs w:val="16"/>
                 <w:lang w:eastAsia="en-IN"/>
               </w:rPr>
             </w:pPr>
             <w:r>
               <w:rPr>
                 <w:rFonts w:eastAsia="Times New Roman" w:cstheme="minorHAnsi"/>
+                <w:sz w:val="16"/>
+                <w:szCs w:val="16"/>
                 <w:lang w:eastAsia="en-IN"/>
               </w:rPr>
               <w:t>Bread, Milk, Diaper, Beer</w:t>
@@ -3766,15 +3253,20 @@
           <w:ilvl w:val="0"/>
           <w:numId w:val="6"/>
         </w:numPr>
-        <w:spacing w:before="100" w:beforeAutospacing="1" w:after="100" w:afterAutospacing="1" w:line="240" w:lineRule="auto"/>
-        <w:rPr>
-          <w:rFonts w:eastAsia="Times New Roman" w:cstheme="minorHAnsi"/>
-          <w:lang w:eastAsia="en-IN"/>
-        </w:rPr>
-      </w:pPr>
-      <w:r>
-        <w:rPr>
-          <w:rFonts w:eastAsia="Times New Roman" w:cstheme="minorHAnsi"/>
+        <w:spacing w:after="0" w:line="240" w:lineRule="auto"/>
+        <w:jc w:val="both"/>
+        <w:rPr>
+          <w:rFonts w:eastAsia="Times New Roman" w:cstheme="minorHAnsi"/>
+          <w:sz w:val="16"/>
+          <w:szCs w:val="16"/>
+          <w:lang w:eastAsia="en-IN"/>
+        </w:rPr>
+      </w:pPr>
+      <w:r>
+        <w:rPr>
+          <w:rFonts w:eastAsia="Times New Roman" w:cstheme="minorHAnsi"/>
+          <w:sz w:val="16"/>
+          <w:szCs w:val="16"/>
           <w:lang w:eastAsia="en-IN"/>
         </w:rPr>
         <w:t>Minimum Support = 60% (3 transactions)</w:t>
@@ -3782,9 +3274,12 @@
     </w:p>
     <w:p>
       <w:pPr>
-        <w:spacing w:before="100" w:beforeAutospacing="1" w:after="0" w:line="240" w:lineRule="auto"/>
-        <w:rPr>
-          <w:rFonts w:eastAsia="Times New Roman" w:cstheme="minorHAnsi"/>
+        <w:spacing w:after="0" w:line="240" w:lineRule="auto"/>
+        <w:jc w:val="both"/>
+        <w:rPr>
+          <w:rFonts w:eastAsia="Times New Roman" w:cstheme="minorHAnsi"/>
+          <w:sz w:val="16"/>
+          <w:szCs w:val="16"/>
           <w:lang w:eastAsia="en-IN"/>
         </w:rPr>
       </w:pPr>
@@ -3793,6 +3288,8 @@
           <w:rFonts w:eastAsia="Times New Roman" w:cstheme="minorHAnsi"/>
           <w:b/>
           <w:bCs/>
+          <w:sz w:val="16"/>
+          <w:szCs w:val="16"/>
           <w:lang w:eastAsia="en-IN"/>
         </w:rPr>
         <w:t>Step 1:</w:t>
@@ -3800,6 +3297,8 @@
       <w:r>
         <w:rPr>
           <w:rFonts w:eastAsia="Times New Roman" w:cstheme="minorHAnsi"/>
+          <w:sz w:val="16"/>
+          <w:szCs w:val="16"/>
           <w:lang w:eastAsia="en-IN"/>
         </w:rPr>
         <w:t xml:space="preserve"> Find frequent 1-itemsets:</w:t>
@@ -3813,8 +3312,8 @@
         <w:tblLook w:val="04A0" w:firstRow="1" w:lastRow="0" w:firstColumn="1" w:lastColumn="0" w:noHBand="0" w:noVBand="1"/>
       </w:tblPr>
       <w:tblGrid>
-        <w:gridCol w:w="809"/>
-        <w:gridCol w:w="1544"/>
+        <w:gridCol w:w="648"/>
+        <w:gridCol w:w="1182"/>
       </w:tblGrid>
       <w:tr>
         <w:trPr>
@@ -3827,11 +3326,13 @@
           </w:tcPr>
           <w:p>
             <w:pPr>
-              <w:jc w:val="center"/>
+              <w:jc w:val="both"/>
               <w:rPr>
                 <w:rFonts w:eastAsia="Times New Roman" w:cstheme="minorHAnsi"/>
                 <w:b/>
                 <w:bCs/>
+                <w:sz w:val="16"/>
+                <w:szCs w:val="16"/>
                 <w:lang w:eastAsia="en-IN"/>
               </w:rPr>
             </w:pPr>
@@ -3840,6 +3341,8 @@
                 <w:rFonts w:eastAsia="Times New Roman" w:cstheme="minorHAnsi"/>
                 <w:b/>
                 <w:bCs/>
+                <w:sz w:val="16"/>
+                <w:szCs w:val="16"/>
                 <w:lang w:eastAsia="en-IN"/>
               </w:rPr>
               <w:t>Item</w:t>
@@ -3853,11 +3356,13 @@
           </w:tcPr>
           <w:p>
             <w:pPr>
-              <w:jc w:val="center"/>
+              <w:jc w:val="both"/>
               <w:rPr>
                 <w:rFonts w:eastAsia="Times New Roman" w:cstheme="minorHAnsi"/>
                 <w:b/>
                 <w:bCs/>
+                <w:sz w:val="16"/>
+                <w:szCs w:val="16"/>
                 <w:lang w:eastAsia="en-IN"/>
               </w:rPr>
             </w:pPr>
@@ -3866,6 +3371,8 @@
                 <w:rFonts w:eastAsia="Times New Roman" w:cstheme="minorHAnsi"/>
                 <w:b/>
                 <w:bCs/>
+                <w:sz w:val="16"/>
+                <w:szCs w:val="16"/>
                 <w:lang w:eastAsia="en-IN"/>
               </w:rPr>
               <w:t>Support Count</w:t>
@@ -3884,14 +3391,19 @@
           </w:tcPr>
           <w:p>
             <w:pPr>
-              <w:rPr>
-                <w:rFonts w:eastAsia="Times New Roman" w:cstheme="minorHAnsi"/>
+              <w:jc w:val="both"/>
+              <w:rPr>
+                <w:rFonts w:eastAsia="Times New Roman" w:cstheme="minorHAnsi"/>
+                <w:sz w:val="16"/>
+                <w:szCs w:val="16"/>
                 <w:lang w:eastAsia="en-IN"/>
               </w:rPr>
             </w:pPr>
             <w:r>
               <w:rPr>
                 <w:rFonts w:eastAsia="Times New Roman" w:cstheme="minorHAnsi"/>
+                <w:sz w:val="16"/>
+                <w:szCs w:val="16"/>
                 <w:lang w:eastAsia="en-IN"/>
               </w:rPr>
               <w:t>Bread</w:t>
@@ -3905,14 +3417,19 @@
           </w:tcPr>
           <w:p>
             <w:pPr>
-              <w:rPr>
-                <w:rFonts w:eastAsia="Times New Roman" w:cstheme="minorHAnsi"/>
+              <w:jc w:val="both"/>
+              <w:rPr>
+                <w:rFonts w:eastAsia="Times New Roman" w:cstheme="minorHAnsi"/>
+                <w:sz w:val="16"/>
+                <w:szCs w:val="16"/>
                 <w:lang w:eastAsia="en-IN"/>
               </w:rPr>
             </w:pPr>
             <w:r>
               <w:rPr>
                 <w:rFonts w:eastAsia="Times New Roman" w:cstheme="minorHAnsi"/>
+                <w:sz w:val="16"/>
+                <w:szCs w:val="16"/>
                 <w:lang w:eastAsia="en-IN"/>
               </w:rPr>
               <w:t>4</w:t>
@@ -3931,14 +3448,19 @@
           </w:tcPr>
           <w:p>
             <w:pPr>
-              <w:rPr>
-                <w:rFonts w:eastAsia="Times New Roman" w:cstheme="minorHAnsi"/>
+              <w:jc w:val="both"/>
+              <w:rPr>
+                <w:rFonts w:eastAsia="Times New Roman" w:cstheme="minorHAnsi"/>
+                <w:sz w:val="16"/>
+                <w:szCs w:val="16"/>
                 <w:lang w:eastAsia="en-IN"/>
               </w:rPr>
             </w:pPr>
             <w:r>
               <w:rPr>
                 <w:rFonts w:eastAsia="Times New Roman" w:cstheme="minorHAnsi"/>
+                <w:sz w:val="16"/>
+                <w:szCs w:val="16"/>
                 <w:lang w:eastAsia="en-IN"/>
               </w:rPr>
               <w:t>Milk</w:t>
@@ -3952,14 +3474,19 @@
           </w:tcPr>
           <w:p>
             <w:pPr>
-              <w:rPr>
-                <w:rFonts w:eastAsia="Times New Roman" w:cstheme="minorHAnsi"/>
+              <w:jc w:val="both"/>
+              <w:rPr>
+                <w:rFonts w:eastAsia="Times New Roman" w:cstheme="minorHAnsi"/>
+                <w:sz w:val="16"/>
+                <w:szCs w:val="16"/>
                 <w:lang w:eastAsia="en-IN"/>
               </w:rPr>
             </w:pPr>
             <w:r>
               <w:rPr>
                 <w:rFonts w:eastAsia="Times New Roman" w:cstheme="minorHAnsi"/>
+                <w:sz w:val="16"/>
+                <w:szCs w:val="16"/>
                 <w:lang w:eastAsia="en-IN"/>
               </w:rPr>
               <w:t>4</w:t>
@@ -3978,14 +3505,19 @@
           </w:tcPr>
           <w:p>
             <w:pPr>
-              <w:rPr>
-                <w:rFonts w:eastAsia="Times New Roman" w:cstheme="minorHAnsi"/>
+              <w:jc w:val="both"/>
+              <w:rPr>
+                <w:rFonts w:eastAsia="Times New Roman" w:cstheme="minorHAnsi"/>
+                <w:sz w:val="16"/>
+                <w:szCs w:val="16"/>
                 <w:lang w:eastAsia="en-IN"/>
               </w:rPr>
             </w:pPr>
             <w:r>
               <w:rPr>
                 <w:rFonts w:eastAsia="Times New Roman" w:cstheme="minorHAnsi"/>
+                <w:sz w:val="16"/>
+                <w:szCs w:val="16"/>
                 <w:lang w:eastAsia="en-IN"/>
               </w:rPr>
               <w:t>Diaper</w:t>
@@ -3999,14 +3531,19 @@
           </w:tcPr>
           <w:p>
             <w:pPr>
-              <w:rPr>
-                <w:rFonts w:eastAsia="Times New Roman" w:cstheme="minorHAnsi"/>
+              <w:jc w:val="both"/>
+              <w:rPr>
+                <w:rFonts w:eastAsia="Times New Roman" w:cstheme="minorHAnsi"/>
+                <w:sz w:val="16"/>
+                <w:szCs w:val="16"/>
                 <w:lang w:eastAsia="en-IN"/>
               </w:rPr>
             </w:pPr>
             <w:r>
               <w:rPr>
                 <w:rFonts w:eastAsia="Times New Roman" w:cstheme="minorHAnsi"/>
+                <w:sz w:val="16"/>
+                <w:szCs w:val="16"/>
                 <w:lang w:eastAsia="en-IN"/>
               </w:rPr>
               <w:t>4</w:t>
@@ -4025,14 +3562,19 @@
           </w:tcPr>
           <w:p>
             <w:pPr>
-              <w:rPr>
-                <w:rFonts w:eastAsia="Times New Roman" w:cstheme="minorHAnsi"/>
+              <w:jc w:val="both"/>
+              <w:rPr>
+                <w:rFonts w:eastAsia="Times New Roman" w:cstheme="minorHAnsi"/>
+                <w:sz w:val="16"/>
+                <w:szCs w:val="16"/>
                 <w:lang w:eastAsia="en-IN"/>
               </w:rPr>
             </w:pPr>
             <w:r>
               <w:rPr>
                 <w:rFonts w:eastAsia="Times New Roman" w:cstheme="minorHAnsi"/>
+                <w:sz w:val="16"/>
+                <w:szCs w:val="16"/>
                 <w:lang w:eastAsia="en-IN"/>
               </w:rPr>
               <w:t>Beer</w:t>
@@ -4046,14 +3588,19 @@
           </w:tcPr>
           <w:p>
             <w:pPr>
-              <w:rPr>
-                <w:rFonts w:eastAsia="Times New Roman" w:cstheme="minorHAnsi"/>
+              <w:jc w:val="both"/>
+              <w:rPr>
+                <w:rFonts w:eastAsia="Times New Roman" w:cstheme="minorHAnsi"/>
+                <w:sz w:val="16"/>
+                <w:szCs w:val="16"/>
                 <w:lang w:eastAsia="en-IN"/>
               </w:rPr>
             </w:pPr>
             <w:r>
               <w:rPr>
                 <w:rFonts w:eastAsia="Times New Roman" w:cstheme="minorHAnsi"/>
+                <w:sz w:val="16"/>
+                <w:szCs w:val="16"/>
                 <w:lang w:eastAsia="en-IN"/>
               </w:rPr>
               <w:t>3</w:t>
@@ -4064,9 +3611,12 @@
     </w:tbl>
     <w:p>
       <w:pPr>
-        <w:spacing w:before="100" w:beforeAutospacing="1" w:after="0" w:line="240" w:lineRule="auto"/>
-        <w:rPr>
-          <w:rFonts w:eastAsia="Times New Roman" w:cstheme="minorHAnsi"/>
+        <w:spacing w:after="0" w:line="240" w:lineRule="auto"/>
+        <w:jc w:val="both"/>
+        <w:rPr>
+          <w:rFonts w:eastAsia="Times New Roman" w:cstheme="minorHAnsi"/>
+          <w:sz w:val="16"/>
+          <w:szCs w:val="16"/>
           <w:lang w:eastAsia="en-IN"/>
         </w:rPr>
       </w:pPr>
@@ -4075,6 +3625,8 @@
           <w:rFonts w:eastAsia="Times New Roman" w:cstheme="minorHAnsi"/>
           <w:b/>
           <w:bCs/>
+          <w:sz w:val="16"/>
+          <w:szCs w:val="16"/>
           <w:lang w:eastAsia="en-IN"/>
         </w:rPr>
         <w:t>Step 2:</w:t>
@@ -4082,6 +3634,8 @@
       <w:r>
         <w:rPr>
           <w:rFonts w:eastAsia="Times New Roman" w:cstheme="minorHAnsi"/>
+          <w:sz w:val="16"/>
+          <w:szCs w:val="16"/>
           <w:lang w:eastAsia="en-IN"/>
         </w:rPr>
         <w:t xml:space="preserve"> Generate candidate 2-itemsets:</w:t>
@@ -4089,6 +3643,8 @@
       <w:r>
         <w:rPr>
           <w:rFonts w:eastAsia="Times New Roman" w:cstheme="minorHAnsi"/>
+          <w:sz w:val="16"/>
+          <w:szCs w:val="16"/>
           <w:lang w:eastAsia="en-IN"/>
         </w:rPr>
         <w:t xml:space="preserve"> </w:t>
@@ -4096,6 +3652,8 @@
       <w:r>
         <w:rPr>
           <w:rFonts w:eastAsia="Times New Roman" w:cstheme="minorHAnsi"/>
+          <w:sz w:val="16"/>
+          <w:szCs w:val="16"/>
           <w:lang w:eastAsia="en-IN"/>
         </w:rPr>
         <w:t>{Bread, Milk}, {Bread, Diaper}, {Bread, Beer}, {Milk, Diaper}, {Milk, Beer}, {Diaper, Beer}</w:t>
@@ -4104,9 +3662,12 @@
     <w:p>
       <w:pPr>
         <w:spacing w:after="0" w:line="240" w:lineRule="auto"/>
+        <w:jc w:val="both"/>
         <w:rPr>
           <w:rFonts w:eastAsia="Times New Roman" w:cstheme="minorHAnsi"/>
           <w:b/>
+          <w:sz w:val="16"/>
+          <w:szCs w:val="16"/>
           <w:lang w:eastAsia="en-IN"/>
         </w:rPr>
       </w:pPr>
@@ -4114,6 +3675,8 @@
         <w:rPr>
           <w:rFonts w:eastAsia="Times New Roman" w:cstheme="minorHAnsi"/>
           <w:b/>
+          <w:sz w:val="16"/>
+          <w:szCs w:val="16"/>
           <w:lang w:eastAsia="en-IN"/>
         </w:rPr>
         <w:t>Count support and select those ≥ 3.</w:t>
@@ -4126,14 +3689,19 @@
           <w:numId w:val="7"/>
         </w:numPr>
         <w:spacing w:after="0" w:line="240" w:lineRule="auto"/>
-        <w:rPr>
-          <w:rFonts w:eastAsia="Times New Roman" w:cstheme="minorHAnsi"/>
-          <w:lang w:eastAsia="en-IN"/>
-        </w:rPr>
-      </w:pPr>
-      <w:r>
-        <w:rPr>
-          <w:rFonts w:eastAsia="Times New Roman" w:cstheme="minorHAnsi"/>
+        <w:jc w:val="both"/>
+        <w:rPr>
+          <w:rFonts w:eastAsia="Times New Roman" w:cstheme="minorHAnsi"/>
+          <w:sz w:val="16"/>
+          <w:szCs w:val="16"/>
+          <w:lang w:eastAsia="en-IN"/>
+        </w:rPr>
+      </w:pPr>
+      <w:r>
+        <w:rPr>
+          <w:rFonts w:eastAsia="Times New Roman" w:cstheme="minorHAnsi"/>
+          <w:sz w:val="16"/>
+          <w:szCs w:val="16"/>
           <w:lang w:eastAsia="en-IN"/>
         </w:rPr>
         <w:t>{Bread, Milk} = 3</w:t>
@@ -4145,15 +3713,20 @@
           <w:ilvl w:val="0"/>
           <w:numId w:val="7"/>
         </w:numPr>
-        <w:spacing w:before="100" w:beforeAutospacing="1" w:after="100" w:afterAutospacing="1" w:line="240" w:lineRule="auto"/>
-        <w:rPr>
-          <w:rFonts w:eastAsia="Times New Roman" w:cstheme="minorHAnsi"/>
-          <w:lang w:eastAsia="en-IN"/>
-        </w:rPr>
-      </w:pPr>
-      <w:r>
-        <w:rPr>
-          <w:rFonts w:eastAsia="Times New Roman" w:cstheme="minorHAnsi"/>
+        <w:spacing w:after="0" w:line="240" w:lineRule="auto"/>
+        <w:jc w:val="both"/>
+        <w:rPr>
+          <w:rFonts w:eastAsia="Times New Roman" w:cstheme="minorHAnsi"/>
+          <w:sz w:val="16"/>
+          <w:szCs w:val="16"/>
+          <w:lang w:eastAsia="en-IN"/>
+        </w:rPr>
+      </w:pPr>
+      <w:r>
+        <w:rPr>
+          <w:rFonts w:eastAsia="Times New Roman" w:cstheme="minorHAnsi"/>
+          <w:sz w:val="16"/>
+          <w:szCs w:val="16"/>
           <w:lang w:eastAsia="en-IN"/>
         </w:rPr>
         <w:t>{Bread, Diaper} = 3</w:t>
@@ -4165,15 +3738,20 @@
           <w:ilvl w:val="0"/>
           <w:numId w:val="7"/>
         </w:numPr>
-        <w:spacing w:before="100" w:beforeAutospacing="1" w:after="100" w:afterAutospacing="1" w:line="240" w:lineRule="auto"/>
-        <w:rPr>
-          <w:rFonts w:eastAsia="Times New Roman" w:cstheme="minorHAnsi"/>
-          <w:lang w:eastAsia="en-IN"/>
-        </w:rPr>
-      </w:pPr>
-      <w:r>
-        <w:rPr>
-          <w:rFonts w:eastAsia="Times New Roman" w:cstheme="minorHAnsi"/>
+        <w:spacing w:after="0" w:line="240" w:lineRule="auto"/>
+        <w:jc w:val="both"/>
+        <w:rPr>
+          <w:rFonts w:eastAsia="Times New Roman" w:cstheme="minorHAnsi"/>
+          <w:sz w:val="16"/>
+          <w:szCs w:val="16"/>
+          <w:lang w:eastAsia="en-IN"/>
+        </w:rPr>
+      </w:pPr>
+      <w:r>
+        <w:rPr>
+          <w:rFonts w:eastAsia="Times New Roman" w:cstheme="minorHAnsi"/>
+          <w:sz w:val="16"/>
+          <w:szCs w:val="16"/>
           <w:lang w:eastAsia="en-IN"/>
         </w:rPr>
         <w:t>{Milk, Diaper} = 3</w:t>
@@ -4185,15 +3763,20 @@
           <w:ilvl w:val="0"/>
           <w:numId w:val="7"/>
         </w:numPr>
-        <w:spacing w:before="100" w:beforeAutospacing="1" w:after="100" w:afterAutospacing="1" w:line="240" w:lineRule="auto"/>
-        <w:rPr>
-          <w:rFonts w:eastAsia="Times New Roman" w:cstheme="minorHAnsi"/>
-          <w:lang w:eastAsia="en-IN"/>
-        </w:rPr>
-      </w:pPr>
-      <w:r>
-        <w:rPr>
-          <w:rFonts w:eastAsia="Times New Roman" w:cstheme="minorHAnsi"/>
+        <w:spacing w:after="0" w:line="240" w:lineRule="auto"/>
+        <w:jc w:val="both"/>
+        <w:rPr>
+          <w:rFonts w:eastAsia="Times New Roman" w:cstheme="minorHAnsi"/>
+          <w:sz w:val="16"/>
+          <w:szCs w:val="16"/>
+          <w:lang w:eastAsia="en-IN"/>
+        </w:rPr>
+      </w:pPr>
+      <w:r>
+        <w:rPr>
+          <w:rFonts w:eastAsia="Times New Roman" w:cstheme="minorHAnsi"/>
+          <w:sz w:val="16"/>
+          <w:szCs w:val="16"/>
           <w:lang w:eastAsia="en-IN"/>
         </w:rPr>
         <w:t>{Diaper, Beer} = 3</w:t>
@@ -4205,15 +3788,20 @@
           <w:ilvl w:val="0"/>
           <w:numId w:val="7"/>
         </w:numPr>
-        <w:spacing w:before="100" w:beforeAutospacing="1" w:after="100" w:afterAutospacing="1" w:line="240" w:lineRule="auto"/>
-        <w:rPr>
-          <w:rFonts w:eastAsia="Times New Roman" w:cstheme="minorHAnsi"/>
-          <w:lang w:eastAsia="en-IN"/>
-        </w:rPr>
-      </w:pPr>
-      <w:r>
-        <w:rPr>
-          <w:rFonts w:eastAsia="Times New Roman" w:cstheme="minorHAnsi"/>
+        <w:spacing w:after="0" w:line="240" w:lineRule="auto"/>
+        <w:jc w:val="both"/>
+        <w:rPr>
+          <w:rFonts w:eastAsia="Times New Roman" w:cstheme="minorHAnsi"/>
+          <w:sz w:val="16"/>
+          <w:szCs w:val="16"/>
+          <w:lang w:eastAsia="en-IN"/>
+        </w:rPr>
+      </w:pPr>
+      <w:r>
+        <w:rPr>
+          <w:rFonts w:eastAsia="Times New Roman" w:cstheme="minorHAnsi"/>
+          <w:sz w:val="16"/>
+          <w:szCs w:val="16"/>
           <w:lang w:eastAsia="en-IN"/>
         </w:rPr>
         <w:t>Others less than 3 → pruned</w:t>
@@ -4221,9 +3809,12 @@
     </w:p>
     <w:p>
       <w:pPr>
-        <w:spacing w:before="100" w:beforeAutospacing="1" w:after="0" w:line="240" w:lineRule="auto"/>
-        <w:rPr>
-          <w:rFonts w:eastAsia="Times New Roman" w:cstheme="minorHAnsi"/>
+        <w:spacing w:after="0" w:line="240" w:lineRule="auto"/>
+        <w:jc w:val="both"/>
+        <w:rPr>
+          <w:rFonts w:eastAsia="Times New Roman" w:cstheme="minorHAnsi"/>
+          <w:sz w:val="16"/>
+          <w:szCs w:val="16"/>
           <w:lang w:eastAsia="en-IN"/>
         </w:rPr>
       </w:pPr>
@@ -4232,6 +3823,8 @@
           <w:rFonts w:eastAsia="Times New Roman" w:cstheme="minorHAnsi"/>
           <w:b/>
           <w:bCs/>
+          <w:sz w:val="16"/>
+          <w:szCs w:val="16"/>
           <w:lang w:eastAsia="en-IN"/>
         </w:rPr>
         <w:t>Step 3:</w:t>
@@ -4239,6 +3832,8 @@
       <w:r>
         <w:rPr>
           <w:rFonts w:eastAsia="Times New Roman" w:cstheme="minorHAnsi"/>
+          <w:sz w:val="16"/>
+          <w:szCs w:val="16"/>
           <w:lang w:eastAsia="en-IN"/>
         </w:rPr>
         <w:t xml:space="preserve"> Generate candidate 3-itemsets from frequent 2-itemsets:</w:t>
@@ -4246,6 +3841,8 @@
       <w:r>
         <w:rPr>
           <w:rFonts w:eastAsia="Times New Roman" w:cstheme="minorHAnsi"/>
+          <w:sz w:val="16"/>
+          <w:szCs w:val="16"/>
           <w:lang w:eastAsia="en-IN"/>
         </w:rPr>
         <w:t xml:space="preserve"> </w:t>
@@ -4253,17 +3850,42 @@
       <w:r>
         <w:rPr>
           <w:rFonts w:eastAsia="Times New Roman" w:cstheme="minorHAnsi"/>
-          <w:lang w:eastAsia="en-IN"/>
-        </w:rPr>
-        <w:t>{Bread, Milk, Diaper}, {Milk, Diaper, Beer}, {Bread, Diaper, Beer}</w:t>
+          <w:sz w:val="16"/>
+          <w:szCs w:val="16"/>
+          <w:lang w:eastAsia="en-IN"/>
+        </w:rPr>
+        <w:t xml:space="preserve">{Bread, Milk, </w:t>
+      </w:r>
+      <w:proofErr w:type="gramStart"/>
+      <w:r>
+        <w:rPr>
+          <w:rFonts w:eastAsia="Times New Roman" w:cstheme="minorHAnsi"/>
+          <w:sz w:val="16"/>
+          <w:szCs w:val="16"/>
+          <w:lang w:eastAsia="en-IN"/>
+        </w:rPr>
+        <w:t>Diaper</w:t>
+      </w:r>
+      <w:proofErr w:type="gramEnd"/>
+      <w:r>
+        <w:rPr>
+          <w:rFonts w:eastAsia="Times New Roman" w:cstheme="minorHAnsi"/>
+          <w:sz w:val="16"/>
+          <w:szCs w:val="16"/>
+          <w:lang w:eastAsia="en-IN"/>
+        </w:rPr>
+        <w:t>}, {Milk, Diaper, Beer}, {Bread, Diaper, Beer}</w:t>
       </w:r>
     </w:p>
     <w:p>
       <w:pPr>
         <w:spacing w:after="0" w:line="240" w:lineRule="auto"/>
+        <w:jc w:val="both"/>
         <w:rPr>
           <w:rFonts w:eastAsia="Times New Roman" w:cstheme="minorHAnsi"/>
           <w:b/>
+          <w:sz w:val="16"/>
+          <w:szCs w:val="16"/>
           <w:lang w:eastAsia="en-IN"/>
         </w:rPr>
       </w:pPr>
@@ -4271,6 +3893,8 @@
         <w:rPr>
           <w:rFonts w:eastAsia="Times New Roman" w:cstheme="minorHAnsi"/>
           <w:b/>
+          <w:sz w:val="16"/>
+          <w:szCs w:val="16"/>
           <w:lang w:eastAsia="en-IN"/>
         </w:rPr>
         <w:t>Count support:</w:t>
@@ -4283,17 +3907,33 @@
           <w:numId w:val="8"/>
         </w:numPr>
         <w:spacing w:after="0" w:line="240" w:lineRule="auto"/>
-        <w:rPr>
-          <w:rFonts w:eastAsia="Times New Roman" w:cstheme="minorHAnsi"/>
-          <w:lang w:eastAsia="en-IN"/>
-        </w:rPr>
-      </w:pPr>
-      <w:r>
-        <w:rPr>
-          <w:rFonts w:eastAsia="Times New Roman" w:cstheme="minorHAnsi"/>
-          <w:lang w:eastAsia="en-IN"/>
-        </w:rPr>
-        <w:t>{Bread, Milk, Diaper} = 2 (below 3, discard)</w:t>
+        <w:jc w:val="both"/>
+        <w:rPr>
+          <w:rFonts w:eastAsia="Times New Roman" w:cstheme="minorHAnsi"/>
+          <w:sz w:val="16"/>
+          <w:szCs w:val="16"/>
+          <w:lang w:eastAsia="en-IN"/>
+        </w:rPr>
+      </w:pPr>
+      <w:r>
+        <w:rPr>
+          <w:rFonts w:eastAsia="Times New Roman" w:cstheme="minorHAnsi"/>
+          <w:sz w:val="16"/>
+          <w:szCs w:val="16"/>
+          <w:lang w:eastAsia="en-IN"/>
+        </w:rPr>
+        <w:t>{Bread, Milk, Diaper} = 2 (b</w:t>
+      </w:r>
+      <w:bookmarkStart w:id="0" w:name="_GoBack"/>
+      <w:bookmarkEnd w:id="0"/>
+      <w:r>
+        <w:rPr>
+          <w:rFonts w:eastAsia="Times New Roman" w:cstheme="minorHAnsi"/>
+          <w:sz w:val="16"/>
+          <w:szCs w:val="16"/>
+          <w:lang w:eastAsia="en-IN"/>
+        </w:rPr>
+        <w:t>elow 3, discard)</w:t>
       </w:r>
     </w:p>
     <w:p>
@@ -4302,15 +3942,20 @@
           <w:ilvl w:val="0"/>
           <w:numId w:val="8"/>
         </w:numPr>
-        <w:spacing w:before="100" w:beforeAutospacing="1" w:after="100" w:afterAutospacing="1" w:line="240" w:lineRule="auto"/>
-        <w:rPr>
-          <w:rFonts w:eastAsia="Times New Roman" w:cstheme="minorHAnsi"/>
-          <w:lang w:eastAsia="en-IN"/>
-        </w:rPr>
-      </w:pPr>
-      <w:r>
-        <w:rPr>
-          <w:rFonts w:eastAsia="Times New Roman" w:cstheme="minorHAnsi"/>
+        <w:spacing w:after="0" w:line="240" w:lineRule="auto"/>
+        <w:jc w:val="both"/>
+        <w:rPr>
+          <w:rFonts w:eastAsia="Times New Roman" w:cstheme="minorHAnsi"/>
+          <w:sz w:val="16"/>
+          <w:szCs w:val="16"/>
+          <w:lang w:eastAsia="en-IN"/>
+        </w:rPr>
+      </w:pPr>
+      <w:r>
+        <w:rPr>
+          <w:rFonts w:eastAsia="Times New Roman" w:cstheme="minorHAnsi"/>
+          <w:sz w:val="16"/>
+          <w:szCs w:val="16"/>
           <w:lang w:eastAsia="en-IN"/>
         </w:rPr>
         <w:t>{Milk, Diaper, Beer} = 2 (discard)</w:t>
@@ -4322,15 +3967,20 @@
           <w:ilvl w:val="0"/>
           <w:numId w:val="8"/>
         </w:numPr>
-        <w:spacing w:before="100" w:beforeAutospacing="1" w:after="100" w:afterAutospacing="1" w:line="240" w:lineRule="auto"/>
-        <w:rPr>
-          <w:rFonts w:eastAsia="Times New Roman" w:cstheme="minorHAnsi"/>
-          <w:lang w:eastAsia="en-IN"/>
-        </w:rPr>
-      </w:pPr>
-      <w:r>
-        <w:rPr>
-          <w:rFonts w:eastAsia="Times New Roman" w:cstheme="minorHAnsi"/>
+        <w:spacing w:after="0" w:line="240" w:lineRule="auto"/>
+        <w:jc w:val="both"/>
+        <w:rPr>
+          <w:rFonts w:eastAsia="Times New Roman" w:cstheme="minorHAnsi"/>
+          <w:sz w:val="16"/>
+          <w:szCs w:val="16"/>
+          <w:lang w:eastAsia="en-IN"/>
+        </w:rPr>
+      </w:pPr>
+      <w:r>
+        <w:rPr>
+          <w:rFonts w:eastAsia="Times New Roman" w:cstheme="minorHAnsi"/>
+          <w:sz w:val="16"/>
+          <w:szCs w:val="16"/>
           <w:lang w:eastAsia="en-IN"/>
         </w:rPr>
         <w:t>{Bread, Diaper, Beer} = 2 (discard)</w:t>
@@ -4338,15 +3988,20 @@
     </w:p>
     <w:p>
       <w:pPr>
-        <w:spacing w:before="100" w:beforeAutospacing="1" w:after="100" w:afterAutospacing="1" w:line="240" w:lineRule="auto"/>
-        <w:rPr>
-          <w:rFonts w:eastAsia="Times New Roman" w:cstheme="minorHAnsi"/>
-          <w:lang w:eastAsia="en-IN"/>
-        </w:rPr>
-      </w:pPr>
-      <w:r>
-        <w:rPr>
-          <w:rFonts w:eastAsia="Times New Roman" w:cstheme="minorHAnsi"/>
+        <w:spacing w:after="0" w:line="240" w:lineRule="auto"/>
+        <w:jc w:val="both"/>
+        <w:rPr>
+          <w:rFonts w:eastAsia="Times New Roman" w:cstheme="minorHAnsi"/>
+          <w:sz w:val="16"/>
+          <w:szCs w:val="16"/>
+          <w:lang w:eastAsia="en-IN"/>
+        </w:rPr>
+      </w:pPr>
+      <w:r>
+        <w:rPr>
+          <w:rFonts w:eastAsia="Times New Roman" w:cstheme="minorHAnsi"/>
+          <w:sz w:val="16"/>
+          <w:szCs w:val="16"/>
           <w:lang w:eastAsia="en-IN"/>
         </w:rPr>
         <w:t>No frequent 3-itemsets.</w:t>
@@ -4354,22 +4009,139 @@
       <w:r>
         <w:rPr>
           <w:rFonts w:eastAsia="Times New Roman" w:cstheme="minorHAnsi"/>
+          <w:sz w:val="16"/>
+          <w:szCs w:val="16"/>
           <w:lang w:eastAsia="en-IN"/>
         </w:rPr>
         <w:pict>
-          <v:rect id="_x0000_i1029" style="width:0;height:1.5pt" o:hralign="center" o:hrstd="t" o:hr="t" fillcolor="#a0a0a0" stroked="f"/>
+          <v:rect id="_x0000_i1033" style="width:0;height:1.5pt" o:hralign="center" o:hrstd="t" o:hr="t" fillcolor="#a0a0a0" stroked="f"/>
         </w:pict>
       </w:r>
     </w:p>
     <w:p>
       <w:pPr>
-        <w:spacing w:before="100" w:beforeAutospacing="1" w:after="100" w:afterAutospacing="1" w:line="240" w:lineRule="auto"/>
-        <w:outlineLvl w:val="2"/>
+        <w:spacing w:after="0" w:line="240" w:lineRule="auto"/>
+        <w:jc w:val="both"/>
+        <w:rPr>
+          <w:rFonts w:eastAsia="Times New Roman" w:cstheme="minorHAnsi"/>
+          <w:sz w:val="16"/>
+          <w:szCs w:val="16"/>
+          <w:lang w:eastAsia="en-IN"/>
+        </w:rPr>
+      </w:pPr>
+      <w:r>
+        <w:rPr>
+          <w:rFonts w:eastAsia="Times New Roman" w:cstheme="minorHAnsi"/>
+          <w:b/>
+          <w:sz w:val="16"/>
+          <w:szCs w:val="16"/>
+          <w:highlight w:val="yellow"/>
+          <w:u w:val="single"/>
+          <w:lang w:eastAsia="en-IN"/>
+        </w:rPr>
+        <w:t>Association rule mining</w:t>
+      </w:r>
+      <w:r>
+        <w:rPr>
+          <w:rFonts w:eastAsia="Times New Roman" w:cstheme="minorHAnsi"/>
+          <w:sz w:val="16"/>
+          <w:szCs w:val="16"/>
+          <w:lang w:eastAsia="en-IN"/>
+        </w:rPr>
+        <w:t xml:space="preserve"> discovers interesting relationships, patterns, or correlations between sets of items in large datasets. An </w:t>
+      </w:r>
+      <w:r>
         <w:rPr>
           <w:rFonts w:eastAsia="Times New Roman" w:cstheme="minorHAnsi"/>
           <w:b/>
           <w:bCs/>
-          <w:u w:val="single"/>
+          <w:sz w:val="16"/>
+          <w:szCs w:val="16"/>
+          <w:lang w:eastAsia="en-IN"/>
+        </w:rPr>
+        <w:t>association rule</w:t>
+      </w:r>
+      <w:r>
+        <w:rPr>
+          <w:rFonts w:eastAsia="Times New Roman" w:cstheme="minorHAnsi"/>
+          <w:sz w:val="16"/>
+          <w:szCs w:val="16"/>
+          <w:lang w:eastAsia="en-IN"/>
+        </w:rPr>
+        <w:t xml:space="preserve"> is typically expressed as:</w:t>
+      </w:r>
+      <w:r>
+        <w:rPr>
+          <w:rFonts w:eastAsia="Times New Roman" w:cstheme="minorHAnsi"/>
+          <w:sz w:val="16"/>
+          <w:szCs w:val="16"/>
+          <w:lang w:eastAsia="en-IN"/>
+        </w:rPr>
+        <w:t xml:space="preserve"> </w:t>
+      </w:r>
+      <w:r>
+        <w:rPr>
+          <w:rFonts w:eastAsia="Times New Roman" w:cstheme="minorHAnsi"/>
+          <w:sz w:val="16"/>
+          <w:szCs w:val="16"/>
+          <w:lang w:eastAsia="en-IN"/>
+        </w:rPr>
+        <w:t>A</w:t>
+      </w:r>
+      <w:r>
+        <w:rPr>
+          <w:rFonts w:eastAsia="Times New Roman" w:cstheme="minorHAnsi"/>
+          <w:sz w:val="16"/>
+          <w:szCs w:val="16"/>
+          <w:lang w:eastAsia="en-IN"/>
+        </w:rPr>
+        <w:t xml:space="preserve"> </w:t>
+      </w:r>
+      <w:r>
+        <w:rPr>
+          <w:rFonts w:ascii="Cambria Math" w:eastAsia="Times New Roman" w:hAnsi="Cambria Math" w:cs="Cambria Math"/>
+          <w:sz w:val="16"/>
+          <w:szCs w:val="16"/>
+          <w:lang w:eastAsia="en-IN"/>
+        </w:rPr>
+        <w:t>⇒</w:t>
+      </w:r>
+      <w:r>
+        <w:rPr>
+          <w:rFonts w:ascii="Cambria Math" w:eastAsia="Times New Roman" w:hAnsi="Cambria Math" w:cs="Cambria Math"/>
+          <w:sz w:val="16"/>
+          <w:szCs w:val="16"/>
+          <w:lang w:eastAsia="en-IN"/>
+        </w:rPr>
+        <w:t xml:space="preserve"> </w:t>
+      </w:r>
+      <w:r>
+        <w:rPr>
+          <w:rFonts w:eastAsia="Times New Roman" w:cstheme="minorHAnsi"/>
+          <w:sz w:val="16"/>
+          <w:szCs w:val="16"/>
+          <w:lang w:eastAsia="en-IN"/>
+        </w:rPr>
+        <w:t>B</w:t>
+      </w:r>
+      <w:r>
+        <w:rPr>
+          <w:rFonts w:eastAsia="Times New Roman" w:cstheme="minorHAnsi"/>
+          <w:sz w:val="16"/>
+          <w:szCs w:val="16"/>
+          <w:lang w:eastAsia="en-IN"/>
+        </w:rPr>
+        <w:t>.</w:t>
+      </w:r>
+    </w:p>
+    <w:p>
+      <w:pPr>
+        <w:spacing w:after="0" w:line="240" w:lineRule="auto"/>
+        <w:jc w:val="both"/>
+        <w:rPr>
+          <w:rFonts w:eastAsia="Times New Roman" w:cstheme="minorHAnsi"/>
+          <w:sz w:val="16"/>
+          <w:szCs w:val="16"/>
           <w:lang w:eastAsia="en-IN"/>
         </w:rPr>
       </w:pPr>
@@ -4378,199 +4150,8 @@
           <w:rFonts w:eastAsia="Times New Roman" w:cstheme="minorHAnsi"/>
           <w:b/>
           <w:bCs/>
-          <w:highlight w:val="yellow"/>
-          <w:u w:val="single"/>
-          <w:lang w:eastAsia="en-IN"/>
-        </w:rPr>
-        <w:t>Q5. What is Association Rule? What Are the Applications of Association Rule Mining?</w:t>
-      </w:r>
-    </w:p>
-    <w:p>
-      <w:pPr>
-        <w:spacing w:before="100" w:beforeAutospacing="1" w:after="100" w:afterAutospacing="1" w:line="240" w:lineRule="auto"/>
-        <w:rPr>
-          <w:rFonts w:eastAsia="Times New Roman" w:cstheme="minorHAnsi"/>
-          <w:lang w:eastAsia="en-IN"/>
-        </w:rPr>
-      </w:pPr>
-      <w:r>
-        <w:rPr>
-          <w:rFonts w:eastAsia="Times New Roman" w:cstheme="minorHAnsi"/>
-          <w:lang w:eastAsia="en-IN"/>
-        </w:rPr>
-        <w:t xml:space="preserve">Association rule mining discovers interesting relationships, patterns, or correlations between sets of items in large datasets. An </w:t>
-      </w:r>
-      <w:r>
-        <w:rPr>
-          <w:rFonts w:eastAsia="Times New Roman" w:cstheme="minorHAnsi"/>
-          <w:b/>
-          <w:bCs/>
-          <w:lang w:eastAsia="en-IN"/>
-        </w:rPr>
-        <w:t>association rule</w:t>
-      </w:r>
-      <w:r>
-        <w:rPr>
-          <w:rFonts w:eastAsia="Times New Roman" w:cstheme="minorHAnsi"/>
-          <w:lang w:eastAsia="en-IN"/>
-        </w:rPr>
-        <w:t xml:space="preserve"> is typically expressed as:</w:t>
-      </w:r>
-      <w:r>
-        <w:rPr>
-          <w:rFonts w:eastAsia="Times New Roman" w:cstheme="minorHAnsi"/>
-          <w:lang w:eastAsia="en-IN"/>
-        </w:rPr>
-        <w:t xml:space="preserve"> </w:t>
-      </w:r>
-      <w:r>
-        <w:rPr>
-          <w:rFonts w:eastAsia="Times New Roman" w:cstheme="minorHAnsi"/>
-          <w:lang w:eastAsia="en-IN"/>
-        </w:rPr>
-        <w:t>A</w:t>
-      </w:r>
-      <w:r>
-        <w:rPr>
-          <w:rFonts w:eastAsia="Times New Roman" w:cstheme="minorHAnsi"/>
-          <w:lang w:eastAsia="en-IN"/>
-        </w:rPr>
-        <w:t xml:space="preserve"> </w:t>
-      </w:r>
-      <w:r>
-        <w:rPr>
-          <w:rFonts w:ascii="Cambria Math" w:eastAsia="Times New Roman" w:hAnsi="Cambria Math" w:cs="Cambria Math"/>
-          <w:lang w:eastAsia="en-IN"/>
-        </w:rPr>
-        <w:t>⇒</w:t>
-      </w:r>
-      <w:r>
-        <w:rPr>
-          <w:rFonts w:ascii="Cambria Math" w:eastAsia="Times New Roman" w:hAnsi="Cambria Math" w:cs="Cambria Math"/>
-          <w:lang w:eastAsia="en-IN"/>
-        </w:rPr>
-        <w:t xml:space="preserve"> </w:t>
-      </w:r>
-      <w:r>
-        <w:rPr>
-          <w:rFonts w:eastAsia="Times New Roman" w:cstheme="minorHAnsi"/>
-          <w:lang w:eastAsia="en-IN"/>
-        </w:rPr>
-        <w:t>B</w:t>
-      </w:r>
-    </w:p>
-    <w:p>
-      <w:pPr>
-        <w:spacing w:before="100" w:beforeAutospacing="1" w:after="100" w:afterAutospacing="1" w:line="240" w:lineRule="auto"/>
-        <w:rPr>
-          <w:rFonts w:eastAsia="Times New Roman" w:cstheme="minorHAnsi"/>
-          <w:lang w:eastAsia="en-IN"/>
-        </w:rPr>
-      </w:pPr>
-      <w:r>
-        <w:rPr>
-          <w:rFonts w:eastAsia="Times New Roman" w:cstheme="minorHAnsi"/>
-          <w:lang w:eastAsia="en-IN"/>
-        </w:rPr>
-        <w:t xml:space="preserve">where A and </w:t>
-      </w:r>
-      <w:r>
-        <w:rPr>
-          <w:rFonts w:eastAsia="Times New Roman" w:cstheme="minorHAnsi"/>
-          <w:lang w:eastAsia="en-IN"/>
-        </w:rPr>
-        <w:t xml:space="preserve">B are disjoint </w:t>
-      </w:r>
-      <w:proofErr w:type="spellStart"/>
-      <w:r>
-        <w:rPr>
-          <w:rFonts w:eastAsia="Times New Roman" w:cstheme="minorHAnsi"/>
-          <w:lang w:eastAsia="en-IN"/>
-        </w:rPr>
-        <w:t>itemsets</w:t>
-      </w:r>
-      <w:proofErr w:type="spellEnd"/>
-      <w:r>
-        <w:rPr>
-          <w:rFonts w:eastAsia="Times New Roman" w:cstheme="minorHAnsi"/>
-          <w:lang w:eastAsia="en-IN"/>
-        </w:rPr>
-        <w:t>. The rule implie</w:t>
-      </w:r>
-      <w:r>
-        <w:rPr>
-          <w:rFonts w:eastAsia="Times New Roman" w:cstheme="minorHAnsi"/>
-          <w:lang w:eastAsia="en-IN"/>
-        </w:rPr>
-        <w:t xml:space="preserve">s that the presence of </w:t>
-      </w:r>
-      <w:proofErr w:type="spellStart"/>
-      <w:r>
-        <w:rPr>
-          <w:rFonts w:eastAsia="Times New Roman" w:cstheme="minorHAnsi"/>
-          <w:lang w:eastAsia="en-IN"/>
-        </w:rPr>
-        <w:t>itemset</w:t>
-      </w:r>
-      <w:proofErr w:type="spellEnd"/>
-      <w:r>
-        <w:rPr>
-          <w:rFonts w:eastAsia="Times New Roman" w:cstheme="minorHAnsi"/>
-          <w:lang w:eastAsia="en-IN"/>
-        </w:rPr>
-        <w:t xml:space="preserve"> </w:t>
-      </w:r>
-      <w:r>
-        <w:rPr>
-          <w:rFonts w:eastAsia="Times New Roman" w:cstheme="minorHAnsi"/>
-          <w:lang w:eastAsia="en-IN"/>
-        </w:rPr>
-        <w:t>A in a transaction suggests t</w:t>
-      </w:r>
-      <w:r>
-        <w:rPr>
-          <w:rFonts w:eastAsia="Times New Roman" w:cstheme="minorHAnsi"/>
-          <w:lang w:eastAsia="en-IN"/>
-        </w:rPr>
-        <w:t xml:space="preserve">he likely presence of </w:t>
-      </w:r>
-      <w:proofErr w:type="spellStart"/>
-      <w:r>
-        <w:rPr>
-          <w:rFonts w:eastAsia="Times New Roman" w:cstheme="minorHAnsi"/>
-          <w:lang w:eastAsia="en-IN"/>
-        </w:rPr>
-        <w:t>itemset</w:t>
-      </w:r>
-      <w:proofErr w:type="spellEnd"/>
-      <w:r>
-        <w:rPr>
-          <w:rFonts w:eastAsia="Times New Roman" w:cstheme="minorHAnsi"/>
-          <w:lang w:eastAsia="en-IN"/>
-        </w:rPr>
-        <w:t xml:space="preserve"> B</w:t>
-      </w:r>
-      <w:r>
-        <w:rPr>
-          <w:rFonts w:eastAsia="Times New Roman" w:cstheme="minorHAnsi"/>
-          <w:lang w:eastAsia="en-IN"/>
-        </w:rPr>
-        <w:t>.</w:t>
-      </w:r>
-    </w:p>
-    <w:p>
-      <w:pPr>
-        <w:spacing w:after="0" w:line="240" w:lineRule="auto"/>
-        <w:rPr>
-          <w:rFonts w:eastAsia="Times New Roman" w:cstheme="minorHAnsi"/>
-          <w:lang w:eastAsia="en-IN"/>
-        </w:rPr>
-      </w:pPr>
-      <w:r>
-        <w:rPr>
-          <w:rFonts w:eastAsia="Times New Roman" w:cstheme="minorHAnsi"/>
-          <w:b/>
-          <w:bCs/>
+          <w:sz w:val="16"/>
+          <w:szCs w:val="16"/>
           <w:lang w:eastAsia="en-IN"/>
         </w:rPr>
         <w:t>Key Measures of Association Rules:</w:t>
@@ -4583,8 +4164,11 @@
           <w:numId w:val="9"/>
         </w:numPr>
         <w:spacing w:after="0" w:line="240" w:lineRule="auto"/>
-        <w:rPr>
-          <w:rFonts w:eastAsia="Times New Roman" w:cstheme="minorHAnsi"/>
+        <w:jc w:val="both"/>
+        <w:rPr>
+          <w:rFonts w:eastAsia="Times New Roman" w:cstheme="minorHAnsi"/>
+          <w:sz w:val="16"/>
+          <w:szCs w:val="16"/>
           <w:lang w:eastAsia="en-IN"/>
         </w:rPr>
       </w:pPr>
@@ -4593,6 +4177,8 @@
           <w:rFonts w:eastAsia="Times New Roman" w:cstheme="minorHAnsi"/>
           <w:b/>
           <w:bCs/>
+          <w:sz w:val="16"/>
+          <w:szCs w:val="16"/>
           <w:lang w:eastAsia="en-IN"/>
         </w:rPr>
         <w:t>Support:</w:t>
@@ -4600,6 +4186,8 @@
       <w:r>
         <w:rPr>
           <w:rFonts w:eastAsia="Times New Roman" w:cstheme="minorHAnsi"/>
+          <w:sz w:val="16"/>
+          <w:szCs w:val="16"/>
           <w:lang w:eastAsia="en-IN"/>
         </w:rPr>
         <w:t xml:space="preserve"> </w:t>
@@ -4607,13 +4195,17 @@
       <w:r>
         <w:rPr>
           <w:rFonts w:eastAsia="Times New Roman" w:cstheme="minorHAnsi"/>
-          <w:lang w:eastAsia="en-IN"/>
-        </w:rPr>
-        <w:t>The proportion of trans</w:t>
-      </w:r>
-      <w:r>
-        <w:rPr>
-          <w:rFonts w:eastAsia="Times New Roman" w:cstheme="minorHAnsi"/>
+          <w:sz w:val="16"/>
+          <w:szCs w:val="16"/>
+          <w:lang w:eastAsia="en-IN"/>
+        </w:rPr>
+        <w:t>proportion of trans</w:t>
+      </w:r>
+      <w:r>
+        <w:rPr>
+          <w:rFonts w:eastAsia="Times New Roman" w:cstheme="minorHAnsi"/>
+          <w:sz w:val="16"/>
+          <w:szCs w:val="16"/>
           <w:lang w:eastAsia="en-IN"/>
         </w:rPr>
         <w:t xml:space="preserve">actions containing both A and </w:t>
@@ -4621,6 +4213,8 @@
       <w:r>
         <w:rPr>
           <w:rFonts w:eastAsia="Times New Roman" w:cstheme="minorHAnsi"/>
+          <w:sz w:val="16"/>
+          <w:szCs w:val="16"/>
           <w:lang w:eastAsia="en-IN"/>
         </w:rPr>
         <w:t>B.</w:t>
@@ -4630,21 +4224,39 @@
       <w:pPr>
         <w:spacing w:after="0" w:line="240" w:lineRule="auto"/>
         <w:ind w:left="720"/>
-        <w:rPr>
-          <w:rFonts w:eastAsia="Times New Roman" w:cstheme="minorHAnsi"/>
-          <w:lang w:eastAsia="en-IN"/>
-        </w:rPr>
-      </w:pPr>
-      <w:r>
-        <w:rPr>
-          <w:rFonts w:eastAsia="Times New Roman" w:cstheme="minorHAnsi"/>
-          <w:lang w:eastAsia="en-IN"/>
-        </w:rPr>
-        <w:t>Support(A</w:t>
-      </w:r>
-      <w:r>
-        <w:rPr>
-          <w:rFonts w:eastAsia="Times New Roman" w:cstheme="minorHAnsi"/>
+        <w:jc w:val="both"/>
+        <w:rPr>
+          <w:rFonts w:eastAsia="Times New Roman" w:cstheme="minorHAnsi"/>
+          <w:sz w:val="16"/>
+          <w:szCs w:val="16"/>
+          <w:lang w:eastAsia="en-IN"/>
+        </w:rPr>
+      </w:pPr>
+      <w:proofErr w:type="gramStart"/>
+      <w:r>
+        <w:rPr>
+          <w:rFonts w:eastAsia="Times New Roman" w:cstheme="minorHAnsi"/>
+          <w:sz w:val="16"/>
+          <w:szCs w:val="16"/>
+          <w:lang w:eastAsia="en-IN"/>
+        </w:rPr>
+        <w:t>Support(</w:t>
+      </w:r>
+      <w:proofErr w:type="gramEnd"/>
+      <w:r>
+        <w:rPr>
+          <w:rFonts w:eastAsia="Times New Roman" w:cstheme="minorHAnsi"/>
+          <w:sz w:val="16"/>
+          <w:szCs w:val="16"/>
+          <w:lang w:eastAsia="en-IN"/>
+        </w:rPr>
+        <w:t>A</w:t>
+      </w:r>
+      <w:r>
+        <w:rPr>
+          <w:rFonts w:eastAsia="Times New Roman" w:cstheme="minorHAnsi"/>
+          <w:sz w:val="16"/>
+          <w:szCs w:val="16"/>
           <w:lang w:eastAsia="en-IN"/>
         </w:rPr>
         <w:t xml:space="preserve"> </w:t>
@@ -4652,6 +4264,8 @@
       <w:r>
         <w:rPr>
           <w:rFonts w:ascii="Cambria Math" w:eastAsia="Times New Roman" w:hAnsi="Cambria Math" w:cs="Cambria Math"/>
+          <w:sz w:val="16"/>
+          <w:szCs w:val="16"/>
           <w:lang w:eastAsia="en-IN"/>
         </w:rPr>
         <w:t>⇒</w:t>
@@ -4659,6 +4273,8 @@
       <w:r>
         <w:rPr>
           <w:rFonts w:ascii="Cambria Math" w:eastAsia="Times New Roman" w:hAnsi="Cambria Math" w:cs="Cambria Math"/>
+          <w:sz w:val="16"/>
+          <w:szCs w:val="16"/>
           <w:lang w:eastAsia="en-IN"/>
         </w:rPr>
         <w:t xml:space="preserve"> </w:t>
@@ -4666,6 +4282,8 @@
       <w:r>
         <w:rPr>
           <w:rFonts w:eastAsia="Times New Roman" w:cstheme="minorHAnsi"/>
+          <w:sz w:val="16"/>
+          <w:szCs w:val="16"/>
           <w:lang w:eastAsia="en-IN"/>
         </w:rPr>
         <w:t>B)</w:t>
@@ -4673,6 +4291,8 @@
       <w:r>
         <w:rPr>
           <w:rFonts w:eastAsia="Times New Roman" w:cstheme="minorHAnsi"/>
+          <w:sz w:val="16"/>
+          <w:szCs w:val="16"/>
           <w:lang w:eastAsia="en-IN"/>
         </w:rPr>
         <w:t xml:space="preserve"> </w:t>
@@ -4680,6 +4300,8 @@
       <w:r>
         <w:rPr>
           <w:rFonts w:eastAsia="Times New Roman" w:cstheme="minorHAnsi"/>
+          <w:sz w:val="16"/>
+          <w:szCs w:val="16"/>
           <w:lang w:eastAsia="en-IN"/>
         </w:rPr>
         <w:t>=</w:t>
@@ -4687,6 +4309,8 @@
       <w:r>
         <w:rPr>
           <w:rFonts w:eastAsia="Times New Roman" w:cstheme="minorHAnsi"/>
+          <w:sz w:val="16"/>
+          <w:szCs w:val="16"/>
           <w:lang w:eastAsia="en-IN"/>
         </w:rPr>
         <w:t xml:space="preserve"> </w:t>
@@ -4694,6 +4318,8 @@
       <w:r>
         <w:rPr>
           <w:rFonts w:eastAsia="Times New Roman" w:cstheme="minorHAnsi"/>
+          <w:sz w:val="16"/>
+          <w:szCs w:val="16"/>
           <w:lang w:eastAsia="en-IN"/>
         </w:rPr>
         <w:t>Count(A</w:t>
@@ -4701,6 +4327,8 @@
       <w:r>
         <w:rPr>
           <w:rFonts w:eastAsia="Times New Roman" w:cstheme="minorHAnsi"/>
+          <w:sz w:val="16"/>
+          <w:szCs w:val="16"/>
           <w:lang w:eastAsia="en-IN"/>
         </w:rPr>
         <w:t xml:space="preserve"> </w:t>
@@ -4708,6 +4336,8 @@
       <w:r>
         <w:rPr>
           <w:rFonts w:ascii="Cambria Math" w:eastAsia="Times New Roman" w:hAnsi="Cambria Math" w:cs="Cambria Math"/>
+          <w:sz w:val="16"/>
+          <w:szCs w:val="16"/>
           <w:lang w:eastAsia="en-IN"/>
         </w:rPr>
         <w:t>∪</w:t>
@@ -4715,6 +4345,8 @@
       <w:r>
         <w:rPr>
           <w:rFonts w:ascii="Cambria Math" w:eastAsia="Times New Roman" w:hAnsi="Cambria Math" w:cs="Cambria Math"/>
+          <w:sz w:val="16"/>
+          <w:szCs w:val="16"/>
           <w:lang w:eastAsia="en-IN"/>
         </w:rPr>
         <w:t xml:space="preserve"> </w:t>
@@ -4722,6 +4354,8 @@
       <w:r>
         <w:rPr>
           <w:rFonts w:eastAsia="Times New Roman" w:cstheme="minorHAnsi"/>
+          <w:sz w:val="16"/>
+          <w:szCs w:val="16"/>
           <w:lang w:eastAsia="en-IN"/>
         </w:rPr>
         <w:t>B)</w:t>
@@ -4729,6 +4363,8 @@
       <w:r>
         <w:rPr>
           <w:rFonts w:eastAsia="Times New Roman" w:cstheme="minorHAnsi"/>
+          <w:sz w:val="16"/>
+          <w:szCs w:val="16"/>
           <w:lang w:eastAsia="en-IN"/>
         </w:rPr>
         <w:t xml:space="preserve"> /</w:t>
@@ -4736,6 +4372,8 @@
       <w:r>
         <w:rPr>
           <w:rFonts w:eastAsia="Times New Roman" w:cstheme="minorHAnsi"/>
+          <w:sz w:val="16"/>
+          <w:szCs w:val="16"/>
           <w:lang w:eastAsia="en-IN"/>
         </w:rPr>
         <w:t xml:space="preserve"> </w:t>
@@ -4743,6 +4381,8 @@
       <w:r>
         <w:rPr>
           <w:rFonts w:eastAsia="Times New Roman" w:cstheme="minorHAnsi"/>
+          <w:sz w:val="16"/>
+          <w:szCs w:val="16"/>
           <w:lang w:eastAsia="en-IN"/>
         </w:rPr>
         <w:t xml:space="preserve">Total Transactions </w:t>
@@ -4755,8 +4395,11 @@
           <w:numId w:val="9"/>
         </w:numPr>
         <w:spacing w:after="0" w:line="240" w:lineRule="auto"/>
-        <w:rPr>
-          <w:rFonts w:eastAsia="Times New Roman" w:cstheme="minorHAnsi"/>
+        <w:jc w:val="both"/>
+        <w:rPr>
+          <w:rFonts w:eastAsia="Times New Roman" w:cstheme="minorHAnsi"/>
+          <w:sz w:val="16"/>
+          <w:szCs w:val="16"/>
           <w:lang w:eastAsia="en-IN"/>
         </w:rPr>
       </w:pPr>
@@ -4765,6 +4408,8 @@
           <w:rFonts w:eastAsia="Times New Roman" w:cstheme="minorHAnsi"/>
           <w:b/>
           <w:bCs/>
+          <w:sz w:val="16"/>
+          <w:szCs w:val="16"/>
           <w:lang w:eastAsia="en-IN"/>
         </w:rPr>
         <w:t>Confidence:</w:t>
@@ -4772,6 +4417,8 @@
       <w:r>
         <w:rPr>
           <w:rFonts w:eastAsia="Times New Roman" w:cstheme="minorHAnsi"/>
+          <w:sz w:val="16"/>
+          <w:szCs w:val="16"/>
           <w:lang w:eastAsia="en-IN"/>
         </w:rPr>
         <w:t xml:space="preserve"> </w:t>
@@ -4779,30 +4426,68 @@
       <w:r>
         <w:rPr>
           <w:rFonts w:eastAsia="Times New Roman" w:cstheme="minorHAnsi"/>
-          <w:lang w:eastAsia="en-IN"/>
-        </w:rPr>
-        <w:t>The likelihood that BB appears in transactions containing AA.</w:t>
+          <w:sz w:val="16"/>
+          <w:szCs w:val="16"/>
+          <w:lang w:eastAsia="en-IN"/>
+        </w:rPr>
+        <w:t>likelihood that B</w:t>
+      </w:r>
+      <w:r>
+        <w:rPr>
+          <w:rFonts w:eastAsia="Times New Roman" w:cstheme="minorHAnsi"/>
+          <w:sz w:val="16"/>
+          <w:szCs w:val="16"/>
+          <w:lang w:eastAsia="en-IN"/>
+        </w:rPr>
+        <w:t xml:space="preserve"> appear</w:t>
+      </w:r>
+      <w:r>
+        <w:rPr>
+          <w:rFonts w:eastAsia="Times New Roman" w:cstheme="minorHAnsi"/>
+          <w:sz w:val="16"/>
+          <w:szCs w:val="16"/>
+          <w:lang w:eastAsia="en-IN"/>
+        </w:rPr>
+        <w:t>s containing A.</w:t>
       </w:r>
     </w:p>
     <w:p>
       <w:pPr>
         <w:spacing w:after="0" w:line="240" w:lineRule="auto"/>
         <w:ind w:left="720"/>
-        <w:rPr>
-          <w:rFonts w:eastAsia="Times New Roman" w:cstheme="minorHAnsi"/>
-          <w:lang w:eastAsia="en-IN"/>
-        </w:rPr>
-      </w:pPr>
-      <w:r>
-        <w:rPr>
-          <w:rFonts w:eastAsia="Times New Roman" w:cstheme="minorHAnsi"/>
-          <w:lang w:eastAsia="en-IN"/>
-        </w:rPr>
-        <w:t>Confidence(A</w:t>
-      </w:r>
-      <w:r>
-        <w:rPr>
-          <w:rFonts w:eastAsia="Times New Roman" w:cstheme="minorHAnsi"/>
+        <w:jc w:val="both"/>
+        <w:rPr>
+          <w:rFonts w:eastAsia="Times New Roman" w:cstheme="minorHAnsi"/>
+          <w:sz w:val="16"/>
+          <w:szCs w:val="16"/>
+          <w:lang w:eastAsia="en-IN"/>
+        </w:rPr>
+      </w:pPr>
+      <w:proofErr w:type="gramStart"/>
+      <w:r>
+        <w:rPr>
+          <w:rFonts w:eastAsia="Times New Roman" w:cstheme="minorHAnsi"/>
+          <w:sz w:val="16"/>
+          <w:szCs w:val="16"/>
+          <w:lang w:eastAsia="en-IN"/>
+        </w:rPr>
+        <w:t>Confidence(</w:t>
+      </w:r>
+      <w:proofErr w:type="gramEnd"/>
+      <w:r>
+        <w:rPr>
+          <w:rFonts w:eastAsia="Times New Roman" w:cstheme="minorHAnsi"/>
+          <w:sz w:val="16"/>
+          <w:szCs w:val="16"/>
+          <w:lang w:eastAsia="en-IN"/>
+        </w:rPr>
+        <w:t>A</w:t>
+      </w:r>
+      <w:r>
+        <w:rPr>
+          <w:rFonts w:eastAsia="Times New Roman" w:cstheme="minorHAnsi"/>
+          <w:sz w:val="16"/>
+          <w:szCs w:val="16"/>
           <w:lang w:eastAsia="en-IN"/>
         </w:rPr>
         <w:t xml:space="preserve"> </w:t>
@@ -4810,6 +4495,8 @@
       <w:r>
         <w:rPr>
           <w:rFonts w:ascii="Cambria Math" w:eastAsia="Times New Roman" w:hAnsi="Cambria Math" w:cs="Cambria Math"/>
+          <w:sz w:val="16"/>
+          <w:szCs w:val="16"/>
           <w:lang w:eastAsia="en-IN"/>
         </w:rPr>
         <w:t>⇒</w:t>
@@ -4817,6 +4504,8 @@
       <w:r>
         <w:rPr>
           <w:rFonts w:ascii="Cambria Math" w:eastAsia="Times New Roman" w:hAnsi="Cambria Math" w:cs="Cambria Math"/>
+          <w:sz w:val="16"/>
+          <w:szCs w:val="16"/>
           <w:lang w:eastAsia="en-IN"/>
         </w:rPr>
         <w:t xml:space="preserve"> </w:t>
@@ -4824,6 +4513,8 @@
       <w:r>
         <w:rPr>
           <w:rFonts w:eastAsia="Times New Roman" w:cstheme="minorHAnsi"/>
+          <w:sz w:val="16"/>
+          <w:szCs w:val="16"/>
           <w:lang w:eastAsia="en-IN"/>
         </w:rPr>
         <w:t>B)</w:t>
@@ -4831,6 +4522,8 @@
       <w:r>
         <w:rPr>
           <w:rFonts w:eastAsia="Times New Roman" w:cstheme="minorHAnsi"/>
+          <w:sz w:val="16"/>
+          <w:szCs w:val="16"/>
           <w:lang w:eastAsia="en-IN"/>
         </w:rPr>
         <w:t xml:space="preserve"> </w:t>
@@ -4838,6 +4531,8 @@
       <w:r>
         <w:rPr>
           <w:rFonts w:eastAsia="Times New Roman" w:cstheme="minorHAnsi"/>
+          <w:sz w:val="16"/>
+          <w:szCs w:val="16"/>
           <w:lang w:eastAsia="en-IN"/>
         </w:rPr>
         <w:t>=</w:t>
@@ -4845,6 +4540,8 @@
       <w:r>
         <w:rPr>
           <w:rFonts w:eastAsia="Times New Roman" w:cstheme="minorHAnsi"/>
+          <w:sz w:val="16"/>
+          <w:szCs w:val="16"/>
           <w:lang w:eastAsia="en-IN"/>
         </w:rPr>
         <w:t xml:space="preserve"> </w:t>
@@ -4852,6 +4549,8 @@
       <w:r>
         <w:rPr>
           <w:rFonts w:eastAsia="Times New Roman" w:cstheme="minorHAnsi"/>
+          <w:sz w:val="16"/>
+          <w:szCs w:val="16"/>
           <w:lang w:eastAsia="en-IN"/>
         </w:rPr>
         <w:t>Count(A</w:t>
@@ -4859,6 +4558,8 @@
       <w:r>
         <w:rPr>
           <w:rFonts w:eastAsia="Times New Roman" w:cstheme="minorHAnsi"/>
+          <w:sz w:val="16"/>
+          <w:szCs w:val="16"/>
           <w:lang w:eastAsia="en-IN"/>
         </w:rPr>
         <w:t xml:space="preserve"> </w:t>
@@ -4866,6 +4567,8 @@
       <w:r>
         <w:rPr>
           <w:rFonts w:ascii="Cambria Math" w:eastAsia="Times New Roman" w:hAnsi="Cambria Math" w:cs="Cambria Math"/>
+          <w:sz w:val="16"/>
+          <w:szCs w:val="16"/>
           <w:lang w:eastAsia="en-IN"/>
         </w:rPr>
         <w:t>∪</w:t>
@@ -4873,6 +4576,8 @@
       <w:r>
         <w:rPr>
           <w:rFonts w:ascii="Cambria Math" w:eastAsia="Times New Roman" w:hAnsi="Cambria Math" w:cs="Cambria Math"/>
+          <w:sz w:val="16"/>
+          <w:szCs w:val="16"/>
           <w:lang w:eastAsia="en-IN"/>
         </w:rPr>
         <w:t xml:space="preserve"> </w:t>
@@ -4880,6 +4585,8 @@
       <w:r>
         <w:rPr>
           <w:rFonts w:eastAsia="Times New Roman" w:cstheme="minorHAnsi"/>
+          <w:sz w:val="16"/>
+          <w:szCs w:val="16"/>
           <w:lang w:eastAsia="en-IN"/>
         </w:rPr>
         <w:t>B)</w:t>
@@ -4887,6 +4594,8 @@
       <w:r>
         <w:rPr>
           <w:rFonts w:eastAsia="Times New Roman" w:cstheme="minorHAnsi"/>
+          <w:sz w:val="16"/>
+          <w:szCs w:val="16"/>
           <w:lang w:eastAsia="en-IN"/>
         </w:rPr>
         <w:t xml:space="preserve"> / </w:t>
@@ -4894,6 +4603,8 @@
       <w:r>
         <w:rPr>
           <w:rFonts w:eastAsia="Times New Roman" w:cstheme="minorHAnsi"/>
+          <w:sz w:val="16"/>
+          <w:szCs w:val="16"/>
           <w:lang w:eastAsia="en-IN"/>
         </w:rPr>
         <w:t xml:space="preserve">Count(A) </w:t>
@@ -4906,8 +4617,11 @@
           <w:numId w:val="9"/>
         </w:numPr>
         <w:spacing w:after="0" w:line="240" w:lineRule="auto"/>
-        <w:rPr>
-          <w:rFonts w:eastAsia="Times New Roman" w:cstheme="minorHAnsi"/>
+        <w:jc w:val="both"/>
+        <w:rPr>
+          <w:rFonts w:eastAsia="Times New Roman" w:cstheme="minorHAnsi"/>
+          <w:sz w:val="16"/>
+          <w:szCs w:val="16"/>
           <w:lang w:eastAsia="en-IN"/>
         </w:rPr>
       </w:pPr>
@@ -4916,6 +4630,8 @@
           <w:rFonts w:eastAsia="Times New Roman" w:cstheme="minorHAnsi"/>
           <w:b/>
           <w:bCs/>
+          <w:sz w:val="16"/>
+          <w:szCs w:val="16"/>
           <w:lang w:eastAsia="en-IN"/>
         </w:rPr>
         <w:t>Lift:</w:t>
@@ -4923,6 +4639,8 @@
       <w:r>
         <w:rPr>
           <w:rFonts w:eastAsia="Times New Roman" w:cstheme="minorHAnsi"/>
+          <w:sz w:val="16"/>
+          <w:szCs w:val="16"/>
           <w:lang w:eastAsia="en-IN"/>
         </w:rPr>
         <w:t xml:space="preserve"> </w:t>
@@ -4930,6 +4648,8 @@
       <w:r>
         <w:rPr>
           <w:rFonts w:eastAsia="Times New Roman" w:cstheme="minorHAnsi"/>
+          <w:sz w:val="16"/>
+          <w:szCs w:val="16"/>
           <w:lang w:eastAsia="en-IN"/>
         </w:rPr>
         <w:t>Measures the strength of the rule over random chance.</w:t>
@@ -4939,21 +4659,39 @@
       <w:pPr>
         <w:spacing w:after="0" w:line="240" w:lineRule="auto"/>
         <w:ind w:left="720"/>
-        <w:rPr>
-          <w:rFonts w:eastAsia="Times New Roman" w:cstheme="minorHAnsi"/>
-          <w:lang w:eastAsia="en-IN"/>
-        </w:rPr>
-      </w:pPr>
-      <w:r>
-        <w:rPr>
-          <w:rFonts w:eastAsia="Times New Roman" w:cstheme="minorHAnsi"/>
-          <w:lang w:eastAsia="en-IN"/>
-        </w:rPr>
-        <w:t>Lift(A</w:t>
-      </w:r>
-      <w:r>
-        <w:rPr>
-          <w:rFonts w:eastAsia="Times New Roman" w:cstheme="minorHAnsi"/>
+        <w:jc w:val="both"/>
+        <w:rPr>
+          <w:rFonts w:eastAsia="Times New Roman" w:cstheme="minorHAnsi"/>
+          <w:sz w:val="16"/>
+          <w:szCs w:val="16"/>
+          <w:lang w:eastAsia="en-IN"/>
+        </w:rPr>
+      </w:pPr>
+      <w:proofErr w:type="gramStart"/>
+      <w:r>
+        <w:rPr>
+          <w:rFonts w:eastAsia="Times New Roman" w:cstheme="minorHAnsi"/>
+          <w:sz w:val="16"/>
+          <w:szCs w:val="16"/>
+          <w:lang w:eastAsia="en-IN"/>
+        </w:rPr>
+        <w:t>Lift(</w:t>
+      </w:r>
+      <w:proofErr w:type="gramEnd"/>
+      <w:r>
+        <w:rPr>
+          <w:rFonts w:eastAsia="Times New Roman" w:cstheme="minorHAnsi"/>
+          <w:sz w:val="16"/>
+          <w:szCs w:val="16"/>
+          <w:lang w:eastAsia="en-IN"/>
+        </w:rPr>
+        <w:t>A</w:t>
+      </w:r>
+      <w:r>
+        <w:rPr>
+          <w:rFonts w:eastAsia="Times New Roman" w:cstheme="minorHAnsi"/>
+          <w:sz w:val="16"/>
+          <w:szCs w:val="16"/>
           <w:lang w:eastAsia="en-IN"/>
         </w:rPr>
         <w:t xml:space="preserve"> </w:t>
@@ -4961,6 +4699,8 @@
       <w:r>
         <w:rPr>
           <w:rFonts w:ascii="Cambria Math" w:eastAsia="Times New Roman" w:hAnsi="Cambria Math" w:cs="Cambria Math"/>
+          <w:sz w:val="16"/>
+          <w:szCs w:val="16"/>
           <w:lang w:eastAsia="en-IN"/>
         </w:rPr>
         <w:t>⇒</w:t>
@@ -4968,6 +4708,8 @@
       <w:r>
         <w:rPr>
           <w:rFonts w:ascii="Cambria Math" w:eastAsia="Times New Roman" w:hAnsi="Cambria Math" w:cs="Cambria Math"/>
+          <w:sz w:val="16"/>
+          <w:szCs w:val="16"/>
           <w:lang w:eastAsia="en-IN"/>
         </w:rPr>
         <w:t xml:space="preserve"> </w:t>
@@ -4975,6 +4717,8 @@
       <w:r>
         <w:rPr>
           <w:rFonts w:eastAsia="Times New Roman" w:cstheme="minorHAnsi"/>
+          <w:sz w:val="16"/>
+          <w:szCs w:val="16"/>
           <w:lang w:eastAsia="en-IN"/>
         </w:rPr>
         <w:t>B)</w:t>
@@ -4982,6 +4726,8 @@
       <w:r>
         <w:rPr>
           <w:rFonts w:eastAsia="Times New Roman" w:cstheme="minorHAnsi"/>
+          <w:sz w:val="16"/>
+          <w:szCs w:val="16"/>
           <w:lang w:eastAsia="en-IN"/>
         </w:rPr>
         <w:t xml:space="preserve"> </w:t>
@@ -4989,6 +4735,8 @@
       <w:r>
         <w:rPr>
           <w:rFonts w:eastAsia="Times New Roman" w:cstheme="minorHAnsi"/>
+          <w:sz w:val="16"/>
+          <w:szCs w:val="16"/>
           <w:lang w:eastAsia="en-IN"/>
         </w:rPr>
         <w:t>=</w:t>
@@ -4996,6 +4744,8 @@
       <w:r>
         <w:rPr>
           <w:rFonts w:eastAsia="Times New Roman" w:cstheme="minorHAnsi"/>
+          <w:sz w:val="16"/>
+          <w:szCs w:val="16"/>
           <w:lang w:eastAsia="en-IN"/>
         </w:rPr>
         <w:t xml:space="preserve"> </w:t>
@@ -5003,6 +4753,8 @@
       <w:r>
         <w:rPr>
           <w:rFonts w:eastAsia="Times New Roman" w:cstheme="minorHAnsi"/>
+          <w:sz w:val="16"/>
+          <w:szCs w:val="16"/>
           <w:lang w:eastAsia="en-IN"/>
         </w:rPr>
         <w:t>Confidence(A</w:t>
@@ -5010,6 +4762,8 @@
       <w:r>
         <w:rPr>
           <w:rFonts w:eastAsia="Times New Roman" w:cstheme="minorHAnsi"/>
+          <w:sz w:val="16"/>
+          <w:szCs w:val="16"/>
           <w:lang w:eastAsia="en-IN"/>
         </w:rPr>
         <w:t xml:space="preserve"> </w:t>
@@ -5017,6 +4771,8 @@
       <w:r>
         <w:rPr>
           <w:rFonts w:ascii="Cambria Math" w:eastAsia="Times New Roman" w:hAnsi="Cambria Math" w:cs="Cambria Math"/>
+          <w:sz w:val="16"/>
+          <w:szCs w:val="16"/>
           <w:lang w:eastAsia="en-IN"/>
         </w:rPr>
         <w:t>⇒</w:t>
@@ -5024,6 +4780,8 @@
       <w:r>
         <w:rPr>
           <w:rFonts w:ascii="Cambria Math" w:eastAsia="Times New Roman" w:hAnsi="Cambria Math" w:cs="Cambria Math"/>
+          <w:sz w:val="16"/>
+          <w:szCs w:val="16"/>
           <w:lang w:eastAsia="en-IN"/>
         </w:rPr>
         <w:t xml:space="preserve"> </w:t>
@@ -5031,6 +4789,8 @@
       <w:r>
         <w:rPr>
           <w:rFonts w:eastAsia="Times New Roman" w:cstheme="minorHAnsi"/>
+          <w:sz w:val="16"/>
+          <w:szCs w:val="16"/>
           <w:lang w:eastAsia="en-IN"/>
         </w:rPr>
         <w:t>B)</w:t>
@@ -5038,6 +4798,8 @@
       <w:r>
         <w:rPr>
           <w:rFonts w:eastAsia="Times New Roman" w:cstheme="minorHAnsi"/>
+          <w:sz w:val="16"/>
+          <w:szCs w:val="16"/>
           <w:lang w:eastAsia="en-IN"/>
         </w:rPr>
         <w:t xml:space="preserve"> / </w:t>
@@ -5045,6 +4807,8 @@
       <w:r>
         <w:rPr>
           <w:rFonts w:eastAsia="Times New Roman" w:cstheme="minorHAnsi"/>
+          <w:sz w:val="16"/>
+          <w:szCs w:val="16"/>
           <w:lang w:eastAsia="en-IN"/>
         </w:rPr>
         <w:t xml:space="preserve">Support(B) </w:t>
@@ -5052,12 +4816,39 @@
     </w:p>
     <w:p>
       <w:pPr>
-        <w:spacing w:before="100" w:beforeAutospacing="1" w:after="0" w:line="240" w:lineRule="auto"/>
+        <w:spacing w:after="0" w:line="240" w:lineRule="auto"/>
+        <w:jc w:val="both"/>
+        <w:rPr>
+          <w:rFonts w:eastAsia="Times New Roman" w:cstheme="minorHAnsi"/>
+          <w:sz w:val="16"/>
+          <w:szCs w:val="16"/>
+          <w:lang w:eastAsia="en-IN"/>
+        </w:rPr>
+      </w:pPr>
+      <w:r>
+        <w:rPr>
+          <w:rFonts w:eastAsia="Times New Roman" w:cstheme="minorHAnsi"/>
+          <w:sz w:val="16"/>
+          <w:szCs w:val="16"/>
+          <w:lang w:eastAsia="en-IN"/>
+        </w:rPr>
+        <w:pict>
+          <v:rect id="_x0000_i1035" style="width:0;height:1.5pt" o:hralign="center" o:hrstd="t" o:hr="t" fillcolor="#a0a0a0" stroked="f"/>
+        </w:pict>
+      </w:r>
+    </w:p>
+    <w:p>
+      <w:pPr>
+        <w:spacing w:after="0" w:line="240" w:lineRule="auto"/>
+        <w:jc w:val="both"/>
         <w:outlineLvl w:val="2"/>
         <w:rPr>
           <w:rFonts w:eastAsia="Times New Roman" w:cstheme="minorHAnsi"/>
           <w:b/>
           <w:bCs/>
+          <w:sz w:val="16"/>
+          <w:szCs w:val="16"/>
+          <w:u w:val="single"/>
           <w:lang w:eastAsia="en-IN"/>
         </w:rPr>
       </w:pPr>
@@ -5066,6 +4857,10 @@
           <w:rFonts w:eastAsia="Times New Roman" w:cstheme="minorHAnsi"/>
           <w:b/>
           <w:bCs/>
+          <w:sz w:val="16"/>
+          <w:szCs w:val="16"/>
+          <w:highlight w:val="yellow"/>
+          <w:u w:val="single"/>
           <w:lang w:eastAsia="en-IN"/>
         </w:rPr>
         <w:t>Applications of Association Rule Mining:</w:t>
@@ -5078,8 +4873,8 @@
         <w:tblLook w:val="04A0" w:firstRow="1" w:lastRow="0" w:firstColumn="1" w:lastColumn="0" w:noHBand="0" w:noVBand="1"/>
       </w:tblPr>
       <w:tblGrid>
-        <w:gridCol w:w="2551"/>
-        <w:gridCol w:w="8131"/>
+        <w:gridCol w:w="1853"/>
+        <w:gridCol w:w="3242"/>
       </w:tblGrid>
       <w:tr>
         <w:tc>
@@ -5089,11 +4884,13 @@
           </w:tcPr>
           <w:p>
             <w:pPr>
-              <w:jc w:val="center"/>
+              <w:jc w:val="both"/>
               <w:rPr>
                 <w:rFonts w:eastAsia="Times New Roman" w:cstheme="minorHAnsi"/>
                 <w:b/>
                 <w:bCs/>
+                <w:sz w:val="16"/>
+                <w:szCs w:val="16"/>
                 <w:lang w:eastAsia="en-IN"/>
               </w:rPr>
             </w:pPr>
@@ -5102,6 +4899,8 @@
                 <w:rFonts w:eastAsia="Times New Roman" w:cstheme="minorHAnsi"/>
                 <w:b/>
                 <w:bCs/>
+                <w:sz w:val="16"/>
+                <w:szCs w:val="16"/>
                 <w:lang w:eastAsia="en-IN"/>
               </w:rPr>
               <w:t>Application Area</w:t>
@@ -5115,11 +4914,13 @@
           </w:tcPr>
           <w:p>
             <w:pPr>
-              <w:jc w:val="center"/>
+              <w:jc w:val="both"/>
               <w:rPr>
                 <w:rFonts w:eastAsia="Times New Roman" w:cstheme="minorHAnsi"/>
                 <w:b/>
                 <w:bCs/>
+                <w:sz w:val="16"/>
+                <w:szCs w:val="16"/>
                 <w:lang w:eastAsia="en-IN"/>
               </w:rPr>
             </w:pPr>
@@ -5128,6 +4929,8 @@
                 <w:rFonts w:eastAsia="Times New Roman" w:cstheme="minorHAnsi"/>
                 <w:b/>
                 <w:bCs/>
+                <w:sz w:val="16"/>
+                <w:szCs w:val="16"/>
                 <w:lang w:eastAsia="en-IN"/>
               </w:rPr>
               <w:t>Description</w:t>
@@ -5143,8 +4946,11 @@
           </w:tcPr>
           <w:p>
             <w:pPr>
-              <w:rPr>
-                <w:rFonts w:eastAsia="Times New Roman" w:cstheme="minorHAnsi"/>
+              <w:jc w:val="both"/>
+              <w:rPr>
+                <w:rFonts w:eastAsia="Times New Roman" w:cstheme="minorHAnsi"/>
+                <w:sz w:val="16"/>
+                <w:szCs w:val="16"/>
                 <w:lang w:eastAsia="en-IN"/>
               </w:rPr>
             </w:pPr>
@@ -5153,6 +4959,8 @@
                 <w:rFonts w:eastAsia="Times New Roman" w:cstheme="minorHAnsi"/>
                 <w:b/>
                 <w:bCs/>
+                <w:sz w:val="16"/>
+                <w:szCs w:val="16"/>
                 <w:lang w:eastAsia="en-IN"/>
               </w:rPr>
               <w:t>Market Basket Analysis</w:t>
@@ -5166,14 +4974,19 @@
           </w:tcPr>
           <w:p>
             <w:pPr>
-              <w:rPr>
-                <w:rFonts w:eastAsia="Times New Roman" w:cstheme="minorHAnsi"/>
+              <w:jc w:val="both"/>
+              <w:rPr>
+                <w:rFonts w:eastAsia="Times New Roman" w:cstheme="minorHAnsi"/>
+                <w:sz w:val="16"/>
+                <w:szCs w:val="16"/>
                 <w:lang w:eastAsia="en-IN"/>
               </w:rPr>
             </w:pPr>
             <w:r>
               <w:rPr>
                 <w:rFonts w:eastAsia="Times New Roman" w:cstheme="minorHAnsi"/>
+                <w:sz w:val="16"/>
+                <w:szCs w:val="16"/>
                 <w:lang w:eastAsia="en-IN"/>
               </w:rPr>
               <w:t xml:space="preserve">Understanding customer purchase </w:t>
@@ -5182,6 +4995,8 @@
             <w:r>
               <w:rPr>
                 <w:rFonts w:eastAsia="Times New Roman" w:cstheme="minorHAnsi"/>
+                <w:sz w:val="16"/>
+                <w:szCs w:val="16"/>
                 <w:lang w:eastAsia="en-IN"/>
               </w:rPr>
               <w:t>behavior</w:t>
@@ -5190,6 +5005,8 @@
             <w:r>
               <w:rPr>
                 <w:rFonts w:eastAsia="Times New Roman" w:cstheme="minorHAnsi"/>
+                <w:sz w:val="16"/>
+                <w:szCs w:val="16"/>
                 <w:lang w:eastAsia="en-IN"/>
               </w:rPr>
               <w:t xml:space="preserve"> to identify product combinations frequently bought together.</w:t>
@@ -5205,8 +5022,11 @@
           </w:tcPr>
           <w:p>
             <w:pPr>
-              <w:rPr>
-                <w:rFonts w:eastAsia="Times New Roman" w:cstheme="minorHAnsi"/>
+              <w:jc w:val="both"/>
+              <w:rPr>
+                <w:rFonts w:eastAsia="Times New Roman" w:cstheme="minorHAnsi"/>
+                <w:sz w:val="16"/>
+                <w:szCs w:val="16"/>
                 <w:lang w:eastAsia="en-IN"/>
               </w:rPr>
             </w:pPr>
@@ -5215,6 +5035,8 @@
                 <w:rFonts w:eastAsia="Times New Roman" w:cstheme="minorHAnsi"/>
                 <w:b/>
                 <w:bCs/>
+                <w:sz w:val="16"/>
+                <w:szCs w:val="16"/>
                 <w:lang w:eastAsia="en-IN"/>
               </w:rPr>
               <w:t>Cross-Selling and Upselling</w:t>
@@ -5228,14 +5050,19 @@
           </w:tcPr>
           <w:p>
             <w:pPr>
-              <w:rPr>
-                <w:rFonts w:eastAsia="Times New Roman" w:cstheme="minorHAnsi"/>
+              <w:jc w:val="both"/>
+              <w:rPr>
+                <w:rFonts w:eastAsia="Times New Roman" w:cstheme="minorHAnsi"/>
+                <w:sz w:val="16"/>
+                <w:szCs w:val="16"/>
                 <w:lang w:eastAsia="en-IN"/>
               </w:rPr>
             </w:pPr>
             <w:r>
               <w:rPr>
                 <w:rFonts w:eastAsia="Times New Roman" w:cstheme="minorHAnsi"/>
+                <w:sz w:val="16"/>
+                <w:szCs w:val="16"/>
                 <w:lang w:eastAsia="en-IN"/>
               </w:rPr>
               <w:t>Suggesting related products to customers based on their purchase history.</w:t>
@@ -5251,8 +5078,11 @@
           </w:tcPr>
           <w:p>
             <w:pPr>
-              <w:rPr>
-                <w:rFonts w:eastAsia="Times New Roman" w:cstheme="minorHAnsi"/>
+              <w:jc w:val="both"/>
+              <w:rPr>
+                <w:rFonts w:eastAsia="Times New Roman" w:cstheme="minorHAnsi"/>
+                <w:sz w:val="16"/>
+                <w:szCs w:val="16"/>
                 <w:lang w:eastAsia="en-IN"/>
               </w:rPr>
             </w:pPr>
@@ -5261,6 +5091,8 @@
                 <w:rFonts w:eastAsia="Times New Roman" w:cstheme="minorHAnsi"/>
                 <w:b/>
                 <w:bCs/>
+                <w:sz w:val="16"/>
+                <w:szCs w:val="16"/>
                 <w:lang w:eastAsia="en-IN"/>
               </w:rPr>
               <w:t>Inventory Management</w:t>
@@ -5274,14 +5106,19 @@
           </w:tcPr>
           <w:p>
             <w:pPr>
-              <w:rPr>
-                <w:rFonts w:eastAsia="Times New Roman" w:cstheme="minorHAnsi"/>
+              <w:jc w:val="both"/>
+              <w:rPr>
+                <w:rFonts w:eastAsia="Times New Roman" w:cstheme="minorHAnsi"/>
+                <w:sz w:val="16"/>
+                <w:szCs w:val="16"/>
                 <w:lang w:eastAsia="en-IN"/>
               </w:rPr>
             </w:pPr>
             <w:r>
               <w:rPr>
                 <w:rFonts w:eastAsia="Times New Roman" w:cstheme="minorHAnsi"/>
+                <w:sz w:val="16"/>
+                <w:szCs w:val="16"/>
                 <w:lang w:eastAsia="en-IN"/>
               </w:rPr>
               <w:t>Optimizing stock based on frequent item combinations.</w:t>
@@ -5297,8 +5134,11 @@
           </w:tcPr>
           <w:p>
             <w:pPr>
-              <w:rPr>
-                <w:rFonts w:eastAsia="Times New Roman" w:cstheme="minorHAnsi"/>
+              <w:jc w:val="both"/>
+              <w:rPr>
+                <w:rFonts w:eastAsia="Times New Roman" w:cstheme="minorHAnsi"/>
+                <w:sz w:val="16"/>
+                <w:szCs w:val="16"/>
                 <w:lang w:eastAsia="en-IN"/>
               </w:rPr>
             </w:pPr>
@@ -5307,6 +5147,8 @@
                 <w:rFonts w:eastAsia="Times New Roman" w:cstheme="minorHAnsi"/>
                 <w:b/>
                 <w:bCs/>
+                <w:sz w:val="16"/>
+                <w:szCs w:val="16"/>
                 <w:lang w:eastAsia="en-IN"/>
               </w:rPr>
               <w:t>Web Usage Mining</w:t>
@@ -5320,14 +5162,19 @@
           </w:tcPr>
           <w:p>
             <w:pPr>
-              <w:rPr>
-                <w:rFonts w:eastAsia="Times New Roman" w:cstheme="minorHAnsi"/>
+              <w:jc w:val="both"/>
+              <w:rPr>
+                <w:rFonts w:eastAsia="Times New Roman" w:cstheme="minorHAnsi"/>
+                <w:sz w:val="16"/>
+                <w:szCs w:val="16"/>
                 <w:lang w:eastAsia="en-IN"/>
               </w:rPr>
             </w:pPr>
             <w:r>
               <w:rPr>
                 <w:rFonts w:eastAsia="Times New Roman" w:cstheme="minorHAnsi"/>
+                <w:sz w:val="16"/>
+                <w:szCs w:val="16"/>
                 <w:lang w:eastAsia="en-IN"/>
               </w:rPr>
               <w:t>Discovering patterns in web page visits to improve navigation and recommendations.</w:t>
@@ -5343,8 +5190,11 @@
           </w:tcPr>
           <w:p>
             <w:pPr>
-              <w:rPr>
-                <w:rFonts w:eastAsia="Times New Roman" w:cstheme="minorHAnsi"/>
+              <w:jc w:val="both"/>
+              <w:rPr>
+                <w:rFonts w:eastAsia="Times New Roman" w:cstheme="minorHAnsi"/>
+                <w:sz w:val="16"/>
+                <w:szCs w:val="16"/>
                 <w:lang w:eastAsia="en-IN"/>
               </w:rPr>
             </w:pPr>
@@ -5353,9 +5203,10 @@
                 <w:rFonts w:eastAsia="Times New Roman" w:cstheme="minorHAnsi"/>
                 <w:b/>
                 <w:bCs/>
-                <w:lang w:eastAsia="en-IN"/>
-              </w:rPr>
-              <w:lastRenderedPageBreak/>
+                <w:sz w:val="16"/>
+                <w:szCs w:val="16"/>
+                <w:lang w:eastAsia="en-IN"/>
+              </w:rPr>
               <w:t>Fraud Detection</w:t>
             </w:r>
           </w:p>
@@ -5367,14 +5218,19 @@
           </w:tcPr>
           <w:p>
             <w:pPr>
-              <w:rPr>
-                <w:rFonts w:eastAsia="Times New Roman" w:cstheme="minorHAnsi"/>
+              <w:jc w:val="both"/>
+              <w:rPr>
+                <w:rFonts w:eastAsia="Times New Roman" w:cstheme="minorHAnsi"/>
+                <w:sz w:val="16"/>
+                <w:szCs w:val="16"/>
                 <w:lang w:eastAsia="en-IN"/>
               </w:rPr>
             </w:pPr>
             <w:r>
               <w:rPr>
                 <w:rFonts w:eastAsia="Times New Roman" w:cstheme="minorHAnsi"/>
+                <w:sz w:val="16"/>
+                <w:szCs w:val="16"/>
                 <w:lang w:eastAsia="en-IN"/>
               </w:rPr>
               <w:t>Identifying suspicious patterns in transactions.</w:t>
@@ -5390,8 +5246,11 @@
           </w:tcPr>
           <w:p>
             <w:pPr>
-              <w:rPr>
-                <w:rFonts w:eastAsia="Times New Roman" w:cstheme="minorHAnsi"/>
+              <w:jc w:val="both"/>
+              <w:rPr>
+                <w:rFonts w:eastAsia="Times New Roman" w:cstheme="minorHAnsi"/>
+                <w:sz w:val="16"/>
+                <w:szCs w:val="16"/>
                 <w:lang w:eastAsia="en-IN"/>
               </w:rPr>
             </w:pPr>
@@ -5400,6 +5259,8 @@
                 <w:rFonts w:eastAsia="Times New Roman" w:cstheme="minorHAnsi"/>
                 <w:b/>
                 <w:bCs/>
+                <w:sz w:val="16"/>
+                <w:szCs w:val="16"/>
                 <w:lang w:eastAsia="en-IN"/>
               </w:rPr>
               <w:t>Healthcare</w:t>
@@ -5413,17 +5274,49 @@
           </w:tcPr>
           <w:p>
             <w:pPr>
-              <w:rPr>
-                <w:rFonts w:eastAsia="Times New Roman" w:cstheme="minorHAnsi"/>
+              <w:jc w:val="both"/>
+              <w:rPr>
+                <w:rFonts w:eastAsia="Times New Roman" w:cstheme="minorHAnsi"/>
+                <w:sz w:val="16"/>
+                <w:szCs w:val="16"/>
                 <w:lang w:eastAsia="en-IN"/>
               </w:rPr>
             </w:pPr>
             <w:r>
               <w:rPr>
                 <w:rFonts w:eastAsia="Times New Roman" w:cstheme="minorHAnsi"/>
-                <w:lang w:eastAsia="en-IN"/>
-              </w:rPr>
-              <w:t>Discovering relationships between symptoms and diseases for diagnosis and treatment planning.</w:t>
+                <w:sz w:val="16"/>
+                <w:szCs w:val="16"/>
+                <w:lang w:eastAsia="en-IN"/>
+              </w:rPr>
+              <w:t>Relate</w:t>
+            </w:r>
+            <w:r>
+              <w:rPr>
+                <w:rFonts w:eastAsia="Times New Roman" w:cstheme="minorHAnsi"/>
+                <w:sz w:val="16"/>
+                <w:szCs w:val="16"/>
+                <w:lang w:eastAsia="en-IN"/>
+              </w:rPr>
+              <w:t xml:space="preserve"> between symp</w:t>
+            </w:r>
+            <w:r>
+              <w:rPr>
+                <w:rFonts w:eastAsia="Times New Roman" w:cstheme="minorHAnsi"/>
+                <w:sz w:val="16"/>
+                <w:szCs w:val="16"/>
+                <w:lang w:eastAsia="en-IN"/>
+              </w:rPr>
+              <w:t xml:space="preserve">toms and diseases for diagnosis, </w:t>
+            </w:r>
+            <w:r>
+              <w:rPr>
+                <w:rFonts w:eastAsia="Times New Roman" w:cstheme="minorHAnsi"/>
+                <w:sz w:val="16"/>
+                <w:szCs w:val="16"/>
+                <w:lang w:eastAsia="en-IN"/>
+              </w:rPr>
+              <w:t>treatment planning.</w:t>
             </w:r>
           </w:p>
         </w:tc>
@@ -5436,8 +5329,11 @@
           </w:tcPr>
           <w:p>
             <w:pPr>
-              <w:rPr>
-                <w:rFonts w:eastAsia="Times New Roman" w:cstheme="minorHAnsi"/>
+              <w:jc w:val="both"/>
+              <w:rPr>
+                <w:rFonts w:eastAsia="Times New Roman" w:cstheme="minorHAnsi"/>
+                <w:sz w:val="16"/>
+                <w:szCs w:val="16"/>
                 <w:lang w:eastAsia="en-IN"/>
               </w:rPr>
             </w:pPr>
@@ -5446,6 +5342,8 @@
                 <w:rFonts w:eastAsia="Times New Roman" w:cstheme="minorHAnsi"/>
                 <w:b/>
                 <w:bCs/>
+                <w:sz w:val="16"/>
+                <w:szCs w:val="16"/>
                 <w:lang w:eastAsia="en-IN"/>
               </w:rPr>
               <w:t>Telecommunications</w:t>
@@ -5459,17 +5357,31 @@
           </w:tcPr>
           <w:p>
             <w:pPr>
-              <w:rPr>
-                <w:rFonts w:eastAsia="Times New Roman" w:cstheme="minorHAnsi"/>
+              <w:jc w:val="both"/>
+              <w:rPr>
+                <w:rFonts w:eastAsia="Times New Roman" w:cstheme="minorHAnsi"/>
+                <w:sz w:val="16"/>
+                <w:szCs w:val="16"/>
                 <w:lang w:eastAsia="en-IN"/>
               </w:rPr>
             </w:pPr>
             <w:r>
               <w:rPr>
                 <w:rFonts w:eastAsia="Times New Roman" w:cstheme="minorHAnsi"/>
-                <w:lang w:eastAsia="en-IN"/>
-              </w:rPr>
-              <w:t>Detecting frequent call or message patterns for targeted marketing or network optimization.</w:t>
+                <w:sz w:val="16"/>
+                <w:szCs w:val="16"/>
+                <w:lang w:eastAsia="en-IN"/>
+              </w:rPr>
+              <w:t>Detecting frequent call or message patter</w:t>
+            </w:r>
+            <w:r>
+              <w:rPr>
+                <w:rFonts w:eastAsia="Times New Roman" w:cstheme="minorHAnsi"/>
+                <w:sz w:val="16"/>
+                <w:szCs w:val="16"/>
+                <w:lang w:eastAsia="en-IN"/>
+              </w:rPr>
+              <w:t>ns for targeted marketing.</w:t>
             </w:r>
           </w:p>
         </w:tc>
@@ -5478,1624 +5390,126 @@
     <w:p>
       <w:pPr>
         <w:spacing w:after="0" w:line="240" w:lineRule="auto"/>
-        <w:rPr>
-          <w:rFonts w:eastAsia="Times New Roman" w:cstheme="minorHAnsi"/>
-          <w:lang w:eastAsia="en-IN"/>
-        </w:rPr>
-      </w:pPr>
-      <w:r>
-        <w:rPr>
-          <w:rFonts w:eastAsia="Times New Roman" w:cstheme="minorHAnsi"/>
+        <w:jc w:val="both"/>
+        <w:rPr>
+          <w:sz w:val="16"/>
+          <w:szCs w:val="16"/>
+          <w:lang w:eastAsia="en-IN"/>
+        </w:rPr>
+      </w:pPr>
+      <w:r>
+        <w:rPr>
+          <w:sz w:val="16"/>
+          <w:szCs w:val="16"/>
           <w:lang w:eastAsia="en-IN"/>
         </w:rPr>
         <w:pict>
-          <v:rect id="_x0000_i1030" style="width:0;height:1.5pt" o:hralign="center" o:hrstd="t" o:hr="t" fillcolor="#a0a0a0" stroked="f"/>
+          <v:rect id="_x0000_i1034" style="width:0;height:1.5pt" o:hralign="center" o:hrstd="t" o:hr="t" fillcolor="#a0a0a0" stroked="f"/>
         </w:pict>
       </w:r>
     </w:p>
     <w:p>
       <w:pPr>
         <w:spacing w:after="0" w:line="240" w:lineRule="auto"/>
-        <w:rPr>
-          <w:rFonts w:eastAsia="Times New Roman" w:cstheme="minorHAnsi"/>
-          <w:lang w:eastAsia="en-IN"/>
-        </w:rPr>
-      </w:pPr>
-      <w:r>
-        <w:rPr>
-          <w:rFonts w:eastAsia="Times New Roman" w:cstheme="minorHAnsi"/>
-          <w:b/>
-          <w:bCs/>
-          <w:highlight w:val="yellow"/>
-          <w:u w:val="single"/>
-          <w:lang w:eastAsia="en-IN"/>
-        </w:rPr>
-        <w:t>Q6. Discuss Support, Confidence, and Lift in Details</w:t>
-      </w:r>
-    </w:p>
-    <w:p>
-      <w:pPr>
-        <w:spacing w:before="100" w:beforeAutospacing="1" w:after="100" w:afterAutospacing="1" w:line="240" w:lineRule="auto"/>
-        <w:outlineLvl w:val="2"/>
-        <w:rPr>
-          <w:rFonts w:eastAsia="Times New Roman" w:cstheme="minorHAnsi"/>
-          <w:lang w:eastAsia="en-IN"/>
-        </w:rPr>
-      </w:pPr>
-      <w:r>
-        <w:rPr>
-          <w:rFonts w:eastAsia="Times New Roman" w:cstheme="minorHAnsi"/>
-          <w:b/>
-          <w:bCs/>
-          <w:lang w:eastAsia="en-IN"/>
-        </w:rPr>
-        <w:t>1. Support</w:t>
-      </w:r>
-      <w:r>
-        <w:rPr>
-          <w:rFonts w:eastAsia="Times New Roman" w:cstheme="minorHAnsi"/>
-          <w:b/>
-          <w:bCs/>
-          <w:lang w:eastAsia="en-IN"/>
-        </w:rPr>
-        <w:t xml:space="preserve">: </w:t>
-      </w:r>
-      <w:r>
-        <w:rPr>
-          <w:rFonts w:eastAsia="Times New Roman" w:cstheme="minorHAnsi"/>
-          <w:lang w:eastAsia="en-IN"/>
-        </w:rPr>
-        <w:t>Support of an association rule A</w:t>
-      </w:r>
-      <w:r>
-        <w:rPr>
-          <w:rFonts w:ascii="Cambria Math" w:eastAsia="Times New Roman" w:hAnsi="Cambria Math" w:cs="Cambria Math"/>
-          <w:lang w:eastAsia="en-IN"/>
-        </w:rPr>
-        <w:t>⇒</w:t>
-      </w:r>
-      <w:r>
-        <w:rPr>
-          <w:rFonts w:eastAsia="Times New Roman" w:cstheme="minorHAnsi"/>
-          <w:lang w:eastAsia="en-IN"/>
-        </w:rPr>
-        <w:t>BA \</w:t>
+        <w:jc w:val="both"/>
+        <w:rPr>
+          <w:rFonts w:eastAsia="Times New Roman" w:cstheme="minorHAnsi"/>
+          <w:sz w:val="16"/>
+          <w:szCs w:val="16"/>
+          <w:lang w:eastAsia="en-IN"/>
+        </w:rPr>
+      </w:pPr>
+      <w:r>
+        <w:rPr>
+          <w:sz w:val="16"/>
+          <w:szCs w:val="16"/>
+          <w:highlight w:val="cyan"/>
+          <w:lang w:eastAsia="en-IN"/>
+        </w:rPr>
+        <w:t xml:space="preserve">See visualisation of </w:t>
       </w:r>
       <w:proofErr w:type="spellStart"/>
       <w:r>
         <w:rPr>
-          <w:rFonts w:eastAsia="Times New Roman" w:cstheme="minorHAnsi"/>
-          <w:lang w:eastAsia="en-IN"/>
-        </w:rPr>
-        <w:t>Rightarrow</w:t>
+          <w:sz w:val="16"/>
+          <w:szCs w:val="16"/>
+          <w:highlight w:val="cyan"/>
+          <w:lang w:eastAsia="en-IN"/>
+        </w:rPr>
+        <w:t>fp</w:t>
       </w:r>
       <w:proofErr w:type="spellEnd"/>
       <w:r>
         <w:rPr>
-          <w:rFonts w:eastAsia="Times New Roman" w:cstheme="minorHAnsi"/>
-          <w:lang w:eastAsia="en-IN"/>
-        </w:rPr>
-        <w:t xml:space="preserve"> B measures how frequently the </w:t>
+          <w:sz w:val="16"/>
+          <w:szCs w:val="16"/>
+          <w:highlight w:val="cyan"/>
+          <w:lang w:eastAsia="en-IN"/>
+        </w:rPr>
+        <w:t xml:space="preserve">-tree, </w:t>
       </w:r>
       <w:proofErr w:type="spellStart"/>
       <w:r>
         <w:rPr>
-          <w:rFonts w:eastAsia="Times New Roman" w:cstheme="minorHAnsi"/>
-          <w:lang w:eastAsia="en-IN"/>
-        </w:rPr>
-        <w:t>itemset</w:t>
+          <w:sz w:val="16"/>
+          <w:szCs w:val="16"/>
+          <w:highlight w:val="cyan"/>
+          <w:lang w:eastAsia="en-IN"/>
+        </w:rPr>
+        <w:t>fp</w:t>
       </w:r>
       <w:proofErr w:type="spellEnd"/>
       <w:r>
         <w:rPr>
-          <w:rFonts w:eastAsia="Times New Roman" w:cstheme="minorHAnsi"/>
-          <w:lang w:eastAsia="en-IN"/>
-        </w:rPr>
-        <w:t xml:space="preserve"> A</w:t>
-      </w:r>
-      <w:r>
-        <w:rPr>
-          <w:rFonts w:ascii="Cambria Math" w:eastAsia="Times New Roman" w:hAnsi="Cambria Math" w:cs="Cambria Math"/>
-          <w:lang w:eastAsia="en-IN"/>
-        </w:rPr>
-        <w:t>∪</w:t>
-      </w:r>
-      <w:r>
-        <w:rPr>
-          <w:rFonts w:eastAsia="Times New Roman" w:cstheme="minorHAnsi"/>
-          <w:lang w:eastAsia="en-IN"/>
-        </w:rPr>
-        <w:t>BA \cup B appears in the dataset. It reflects the overall significance of the rule.</w:t>
-      </w:r>
-    </w:p>
-    <w:p>
-      <w:pPr>
-        <w:spacing w:after="0" w:line="240" w:lineRule="auto"/>
-        <w:rPr>
-          <w:rFonts w:eastAsia="Times New Roman" w:cstheme="minorHAnsi"/>
-          <w:lang w:eastAsia="en-IN"/>
-        </w:rPr>
-      </w:pPr>
-      <w:r>
-        <w:rPr>
-          <w:rFonts w:eastAsia="Times New Roman" w:cstheme="minorHAnsi"/>
-          <w:b/>
-          <w:bCs/>
-          <w:lang w:eastAsia="en-IN"/>
-        </w:rPr>
-        <w:t>Formula:</w:t>
-      </w:r>
-      <w:r>
-        <w:rPr>
-          <w:rFonts w:eastAsia="Times New Roman" w:cstheme="minorHAnsi"/>
-          <w:lang w:eastAsia="en-IN"/>
-        </w:rPr>
-        <w:t xml:space="preserve"> </w:t>
-      </w:r>
-      <w:r>
-        <w:rPr>
-          <w:rFonts w:eastAsia="Times New Roman" w:cstheme="minorHAnsi"/>
-          <w:lang w:eastAsia="en-IN"/>
-        </w:rPr>
-        <w:t>Support(A</w:t>
-      </w:r>
-      <w:r>
-        <w:rPr>
-          <w:rFonts w:eastAsia="Times New Roman" w:cstheme="minorHAnsi"/>
-          <w:lang w:eastAsia="en-IN"/>
-        </w:rPr>
-        <w:t xml:space="preserve"> </w:t>
-      </w:r>
-      <w:r>
-        <w:rPr>
-          <w:rFonts w:ascii="Cambria Math" w:eastAsia="Times New Roman" w:hAnsi="Cambria Math" w:cs="Cambria Math"/>
-          <w:lang w:eastAsia="en-IN"/>
-        </w:rPr>
-        <w:t>⇒</w:t>
-      </w:r>
-      <w:r>
-        <w:rPr>
-          <w:rFonts w:ascii="Cambria Math" w:eastAsia="Times New Roman" w:hAnsi="Cambria Math" w:cs="Cambria Math"/>
-          <w:lang w:eastAsia="en-IN"/>
-        </w:rPr>
-        <w:t xml:space="preserve"> </w:t>
-      </w:r>
-      <w:r>
-        <w:rPr>
-          <w:rFonts w:eastAsia="Times New Roman" w:cstheme="minorHAnsi"/>
-          <w:lang w:eastAsia="en-IN"/>
-        </w:rPr>
-        <w:t>B)</w:t>
-      </w:r>
-      <w:r>
-        <w:rPr>
-          <w:rFonts w:eastAsia="Times New Roman" w:cstheme="minorHAnsi"/>
-          <w:lang w:eastAsia="en-IN"/>
-        </w:rPr>
-        <w:t xml:space="preserve"> </w:t>
-      </w:r>
-      <w:r>
-        <w:rPr>
-          <w:rFonts w:eastAsia="Times New Roman" w:cstheme="minorHAnsi"/>
-          <w:lang w:eastAsia="en-IN"/>
-        </w:rPr>
-        <w:t>=</w:t>
-      </w:r>
-      <w:r>
-        <w:rPr>
-          <w:rFonts w:eastAsia="Times New Roman" w:cstheme="minorHAnsi"/>
-          <w:lang w:eastAsia="en-IN"/>
-        </w:rPr>
-        <w:t xml:space="preserve"> </w:t>
-      </w:r>
-      <w:r>
-        <w:rPr>
-          <w:rFonts w:eastAsia="Times New Roman" w:cstheme="minorHAnsi"/>
-          <w:lang w:eastAsia="en-IN"/>
-        </w:rPr>
-        <w:t>Number of transactions containing </w:t>
-      </w:r>
-      <w:r>
-        <w:rPr>
-          <w:rFonts w:eastAsia="Times New Roman" w:cstheme="minorHAnsi"/>
-          <w:lang w:eastAsia="en-IN"/>
-        </w:rPr>
-        <w:t>(</w:t>
-      </w:r>
-      <w:r>
-        <w:rPr>
-          <w:rFonts w:eastAsia="Times New Roman" w:cstheme="minorHAnsi"/>
-          <w:lang w:eastAsia="en-IN"/>
-        </w:rPr>
-        <w:t>A</w:t>
-      </w:r>
-      <w:r>
-        <w:rPr>
-          <w:rFonts w:ascii="Cambria Math" w:eastAsia="Times New Roman" w:hAnsi="Cambria Math" w:cs="Cambria Math"/>
-          <w:lang w:eastAsia="en-IN"/>
-        </w:rPr>
-        <w:t>∪</w:t>
-      </w:r>
-      <w:r>
-        <w:rPr>
-          <w:rFonts w:eastAsia="Times New Roman" w:cstheme="minorHAnsi"/>
-          <w:lang w:eastAsia="en-IN"/>
-        </w:rPr>
-        <w:t>B</w:t>
-      </w:r>
-      <w:r>
-        <w:rPr>
-          <w:rFonts w:eastAsia="Times New Roman" w:cstheme="minorHAnsi"/>
-          <w:lang w:eastAsia="en-IN"/>
-        </w:rPr>
-        <w:t>)</w:t>
-      </w:r>
-      <w:r>
-        <w:rPr>
-          <w:rFonts w:eastAsia="Times New Roman" w:cstheme="minorHAnsi"/>
-          <w:lang w:eastAsia="en-IN"/>
-        </w:rPr>
-        <w:t xml:space="preserve"> / </w:t>
-      </w:r>
-      <w:r>
-        <w:rPr>
-          <w:rFonts w:eastAsia="Times New Roman" w:cstheme="minorHAnsi"/>
-          <w:lang w:eastAsia="en-IN"/>
-        </w:rPr>
-        <w:t>Total number of transactions</w:t>
-      </w:r>
-    </w:p>
-    <w:p>
-      <w:pPr>
-        <w:spacing w:after="0" w:line="240" w:lineRule="auto"/>
-        <w:rPr>
-          <w:rFonts w:eastAsia="Times New Roman" w:cstheme="minorHAnsi"/>
-          <w:lang w:eastAsia="en-IN"/>
-        </w:rPr>
-      </w:pPr>
-      <w:r>
-        <w:rPr>
-          <w:rFonts w:eastAsia="Times New Roman" w:cstheme="minorHAnsi"/>
-          <w:b/>
-          <w:bCs/>
-          <w:lang w:eastAsia="en-IN"/>
-        </w:rPr>
-        <w:t>Interpretation:</w:t>
-      </w:r>
-      <w:r>
-        <w:rPr>
-          <w:rFonts w:eastAsia="Times New Roman" w:cstheme="minorHAnsi"/>
-          <w:lang w:eastAsia="en-IN"/>
-        </w:rPr>
-        <w:t xml:space="preserve"> </w:t>
-      </w:r>
-      <w:r>
-        <w:rPr>
-          <w:rFonts w:eastAsia="Times New Roman" w:cstheme="minorHAnsi"/>
-          <w:lang w:eastAsia="en-IN"/>
-        </w:rPr>
-        <w:t>Higher support means the rule is applicable to a larger part of the dataset.</w:t>
-      </w:r>
-    </w:p>
-    <w:p>
-      <w:pPr>
-        <w:spacing w:before="100" w:beforeAutospacing="1" w:after="100" w:afterAutospacing="1" w:line="240" w:lineRule="auto"/>
-        <w:outlineLvl w:val="2"/>
-        <w:rPr>
-          <w:rFonts w:eastAsia="Times New Roman" w:cstheme="minorHAnsi"/>
-          <w:b/>
-          <w:bCs/>
-          <w:lang w:eastAsia="en-IN"/>
-        </w:rPr>
-      </w:pPr>
-      <w:r>
-        <w:rPr>
-          <w:rFonts w:eastAsia="Times New Roman" w:cstheme="minorHAnsi"/>
-          <w:b/>
-          <w:bCs/>
-          <w:lang w:eastAsia="en-IN"/>
-        </w:rPr>
-        <w:t>2. Confidence</w:t>
-      </w:r>
-      <w:r>
-        <w:rPr>
-          <w:rFonts w:eastAsia="Times New Roman" w:cstheme="minorHAnsi"/>
-          <w:b/>
-          <w:bCs/>
-          <w:lang w:eastAsia="en-IN"/>
-        </w:rPr>
-        <w:t xml:space="preserve">: </w:t>
-      </w:r>
-      <w:r>
-        <w:rPr>
-          <w:rFonts w:eastAsia="Times New Roman" w:cstheme="minorHAnsi"/>
-          <w:lang w:eastAsia="en-IN"/>
-        </w:rPr>
-        <w:t>Confidence indicates the likelihood of occurrence of BB in transactions that contain AA. It reflects the strength of the implication.</w:t>
-      </w:r>
-    </w:p>
-    <w:p>
-      <w:pPr>
-        <w:spacing w:after="0" w:line="240" w:lineRule="auto"/>
-        <w:rPr>
-          <w:rFonts w:eastAsia="Times New Roman" w:cstheme="minorHAnsi"/>
-          <w:lang w:eastAsia="en-IN"/>
-        </w:rPr>
-      </w:pPr>
-      <w:r>
-        <w:rPr>
-          <w:rFonts w:eastAsia="Times New Roman" w:cstheme="minorHAnsi"/>
-          <w:b/>
-          <w:bCs/>
-          <w:lang w:eastAsia="en-IN"/>
-        </w:rPr>
-        <w:t>Formula:</w:t>
-      </w:r>
-      <w:r>
-        <w:rPr>
-          <w:rFonts w:eastAsia="Times New Roman" w:cstheme="minorHAnsi"/>
-          <w:lang w:eastAsia="en-IN"/>
-        </w:rPr>
-        <w:t xml:space="preserve"> </w:t>
-      </w:r>
-      <w:r>
-        <w:rPr>
-          <w:rFonts w:eastAsia="Times New Roman" w:cstheme="minorHAnsi"/>
-          <w:lang w:eastAsia="en-IN"/>
-        </w:rPr>
-        <w:t>Confidence(A</w:t>
-      </w:r>
-      <w:r>
-        <w:rPr>
-          <w:rFonts w:eastAsia="Times New Roman" w:cstheme="minorHAnsi"/>
-          <w:lang w:eastAsia="en-IN"/>
-        </w:rPr>
-        <w:t xml:space="preserve"> </w:t>
-      </w:r>
-      <w:r>
-        <w:rPr>
-          <w:rFonts w:ascii="Cambria Math" w:eastAsia="Times New Roman" w:hAnsi="Cambria Math" w:cs="Cambria Math"/>
-          <w:lang w:eastAsia="en-IN"/>
-        </w:rPr>
-        <w:t>⇒</w:t>
-      </w:r>
-      <w:r>
-        <w:rPr>
-          <w:rFonts w:ascii="Cambria Math" w:eastAsia="Times New Roman" w:hAnsi="Cambria Math" w:cs="Cambria Math"/>
-          <w:lang w:eastAsia="en-IN"/>
-        </w:rPr>
-        <w:t xml:space="preserve"> </w:t>
-      </w:r>
-      <w:r>
-        <w:rPr>
-          <w:rFonts w:eastAsia="Times New Roman" w:cstheme="minorHAnsi"/>
-          <w:lang w:eastAsia="en-IN"/>
-        </w:rPr>
-        <w:t>B)</w:t>
-      </w:r>
-      <w:r>
-        <w:rPr>
-          <w:rFonts w:eastAsia="Times New Roman" w:cstheme="minorHAnsi"/>
-          <w:lang w:eastAsia="en-IN"/>
-        </w:rPr>
-        <w:t xml:space="preserve"> </w:t>
-      </w:r>
-      <w:r>
-        <w:rPr>
-          <w:rFonts w:eastAsia="Times New Roman" w:cstheme="minorHAnsi"/>
-          <w:lang w:eastAsia="en-IN"/>
-        </w:rPr>
-        <w:t>=</w:t>
-      </w:r>
-      <w:r>
-        <w:rPr>
-          <w:rFonts w:eastAsia="Times New Roman" w:cstheme="minorHAnsi"/>
-          <w:lang w:eastAsia="en-IN"/>
-        </w:rPr>
-        <w:t xml:space="preserve"> </w:t>
-      </w:r>
-      <w:r>
-        <w:rPr>
-          <w:rFonts w:eastAsia="Times New Roman" w:cstheme="minorHAnsi"/>
-          <w:lang w:eastAsia="en-IN"/>
-        </w:rPr>
-        <w:t>Number of transactions containing A</w:t>
-      </w:r>
-      <w:r>
-        <w:rPr>
-          <w:rFonts w:ascii="Cambria Math" w:eastAsia="Times New Roman" w:hAnsi="Cambria Math" w:cs="Cambria Math"/>
-          <w:lang w:eastAsia="en-IN"/>
-        </w:rPr>
-        <w:t>∪</w:t>
-      </w:r>
-      <w:r>
-        <w:rPr>
-          <w:rFonts w:eastAsia="Times New Roman" w:cstheme="minorHAnsi"/>
-          <w:lang w:eastAsia="en-IN"/>
-        </w:rPr>
-        <w:t>B</w:t>
-      </w:r>
-      <w:r>
-        <w:rPr>
-          <w:rFonts w:eastAsia="Times New Roman" w:cstheme="minorHAnsi"/>
-          <w:lang w:eastAsia="en-IN"/>
-        </w:rPr>
-        <w:t xml:space="preserve"> / </w:t>
-      </w:r>
-      <w:r>
-        <w:rPr>
-          <w:rFonts w:eastAsia="Times New Roman" w:cstheme="minorHAnsi"/>
-          <w:lang w:eastAsia="en-IN"/>
-        </w:rPr>
-        <w:t>Number of transactions containing A</w:t>
-      </w:r>
-    </w:p>
-    <w:p>
-      <w:pPr>
-        <w:spacing w:after="0" w:line="240" w:lineRule="auto"/>
-        <w:rPr>
-          <w:rFonts w:eastAsia="Times New Roman" w:cstheme="minorHAnsi"/>
-          <w:lang w:eastAsia="en-IN"/>
-        </w:rPr>
-      </w:pPr>
-      <w:r>
-        <w:rPr>
-          <w:rFonts w:eastAsia="Times New Roman" w:cstheme="minorHAnsi"/>
-          <w:b/>
-          <w:bCs/>
-          <w:lang w:eastAsia="en-IN"/>
-        </w:rPr>
-        <w:t>Interpretation:</w:t>
-      </w:r>
-      <w:r>
-        <w:rPr>
-          <w:rFonts w:eastAsia="Times New Roman" w:cstheme="minorHAnsi"/>
-          <w:lang w:eastAsia="en-IN"/>
-        </w:rPr>
-        <w:t xml:space="preserve"> </w:t>
-      </w:r>
-      <w:r>
-        <w:rPr>
-          <w:rFonts w:eastAsia="Times New Roman" w:cstheme="minorHAnsi"/>
-          <w:lang w:eastAsia="en-IN"/>
-        </w:rPr>
-        <w:t>A higher confidence implies that when AA occurs, BB is very likely to occur.</w:t>
-      </w:r>
-    </w:p>
-    <w:p>
-      <w:pPr>
-        <w:spacing w:before="100" w:beforeAutospacing="1" w:after="100" w:afterAutospacing="1" w:line="240" w:lineRule="auto"/>
-        <w:outlineLvl w:val="2"/>
-        <w:rPr>
-          <w:rFonts w:eastAsia="Times New Roman" w:cstheme="minorHAnsi"/>
-          <w:lang w:eastAsia="en-IN"/>
-        </w:rPr>
-      </w:pPr>
-      <w:r>
-        <w:rPr>
-          <w:rFonts w:eastAsia="Times New Roman" w:cstheme="minorHAnsi"/>
-          <w:b/>
-          <w:bCs/>
-          <w:lang w:eastAsia="en-IN"/>
-        </w:rPr>
-        <w:t>3. Lift</w:t>
-      </w:r>
-      <w:r>
-        <w:rPr>
-          <w:rFonts w:eastAsia="Times New Roman" w:cstheme="minorHAnsi"/>
-          <w:b/>
-          <w:bCs/>
-          <w:lang w:eastAsia="en-IN"/>
-        </w:rPr>
-        <w:t xml:space="preserve">: </w:t>
-      </w:r>
-      <w:r>
-        <w:rPr>
-          <w:rFonts w:eastAsia="Times New Roman" w:cstheme="minorHAnsi"/>
-          <w:lang w:eastAsia="en-IN"/>
-        </w:rPr>
-        <w:t>Lift measures how much more likely BB occurs with AA than if AA and BB were independent.</w:t>
-      </w:r>
-    </w:p>
-    <w:p>
-      <w:pPr>
-        <w:spacing w:after="0" w:line="240" w:lineRule="auto"/>
-        <w:rPr>
-          <w:rFonts w:eastAsia="Times New Roman" w:cstheme="minorHAnsi"/>
-          <w:lang w:eastAsia="en-IN"/>
-        </w:rPr>
-      </w:pPr>
-      <w:r>
-        <w:rPr>
-          <w:rFonts w:eastAsia="Times New Roman" w:cstheme="minorHAnsi"/>
-          <w:b/>
-          <w:bCs/>
-          <w:lang w:eastAsia="en-IN"/>
-        </w:rPr>
-        <w:t>Formula:</w:t>
-      </w:r>
-      <w:r>
-        <w:rPr>
-          <w:rFonts w:eastAsia="Times New Roman" w:cstheme="minorHAnsi"/>
-          <w:b/>
-          <w:bCs/>
-          <w:lang w:eastAsia="en-IN"/>
-        </w:rPr>
-        <w:t xml:space="preserve"> </w:t>
-      </w:r>
-      <w:r>
-        <w:rPr>
-          <w:rFonts w:eastAsia="Times New Roman" w:cstheme="minorHAnsi"/>
-          <w:lang w:eastAsia="en-IN"/>
-        </w:rPr>
-        <w:t>Lift(A</w:t>
-      </w:r>
-      <w:r>
-        <w:rPr>
-          <w:rFonts w:eastAsia="Times New Roman" w:cstheme="minorHAnsi"/>
-          <w:lang w:eastAsia="en-IN"/>
-        </w:rPr>
-        <w:t xml:space="preserve"> </w:t>
-      </w:r>
-      <w:r>
-        <w:rPr>
-          <w:rFonts w:ascii="Cambria Math" w:eastAsia="Times New Roman" w:hAnsi="Cambria Math" w:cs="Cambria Math"/>
-          <w:lang w:eastAsia="en-IN"/>
-        </w:rPr>
-        <w:t>⇒</w:t>
-      </w:r>
-      <w:r>
-        <w:rPr>
-          <w:rFonts w:ascii="Cambria Math" w:eastAsia="Times New Roman" w:hAnsi="Cambria Math" w:cs="Cambria Math"/>
-          <w:lang w:eastAsia="en-IN"/>
-        </w:rPr>
-        <w:t xml:space="preserve"> </w:t>
-      </w:r>
-      <w:r>
-        <w:rPr>
-          <w:rFonts w:eastAsia="Times New Roman" w:cstheme="minorHAnsi"/>
-          <w:lang w:eastAsia="en-IN"/>
-        </w:rPr>
-        <w:t>B)</w:t>
-      </w:r>
-      <w:r>
-        <w:rPr>
-          <w:rFonts w:eastAsia="Times New Roman" w:cstheme="minorHAnsi"/>
-          <w:lang w:eastAsia="en-IN"/>
-        </w:rPr>
-        <w:t xml:space="preserve"> </w:t>
-      </w:r>
-      <w:r>
-        <w:rPr>
-          <w:rFonts w:eastAsia="Times New Roman" w:cstheme="minorHAnsi"/>
-          <w:lang w:eastAsia="en-IN"/>
-        </w:rPr>
-        <w:t>=</w:t>
-      </w:r>
-      <w:r>
-        <w:rPr>
-          <w:rFonts w:eastAsia="Times New Roman" w:cstheme="minorHAnsi"/>
-          <w:lang w:eastAsia="en-IN"/>
-        </w:rPr>
-        <w:t xml:space="preserve"> </w:t>
-      </w:r>
-      <w:r>
-        <w:rPr>
-          <w:rFonts w:eastAsia="Times New Roman" w:cstheme="minorHAnsi"/>
-          <w:lang w:eastAsia="en-IN"/>
-        </w:rPr>
-        <w:t>Confidence(A</w:t>
-      </w:r>
-      <w:r>
-        <w:rPr>
-          <w:rFonts w:eastAsia="Times New Roman" w:cstheme="minorHAnsi"/>
-          <w:lang w:eastAsia="en-IN"/>
-        </w:rPr>
-        <w:t xml:space="preserve"> </w:t>
-      </w:r>
-      <w:r>
-        <w:rPr>
-          <w:rFonts w:ascii="Cambria Math" w:eastAsia="Times New Roman" w:hAnsi="Cambria Math" w:cs="Cambria Math"/>
-          <w:lang w:eastAsia="en-IN"/>
-        </w:rPr>
-        <w:t>⇒</w:t>
-      </w:r>
-      <w:r>
-        <w:rPr>
-          <w:rFonts w:ascii="Cambria Math" w:eastAsia="Times New Roman" w:hAnsi="Cambria Math" w:cs="Cambria Math"/>
-          <w:lang w:eastAsia="en-IN"/>
-        </w:rPr>
-        <w:t xml:space="preserve"> </w:t>
-      </w:r>
-      <w:r>
-        <w:rPr>
-          <w:rFonts w:eastAsia="Times New Roman" w:cstheme="minorHAnsi"/>
-          <w:lang w:eastAsia="en-IN"/>
-        </w:rPr>
-        <w:t>B)</w:t>
-      </w:r>
-      <w:r>
-        <w:rPr>
-          <w:rFonts w:eastAsia="Times New Roman" w:cstheme="minorHAnsi"/>
-          <w:lang w:eastAsia="en-IN"/>
-        </w:rPr>
-        <w:t xml:space="preserve"> / </w:t>
-      </w:r>
-      <w:r>
-        <w:rPr>
-          <w:rFonts w:eastAsia="Times New Roman" w:cstheme="minorHAnsi"/>
-          <w:lang w:eastAsia="en-IN"/>
-        </w:rPr>
-        <w:t xml:space="preserve">Support(B) </w:t>
-      </w:r>
-    </w:p>
-    <w:p>
-      <w:pPr>
-        <w:spacing w:after="0" w:line="240" w:lineRule="auto"/>
-        <w:rPr>
-          <w:rFonts w:eastAsia="Times New Roman" w:cstheme="minorHAnsi"/>
-          <w:lang w:eastAsia="en-IN"/>
-        </w:rPr>
-      </w:pPr>
-      <w:r>
-        <w:rPr>
-          <w:rFonts w:eastAsia="Times New Roman" w:cstheme="minorHAnsi"/>
-          <w:b/>
-          <w:bCs/>
-          <w:lang w:eastAsia="en-IN"/>
-        </w:rPr>
-        <w:t>Interpretation:</w:t>
-      </w:r>
-    </w:p>
-    <w:p>
-      <w:pPr>
-        <w:numPr>
-          <w:ilvl w:val="0"/>
-          <w:numId w:val="12"/>
-        </w:numPr>
-        <w:spacing w:after="0" w:line="240" w:lineRule="auto"/>
-        <w:rPr>
-          <w:rFonts w:eastAsia="Times New Roman" w:cstheme="minorHAnsi"/>
-          <w:lang w:eastAsia="en-IN"/>
-        </w:rPr>
-      </w:pPr>
-      <w:r>
-        <w:rPr>
-          <w:rFonts w:eastAsia="Times New Roman" w:cstheme="minorHAnsi"/>
-          <w:lang w:eastAsia="en-IN"/>
-        </w:rPr>
-        <w:t>Lift &gt; 1: Positive correlation between AA and BB (rule is useful)</w:t>
-      </w:r>
-    </w:p>
-    <w:p>
-      <w:pPr>
-        <w:numPr>
-          <w:ilvl w:val="0"/>
-          <w:numId w:val="12"/>
-        </w:numPr>
-        <w:spacing w:before="100" w:beforeAutospacing="1" w:after="100" w:afterAutospacing="1" w:line="240" w:lineRule="auto"/>
-        <w:rPr>
-          <w:rFonts w:eastAsia="Times New Roman" w:cstheme="minorHAnsi"/>
-          <w:lang w:eastAsia="en-IN"/>
-        </w:rPr>
-      </w:pPr>
-      <w:r>
-        <w:rPr>
-          <w:rFonts w:eastAsia="Times New Roman" w:cstheme="minorHAnsi"/>
-          <w:lang w:eastAsia="en-IN"/>
-        </w:rPr>
-        <w:t>Lift = 1: AA and BB are independent</w:t>
-      </w:r>
-    </w:p>
-    <w:p>
-      <w:pPr>
-        <w:numPr>
-          <w:ilvl w:val="0"/>
-          <w:numId w:val="12"/>
-        </w:numPr>
-        <w:spacing w:before="100" w:beforeAutospacing="1" w:after="100" w:afterAutospacing="1" w:line="240" w:lineRule="auto"/>
-        <w:rPr>
-          <w:rFonts w:eastAsia="Times New Roman" w:cstheme="minorHAnsi"/>
-          <w:lang w:eastAsia="en-IN"/>
-        </w:rPr>
-      </w:pPr>
-      <w:r>
-        <w:rPr>
-          <w:rFonts w:eastAsia="Times New Roman" w:cstheme="minorHAnsi"/>
-          <w:lang w:eastAsia="en-IN"/>
-        </w:rPr>
-        <w:t>Lift &lt; 1: Negative correlation (occurrence of AA reduces likelihood of BB)</w:t>
-      </w:r>
-    </w:p>
-    <w:p>
-      <w:pPr>
-        <w:spacing w:after="0" w:line="240" w:lineRule="auto"/>
-        <w:rPr>
-          <w:rFonts w:eastAsia="Times New Roman" w:cstheme="minorHAnsi"/>
-          <w:lang w:eastAsia="en-IN"/>
-        </w:rPr>
-      </w:pPr>
-      <w:r>
-        <w:rPr>
-          <w:rFonts w:eastAsia="Times New Roman" w:cstheme="minorHAnsi"/>
-          <w:lang w:eastAsia="en-IN"/>
-        </w:rPr>
-        <w:pict>
-          <v:rect id="_x0000_i1031" style="width:0;height:1.5pt" o:hralign="center" o:hrstd="t" o:hr="t" fillcolor="#a0a0a0" stroked="f"/>
-        </w:pict>
-      </w:r>
-    </w:p>
-    <w:p>
-      <w:pPr>
-        <w:spacing w:after="0" w:line="240" w:lineRule="auto"/>
-        <w:rPr>
-          <w:rFonts w:eastAsia="Times New Roman" w:cstheme="minorHAnsi"/>
-          <w:b/>
-          <w:bCs/>
-          <w:u w:val="single"/>
-          <w:lang w:eastAsia="en-IN"/>
-        </w:rPr>
-      </w:pPr>
-      <w:r>
-        <w:rPr>
-          <w:rFonts w:eastAsia="Times New Roman" w:cstheme="minorHAnsi"/>
-          <w:b/>
-          <w:bCs/>
-          <w:highlight w:val="yellow"/>
-          <w:u w:val="single"/>
-          <w:lang w:eastAsia="en-IN"/>
-        </w:rPr>
-        <w:t xml:space="preserve">Q7. Compare and Contrast FP-Growth and </w:t>
+          <w:sz w:val="16"/>
+          <w:szCs w:val="16"/>
+          <w:highlight w:val="cyan"/>
+          <w:lang w:eastAsia="en-IN"/>
+        </w:rPr>
+        <w:t xml:space="preserve">-growth, éclat, </w:t>
       </w:r>
       <w:proofErr w:type="spellStart"/>
       <w:r>
         <w:rPr>
-          <w:rFonts w:eastAsia="Times New Roman" w:cstheme="minorHAnsi"/>
-          <w:b/>
-          <w:bCs/>
-          <w:highlight w:val="yellow"/>
-          <w:u w:val="single"/>
-          <w:lang w:eastAsia="en-IN"/>
-        </w:rPr>
-        <w:t>Apriori</w:t>
+          <w:sz w:val="16"/>
+          <w:szCs w:val="16"/>
+          <w:highlight w:val="cyan"/>
+          <w:lang w:eastAsia="en-IN"/>
+        </w:rPr>
+        <w:t>fp</w:t>
       </w:r>
       <w:proofErr w:type="spellEnd"/>
       <w:r>
         <w:rPr>
-          <w:rFonts w:eastAsia="Times New Roman" w:cstheme="minorHAnsi"/>
-          <w:b/>
-          <w:bCs/>
-          <w:highlight w:val="yellow"/>
-          <w:u w:val="single"/>
-          <w:lang w:eastAsia="en-IN"/>
-        </w:rPr>
-        <w:t xml:space="preserve"> Algorithm</w:t>
-      </w:r>
-    </w:p>
-    <w:p>
-      <w:pPr>
-        <w:spacing w:after="0" w:line="240" w:lineRule="auto"/>
-        <w:rPr>
-          <w:rFonts w:eastAsia="Times New Roman" w:cstheme="minorHAnsi"/>
-          <w:lang w:eastAsia="en-IN"/>
-        </w:rPr>
-      </w:pPr>
-    </w:p>
-    <w:tbl>
-      <w:tblPr>
-        <w:tblStyle w:val="TableGrid"/>
-        <w:tblW w:w="0" w:type="auto"/>
-        <w:tblLook w:val="04A0" w:firstRow="1" w:lastRow="0" w:firstColumn="1" w:lastColumn="0" w:noHBand="0" w:noVBand="1"/>
-      </w:tblPr>
-      <w:tblGrid>
-        <w:gridCol w:w="2400"/>
-        <w:gridCol w:w="4268"/>
-        <w:gridCol w:w="4014"/>
-      </w:tblGrid>
-      <w:tr>
-        <w:tc>
-          <w:tcPr>
-            <w:tcW w:w="0" w:type="auto"/>
-            <w:hideMark/>
-          </w:tcPr>
-          <w:p>
-            <w:pPr>
-              <w:jc w:val="center"/>
-              <w:rPr>
-                <w:rFonts w:eastAsia="Times New Roman" w:cstheme="minorHAnsi"/>
-                <w:b/>
-                <w:bCs/>
-                <w:lang w:eastAsia="en-IN"/>
-              </w:rPr>
-            </w:pPr>
-            <w:r>
-              <w:rPr>
-                <w:rFonts w:eastAsia="Times New Roman" w:cstheme="minorHAnsi"/>
-                <w:b/>
-                <w:bCs/>
-                <w:lang w:eastAsia="en-IN"/>
-              </w:rPr>
-              <w:t>Criteria</w:t>
-            </w:r>
-          </w:p>
-        </w:tc>
-        <w:tc>
-          <w:tcPr>
-            <w:tcW w:w="0" w:type="auto"/>
-            <w:hideMark/>
-          </w:tcPr>
-          <w:p>
-            <w:pPr>
-              <w:jc w:val="center"/>
-              <w:rPr>
-                <w:rFonts w:eastAsia="Times New Roman" w:cstheme="minorHAnsi"/>
-                <w:b/>
-                <w:bCs/>
-                <w:lang w:eastAsia="en-IN"/>
-              </w:rPr>
-            </w:pPr>
-            <w:r>
-              <w:rPr>
-                <w:rFonts w:eastAsia="Times New Roman" w:cstheme="minorHAnsi"/>
-                <w:b/>
-                <w:bCs/>
-                <w:lang w:eastAsia="en-IN"/>
-              </w:rPr>
-              <w:t>FP-Growth Algorithm</w:t>
-            </w:r>
-          </w:p>
-        </w:tc>
-        <w:tc>
-          <w:tcPr>
-            <w:tcW w:w="0" w:type="auto"/>
-            <w:hideMark/>
-          </w:tcPr>
-          <w:p>
-            <w:pPr>
-              <w:jc w:val="center"/>
-              <w:rPr>
-                <w:rFonts w:eastAsia="Times New Roman" w:cstheme="minorHAnsi"/>
-                <w:b/>
-                <w:bCs/>
-                <w:lang w:eastAsia="en-IN"/>
-              </w:rPr>
-            </w:pPr>
-            <w:proofErr w:type="spellStart"/>
-            <w:r>
-              <w:rPr>
-                <w:rFonts w:eastAsia="Times New Roman" w:cstheme="minorHAnsi"/>
-                <w:b/>
-                <w:bCs/>
-                <w:lang w:eastAsia="en-IN"/>
-              </w:rPr>
-              <w:t>Apriori</w:t>
-            </w:r>
-            <w:proofErr w:type="spellEnd"/>
-            <w:r>
-              <w:rPr>
-                <w:rFonts w:eastAsia="Times New Roman" w:cstheme="minorHAnsi"/>
-                <w:b/>
-                <w:bCs/>
-                <w:lang w:eastAsia="en-IN"/>
-              </w:rPr>
-              <w:t xml:space="preserve"> Algorithm</w:t>
-            </w:r>
-          </w:p>
-        </w:tc>
-      </w:tr>
-      <w:tr>
-        <w:tc>
-          <w:tcPr>
-            <w:tcW w:w="0" w:type="auto"/>
-            <w:hideMark/>
-          </w:tcPr>
-          <w:p>
-            <w:pPr>
-              <w:rPr>
-                <w:rFonts w:eastAsia="Times New Roman" w:cstheme="minorHAnsi"/>
-                <w:lang w:eastAsia="en-IN"/>
-              </w:rPr>
-            </w:pPr>
-            <w:r>
-              <w:rPr>
-                <w:rFonts w:eastAsia="Times New Roman" w:cstheme="minorHAnsi"/>
-                <w:b/>
-                <w:bCs/>
-                <w:lang w:eastAsia="en-IN"/>
-              </w:rPr>
-              <w:t>Approach</w:t>
-            </w:r>
-          </w:p>
-        </w:tc>
-        <w:tc>
-          <w:tcPr>
-            <w:tcW w:w="0" w:type="auto"/>
-            <w:hideMark/>
-          </w:tcPr>
-          <w:p>
-            <w:pPr>
-              <w:rPr>
-                <w:rFonts w:eastAsia="Times New Roman" w:cstheme="minorHAnsi"/>
-                <w:lang w:eastAsia="en-IN"/>
-              </w:rPr>
-            </w:pPr>
-            <w:r>
-              <w:rPr>
-                <w:rFonts w:eastAsia="Times New Roman" w:cstheme="minorHAnsi"/>
-                <w:lang w:eastAsia="en-IN"/>
-              </w:rPr>
-              <w:t>Uses a compact data structure called FP-Tree to store data</w:t>
-            </w:r>
-          </w:p>
-        </w:tc>
-        <w:tc>
-          <w:tcPr>
-            <w:tcW w:w="0" w:type="auto"/>
-            <w:hideMark/>
-          </w:tcPr>
-          <w:p>
-            <w:pPr>
-              <w:rPr>
-                <w:rFonts w:eastAsia="Times New Roman" w:cstheme="minorHAnsi"/>
-                <w:lang w:eastAsia="en-IN"/>
-              </w:rPr>
-            </w:pPr>
-            <w:r>
-              <w:rPr>
-                <w:rFonts w:eastAsia="Times New Roman" w:cstheme="minorHAnsi"/>
-                <w:lang w:eastAsia="en-IN"/>
-              </w:rPr>
-              <w:t xml:space="preserve">Generates candidate </w:t>
-            </w:r>
-            <w:proofErr w:type="spellStart"/>
-            <w:r>
-              <w:rPr>
-                <w:rFonts w:eastAsia="Times New Roman" w:cstheme="minorHAnsi"/>
-                <w:lang w:eastAsia="en-IN"/>
-              </w:rPr>
-              <w:t>itemsets</w:t>
-            </w:r>
-            <w:proofErr w:type="spellEnd"/>
-            <w:r>
-              <w:rPr>
-                <w:rFonts w:eastAsia="Times New Roman" w:cstheme="minorHAnsi"/>
-                <w:lang w:eastAsia="en-IN"/>
-              </w:rPr>
-              <w:t xml:space="preserve"> level-wise</w:t>
-            </w:r>
-          </w:p>
-        </w:tc>
-      </w:tr>
-      <w:tr>
-        <w:tc>
-          <w:tcPr>
-            <w:tcW w:w="0" w:type="auto"/>
-            <w:hideMark/>
-          </w:tcPr>
-          <w:p>
-            <w:pPr>
-              <w:rPr>
-                <w:rFonts w:eastAsia="Times New Roman" w:cstheme="minorHAnsi"/>
-                <w:lang w:eastAsia="en-IN"/>
-              </w:rPr>
-            </w:pPr>
-            <w:r>
-              <w:rPr>
-                <w:rFonts w:eastAsia="Times New Roman" w:cstheme="minorHAnsi"/>
-                <w:b/>
-                <w:bCs/>
-                <w:lang w:eastAsia="en-IN"/>
-              </w:rPr>
-              <w:t>Candidate Generation</w:t>
-            </w:r>
-          </w:p>
-        </w:tc>
-        <w:tc>
-          <w:tcPr>
-            <w:tcW w:w="0" w:type="auto"/>
-            <w:hideMark/>
-          </w:tcPr>
-          <w:p>
-            <w:pPr>
-              <w:rPr>
-                <w:rFonts w:eastAsia="Times New Roman" w:cstheme="minorHAnsi"/>
-                <w:lang w:eastAsia="en-IN"/>
-              </w:rPr>
-            </w:pPr>
-            <w:r>
-              <w:rPr>
-                <w:rFonts w:eastAsia="Times New Roman" w:cstheme="minorHAnsi"/>
-                <w:lang w:eastAsia="en-IN"/>
-              </w:rPr>
-              <w:t xml:space="preserve">Does </w:t>
-            </w:r>
-            <w:r>
-              <w:rPr>
-                <w:rFonts w:eastAsia="Times New Roman" w:cstheme="minorHAnsi"/>
-                <w:b/>
-                <w:bCs/>
-                <w:lang w:eastAsia="en-IN"/>
-              </w:rPr>
-              <w:t>not</w:t>
-            </w:r>
-            <w:r>
-              <w:rPr>
-                <w:rFonts w:eastAsia="Times New Roman" w:cstheme="minorHAnsi"/>
-                <w:lang w:eastAsia="en-IN"/>
-              </w:rPr>
-              <w:t xml:space="preserve"> generate candidate </w:t>
-            </w:r>
-            <w:proofErr w:type="spellStart"/>
-            <w:r>
-              <w:rPr>
-                <w:rFonts w:eastAsia="Times New Roman" w:cstheme="minorHAnsi"/>
-                <w:lang w:eastAsia="en-IN"/>
-              </w:rPr>
-              <w:t>itemsets</w:t>
-            </w:r>
-            <w:proofErr w:type="spellEnd"/>
-            <w:r>
-              <w:rPr>
-                <w:rFonts w:eastAsia="Times New Roman" w:cstheme="minorHAnsi"/>
-                <w:lang w:eastAsia="en-IN"/>
-              </w:rPr>
-              <w:t xml:space="preserve"> explicitly</w:t>
-            </w:r>
-          </w:p>
-        </w:tc>
-        <w:tc>
-          <w:tcPr>
-            <w:tcW w:w="0" w:type="auto"/>
-            <w:hideMark/>
-          </w:tcPr>
-          <w:p>
-            <w:pPr>
-              <w:rPr>
-                <w:rFonts w:eastAsia="Times New Roman" w:cstheme="minorHAnsi"/>
-                <w:lang w:eastAsia="en-IN"/>
-              </w:rPr>
-            </w:pPr>
-            <w:r>
-              <w:rPr>
-                <w:rFonts w:eastAsia="Times New Roman" w:cstheme="minorHAnsi"/>
-                <w:lang w:eastAsia="en-IN"/>
-              </w:rPr>
-              <w:t xml:space="preserve">Generates large sets of candidate </w:t>
-            </w:r>
-            <w:proofErr w:type="spellStart"/>
-            <w:r>
-              <w:rPr>
-                <w:rFonts w:eastAsia="Times New Roman" w:cstheme="minorHAnsi"/>
-                <w:lang w:eastAsia="en-IN"/>
-              </w:rPr>
-              <w:t>itemsets</w:t>
-            </w:r>
-            <w:proofErr w:type="spellEnd"/>
-          </w:p>
-        </w:tc>
-      </w:tr>
-      <w:tr>
-        <w:tc>
-          <w:tcPr>
-            <w:tcW w:w="0" w:type="auto"/>
-            <w:hideMark/>
-          </w:tcPr>
-          <w:p>
-            <w:pPr>
-              <w:rPr>
-                <w:rFonts w:eastAsia="Times New Roman" w:cstheme="minorHAnsi"/>
-                <w:lang w:eastAsia="en-IN"/>
-              </w:rPr>
-            </w:pPr>
-            <w:r>
-              <w:rPr>
-                <w:rFonts w:eastAsia="Times New Roman" w:cstheme="minorHAnsi"/>
-                <w:b/>
-                <w:bCs/>
-                <w:lang w:eastAsia="en-IN"/>
-              </w:rPr>
-              <w:t>Database Scans</w:t>
-            </w:r>
-          </w:p>
-        </w:tc>
-        <w:tc>
-          <w:tcPr>
-            <w:tcW w:w="0" w:type="auto"/>
-            <w:hideMark/>
-          </w:tcPr>
-          <w:p>
-            <w:pPr>
-              <w:rPr>
-                <w:rFonts w:eastAsia="Times New Roman" w:cstheme="minorHAnsi"/>
-                <w:lang w:eastAsia="en-IN"/>
-              </w:rPr>
-            </w:pPr>
-            <w:r>
-              <w:rPr>
-                <w:rFonts w:eastAsia="Times New Roman" w:cstheme="minorHAnsi"/>
-                <w:lang w:eastAsia="en-IN"/>
-              </w:rPr>
-              <w:t xml:space="preserve">Requires </w:t>
-            </w:r>
-            <w:r>
-              <w:rPr>
-                <w:rFonts w:eastAsia="Times New Roman" w:cstheme="minorHAnsi"/>
-                <w:b/>
-                <w:bCs/>
-                <w:lang w:eastAsia="en-IN"/>
-              </w:rPr>
-              <w:t>two scans</w:t>
-            </w:r>
-            <w:r>
-              <w:rPr>
-                <w:rFonts w:eastAsia="Times New Roman" w:cstheme="minorHAnsi"/>
-                <w:lang w:eastAsia="en-IN"/>
-              </w:rPr>
-              <w:t xml:space="preserve"> of the database</w:t>
-            </w:r>
-          </w:p>
-        </w:tc>
-        <w:tc>
-          <w:tcPr>
-            <w:tcW w:w="0" w:type="auto"/>
-            <w:hideMark/>
-          </w:tcPr>
-          <w:p>
-            <w:pPr>
-              <w:rPr>
-                <w:rFonts w:eastAsia="Times New Roman" w:cstheme="minorHAnsi"/>
-                <w:lang w:eastAsia="en-IN"/>
-              </w:rPr>
-            </w:pPr>
-            <w:r>
-              <w:rPr>
-                <w:rFonts w:eastAsia="Times New Roman" w:cstheme="minorHAnsi"/>
-                <w:lang w:eastAsia="en-IN"/>
-              </w:rPr>
-              <w:t xml:space="preserve">Requires multiple scans, one for each level of </w:t>
-            </w:r>
-            <w:proofErr w:type="spellStart"/>
-            <w:r>
-              <w:rPr>
-                <w:rFonts w:eastAsia="Times New Roman" w:cstheme="minorHAnsi"/>
-                <w:lang w:eastAsia="en-IN"/>
-              </w:rPr>
-              <w:t>itemsets</w:t>
-            </w:r>
-            <w:proofErr w:type="spellEnd"/>
-          </w:p>
-        </w:tc>
-      </w:tr>
-      <w:tr>
-        <w:tc>
-          <w:tcPr>
-            <w:tcW w:w="0" w:type="auto"/>
-            <w:hideMark/>
-          </w:tcPr>
-          <w:p>
-            <w:pPr>
-              <w:rPr>
-                <w:rFonts w:eastAsia="Times New Roman" w:cstheme="minorHAnsi"/>
-                <w:lang w:eastAsia="en-IN"/>
-              </w:rPr>
-            </w:pPr>
-            <w:r>
-              <w:rPr>
-                <w:rFonts w:eastAsia="Times New Roman" w:cstheme="minorHAnsi"/>
-                <w:b/>
-                <w:bCs/>
-                <w:lang w:eastAsia="en-IN"/>
-              </w:rPr>
-              <w:t>Data Representation</w:t>
-            </w:r>
-          </w:p>
-        </w:tc>
-        <w:tc>
-          <w:tcPr>
-            <w:tcW w:w="0" w:type="auto"/>
-            <w:hideMark/>
-          </w:tcPr>
-          <w:p>
-            <w:pPr>
-              <w:rPr>
-                <w:rFonts w:eastAsia="Times New Roman" w:cstheme="minorHAnsi"/>
-                <w:lang w:eastAsia="en-IN"/>
-              </w:rPr>
-            </w:pPr>
-            <w:r>
-              <w:rPr>
-                <w:rFonts w:eastAsia="Times New Roman" w:cstheme="minorHAnsi"/>
-                <w:lang w:eastAsia="en-IN"/>
-              </w:rPr>
-              <w:t xml:space="preserve">Uses </w:t>
-            </w:r>
-            <w:r>
-              <w:rPr>
-                <w:rFonts w:eastAsia="Times New Roman" w:cstheme="minorHAnsi"/>
-                <w:b/>
-                <w:bCs/>
-                <w:lang w:eastAsia="en-IN"/>
-              </w:rPr>
-              <w:t>vertical tree</w:t>
-            </w:r>
-            <w:r>
-              <w:rPr>
-                <w:rFonts w:eastAsia="Times New Roman" w:cstheme="minorHAnsi"/>
-                <w:lang w:eastAsia="en-IN"/>
-              </w:rPr>
-              <w:t xml:space="preserve"> structure to compress transactions</w:t>
-            </w:r>
-          </w:p>
-        </w:tc>
-        <w:tc>
-          <w:tcPr>
-            <w:tcW w:w="0" w:type="auto"/>
-            <w:hideMark/>
-          </w:tcPr>
-          <w:p>
-            <w:pPr>
-              <w:rPr>
-                <w:rFonts w:eastAsia="Times New Roman" w:cstheme="minorHAnsi"/>
-                <w:lang w:eastAsia="en-IN"/>
-              </w:rPr>
-            </w:pPr>
-            <w:r>
-              <w:rPr>
-                <w:rFonts w:eastAsia="Times New Roman" w:cstheme="minorHAnsi"/>
-                <w:lang w:eastAsia="en-IN"/>
-              </w:rPr>
-              <w:t>Uses horizontal transaction list</w:t>
-            </w:r>
-          </w:p>
-        </w:tc>
-      </w:tr>
-      <w:tr>
-        <w:tc>
-          <w:tcPr>
-            <w:tcW w:w="0" w:type="auto"/>
-            <w:hideMark/>
-          </w:tcPr>
-          <w:p>
-            <w:pPr>
-              <w:rPr>
-                <w:rFonts w:eastAsia="Times New Roman" w:cstheme="minorHAnsi"/>
-                <w:lang w:eastAsia="en-IN"/>
-              </w:rPr>
-            </w:pPr>
-            <w:r>
-              <w:rPr>
-                <w:rFonts w:eastAsia="Times New Roman" w:cstheme="minorHAnsi"/>
-                <w:b/>
-                <w:bCs/>
-                <w:lang w:eastAsia="en-IN"/>
-              </w:rPr>
-              <w:t>Efficiency</w:t>
-            </w:r>
-          </w:p>
-        </w:tc>
-        <w:tc>
-          <w:tcPr>
-            <w:tcW w:w="0" w:type="auto"/>
-            <w:hideMark/>
-          </w:tcPr>
-          <w:p>
-            <w:pPr>
-              <w:rPr>
-                <w:rFonts w:eastAsia="Times New Roman" w:cstheme="minorHAnsi"/>
-                <w:lang w:eastAsia="en-IN"/>
-              </w:rPr>
-            </w:pPr>
-            <w:r>
-              <w:rPr>
-                <w:rFonts w:eastAsia="Times New Roman" w:cstheme="minorHAnsi"/>
-                <w:lang w:eastAsia="en-IN"/>
-              </w:rPr>
-              <w:t>More efficient and faster, especially for large datasets</w:t>
-            </w:r>
-          </w:p>
-        </w:tc>
-        <w:tc>
-          <w:tcPr>
-            <w:tcW w:w="0" w:type="auto"/>
-            <w:hideMark/>
-          </w:tcPr>
-          <w:p>
-            <w:pPr>
-              <w:rPr>
-                <w:rFonts w:eastAsia="Times New Roman" w:cstheme="minorHAnsi"/>
-                <w:lang w:eastAsia="en-IN"/>
-              </w:rPr>
-            </w:pPr>
-            <w:r>
-              <w:rPr>
-                <w:rFonts w:eastAsia="Times New Roman" w:cstheme="minorHAnsi"/>
-                <w:lang w:eastAsia="en-IN"/>
-              </w:rPr>
-              <w:t>Less efficient, slower with large or dense datasets</w:t>
-            </w:r>
-          </w:p>
-        </w:tc>
-      </w:tr>
-      <w:tr>
-        <w:tc>
-          <w:tcPr>
-            <w:tcW w:w="0" w:type="auto"/>
-            <w:hideMark/>
-          </w:tcPr>
-          <w:p>
-            <w:pPr>
-              <w:rPr>
-                <w:rFonts w:eastAsia="Times New Roman" w:cstheme="minorHAnsi"/>
-                <w:lang w:eastAsia="en-IN"/>
-              </w:rPr>
-            </w:pPr>
-            <w:r>
-              <w:rPr>
-                <w:rFonts w:eastAsia="Times New Roman" w:cstheme="minorHAnsi"/>
-                <w:b/>
-                <w:bCs/>
-                <w:lang w:eastAsia="en-IN"/>
-              </w:rPr>
-              <w:t>Memory Usage</w:t>
-            </w:r>
-          </w:p>
-        </w:tc>
-        <w:tc>
-          <w:tcPr>
-            <w:tcW w:w="0" w:type="auto"/>
-            <w:hideMark/>
-          </w:tcPr>
-          <w:p>
-            <w:pPr>
-              <w:rPr>
-                <w:rFonts w:eastAsia="Times New Roman" w:cstheme="minorHAnsi"/>
-                <w:lang w:eastAsia="en-IN"/>
-              </w:rPr>
-            </w:pPr>
-            <w:r>
-              <w:rPr>
-                <w:rFonts w:eastAsia="Times New Roman" w:cstheme="minorHAnsi"/>
-                <w:lang w:eastAsia="en-IN"/>
-              </w:rPr>
-              <w:t>Uses more memory to store FP-Tree but less for candidate sets</w:t>
-            </w:r>
-          </w:p>
-        </w:tc>
-        <w:tc>
-          <w:tcPr>
-            <w:tcW w:w="0" w:type="auto"/>
-            <w:hideMark/>
-          </w:tcPr>
-          <w:p>
-            <w:pPr>
-              <w:rPr>
-                <w:rFonts w:eastAsia="Times New Roman" w:cstheme="minorHAnsi"/>
-                <w:lang w:eastAsia="en-IN"/>
-              </w:rPr>
-            </w:pPr>
-            <w:r>
-              <w:rPr>
-                <w:rFonts w:eastAsia="Times New Roman" w:cstheme="minorHAnsi"/>
-                <w:lang w:eastAsia="en-IN"/>
-              </w:rPr>
-              <w:t>Uses more memory for storing and counting candidate sets</w:t>
-            </w:r>
-          </w:p>
-        </w:tc>
-      </w:tr>
-      <w:tr>
-        <w:tc>
-          <w:tcPr>
-            <w:tcW w:w="0" w:type="auto"/>
-            <w:hideMark/>
-          </w:tcPr>
-          <w:p>
-            <w:pPr>
-              <w:rPr>
-                <w:rFonts w:eastAsia="Times New Roman" w:cstheme="minorHAnsi"/>
-                <w:lang w:eastAsia="en-IN"/>
-              </w:rPr>
-            </w:pPr>
-            <w:r>
-              <w:rPr>
-                <w:rFonts w:eastAsia="Times New Roman" w:cstheme="minorHAnsi"/>
-                <w:b/>
-                <w:bCs/>
-                <w:lang w:eastAsia="en-IN"/>
-              </w:rPr>
-              <w:t>Handling of Long Patterns</w:t>
-            </w:r>
-          </w:p>
-        </w:tc>
-        <w:tc>
-          <w:tcPr>
-            <w:tcW w:w="0" w:type="auto"/>
-            <w:hideMark/>
-          </w:tcPr>
-          <w:p>
-            <w:pPr>
-              <w:rPr>
-                <w:rFonts w:eastAsia="Times New Roman" w:cstheme="minorHAnsi"/>
-                <w:lang w:eastAsia="en-IN"/>
-              </w:rPr>
-            </w:pPr>
-            <w:r>
-              <w:rPr>
-                <w:rFonts w:eastAsia="Times New Roman" w:cstheme="minorHAnsi"/>
-                <w:lang w:eastAsia="en-IN"/>
-              </w:rPr>
-              <w:t>Efficient with long frequent patterns</w:t>
-            </w:r>
-          </w:p>
-        </w:tc>
-        <w:tc>
-          <w:tcPr>
-            <w:tcW w:w="0" w:type="auto"/>
-            <w:hideMark/>
-          </w:tcPr>
-          <w:p>
-            <w:pPr>
-              <w:rPr>
-                <w:rFonts w:eastAsia="Times New Roman" w:cstheme="minorHAnsi"/>
-                <w:lang w:eastAsia="en-IN"/>
-              </w:rPr>
-            </w:pPr>
-            <w:r>
-              <w:rPr>
-                <w:rFonts w:eastAsia="Times New Roman" w:cstheme="minorHAnsi"/>
-                <w:lang w:eastAsia="en-IN"/>
-              </w:rPr>
-              <w:t>Struggles with long frequent patterns</w:t>
-            </w:r>
-          </w:p>
-        </w:tc>
-      </w:tr>
-      <w:tr>
-        <w:tc>
-          <w:tcPr>
-            <w:tcW w:w="0" w:type="auto"/>
-            <w:hideMark/>
-          </w:tcPr>
-          <w:p>
-            <w:pPr>
-              <w:rPr>
-                <w:rFonts w:eastAsia="Times New Roman" w:cstheme="minorHAnsi"/>
-                <w:lang w:eastAsia="en-IN"/>
-              </w:rPr>
-            </w:pPr>
-            <w:r>
-              <w:rPr>
-                <w:rFonts w:eastAsia="Times New Roman" w:cstheme="minorHAnsi"/>
-                <w:b/>
-                <w:bCs/>
-                <w:lang w:eastAsia="en-IN"/>
-              </w:rPr>
-              <w:t>Implementation Complexity</w:t>
-            </w:r>
-          </w:p>
-        </w:tc>
-        <w:tc>
-          <w:tcPr>
-            <w:tcW w:w="0" w:type="auto"/>
-            <w:hideMark/>
-          </w:tcPr>
-          <w:p>
-            <w:pPr>
-              <w:rPr>
-                <w:rFonts w:eastAsia="Times New Roman" w:cstheme="minorHAnsi"/>
-                <w:lang w:eastAsia="en-IN"/>
-              </w:rPr>
-            </w:pPr>
-            <w:r>
-              <w:rPr>
-                <w:rFonts w:eastAsia="Times New Roman" w:cstheme="minorHAnsi"/>
-                <w:lang w:eastAsia="en-IN"/>
-              </w:rPr>
-              <w:t>More complex due to tree construction and recursive mining</w:t>
-            </w:r>
-          </w:p>
-        </w:tc>
-        <w:tc>
-          <w:tcPr>
-            <w:tcW w:w="0" w:type="auto"/>
-            <w:hideMark/>
-          </w:tcPr>
-          <w:p>
-            <w:pPr>
-              <w:rPr>
-                <w:rFonts w:eastAsia="Times New Roman" w:cstheme="minorHAnsi"/>
-                <w:lang w:eastAsia="en-IN"/>
-              </w:rPr>
-            </w:pPr>
-            <w:r>
-              <w:rPr>
-                <w:rFonts w:eastAsia="Times New Roman" w:cstheme="minorHAnsi"/>
-                <w:lang w:eastAsia="en-IN"/>
-              </w:rPr>
-              <w:t>Relatively simpler to implement</w:t>
-            </w:r>
-          </w:p>
-        </w:tc>
-      </w:tr>
-    </w:tbl>
-    <w:p>
-      <w:pPr>
-        <w:numPr>
-          <w:ilvl w:val="0"/>
-          <w:numId w:val="15"/>
-        </w:numPr>
-        <w:spacing w:before="100" w:beforeAutospacing="1" w:after="100" w:afterAutospacing="1" w:line="240" w:lineRule="auto"/>
-        <w:rPr>
-          <w:rFonts w:eastAsia="Times New Roman" w:cstheme="minorHAnsi"/>
-          <w:lang w:eastAsia="en-IN"/>
-        </w:rPr>
-      </w:pPr>
-      <w:r>
-        <w:rPr>
-          <w:rFonts w:eastAsia="Times New Roman" w:cstheme="minorHAnsi"/>
-          <w:b/>
-          <w:bCs/>
-          <w:lang w:eastAsia="en-IN"/>
-        </w:rPr>
-        <w:t>FP-Growth</w:t>
-      </w:r>
-      <w:r>
-        <w:rPr>
-          <w:rFonts w:eastAsia="Times New Roman" w:cstheme="minorHAnsi"/>
-          <w:lang w:eastAsia="en-IN"/>
-        </w:rPr>
-        <w:t xml:space="preserve"> is more scalable and efficient for large datasets as it avoids candidate generation by using a compact tree structure.</w:t>
-      </w:r>
-    </w:p>
-    <w:p>
-      <w:pPr>
-        <w:numPr>
-          <w:ilvl w:val="0"/>
-          <w:numId w:val="15"/>
-        </w:numPr>
-        <w:spacing w:before="100" w:beforeAutospacing="1" w:after="100" w:afterAutospacing="1" w:line="240" w:lineRule="auto"/>
-        <w:rPr>
-          <w:rFonts w:eastAsia="Times New Roman" w:cstheme="minorHAnsi"/>
-          <w:lang w:eastAsia="en-IN"/>
-        </w:rPr>
-      </w:pPr>
-      <w:proofErr w:type="spellStart"/>
-      <w:r>
-        <w:rPr>
-          <w:rFonts w:eastAsia="Times New Roman" w:cstheme="minorHAnsi"/>
-          <w:b/>
-          <w:bCs/>
-          <w:lang w:eastAsia="en-IN"/>
-        </w:rPr>
-        <w:t>Apriori</w:t>
-      </w:r>
-      <w:proofErr w:type="spellEnd"/>
-      <w:r>
-        <w:rPr>
-          <w:rFonts w:eastAsia="Times New Roman" w:cstheme="minorHAnsi"/>
-          <w:lang w:eastAsia="en-IN"/>
-        </w:rPr>
-        <w:t xml:space="preserve"> is easier to understand but can be computationally expensive due to repeated candidate generation and database scanning.</w:t>
-      </w:r>
-    </w:p>
-    <w:p>
-      <w:pPr>
-        <w:spacing w:after="0" w:line="240" w:lineRule="auto"/>
-        <w:rPr>
-          <w:rFonts w:eastAsia="Times New Roman" w:cstheme="minorHAnsi"/>
-          <w:lang w:eastAsia="en-IN"/>
-        </w:rPr>
-      </w:pPr>
-      <w:r>
-        <w:rPr>
-          <w:lang w:eastAsia="en-IN"/>
-        </w:rPr>
-        <w:pict>
-          <v:rect id="_x0000_i1032" style="width:0;height:1.5pt" o:hralign="center" o:hrstd="t" o:hr="t" fillcolor="#a0a0a0" stroked="f"/>
-        </w:pict>
-      </w:r>
-      <w:bookmarkStart w:id="0" w:name="_GoBack"/>
-      <w:bookmarkEnd w:id="0"/>
+          <w:sz w:val="16"/>
+          <w:szCs w:val="16"/>
+          <w:highlight w:val="cyan"/>
+          <w:lang w:eastAsia="en-IN"/>
+        </w:rPr>
+        <w:t xml:space="preserve"> mining, </w:t>
+      </w:r>
+      <w:proofErr w:type="gramStart"/>
+      <w:r>
+        <w:rPr>
+          <w:rFonts w:eastAsia="Times New Roman" w:cstheme="minorHAnsi"/>
+          <w:sz w:val="16"/>
+          <w:szCs w:val="16"/>
+          <w:highlight w:val="cyan"/>
+          <w:lang w:eastAsia="en-IN"/>
+        </w:rPr>
+        <w:t>candidate</w:t>
+      </w:r>
+      <w:proofErr w:type="gramEnd"/>
+      <w:r>
+        <w:rPr>
+          <w:rFonts w:eastAsia="Times New Roman" w:cstheme="minorHAnsi"/>
+          <w:sz w:val="16"/>
+          <w:szCs w:val="16"/>
+          <w:highlight w:val="cyan"/>
+          <w:lang w:eastAsia="en-IN"/>
+        </w:rPr>
+        <w:t xml:space="preserve"> generation? Apriori</w:t>
+      </w:r>
     </w:p>
     <w:sectPr>
       <w:pgSz w:w="11906" w:h="16838" w:code="9"/>
@@ -7106,7 +5520,7 @@
         <w:bottom w:val="single" w:sz="4" w:space="24" w:color="auto"/>
         <w:right w:val="single" w:sz="4" w:space="24" w:color="auto"/>
       </w:pgBorders>
-      <w:cols w:space="708"/>
+      <w:cols w:num="2" w:space="708"/>
       <w:docGrid w:linePitch="360"/>
     </w:sectPr>
   </w:body>
@@ -7414,6 +5828,119 @@
     </w:lvl>
   </w:abstractNum>
   <w:abstractNum w:abstractNumId="2">
+    <w:nsid w:val="181A64DC"/>
+    <w:multiLevelType w:val="hybridMultilevel"/>
+    <w:tmpl w:val="172AF634"/>
+    <w:lvl w:ilvl="0" w:tplc="40090001">
+      <w:start w:val="1"/>
+      <w:numFmt w:val="bullet"/>
+      <w:lvlText w:val=""/>
+      <w:lvlJc w:val="left"/>
+      <w:pPr>
+        <w:ind w:left="360" w:hanging="360"/>
+      </w:pPr>
+      <w:rPr>
+        <w:rFonts w:ascii="Symbol" w:hAnsi="Symbol" w:hint="default"/>
+      </w:rPr>
+    </w:lvl>
+    <w:lvl w:ilvl="1" w:tplc="40090003" w:tentative="1">
+      <w:start w:val="1"/>
+      <w:numFmt w:val="bullet"/>
+      <w:lvlText w:val="o"/>
+      <w:lvlJc w:val="left"/>
+      <w:pPr>
+        <w:ind w:left="1080" w:hanging="360"/>
+      </w:pPr>
+      <w:rPr>
+        <w:rFonts w:ascii="Courier New" w:hAnsi="Courier New" w:cs="Courier New" w:hint="default"/>
+      </w:rPr>
+    </w:lvl>
+    <w:lvl w:ilvl="2" w:tplc="40090005" w:tentative="1">
+      <w:start w:val="1"/>
+      <w:numFmt w:val="bullet"/>
+      <w:lvlText w:val=""/>
+      <w:lvlJc w:val="left"/>
+      <w:pPr>
+        <w:ind w:left="1800" w:hanging="360"/>
+      </w:pPr>
+      <w:rPr>
+        <w:rFonts w:ascii="Wingdings" w:hAnsi="Wingdings" w:hint="default"/>
+      </w:rPr>
+    </w:lvl>
+    <w:lvl w:ilvl="3" w:tplc="40090001" w:tentative="1">
+      <w:start w:val="1"/>
+      <w:numFmt w:val="bullet"/>
+      <w:lvlText w:val=""/>
+      <w:lvlJc w:val="left"/>
+      <w:pPr>
+        <w:ind w:left="2520" w:hanging="360"/>
+      </w:pPr>
+      <w:rPr>
+        <w:rFonts w:ascii="Symbol" w:hAnsi="Symbol" w:hint="default"/>
+      </w:rPr>
+    </w:lvl>
+    <w:lvl w:ilvl="4" w:tplc="40090003" w:tentative="1">
+      <w:start w:val="1"/>
+      <w:numFmt w:val="bullet"/>
+      <w:lvlText w:val="o"/>
+      <w:lvlJc w:val="left"/>
+      <w:pPr>
+        <w:ind w:left="3240" w:hanging="360"/>
+      </w:pPr>
+      <w:rPr>
+        <w:rFonts w:ascii="Courier New" w:hAnsi="Courier New" w:cs="Courier New" w:hint="default"/>
+      </w:rPr>
+    </w:lvl>
+    <w:lvl w:ilvl="5" w:tplc="40090005" w:tentative="1">
+      <w:start w:val="1"/>
+      <w:numFmt w:val="bullet"/>
+      <w:lvlText w:val=""/>
+      <w:lvlJc w:val="left"/>
+      <w:pPr>
+        <w:ind w:left="3960" w:hanging="360"/>
+      </w:pPr>
+      <w:rPr>
+        <w:rFonts w:ascii="Wingdings" w:hAnsi="Wingdings" w:hint="default"/>
+      </w:rPr>
+    </w:lvl>
+    <w:lvl w:ilvl="6" w:tplc="40090001" w:tentative="1">
+      <w:start w:val="1"/>
+      <w:numFmt w:val="bullet"/>
+      <w:lvlText w:val=""/>
+      <w:lvlJc w:val="left"/>
+      <w:pPr>
+        <w:ind w:left="4680" w:hanging="360"/>
+      </w:pPr>
+      <w:rPr>
+        <w:rFonts w:ascii="Symbol" w:hAnsi="Symbol" w:hint="default"/>
+      </w:rPr>
+    </w:lvl>
+    <w:lvl w:ilvl="7" w:tplc="40090003" w:tentative="1">
+      <w:start w:val="1"/>
+      <w:numFmt w:val="bullet"/>
+      <w:lvlText w:val="o"/>
+      <w:lvlJc w:val="left"/>
+      <w:pPr>
+        <w:ind w:left="5400" w:hanging="360"/>
+      </w:pPr>
+      <w:rPr>
+        <w:rFonts w:ascii="Courier New" w:hAnsi="Courier New" w:cs="Courier New" w:hint="default"/>
+      </w:rPr>
+    </w:lvl>
+    <w:lvl w:ilvl="8" w:tplc="40090005" w:tentative="1">
+      <w:start w:val="1"/>
+      <w:numFmt w:val="bullet"/>
+      <w:lvlText w:val=""/>
+      <w:lvlJc w:val="left"/>
+      <w:pPr>
+        <w:ind w:left="6120" w:hanging="360"/>
+      </w:pPr>
+      <w:rPr>
+        <w:rFonts w:ascii="Wingdings" w:hAnsi="Wingdings" w:hint="default"/>
+      </w:rPr>
+    </w:lvl>
+  </w:abstractNum>
+  <w:abstractNum w:abstractNumId="3">
     <w:nsid w:val="194E06DD"/>
     <w:multiLevelType w:val="multilevel"/>
     <w:tmpl w:val="E13E81FE"/>
@@ -7562,7 +6089,7 @@
       </w:rPr>
     </w:lvl>
   </w:abstractNum>
-  <w:abstractNum w:abstractNumId="3">
+  <w:abstractNum w:abstractNumId="4">
     <w:nsid w:val="1DEA4EB4"/>
     <w:multiLevelType w:val="multilevel"/>
     <w:tmpl w:val="4D6A375E"/>
@@ -7711,7 +6238,7 @@
       </w:rPr>
     </w:lvl>
   </w:abstractNum>
-  <w:abstractNum w:abstractNumId="4">
+  <w:abstractNum w:abstractNumId="5">
     <w:nsid w:val="26617E86"/>
     <w:multiLevelType w:val="multilevel"/>
     <w:tmpl w:val="3D1837D0"/>
@@ -7860,7 +6387,7 @@
       </w:rPr>
     </w:lvl>
   </w:abstractNum>
-  <w:abstractNum w:abstractNumId="5">
+  <w:abstractNum w:abstractNumId="6">
     <w:nsid w:val="28E763E7"/>
     <w:multiLevelType w:val="multilevel"/>
     <w:tmpl w:val="C98A38B8"/>
@@ -8009,7 +6536,7 @@
       </w:rPr>
     </w:lvl>
   </w:abstractNum>
-  <w:abstractNum w:abstractNumId="6">
+  <w:abstractNum w:abstractNumId="7">
     <w:nsid w:val="36243303"/>
     <w:multiLevelType w:val="multilevel"/>
     <w:tmpl w:val="56D0D49A"/>
@@ -8158,7 +6685,7 @@
       </w:rPr>
     </w:lvl>
   </w:abstractNum>
-  <w:abstractNum w:abstractNumId="7">
+  <w:abstractNum w:abstractNumId="8">
     <w:nsid w:val="37DD5CDA"/>
     <w:multiLevelType w:val="multilevel"/>
     <w:tmpl w:val="D6841DD2"/>
@@ -8307,7 +6834,93 @@
       </w:rPr>
     </w:lvl>
   </w:abstractNum>
-  <w:abstractNum w:abstractNumId="8">
+  <w:abstractNum w:abstractNumId="9">
+    <w:nsid w:val="39941EC8"/>
+    <w:multiLevelType w:val="hybridMultilevel"/>
+    <w:tmpl w:val="333261E4"/>
+    <w:lvl w:ilvl="0" w:tplc="4009000F">
+      <w:start w:val="1"/>
+      <w:numFmt w:val="decimal"/>
+      <w:lvlText w:val="%1."/>
+      <w:lvlJc w:val="left"/>
+      <w:pPr>
+        <w:ind w:left="360" w:hanging="360"/>
+      </w:pPr>
+    </w:lvl>
+    <w:lvl w:ilvl="1" w:tplc="40090019" w:tentative="1">
+      <w:start w:val="1"/>
+      <w:numFmt w:val="lowerLetter"/>
+      <w:lvlText w:val="%2."/>
+      <w:lvlJc w:val="left"/>
+      <w:pPr>
+        <w:ind w:left="1080" w:hanging="360"/>
+      </w:pPr>
+    </w:lvl>
+    <w:lvl w:ilvl="2" w:tplc="4009001B" w:tentative="1">
+      <w:start w:val="1"/>
+      <w:numFmt w:val="lowerRoman"/>
+      <w:lvlText w:val="%3."/>
+      <w:lvlJc w:val="right"/>
+      <w:pPr>
+        <w:ind w:left="1800" w:hanging="180"/>
+      </w:pPr>
+    </w:lvl>
+    <w:lvl w:ilvl="3" w:tplc="4009000F" w:tentative="1">
+      <w:start w:val="1"/>
+      <w:numFmt w:val="decimal"/>
+      <w:lvlText w:val="%4."/>
+      <w:lvlJc w:val="left"/>
+      <w:pPr>
+        <w:ind w:left="2520" w:hanging="360"/>
+      </w:pPr>
+    </w:lvl>
+    <w:lvl w:ilvl="4" w:tplc="40090019" w:tentative="1">
+      <w:start w:val="1"/>
+      <w:numFmt w:val="lowerLetter"/>
+      <w:lvlText w:val="%5."/>
+      <w:lvlJc w:val="left"/>
+      <w:pPr>
+        <w:ind w:left="3240" w:hanging="360"/>
+      </w:pPr>
+    </w:lvl>
+    <w:lvl w:ilvl="5" w:tplc="4009001B" w:tentative="1">
+      <w:start w:val="1"/>
+      <w:numFmt w:val="lowerRoman"/>
+      <w:lvlText w:val="%6."/>
+      <w:lvlJc w:val="right"/>
+      <w:pPr>
+        <w:ind w:left="3960" w:hanging="180"/>
+      </w:pPr>
+    </w:lvl>
+    <w:lvl w:ilvl="6" w:tplc="4009000F" w:tentative="1">
+      <w:start w:val="1"/>
+      <w:numFmt w:val="decimal"/>
+      <w:lvlText w:val="%7."/>
+      <w:lvlJc w:val="left"/>
+      <w:pPr>
+        <w:ind w:left="4680" w:hanging="360"/>
+      </w:pPr>
+    </w:lvl>
+    <w:lvl w:ilvl="7" w:tplc="40090019" w:tentative="1">
+      <w:start w:val="1"/>
+      <w:numFmt w:val="lowerLetter"/>
+      <w:lvlText w:val="%8."/>
+      <w:lvlJc w:val="left"/>
+      <w:pPr>
+        <w:ind w:left="5400" w:hanging="360"/>
+      </w:pPr>
+    </w:lvl>
+    <w:lvl w:ilvl="8" w:tplc="4009001B" w:tentative="1">
+      <w:start w:val="1"/>
+      <w:numFmt w:val="lowerRoman"/>
+      <w:lvlText w:val="%9."/>
+      <w:lvlJc w:val="right"/>
+      <w:pPr>
+        <w:ind w:left="6120" w:hanging="180"/>
+      </w:pPr>
+    </w:lvl>
+  </w:abstractNum>
+  <w:abstractNum w:abstractNumId="10">
     <w:nsid w:val="3DB46CDB"/>
     <w:multiLevelType w:val="multilevel"/>
     <w:tmpl w:val="C17C57DC"/>
@@ -8420,7 +7033,7 @@
       </w:pPr>
     </w:lvl>
   </w:abstractNum>
-  <w:abstractNum w:abstractNumId="9">
+  <w:abstractNum w:abstractNumId="11">
     <w:nsid w:val="3ECC6A3A"/>
     <w:multiLevelType w:val="multilevel"/>
     <w:tmpl w:val="018822CA"/>
@@ -8569,7 +7182,7 @@
       </w:rPr>
     </w:lvl>
   </w:abstractNum>
-  <w:abstractNum w:abstractNumId="10">
+  <w:abstractNum w:abstractNumId="12">
     <w:nsid w:val="46877A19"/>
     <w:multiLevelType w:val="multilevel"/>
     <w:tmpl w:val="D2269A4A"/>
@@ -8718,7 +7331,7 @@
       </w:rPr>
     </w:lvl>
   </w:abstractNum>
-  <w:abstractNum w:abstractNumId="11">
+  <w:abstractNum w:abstractNumId="13">
     <w:nsid w:val="53F94B01"/>
     <w:multiLevelType w:val="multilevel"/>
     <w:tmpl w:val="2EE6B0D8"/>
@@ -8867,7 +7480,7 @@
       </w:rPr>
     </w:lvl>
   </w:abstractNum>
-  <w:abstractNum w:abstractNumId="12">
+  <w:abstractNum w:abstractNumId="14">
     <w:nsid w:val="592A5CE3"/>
     <w:multiLevelType w:val="multilevel"/>
     <w:tmpl w:val="9AE4B58E"/>
@@ -9016,7 +7629,7 @@
       </w:rPr>
     </w:lvl>
   </w:abstractNum>
-  <w:abstractNum w:abstractNumId="13">
+  <w:abstractNum w:abstractNumId="15">
     <w:nsid w:val="597D510E"/>
     <w:multiLevelType w:val="multilevel"/>
     <w:tmpl w:val="77824756"/>
@@ -9165,7 +7778,7 @@
       </w:rPr>
     </w:lvl>
   </w:abstractNum>
-  <w:abstractNum w:abstractNumId="14">
+  <w:abstractNum w:abstractNumId="16">
     <w:nsid w:val="70A65251"/>
     <w:multiLevelType w:val="multilevel"/>
     <w:tmpl w:val="7598C324"/>
@@ -9283,34 +7896,34 @@
     </w:lvl>
   </w:abstractNum>
   <w:num w:numId="1">
+    <w:abstractNumId w:val="5"/>
+  </w:num>
+  <w:num w:numId="2">
+    <w:abstractNumId w:val="8"/>
+  </w:num>
+  <w:num w:numId="3">
+    <w:abstractNumId w:val="3"/>
+  </w:num>
+  <w:num w:numId="4">
+    <w:abstractNumId w:val="16"/>
+  </w:num>
+  <w:num w:numId="5">
+    <w:abstractNumId w:val="10"/>
+  </w:num>
+  <w:num w:numId="6">
+    <w:abstractNumId w:val="6"/>
+  </w:num>
+  <w:num w:numId="7">
     <w:abstractNumId w:val="4"/>
   </w:num>
-  <w:num w:numId="2">
+  <w:num w:numId="8">
     <w:abstractNumId w:val="7"/>
   </w:num>
-  <w:num w:numId="3">
-    <w:abstractNumId w:val="2"/>
-  </w:num>
-  <w:num w:numId="4">
-    <w:abstractNumId w:val="14"/>
-  </w:num>
-  <w:num w:numId="5">
-    <w:abstractNumId w:val="8"/>
-  </w:num>
-  <w:num w:numId="6">
-    <w:abstractNumId w:val="5"/>
-  </w:num>
-  <w:num w:numId="7">
-    <w:abstractNumId w:val="3"/>
-  </w:num>
-  <w:num w:numId="8">
-    <w:abstractNumId w:val="6"/>
-  </w:num>
   <w:num w:numId="9">
-    <w:abstractNumId w:val="11"/>
+    <w:abstractNumId w:val="13"/>
   </w:num>
   <w:num w:numId="10">
-    <w:abstractNumId w:val="9"/>
+    <w:abstractNumId w:val="11"/>
   </w:num>
   <w:num w:numId="11">
     <w:abstractNumId w:val="0"/>
@@ -9319,13 +7932,19 @@
     <w:abstractNumId w:val="1"/>
   </w:num>
   <w:num w:numId="13">
-    <w:abstractNumId w:val="10"/>
+    <w:abstractNumId w:val="12"/>
   </w:num>
   <w:num w:numId="14">
-    <w:abstractNumId w:val="13"/>
+    <w:abstractNumId w:val="15"/>
   </w:num>
   <w:num w:numId="15">
-    <w:abstractNumId w:val="12"/>
+    <w:abstractNumId w:val="14"/>
+  </w:num>
+  <w:num w:numId="16">
+    <w:abstractNumId w:val="2"/>
+  </w:num>
+  <w:num w:numId="17">
+    <w:abstractNumId w:val="9"/>
   </w:num>
 </w:numbering>
 </file>
@@ -9489,6 +8108,7 @@
   <w:style w:type="paragraph" w:default="1" w:styleId="Normal">
     <w:name w:val="Normal"/>
     <w:qFormat/>
+    <w:rsid w:val="00EB13CA"/>
   </w:style>
   <w:style w:type="paragraph" w:styleId="Heading3">
     <w:name w:val="heading 3"/>
@@ -9824,6 +8444,7 @@
   <w:style w:type="paragraph" w:default="1" w:styleId="Normal">
     <w:name w:val="Normal"/>
     <w:qFormat/>
+    <w:rsid w:val="00EB13CA"/>
   </w:style>
   <w:style w:type="paragraph" w:styleId="Heading3">
     <w:name w:val="heading 3"/>
